--- a/Draft CD5.docx
+++ b/Draft CD5.docx
@@ -17664,8 +17664,51 @@
             <w:tcW w:w="5617" w:type="dxa"/>
           </w:tcPr>
           <w:p>
-            <w:r>
-              <w:t>Payload: { username: "...", passwords: "...", email: "...", role: "admin|doctor|patient" }</w:t>
+            <w:pPr>
+              <w:pStyle w:val="DaftarParagraf"/>
+              <w:spacing w:line="360" w:lineRule="auto" w:before="80" w:after="80"/>
+              <w:ind w:left="0"/>
+              <w:jc w:val="center"/>
+              <w:rPr>
+                <w:color w:val="000000"/>
+                <w:szCs w:val="24"/>
+                <w:lang w:val="en-ID"/>
+              </w:rPr>
+            </w:pPr>
+            <w:r/>
+            <w:r>
+              <w:drawing>
+                <wp:inline xmlns:a="http://schemas.openxmlformats.org/drawingml/2006/main" xmlns:pic="http://schemas.openxmlformats.org/drawingml/2006/picture">
+                  <wp:extent cx="4389120" cy="2217420"/>
+                  <wp:docPr id="2011434102" name="Picture 2011434102"/>
+                  <wp:cNvGraphicFramePr>
+                    <a:graphicFrameLocks noChangeAspect="1"/>
+                  </wp:cNvGraphicFramePr>
+                  <a:graphic>
+                    <a:graphicData uri="http://schemas.openxmlformats.org/drawingml/2006/picture">
+                      <pic:pic>
+                        <pic:nvPicPr>
+                          <pic:cNvPr id="0" name="backend_fr01_1781609802322.png"/>
+                          <pic:cNvPicPr/>
+                        </pic:nvPicPr>
+                        <pic:blipFill>
+                          <a:blip r:embed="rId20"/>
+                          <a:stretch>
+                            <a:fillRect/>
+                          </a:stretch>
+                        </pic:blipFill>
+                        <pic:spPr>
+                          <a:xfrm>
+                            <a:off x="0" y="0"/>
+                            <a:ext cx="4389120" cy="2217420"/>
+                          </a:xfrm>
+                          <a:prstGeom prst="rect"/>
+                        </pic:spPr>
+                      </pic:pic>
+                    </a:graphicData>
+                  </a:graphic>
+                </wp:inline>
+              </w:drawing>
             </w:r>
           </w:p>
         </w:tc>
@@ -17756,66 +17799,56 @@
             <w:tcW w:w="5617" w:type="dxa"/>
           </w:tcPr>
           <w:p>
-            <w:r>
-              <w:t>Gambar 5.1 Evidence Pengujian Pendaftaran Akun, Login, &amp; Hak Akses</w:t>
+            <w:pPr>
+              <w:pStyle w:val="DaftarParagraf"/>
+              <w:spacing w:line="360" w:lineRule="auto" w:before="80" w:after="80"/>
+              <w:ind w:left="0"/>
+              <w:jc w:val="center"/>
+              <w:rPr>
+                <w:color w:val="000000"/>
+                <w:szCs w:val="24"/>
+                <w:lang w:val="en-ID"/>
+              </w:rPr>
+            </w:pPr>
+            <w:r/>
+            <w:r>
+              <w:drawing>
+                <wp:inline xmlns:a="http://schemas.openxmlformats.org/drawingml/2006/main" xmlns:pic="http://schemas.openxmlformats.org/drawingml/2006/picture">
+                  <wp:extent cx="4389120" cy="2265426"/>
+                  <wp:docPr id="2011434103" name="Picture 2011434103"/>
+                  <wp:cNvGraphicFramePr>
+                    <a:graphicFrameLocks noChangeAspect="1"/>
+                  </wp:cNvGraphicFramePr>
+                  <a:graphic>
+                    <a:graphicData uri="http://schemas.openxmlformats.org/drawingml/2006/picture">
+                      <pic:pic>
+                        <pic:nvPicPr>
+                          <pic:cNvPr id="0" name="01_login_staf_sukses_1781491070641.png"/>
+                          <pic:cNvPicPr/>
+                        </pic:nvPicPr>
+                        <pic:blipFill>
+                          <a:blip r:embed="rId21"/>
+                          <a:stretch>
+                            <a:fillRect/>
+                          </a:stretch>
+                        </pic:blipFill>
+                        <pic:spPr>
+                          <a:xfrm>
+                            <a:off x="0" y="0"/>
+                            <a:ext cx="4389120" cy="2265426"/>
+                          </a:xfrm>
+                          <a:prstGeom prst="rect"/>
+                        </pic:spPr>
+                      </pic:pic>
+                    </a:graphicData>
+                  </a:graphic>
+                </wp:inline>
+              </w:drawing>
             </w:r>
           </w:p>
         </w:tc>
       </w:tr>
     </w:tbl>
-    <w:p>
-      <w:pPr>
-        <w:spacing w:before="240" w:after="80"/>
-        <w:jc w:val="center"/>
-      </w:pPr>
-      <w:r>
-        <w:drawing>
-          <wp:inline xmlns:a="http://schemas.openxmlformats.org/drawingml/2006/main" xmlns:pic="http://schemas.openxmlformats.org/drawingml/2006/picture">
-            <wp:extent cx="5303520" cy="2737390"/>
-            <wp:docPr id="2011434102" name="Picture 2011434102"/>
-            <wp:cNvGraphicFramePr>
-              <a:graphicFrameLocks noChangeAspect="1"/>
-            </wp:cNvGraphicFramePr>
-            <a:graphic>
-              <a:graphicData uri="http://schemas.openxmlformats.org/drawingml/2006/picture">
-                <pic:pic>
-                  <pic:nvPicPr>
-                    <pic:cNvPr id="0" name="01_login_staf_sukses_1781491070641.png"/>
-                    <pic:cNvPicPr/>
-                  </pic:nvPicPr>
-                  <pic:blipFill>
-                    <a:blip r:embed="rId20"/>
-                    <a:stretch>
-                      <a:fillRect/>
-                    </a:stretch>
-                  </pic:blipFill>
-                  <pic:spPr>
-                    <a:xfrm>
-                      <a:off x="0" y="0"/>
-                      <a:ext cx="5303520" cy="2737390"/>
-                    </a:xfrm>
-                    <a:prstGeom prst="rect"/>
-                  </pic:spPr>
-                </pic:pic>
-              </a:graphicData>
-            </a:graphic>
-          </wp:inline>
-        </w:drawing>
-      </w:r>
-    </w:p>
-    <w:p>
-      <w:pPr>
-        <w:spacing w:before="120" w:after="240"/>
-        <w:jc w:val="center"/>
-      </w:pPr>
-      <w:r>
-        <w:rPr>
-          <w:b/>
-          <w:sz w:val="22"/>
-        </w:rPr>
-        <w:t>Gambar 5.1 Evidence Pengujian Pendaftaran Akun, Login, &amp; Hak Akses</w:t>
-      </w:r>
-    </w:p>
     <w:p>
       <w:pPr>
         <w:pStyle w:val="DaftarParagraf"/>
@@ -18079,8 +18112,51 @@
             <w:tcW w:w="5617" w:type="dxa"/>
           </w:tcPr>
           <w:p>
-            <w:r>
-              <w:t>Payload: { id_klinik: int, tanggal_kunjungan: date, id_jadwal: int, keluhan_utama: text, kuesioner: array[10], file_citra: binary }</w:t>
+            <w:pPr>
+              <w:pStyle w:val="DaftarParagraf"/>
+              <w:spacing w:line="360" w:lineRule="auto" w:before="80" w:after="80"/>
+              <w:ind w:left="0"/>
+              <w:jc w:val="center"/>
+              <w:rPr>
+                <w:color w:val="000000"/>
+                <w:szCs w:val="24"/>
+                <w:lang w:val="en-ID"/>
+              </w:rPr>
+            </w:pPr>
+            <w:r/>
+            <w:r>
+              <w:drawing>
+                <wp:inline xmlns:a="http://schemas.openxmlformats.org/drawingml/2006/main" xmlns:pic="http://schemas.openxmlformats.org/drawingml/2006/picture">
+                  <wp:extent cx="4389120" cy="2217420"/>
+                  <wp:docPr id="2011434104" name="Picture 2011434104"/>
+                  <wp:cNvGraphicFramePr>
+                    <a:graphicFrameLocks noChangeAspect="1"/>
+                  </wp:cNvGraphicFramePr>
+                  <a:graphic>
+                    <a:graphicData uri="http://schemas.openxmlformats.org/drawingml/2006/picture">
+                      <pic:pic>
+                        <pic:nvPicPr>
+                          <pic:cNvPr id="0" name="backend_fr02_1781609812101.png"/>
+                          <pic:cNvPicPr/>
+                        </pic:nvPicPr>
+                        <pic:blipFill>
+                          <a:blip r:embed="rId22"/>
+                          <a:stretch>
+                            <a:fillRect/>
+                          </a:stretch>
+                        </pic:blipFill>
+                        <pic:spPr>
+                          <a:xfrm>
+                            <a:off x="0" y="0"/>
+                            <a:ext cx="4389120" cy="2217420"/>
+                          </a:xfrm>
+                          <a:prstGeom prst="rect"/>
+                        </pic:spPr>
+                      </pic:pic>
+                    </a:graphicData>
+                  </a:graphic>
+                </wp:inline>
+              </w:drawing>
             </w:r>
           </w:p>
         </w:tc>
@@ -18171,66 +18247,56 @@
             <w:tcW w:w="5617" w:type="dxa"/>
           </w:tcPr>
           <w:p>
-            <w:r>
-              <w:t>Gambar 5.2 Evidence Pengujian Appointment Online, Tingkat Urgensi, &amp; AI</w:t>
+            <w:pPr>
+              <w:pStyle w:val="DaftarParagraf"/>
+              <w:spacing w:line="360" w:lineRule="auto" w:before="80" w:after="80"/>
+              <w:ind w:left="0"/>
+              <w:jc w:val="center"/>
+              <w:rPr>
+                <w:color w:val="000000"/>
+                <w:szCs w:val="24"/>
+                <w:lang w:val="en-ID"/>
+              </w:rPr>
+            </w:pPr>
+            <w:r/>
+            <w:r>
+              <w:drawing>
+                <wp:inline xmlns:a="http://schemas.openxmlformats.org/drawingml/2006/main" xmlns:pic="http://schemas.openxmlformats.org/drawingml/2006/picture">
+                  <wp:extent cx="4389120" cy="2265426"/>
+                  <wp:docPr id="2011434105" name="Picture 2011434105"/>
+                  <wp:cNvGraphicFramePr>
+                    <a:graphicFrameLocks noChangeAspect="1"/>
+                  </wp:cNvGraphicFramePr>
+                  <a:graphic>
+                    <a:graphicData uri="http://schemas.openxmlformats.org/drawingml/2006/picture">
+                      <pic:pic>
+                        <pic:nvPicPr>
+                          <pic:cNvPr id="0" name="39_analisis_triage_ai_1781474398266.png"/>
+                          <pic:cNvPicPr/>
+                        </pic:nvPicPr>
+                        <pic:blipFill>
+                          <a:blip r:embed="rId23"/>
+                          <a:stretch>
+                            <a:fillRect/>
+                          </a:stretch>
+                        </pic:blipFill>
+                        <pic:spPr>
+                          <a:xfrm>
+                            <a:off x="0" y="0"/>
+                            <a:ext cx="4389120" cy="2265426"/>
+                          </a:xfrm>
+                          <a:prstGeom prst="rect"/>
+                        </pic:spPr>
+                      </pic:pic>
+                    </a:graphicData>
+                  </a:graphic>
+                </wp:inline>
+              </w:drawing>
             </w:r>
           </w:p>
         </w:tc>
       </w:tr>
     </w:tbl>
-    <w:p>
-      <w:pPr>
-        <w:spacing w:before="240" w:after="80"/>
-        <w:jc w:val="center"/>
-      </w:pPr>
-      <w:r>
-        <w:drawing>
-          <wp:inline xmlns:a="http://schemas.openxmlformats.org/drawingml/2006/main" xmlns:pic="http://schemas.openxmlformats.org/drawingml/2006/picture">
-            <wp:extent cx="5303520" cy="2737390"/>
-            <wp:docPr id="2011434103" name="Picture 2011434103"/>
-            <wp:cNvGraphicFramePr>
-              <a:graphicFrameLocks noChangeAspect="1"/>
-            </wp:cNvGraphicFramePr>
-            <a:graphic>
-              <a:graphicData uri="http://schemas.openxmlformats.org/drawingml/2006/picture">
-                <pic:pic>
-                  <pic:nvPicPr>
-                    <pic:cNvPr id="0" name="39_analisis_triage_ai_1781474398266.png"/>
-                    <pic:cNvPicPr/>
-                  </pic:nvPicPr>
-                  <pic:blipFill>
-                    <a:blip r:embed="rId21"/>
-                    <a:stretch>
-                      <a:fillRect/>
-                    </a:stretch>
-                  </pic:blipFill>
-                  <pic:spPr>
-                    <a:xfrm>
-                      <a:off x="0" y="0"/>
-                      <a:ext cx="5303520" cy="2737390"/>
-                    </a:xfrm>
-                    <a:prstGeom prst="rect"/>
-                  </pic:spPr>
-                </pic:pic>
-              </a:graphicData>
-            </a:graphic>
-          </wp:inline>
-        </w:drawing>
-      </w:r>
-    </w:p>
-    <w:p>
-      <w:pPr>
-        <w:spacing w:before="120" w:after="240"/>
-        <w:jc w:val="center"/>
-      </w:pPr>
-      <w:r>
-        <w:rPr>
-          <w:b/>
-          <w:sz w:val="22"/>
-        </w:rPr>
-        <w:t>Gambar 5.2 Evidence Pengujian Appointment Online, Tingkat Urgensi, &amp; AI</w:t>
-      </w:r>
-    </w:p>
     <w:p>
       <w:pPr>
         <w:pStyle w:val="DaftarParagraf"/>
@@ -18306,6 +18372,87 @@
       <w:pPr>
         <w:pStyle w:val="DaftarParagraf"/>
         <w:spacing w:line="360" w:lineRule="auto"/>
+        <w:ind w:left="851" w:right="661" w:firstLine="447"/>
+        <w:jc w:val="center"/>
+        <w:rPr>
+          <w:i/>
+          <w:iCs/>
+          <w:color w:val="000000"/>
+          <w:sz w:val="20"/>
+          <w:lang w:val="en-ID"/>
+        </w:rPr>
+      </w:pPr>
+      <w:r>
+        <w:rPr>
+          <w:i/>
+          <w:iCs/>
+          <w:color w:val="000000"/>
+          <w:sz w:val="20"/>
+          <w:lang w:val="en-ID"/>
+        </w:rPr>
+        <w:t xml:space="preserve">Gambar 5.1 Evidence </w:t>
+      </w:r>
+      <w:proofErr w:type="spellStart"/>
+      <w:r>
+        <w:rPr>
+          <w:i/>
+          <w:iCs/>
+          <w:color w:val="000000"/>
+          <w:sz w:val="20"/>
+          <w:lang w:val="en-ID"/>
+        </w:rPr>
+        <w:t>Pengujian</w:t>
+      </w:r>
+      <w:proofErr w:type="spellEnd"/>
+      <w:r>
+        <w:rPr>
+          <w:i/>
+          <w:iCs/>
+          <w:color w:val="000000"/>
+          <w:sz w:val="20"/>
+          <w:lang w:val="en-ID"/>
+        </w:rPr>
+        <w:t xml:space="preserve"> </w:t>
+      </w:r>
+      <w:proofErr w:type="spellStart"/>
+      <w:r>
+        <w:rPr>
+          <w:i/>
+          <w:iCs/>
+          <w:color w:val="000000"/>
+          <w:sz w:val="20"/>
+          <w:lang w:val="en-ID"/>
+        </w:rPr>
+        <w:t>Lihat</w:t>
+      </w:r>
+      <w:proofErr w:type="spellEnd"/>
+      <w:r>
+        <w:rPr>
+          <w:i/>
+          <w:iCs/>
+          <w:color w:val="000000"/>
+          <w:sz w:val="20"/>
+          <w:lang w:val="en-ID"/>
+        </w:rPr>
+        <w:t xml:space="preserve"> </w:t>
+      </w:r>
+      <w:proofErr w:type="spellStart"/>
+      <w:r>
+        <w:rPr>
+          <w:i/>
+          <w:iCs/>
+          <w:color w:val="000000"/>
+          <w:sz w:val="20"/>
+          <w:lang w:val="en-ID"/>
+        </w:rPr>
+        <w:t>Antrean</w:t>
+      </w:r>
+      <w:proofErr w:type="spellEnd"/>
+    </w:p>
+    <w:p>
+      <w:pPr>
+        <w:pStyle w:val="DaftarParagraf"/>
+        <w:spacing w:line="360" w:lineRule="auto"/>
         <w:ind w:left="993" w:firstLine="447"/>
         <w:jc w:val="center"/>
         <w:rPr>
@@ -18590,8 +18737,51 @@
             <w:tcW w:w="5617" w:type="dxa"/>
           </w:tcPr>
           <w:p>
-            <w:r>
-              <w:t>Query Params: { id_klinik: int, tanggal: date }</w:t>
+            <w:pPr>
+              <w:pStyle w:val="DaftarParagraf"/>
+              <w:spacing w:line="360" w:lineRule="auto" w:before="80" w:after="80"/>
+              <w:ind w:left="0"/>
+              <w:jc w:val="center"/>
+              <w:rPr>
+                <w:color w:val="000000"/>
+                <w:szCs w:val="24"/>
+                <w:lang w:val="en-ID"/>
+              </w:rPr>
+            </w:pPr>
+            <w:r/>
+            <w:r>
+              <w:drawing>
+                <wp:inline xmlns:a="http://schemas.openxmlformats.org/drawingml/2006/main" xmlns:pic="http://schemas.openxmlformats.org/drawingml/2006/picture">
+                  <wp:extent cx="4389120" cy="2217420"/>
+                  <wp:docPr id="2011434106" name="Picture 2011434106"/>
+                  <wp:cNvGraphicFramePr>
+                    <a:graphicFrameLocks noChangeAspect="1"/>
+                  </wp:cNvGraphicFramePr>
+                  <a:graphic>
+                    <a:graphicData uri="http://schemas.openxmlformats.org/drawingml/2006/picture">
+                      <pic:pic>
+                        <pic:nvPicPr>
+                          <pic:cNvPr id="0" name="backend_fr03_1781609829204.png"/>
+                          <pic:cNvPicPr/>
+                        </pic:nvPicPr>
+                        <pic:blipFill>
+                          <a:blip r:embed="rId24"/>
+                          <a:stretch>
+                            <a:fillRect/>
+                          </a:stretch>
+                        </pic:blipFill>
+                        <pic:spPr>
+                          <a:xfrm>
+                            <a:off x="0" y="0"/>
+                            <a:ext cx="4389120" cy="2217420"/>
+                          </a:xfrm>
+                          <a:prstGeom prst="rect"/>
+                        </pic:spPr>
+                      </pic:pic>
+                    </a:graphicData>
+                  </a:graphic>
+                </wp:inline>
+              </w:drawing>
             </w:r>
           </w:p>
         </w:tc>
@@ -18682,66 +18872,56 @@
             <w:tcW w:w="5617" w:type="dxa"/>
           </w:tcPr>
           <w:p>
-            <w:r>
-              <w:t>Gambar 5.3 Evidence Pengujian Pemantauan Antrean Pasien</w:t>
+            <w:pPr>
+              <w:pStyle w:val="DaftarParagraf"/>
+              <w:spacing w:line="360" w:lineRule="auto" w:before="80" w:after="80"/>
+              <w:ind w:left="0"/>
+              <w:jc w:val="center"/>
+              <w:rPr>
+                <w:color w:val="000000"/>
+                <w:szCs w:val="24"/>
+                <w:lang w:val="en-ID"/>
+              </w:rPr>
+            </w:pPr>
+            <w:r/>
+            <w:r>
+              <w:drawing>
+                <wp:inline xmlns:a="http://schemas.openxmlformats.org/drawingml/2006/main" xmlns:pic="http://schemas.openxmlformats.org/drawingml/2006/picture">
+                  <wp:extent cx="4389120" cy="2265426"/>
+                  <wp:docPr id="2011434107" name="Picture 2011434107"/>
+                  <wp:cNvGraphicFramePr>
+                    <a:graphicFrameLocks noChangeAspect="1"/>
+                  </wp:cNvGraphicFramePr>
+                  <a:graphic>
+                    <a:graphicData uri="http://schemas.openxmlformats.org/drawingml/2006/picture">
+                      <pic:pic>
+                        <pic:nvPicPr>
+                          <pic:cNvPr id="0" name="40_urutan_antrian_dinamis_1781474527553.png"/>
+                          <pic:cNvPicPr/>
+                        </pic:nvPicPr>
+                        <pic:blipFill>
+                          <a:blip r:embed="rId25"/>
+                          <a:stretch>
+                            <a:fillRect/>
+                          </a:stretch>
+                        </pic:blipFill>
+                        <pic:spPr>
+                          <a:xfrm>
+                            <a:off x="0" y="0"/>
+                            <a:ext cx="4389120" cy="2265426"/>
+                          </a:xfrm>
+                          <a:prstGeom prst="rect"/>
+                        </pic:spPr>
+                      </pic:pic>
+                    </a:graphicData>
+                  </a:graphic>
+                </wp:inline>
+              </w:drawing>
             </w:r>
           </w:p>
         </w:tc>
       </w:tr>
     </w:tbl>
-    <w:p>
-      <w:pPr>
-        <w:spacing w:before="240" w:after="80"/>
-        <w:jc w:val="center"/>
-      </w:pPr>
-      <w:r>
-        <w:drawing>
-          <wp:inline xmlns:a="http://schemas.openxmlformats.org/drawingml/2006/main" xmlns:pic="http://schemas.openxmlformats.org/drawingml/2006/picture">
-            <wp:extent cx="5303520" cy="2737390"/>
-            <wp:docPr id="2011434104" name="Picture 2011434104"/>
-            <wp:cNvGraphicFramePr>
-              <a:graphicFrameLocks noChangeAspect="1"/>
-            </wp:cNvGraphicFramePr>
-            <a:graphic>
-              <a:graphicData uri="http://schemas.openxmlformats.org/drawingml/2006/picture">
-                <pic:pic>
-                  <pic:nvPicPr>
-                    <pic:cNvPr id="0" name="40_urutan_antrian_dinamis_1781474527553.png"/>
-                    <pic:cNvPicPr/>
-                  </pic:nvPicPr>
-                  <pic:blipFill>
-                    <a:blip r:embed="rId22"/>
-                    <a:stretch>
-                      <a:fillRect/>
-                    </a:stretch>
-                  </pic:blipFill>
-                  <pic:spPr>
-                    <a:xfrm>
-                      <a:off x="0" y="0"/>
-                      <a:ext cx="5303520" cy="2737390"/>
-                    </a:xfrm>
-                    <a:prstGeom prst="rect"/>
-                  </pic:spPr>
-                </pic:pic>
-              </a:graphicData>
-            </a:graphic>
-          </wp:inline>
-        </w:drawing>
-      </w:r>
-    </w:p>
-    <w:p>
-      <w:pPr>
-        <w:spacing w:before="120" w:after="240"/>
-        <w:jc w:val="center"/>
-      </w:pPr>
-      <w:r>
-        <w:rPr>
-          <w:b/>
-          <w:sz w:val="22"/>
-        </w:rPr>
-        <w:t>Gambar 5.3 Evidence Pengujian Pemantauan Antrean Pasien</w:t>
-      </w:r>
-    </w:p>
     <w:p>
       <w:pPr>
         <w:spacing w:line="360" w:lineRule="auto"/>
@@ -19034,8 +19214,51 @@
             <w:tcW w:w="5617" w:type="dxa"/>
           </w:tcPr>
           <w:p>
-            <w:r>
-              <w:t>Path Params: { id_appointment: int }</w:t>
+            <w:pPr>
+              <w:pStyle w:val="DaftarParagraf"/>
+              <w:spacing w:line="360" w:lineRule="auto" w:before="80" w:after="80"/>
+              <w:ind w:left="0"/>
+              <w:jc w:val="center"/>
+              <w:rPr>
+                <w:color w:val="000000"/>
+                <w:szCs w:val="24"/>
+                <w:lang w:val="en-ID"/>
+              </w:rPr>
+            </w:pPr>
+            <w:r/>
+            <w:r>
+              <w:drawing>
+                <wp:inline xmlns:a="http://schemas.openxmlformats.org/drawingml/2006/main" xmlns:pic="http://schemas.openxmlformats.org/drawingml/2006/picture">
+                  <wp:extent cx="4389120" cy="2217420"/>
+                  <wp:docPr id="2011434108" name="Picture 2011434108"/>
+                  <wp:cNvGraphicFramePr>
+                    <a:graphicFrameLocks noChangeAspect="1"/>
+                  </wp:cNvGraphicFramePr>
+                  <a:graphic>
+                    <a:graphicData uri="http://schemas.openxmlformats.org/drawingml/2006/picture">
+                      <pic:pic>
+                        <pic:nvPicPr>
+                          <pic:cNvPr id="0" name="backend_fr04_1781609835927.png"/>
+                          <pic:cNvPicPr/>
+                        </pic:nvPicPr>
+                        <pic:blipFill>
+                          <a:blip r:embed="rId26"/>
+                          <a:stretch>
+                            <a:fillRect/>
+                          </a:stretch>
+                        </pic:blipFill>
+                        <pic:spPr>
+                          <a:xfrm>
+                            <a:off x="0" y="0"/>
+                            <a:ext cx="4389120" cy="2217420"/>
+                          </a:xfrm>
+                          <a:prstGeom prst="rect"/>
+                        </pic:spPr>
+                      </pic:pic>
+                    </a:graphicData>
+                  </a:graphic>
+                </wp:inline>
+              </w:drawing>
             </w:r>
           </w:p>
         </w:tc>
@@ -19126,66 +19349,56 @@
             <w:tcW w:w="5617" w:type="dxa"/>
           </w:tcPr>
           <w:p>
-            <w:r>
-              <w:t>Gambar 5.4 Evidence Pengujian Detail Pasien oleh Dokter</w:t>
+            <w:pPr>
+              <w:pStyle w:val="DaftarParagraf"/>
+              <w:spacing w:line="360" w:lineRule="auto" w:before="80" w:after="80"/>
+              <w:ind w:left="0"/>
+              <w:jc w:val="center"/>
+              <w:rPr>
+                <w:color w:val="000000"/>
+                <w:szCs w:val="24"/>
+                <w:lang w:val="en-ID"/>
+              </w:rPr>
+            </w:pPr>
+            <w:r/>
+            <w:r>
+              <w:drawing>
+                <wp:inline xmlns:a="http://schemas.openxmlformats.org/drawingml/2006/main" xmlns:pic="http://schemas.openxmlformats.org/drawingml/2006/picture">
+                  <wp:extent cx="4389120" cy="2265426"/>
+                  <wp:docPr id="2011434109" name="Picture 2011434109"/>
+                  <wp:cNvGraphicFramePr>
+                    <a:graphicFrameLocks noChangeAspect="1"/>
+                  </wp:cNvGraphicFramePr>
+                  <a:graphic>
+                    <a:graphicData uri="http://schemas.openxmlformats.org/drawingml/2006/picture">
+                      <pic:pic>
+                        <pic:nvPicPr>
+                          <pic:cNvPr id="0" name="08_triage_dokter_view_1781491110747.png"/>
+                          <pic:cNvPicPr/>
+                        </pic:nvPicPr>
+                        <pic:blipFill>
+                          <a:blip r:embed="rId27"/>
+                          <a:stretch>
+                            <a:fillRect/>
+                          </a:stretch>
+                        </pic:blipFill>
+                        <pic:spPr>
+                          <a:xfrm>
+                            <a:off x="0" y="0"/>
+                            <a:ext cx="4389120" cy="2265426"/>
+                          </a:xfrm>
+                          <a:prstGeom prst="rect"/>
+                        </pic:spPr>
+                      </pic:pic>
+                    </a:graphicData>
+                  </a:graphic>
+                </wp:inline>
+              </w:drawing>
             </w:r>
           </w:p>
         </w:tc>
       </w:tr>
     </w:tbl>
-    <w:p>
-      <w:pPr>
-        <w:spacing w:before="240" w:after="80"/>
-        <w:jc w:val="center"/>
-      </w:pPr>
-      <w:r>
-        <w:drawing>
-          <wp:inline xmlns:a="http://schemas.openxmlformats.org/drawingml/2006/main" xmlns:pic="http://schemas.openxmlformats.org/drawingml/2006/picture">
-            <wp:extent cx="5303520" cy="2737390"/>
-            <wp:docPr id="2011434105" name="Picture 2011434105"/>
-            <wp:cNvGraphicFramePr>
-              <a:graphicFrameLocks noChangeAspect="1"/>
-            </wp:cNvGraphicFramePr>
-            <a:graphic>
-              <a:graphicData uri="http://schemas.openxmlformats.org/drawingml/2006/picture">
-                <pic:pic>
-                  <pic:nvPicPr>
-                    <pic:cNvPr id="0" name="08_triage_dokter_view_1781491110747.png"/>
-                    <pic:cNvPicPr/>
-                  </pic:nvPicPr>
-                  <pic:blipFill>
-                    <a:blip r:embed="rId23"/>
-                    <a:stretch>
-                      <a:fillRect/>
-                    </a:stretch>
-                  </pic:blipFill>
-                  <pic:spPr>
-                    <a:xfrm>
-                      <a:off x="0" y="0"/>
-                      <a:ext cx="5303520" cy="2737390"/>
-                    </a:xfrm>
-                    <a:prstGeom prst="rect"/>
-                  </pic:spPr>
-                </pic:pic>
-              </a:graphicData>
-            </a:graphic>
-          </wp:inline>
-        </w:drawing>
-      </w:r>
-    </w:p>
-    <w:p>
-      <w:pPr>
-        <w:spacing w:before="120" w:after="240"/>
-        <w:jc w:val="center"/>
-      </w:pPr>
-      <w:r>
-        <w:rPr>
-          <w:b/>
-          <w:sz w:val="22"/>
-        </w:rPr>
-        <w:t>Gambar 5.4 Evidence Pengujian Detail Pasien oleh Dokter</w:t>
-      </w:r>
-    </w:p>
     <w:p>
       <w:pPr>
         <w:spacing w:line="360" w:lineRule="auto"/>
@@ -19478,8 +19691,51 @@
             <w:tcW w:w="5617" w:type="dxa"/>
           </w:tcPr>
           <w:p>
-            <w:r>
-              <w:t>Payload: { id_appointment: int, keluhan: text, diagnosis: string(ICD-10), tindakan: string, resep: array[{id_obat, dosis, qty}], odontogram: array[{gigi, kondisi}] }</w:t>
+            <w:pPr>
+              <w:pStyle w:val="DaftarParagraf"/>
+              <w:spacing w:line="360" w:lineRule="auto" w:before="80" w:after="80"/>
+              <w:ind w:left="0"/>
+              <w:jc w:val="center"/>
+              <w:rPr>
+                <w:color w:val="000000"/>
+                <w:szCs w:val="24"/>
+                <w:lang w:val="en-ID"/>
+              </w:rPr>
+            </w:pPr>
+            <w:r/>
+            <w:r>
+              <w:drawing>
+                <wp:inline xmlns:a="http://schemas.openxmlformats.org/drawingml/2006/main" xmlns:pic="http://schemas.openxmlformats.org/drawingml/2006/picture">
+                  <wp:extent cx="4389120" cy="2217420"/>
+                  <wp:docPr id="2011434110" name="Picture 2011434110"/>
+                  <wp:cNvGraphicFramePr>
+                    <a:graphicFrameLocks noChangeAspect="1"/>
+                  </wp:cNvGraphicFramePr>
+                  <a:graphic>
+                    <a:graphicData uri="http://schemas.openxmlformats.org/drawingml/2006/picture">
+                      <pic:pic>
+                        <pic:nvPicPr>
+                          <pic:cNvPr id="0" name="backend_fr05_1781609842192.png"/>
+                          <pic:cNvPicPr/>
+                        </pic:nvPicPr>
+                        <pic:blipFill>
+                          <a:blip r:embed="rId28"/>
+                          <a:stretch>
+                            <a:fillRect/>
+                          </a:stretch>
+                        </pic:blipFill>
+                        <pic:spPr>
+                          <a:xfrm>
+                            <a:off x="0" y="0"/>
+                            <a:ext cx="4389120" cy="2217420"/>
+                          </a:xfrm>
+                          <a:prstGeom prst="rect"/>
+                        </pic:spPr>
+                      </pic:pic>
+                    </a:graphicData>
+                  </a:graphic>
+                </wp:inline>
+              </w:drawing>
             </w:r>
           </w:p>
         </w:tc>
@@ -19570,66 +19826,56 @@
             <w:tcW w:w="5617" w:type="dxa"/>
           </w:tcPr>
           <w:p>
-            <w:r>
-              <w:t>Gambar 5.5 Evidence Pengujian Rekam Medis &amp; Unduh PDF</w:t>
+            <w:pPr>
+              <w:pStyle w:val="DaftarParagraf"/>
+              <w:spacing w:line="360" w:lineRule="auto" w:before="80" w:after="80"/>
+              <w:ind w:left="0"/>
+              <w:jc w:val="center"/>
+              <w:rPr>
+                <w:color w:val="000000"/>
+                <w:szCs w:val="24"/>
+                <w:lang w:val="en-ID"/>
+              </w:rPr>
+            </w:pPr>
+            <w:r/>
+            <w:r>
+              <w:drawing>
+                <wp:inline xmlns:a="http://schemas.openxmlformats.org/drawingml/2006/main" xmlns:pic="http://schemas.openxmlformats.org/drawingml/2006/picture">
+                  <wp:extent cx="4389120" cy="2265426"/>
+                  <wp:docPr id="2011434111" name="Picture 2011434111"/>
+                  <wp:cNvGraphicFramePr>
+                    <a:graphicFrameLocks noChangeAspect="1"/>
+                  </wp:cNvGraphicFramePr>
+                  <a:graphic>
+                    <a:graphicData uri="http://schemas.openxmlformats.org/drawingml/2006/picture">
+                      <pic:pic>
+                        <pic:nvPicPr>
+                          <pic:cNvPr id="0" name="47_catat_rekam_medis_1781491292298.png"/>
+                          <pic:cNvPicPr/>
+                        </pic:nvPicPr>
+                        <pic:blipFill>
+                          <a:blip r:embed="rId29"/>
+                          <a:stretch>
+                            <a:fillRect/>
+                          </a:stretch>
+                        </pic:blipFill>
+                        <pic:spPr>
+                          <a:xfrm>
+                            <a:off x="0" y="0"/>
+                            <a:ext cx="4389120" cy="2265426"/>
+                          </a:xfrm>
+                          <a:prstGeom prst="rect"/>
+                        </pic:spPr>
+                      </pic:pic>
+                    </a:graphicData>
+                  </a:graphic>
+                </wp:inline>
+              </w:drawing>
             </w:r>
           </w:p>
         </w:tc>
       </w:tr>
     </w:tbl>
-    <w:p>
-      <w:pPr>
-        <w:spacing w:before="240" w:after="80"/>
-        <w:jc w:val="center"/>
-      </w:pPr>
-      <w:r>
-        <w:drawing>
-          <wp:inline xmlns:a="http://schemas.openxmlformats.org/drawingml/2006/main" xmlns:pic="http://schemas.openxmlformats.org/drawingml/2006/picture">
-            <wp:extent cx="5303520" cy="2737390"/>
-            <wp:docPr id="2011434106" name="Picture 2011434106"/>
-            <wp:cNvGraphicFramePr>
-              <a:graphicFrameLocks noChangeAspect="1"/>
-            </wp:cNvGraphicFramePr>
-            <a:graphic>
-              <a:graphicData uri="http://schemas.openxmlformats.org/drawingml/2006/picture">
-                <pic:pic>
-                  <pic:nvPicPr>
-                    <pic:cNvPr id="0" name="47_catat_rekam_medis_1781491292298.png"/>
-                    <pic:cNvPicPr/>
-                  </pic:nvPicPr>
-                  <pic:blipFill>
-                    <a:blip r:embed="rId24"/>
-                    <a:stretch>
-                      <a:fillRect/>
-                    </a:stretch>
-                  </pic:blipFill>
-                  <pic:spPr>
-                    <a:xfrm>
-                      <a:off x="0" y="0"/>
-                      <a:ext cx="5303520" cy="2737390"/>
-                    </a:xfrm>
-                    <a:prstGeom prst="rect"/>
-                  </pic:spPr>
-                </pic:pic>
-              </a:graphicData>
-            </a:graphic>
-          </wp:inline>
-        </w:drawing>
-      </w:r>
-    </w:p>
-    <w:p>
-      <w:pPr>
-        <w:spacing w:before="120" w:after="240"/>
-        <w:jc w:val="center"/>
-      </w:pPr>
-      <w:r>
-        <w:rPr>
-          <w:b/>
-          <w:sz w:val="22"/>
-        </w:rPr>
-        <w:t>Gambar 5.5 Evidence Pengujian Rekam Medis &amp; Unduh PDF</w:t>
-      </w:r>
-    </w:p>
     <w:p>
       <w:pPr>
         <w:spacing w:line="360" w:lineRule="auto"/>
@@ -19909,8 +20155,51 @@
             <w:tcW w:w="5617" w:type="dxa"/>
           </w:tcPr>
           <w:p>
-            <w:r>
-              <w:t>Payload: { id_pembayaran: int, nominal_bayar: decimal, diskon: decimal, status_pembayaran: string }</w:t>
+            <w:pPr>
+              <w:pStyle w:val="DaftarParagraf"/>
+              <w:spacing w:line="360" w:lineRule="auto" w:before="80" w:after="80"/>
+              <w:ind w:left="0"/>
+              <w:jc w:val="center"/>
+              <w:rPr>
+                <w:color w:val="000000"/>
+                <w:szCs w:val="24"/>
+                <w:lang w:val="en-ID"/>
+              </w:rPr>
+            </w:pPr>
+            <w:r/>
+            <w:r>
+              <w:drawing>
+                <wp:inline xmlns:a="http://schemas.openxmlformats.org/drawingml/2006/main" xmlns:pic="http://schemas.openxmlformats.org/drawingml/2006/picture">
+                  <wp:extent cx="4389120" cy="2217420"/>
+                  <wp:docPr id="2011434112" name="Picture 2011434112"/>
+                  <wp:cNvGraphicFramePr>
+                    <a:graphicFrameLocks noChangeAspect="1"/>
+                  </wp:cNvGraphicFramePr>
+                  <a:graphic>
+                    <a:graphicData uri="http://schemas.openxmlformats.org/drawingml/2006/picture">
+                      <pic:pic>
+                        <pic:nvPicPr>
+                          <pic:cNvPr id="0" name="backend_fr06_1781609850630.png"/>
+                          <pic:cNvPicPr/>
+                        </pic:nvPicPr>
+                        <pic:blipFill>
+                          <a:blip r:embed="rId30"/>
+                          <a:stretch>
+                            <a:fillRect/>
+                          </a:stretch>
+                        </pic:blipFill>
+                        <pic:spPr>
+                          <a:xfrm>
+                            <a:off x="0" y="0"/>
+                            <a:ext cx="4389120" cy="2217420"/>
+                          </a:xfrm>
+                          <a:prstGeom prst="rect"/>
+                        </pic:spPr>
+                      </pic:pic>
+                    </a:graphicData>
+                  </a:graphic>
+                </wp:inline>
+              </w:drawing>
             </w:r>
           </w:p>
         </w:tc>
@@ -20001,66 +20290,56 @@
             <w:tcW w:w="5617" w:type="dxa"/>
           </w:tcPr>
           <w:p>
-            <w:r>
-              <w:t>Gambar 5.6 Evidence Pengujian Pembayaran &amp; Kasir</w:t>
+            <w:pPr>
+              <w:pStyle w:val="DaftarParagraf"/>
+              <w:spacing w:line="360" w:lineRule="auto" w:before="80" w:after="80"/>
+              <w:ind w:left="0"/>
+              <w:jc w:val="center"/>
+              <w:rPr>
+                <w:color w:val="000000"/>
+                <w:szCs w:val="24"/>
+                <w:lang w:val="en-ID"/>
+              </w:rPr>
+            </w:pPr>
+            <w:r/>
+            <w:r>
+              <w:drawing>
+                <wp:inline xmlns:a="http://schemas.openxmlformats.org/drawingml/2006/main" xmlns:pic="http://schemas.openxmlformats.org/drawingml/2006/picture">
+                  <wp:extent cx="4389120" cy="2265426"/>
+                  <wp:docPr id="2011434113" name="Picture 2011434113"/>
+                  <wp:cNvGraphicFramePr>
+                    <a:graphicFrameLocks noChangeAspect="1"/>
+                  </wp:cNvGraphicFramePr>
+                  <a:graphic>
+                    <a:graphicData uri="http://schemas.openxmlformats.org/drawingml/2006/picture">
+                      <pic:pic>
+                        <pic:nvPicPr>
+                          <pic:cNvPr id="0" name="36_pembayaran_diskon_1781491534469.png"/>
+                          <pic:cNvPicPr/>
+                        </pic:nvPicPr>
+                        <pic:blipFill>
+                          <a:blip r:embed="rId31"/>
+                          <a:stretch>
+                            <a:fillRect/>
+                          </a:stretch>
+                        </pic:blipFill>
+                        <pic:spPr>
+                          <a:xfrm>
+                            <a:off x="0" y="0"/>
+                            <a:ext cx="4389120" cy="2265426"/>
+                          </a:xfrm>
+                          <a:prstGeom prst="rect"/>
+                        </pic:spPr>
+                      </pic:pic>
+                    </a:graphicData>
+                  </a:graphic>
+                </wp:inline>
+              </w:drawing>
             </w:r>
           </w:p>
         </w:tc>
       </w:tr>
     </w:tbl>
-    <w:p>
-      <w:pPr>
-        <w:spacing w:before="240" w:after="80"/>
-        <w:jc w:val="center"/>
-      </w:pPr>
-      <w:r>
-        <w:drawing>
-          <wp:inline xmlns:a="http://schemas.openxmlformats.org/drawingml/2006/main" xmlns:pic="http://schemas.openxmlformats.org/drawingml/2006/picture">
-            <wp:extent cx="5303520" cy="2737390"/>
-            <wp:docPr id="2011434107" name="Picture 2011434107"/>
-            <wp:cNvGraphicFramePr>
-              <a:graphicFrameLocks noChangeAspect="1"/>
-            </wp:cNvGraphicFramePr>
-            <a:graphic>
-              <a:graphicData uri="http://schemas.openxmlformats.org/drawingml/2006/picture">
-                <pic:pic>
-                  <pic:nvPicPr>
-                    <pic:cNvPr id="0" name="36_pembayaran_diskon_1781491534469.png"/>
-                    <pic:cNvPicPr/>
-                  </pic:nvPicPr>
-                  <pic:blipFill>
-                    <a:blip r:embed="rId25"/>
-                    <a:stretch>
-                      <a:fillRect/>
-                    </a:stretch>
-                  </pic:blipFill>
-                  <pic:spPr>
-                    <a:xfrm>
-                      <a:off x="0" y="0"/>
-                      <a:ext cx="5303520" cy="2737390"/>
-                    </a:xfrm>
-                    <a:prstGeom prst="rect"/>
-                  </pic:spPr>
-                </pic:pic>
-              </a:graphicData>
-            </a:graphic>
-          </wp:inline>
-        </w:drawing>
-      </w:r>
-    </w:p>
-    <w:p>
-      <w:pPr>
-        <w:spacing w:before="120" w:after="240"/>
-        <w:jc w:val="center"/>
-      </w:pPr>
-      <w:r>
-        <w:rPr>
-          <w:b/>
-          <w:sz w:val="22"/>
-        </w:rPr>
-        <w:t>Gambar 5.6 Evidence Pengujian Pembayaran &amp; Kasir</w:t>
-      </w:r>
-    </w:p>
     <w:p>
       <w:pPr>
         <w:spacing w:line="360" w:lineRule="auto"/>
@@ -20322,8 +20601,51 @@
             <w:tcW w:w="5617" w:type="dxa"/>
           </w:tcPr>
           <w:p>
-            <w:r>
-              <w:t>Payload: { nama_obat: string, harga: decimal, kode_icd10: string, nama_tindakan: string }</w:t>
+            <w:pPr>
+              <w:pStyle w:val="DaftarParagraf"/>
+              <w:spacing w:line="360" w:lineRule="auto" w:before="80" w:after="80"/>
+              <w:ind w:left="0"/>
+              <w:jc w:val="center"/>
+              <w:rPr>
+                <w:color w:val="000000"/>
+                <w:szCs w:val="24"/>
+                <w:lang w:val="en-ID"/>
+              </w:rPr>
+            </w:pPr>
+            <w:r/>
+            <w:r>
+              <w:drawing>
+                <wp:inline xmlns:a="http://schemas.openxmlformats.org/drawingml/2006/main" xmlns:pic="http://schemas.openxmlformats.org/drawingml/2006/picture">
+                  <wp:extent cx="4389120" cy="2217420"/>
+                  <wp:docPr id="2011434114" name="Picture 2011434114"/>
+                  <wp:cNvGraphicFramePr>
+                    <a:graphicFrameLocks noChangeAspect="1"/>
+                  </wp:cNvGraphicFramePr>
+                  <a:graphic>
+                    <a:graphicData uri="http://schemas.openxmlformats.org/drawingml/2006/picture">
+                      <pic:pic>
+                        <pic:nvPicPr>
+                          <pic:cNvPr id="0" name="backend_fr07_1781609859466.png"/>
+                          <pic:cNvPicPr/>
+                        </pic:nvPicPr>
+                        <pic:blipFill>
+                          <a:blip r:embed="rId32"/>
+                          <a:stretch>
+                            <a:fillRect/>
+                          </a:stretch>
+                        </pic:blipFill>
+                        <pic:spPr>
+                          <a:xfrm>
+                            <a:off x="0" y="0"/>
+                            <a:ext cx="4389120" cy="2217420"/>
+                          </a:xfrm>
+                          <a:prstGeom prst="rect"/>
+                        </pic:spPr>
+                      </pic:pic>
+                    </a:graphicData>
+                  </a:graphic>
+                </wp:inline>
+              </w:drawing>
             </w:r>
           </w:p>
         </w:tc>
@@ -20414,66 +20736,56 @@
             <w:tcW w:w="5617" w:type="dxa"/>
           </w:tcPr>
           <w:p>
-            <w:r>
-              <w:t>Gambar 5.7 Evidence Pengujian Data Master</w:t>
+            <w:pPr>
+              <w:pStyle w:val="DaftarParagraf"/>
+              <w:spacing w:line="360" w:lineRule="auto" w:before="80" w:after="80"/>
+              <w:ind w:left="0"/>
+              <w:jc w:val="center"/>
+              <w:rPr>
+                <w:color w:val="000000"/>
+                <w:szCs w:val="24"/>
+                <w:lang w:val="en-ID"/>
+              </w:rPr>
+            </w:pPr>
+            <w:r/>
+            <w:r>
+              <w:drawing>
+                <wp:inline xmlns:a="http://schemas.openxmlformats.org/drawingml/2006/main" xmlns:pic="http://schemas.openxmlformats.org/drawingml/2006/picture">
+                  <wp:extent cx="4389120" cy="2265426"/>
+                  <wp:docPr id="2011434115" name="Picture 2011434115"/>
+                  <wp:cNvGraphicFramePr>
+                    <a:graphicFrameLocks noChangeAspect="1"/>
+                  </wp:cNvGraphicFramePr>
+                  <a:graphic>
+                    <a:graphicData uri="http://schemas.openxmlformats.org/drawingml/2006/picture">
+                      <pic:pic>
+                        <pic:nvPicPr>
+                          <pic:cNvPr id="0" name="12_tambah_klinik_sukses_1781492068537.png"/>
+                          <pic:cNvPicPr/>
+                        </pic:nvPicPr>
+                        <pic:blipFill>
+                          <a:blip r:embed="rId33"/>
+                          <a:stretch>
+                            <a:fillRect/>
+                          </a:stretch>
+                        </pic:blipFill>
+                        <pic:spPr>
+                          <a:xfrm>
+                            <a:off x="0" y="0"/>
+                            <a:ext cx="4389120" cy="2265426"/>
+                          </a:xfrm>
+                          <a:prstGeom prst="rect"/>
+                        </pic:spPr>
+                      </pic:pic>
+                    </a:graphicData>
+                  </a:graphic>
+                </wp:inline>
+              </w:drawing>
             </w:r>
           </w:p>
         </w:tc>
       </w:tr>
     </w:tbl>
-    <w:p>
-      <w:pPr>
-        <w:spacing w:before="240" w:after="80"/>
-        <w:jc w:val="center"/>
-      </w:pPr>
-      <w:r>
-        <w:drawing>
-          <wp:inline xmlns:a="http://schemas.openxmlformats.org/drawingml/2006/main" xmlns:pic="http://schemas.openxmlformats.org/drawingml/2006/picture">
-            <wp:extent cx="5303520" cy="2737390"/>
-            <wp:docPr id="2011434108" name="Picture 2011434108"/>
-            <wp:cNvGraphicFramePr>
-              <a:graphicFrameLocks noChangeAspect="1"/>
-            </wp:cNvGraphicFramePr>
-            <a:graphic>
-              <a:graphicData uri="http://schemas.openxmlformats.org/drawingml/2006/picture">
-                <pic:pic>
-                  <pic:nvPicPr>
-                    <pic:cNvPr id="0" name="12_tambah_klinik_sukses_1781492068537.png"/>
-                    <pic:cNvPicPr/>
-                  </pic:nvPicPr>
-                  <pic:blipFill>
-                    <a:blip r:embed="rId26"/>
-                    <a:stretch>
-                      <a:fillRect/>
-                    </a:stretch>
-                  </pic:blipFill>
-                  <pic:spPr>
-                    <a:xfrm>
-                      <a:off x="0" y="0"/>
-                      <a:ext cx="5303520" cy="2737390"/>
-                    </a:xfrm>
-                    <a:prstGeom prst="rect"/>
-                  </pic:spPr>
-                </pic:pic>
-              </a:graphicData>
-            </a:graphic>
-          </wp:inline>
-        </w:drawing>
-      </w:r>
-    </w:p>
-    <w:p>
-      <w:pPr>
-        <w:spacing w:before="120" w:after="240"/>
-        <w:jc w:val="center"/>
-      </w:pPr>
-      <w:r>
-        <w:rPr>
-          <w:b/>
-          <w:sz w:val="22"/>
-        </w:rPr>
-        <w:t>Gambar 5.7 Evidence Pengujian Data Master</w:t>
-      </w:r>
-    </w:p>
     <w:p>
       <w:pPr>
         <w:spacing w:line="360" w:lineRule="auto"/>
@@ -20728,8 +21040,51 @@
             <w:tcW w:w="5617" w:type="dxa"/>
           </w:tcPr>
           <w:p>
-            <w:r>
-              <w:t>Query Params: { phone: string, text: string }</w:t>
+            <w:pPr>
+              <w:pStyle w:val="DaftarParagraf"/>
+              <w:spacing w:line="360" w:lineRule="auto" w:before="80" w:after="80"/>
+              <w:ind w:left="0"/>
+              <w:jc w:val="center"/>
+              <w:rPr>
+                <w:color w:val="000000"/>
+                <w:szCs w:val="24"/>
+                <w:lang w:val="en-ID"/>
+              </w:rPr>
+            </w:pPr>
+            <w:r/>
+            <w:r>
+              <w:drawing>
+                <wp:inline xmlns:a="http://schemas.openxmlformats.org/drawingml/2006/main" xmlns:pic="http://schemas.openxmlformats.org/drawingml/2006/picture">
+                  <wp:extent cx="4389120" cy="2217420"/>
+                  <wp:docPr id="2011434116" name="Picture 2011434116"/>
+                  <wp:cNvGraphicFramePr>
+                    <a:graphicFrameLocks noChangeAspect="1"/>
+                  </wp:cNvGraphicFramePr>
+                  <a:graphic>
+                    <a:graphicData uri="http://schemas.openxmlformats.org/drawingml/2006/picture">
+                      <pic:pic>
+                        <pic:nvPicPr>
+                          <pic:cNvPr id="0" name="backend_fr08_1781609865682.png"/>
+                          <pic:cNvPicPr/>
+                        </pic:nvPicPr>
+                        <pic:blipFill>
+                          <a:blip r:embed="rId34"/>
+                          <a:stretch>
+                            <a:fillRect/>
+                          </a:stretch>
+                        </pic:blipFill>
+                        <pic:spPr>
+                          <a:xfrm>
+                            <a:off x="0" y="0"/>
+                            <a:ext cx="4389120" cy="2217420"/>
+                          </a:xfrm>
+                          <a:prstGeom prst="rect"/>
+                        </pic:spPr>
+                      </pic:pic>
+                    </a:graphicData>
+                  </a:graphic>
+                </wp:inline>
+              </w:drawing>
             </w:r>
           </w:p>
         </w:tc>
@@ -20820,66 +21175,56 @@
             <w:tcW w:w="5617" w:type="dxa"/>
           </w:tcPr>
           <w:p>
-            <w:r>
-              <w:t>Gambar 5.8 Evidence Pengujian WhatsApp Klinik</w:t>
+            <w:pPr>
+              <w:pStyle w:val="DaftarParagraf"/>
+              <w:spacing w:line="360" w:lineRule="auto" w:before="80" w:after="80"/>
+              <w:ind w:left="0"/>
+              <w:jc w:val="center"/>
+              <w:rPr>
+                <w:color w:val="000000"/>
+                <w:szCs w:val="24"/>
+                <w:lang w:val="en-ID"/>
+              </w:rPr>
+            </w:pPr>
+            <w:r/>
+            <w:r>
+              <w:drawing>
+                <wp:inline xmlns:a="http://schemas.openxmlformats.org/drawingml/2006/main" xmlns:pic="http://schemas.openxmlformats.org/drawingml/2006/picture">
+                  <wp:extent cx="4389120" cy="4448618"/>
+                  <wp:docPr id="2011434117" name="Picture 2011434117"/>
+                  <wp:cNvGraphicFramePr>
+                    <a:graphicFrameLocks noChangeAspect="1"/>
+                  </wp:cNvGraphicFramePr>
+                  <a:graphic>
+                    <a:graphicData uri="http://schemas.openxmlformats.org/drawingml/2006/picture">
+                      <pic:pic>
+                        <pic:nvPicPr>
+                          <pic:cNvPr id="0" name="whatsapp_redirect.png"/>
+                          <pic:cNvPicPr/>
+                        </pic:nvPicPr>
+                        <pic:blipFill>
+                          <a:blip r:embed="rId35"/>
+                          <a:stretch>
+                            <a:fillRect/>
+                          </a:stretch>
+                        </pic:blipFill>
+                        <pic:spPr>
+                          <a:xfrm>
+                            <a:off x="0" y="0"/>
+                            <a:ext cx="4389120" cy="4448618"/>
+                          </a:xfrm>
+                          <a:prstGeom prst="rect"/>
+                        </pic:spPr>
+                      </pic:pic>
+                    </a:graphicData>
+                  </a:graphic>
+                </wp:inline>
+              </w:drawing>
             </w:r>
           </w:p>
         </w:tc>
       </w:tr>
     </w:tbl>
-    <w:p>
-      <w:pPr>
-        <w:spacing w:before="240" w:after="80"/>
-        <w:jc w:val="center"/>
-      </w:pPr>
-      <w:r>
-        <w:drawing>
-          <wp:inline xmlns:a="http://schemas.openxmlformats.org/drawingml/2006/main" xmlns:pic="http://schemas.openxmlformats.org/drawingml/2006/picture">
-            <wp:extent cx="5303520" cy="5375413"/>
-            <wp:docPr id="2011434109" name="Picture 2011434109"/>
-            <wp:cNvGraphicFramePr>
-              <a:graphicFrameLocks noChangeAspect="1"/>
-            </wp:cNvGraphicFramePr>
-            <a:graphic>
-              <a:graphicData uri="http://schemas.openxmlformats.org/drawingml/2006/picture">
-                <pic:pic>
-                  <pic:nvPicPr>
-                    <pic:cNvPr id="0" name="whatsapp_redirect.png"/>
-                    <pic:cNvPicPr/>
-                  </pic:nvPicPr>
-                  <pic:blipFill>
-                    <a:blip r:embed="rId27"/>
-                    <a:stretch>
-                      <a:fillRect/>
-                    </a:stretch>
-                  </pic:blipFill>
-                  <pic:spPr>
-                    <a:xfrm>
-                      <a:off x="0" y="0"/>
-                      <a:ext cx="5303520" cy="5375413"/>
-                    </a:xfrm>
-                    <a:prstGeom prst="rect"/>
-                  </pic:spPr>
-                </pic:pic>
-              </a:graphicData>
-            </a:graphic>
-          </wp:inline>
-        </w:drawing>
-      </w:r>
-    </w:p>
-    <w:p>
-      <w:pPr>
-        <w:spacing w:before="120" w:after="240"/>
-        <w:jc w:val="center"/>
-      </w:pPr>
-      <w:r>
-        <w:rPr>
-          <w:b/>
-          <w:sz w:val="22"/>
-        </w:rPr>
-        <w:t>Gambar 5.8 Evidence Pengujian WhatsApp Klinik</w:t>
-      </w:r>
-    </w:p>
     <w:p>
       <w:pPr>
         <w:spacing w:line="360" w:lineRule="auto"/>
@@ -21635,8 +21980,51 @@
             <w:tcW w:w="6108" w:type="dxa"/>
           </w:tcPr>
           <w:p>
-            <w:r>
-              <w:t>HTTP Method &amp; Path: GET /portal/appointments/new</w:t>
+            <w:pPr>
+              <w:pStyle w:val="DaftarParagraf"/>
+              <w:spacing w:line="360" w:lineRule="auto" w:before="80" w:after="80"/>
+              <w:ind w:left="0"/>
+              <w:jc w:val="center"/>
+              <w:rPr>
+                <w:color w:val="000000"/>
+                <w:szCs w:val="24"/>
+                <w:lang w:val="en-ID"/>
+              </w:rPr>
+            </w:pPr>
+            <w:r/>
+            <w:r>
+              <w:drawing>
+                <wp:inline xmlns:a="http://schemas.openxmlformats.org/drawingml/2006/main" xmlns:pic="http://schemas.openxmlformats.org/drawingml/2006/picture">
+                  <wp:extent cx="4389120" cy="2217420"/>
+                  <wp:docPr id="2011434118" name="Picture 2011434118"/>
+                  <wp:cNvGraphicFramePr>
+                    <a:graphicFrameLocks noChangeAspect="1"/>
+                  </wp:cNvGraphicFramePr>
+                  <a:graphic>
+                    <a:graphicData uri="http://schemas.openxmlformats.org/drawingml/2006/picture">
+                      <pic:pic>
+                        <pic:nvPicPr>
+                          <pic:cNvPr id="0" name="backend_nf01_1781609873827.png"/>
+                          <pic:cNvPicPr/>
+                        </pic:nvPicPr>
+                        <pic:blipFill>
+                          <a:blip r:embed="rId36"/>
+                          <a:stretch>
+                            <a:fillRect/>
+                          </a:stretch>
+                        </pic:blipFill>
+                        <pic:spPr>
+                          <a:xfrm>
+                            <a:off x="0" y="0"/>
+                            <a:ext cx="4389120" cy="2217420"/>
+                          </a:xfrm>
+                          <a:prstGeom prst="rect"/>
+                        </pic:spPr>
+                      </pic:pic>
+                    </a:graphicData>
+                  </a:graphic>
+                </wp:inline>
+              </w:drawing>
             </w:r>
           </w:p>
         </w:tc>
@@ -21727,66 +22115,56 @@
             <w:tcW w:w="6108" w:type="dxa"/>
           </w:tcPr>
           <w:p>
-            <w:r>
-              <w:t>Gambar 5.9 Evidence Pengujian Booking Availability Validation</w:t>
+            <w:pPr>
+              <w:pStyle w:val="DaftarParagraf"/>
+              <w:spacing w:line="360" w:lineRule="auto" w:before="80" w:after="80"/>
+              <w:ind w:left="0"/>
+              <w:jc w:val="center"/>
+              <w:rPr>
+                <w:color w:val="000000"/>
+                <w:szCs w:val="24"/>
+                <w:lang w:val="en-ID"/>
+              </w:rPr>
+            </w:pPr>
+            <w:r/>
+            <w:r>
+              <w:drawing>
+                <wp:inline xmlns:a="http://schemas.openxmlformats.org/drawingml/2006/main" xmlns:pic="http://schemas.openxmlformats.org/drawingml/2006/picture">
+                  <wp:extent cx="4389120" cy="2265426"/>
+                  <wp:docPr id="2011434119" name="Picture 2011434119"/>
+                  <wp:cNvGraphicFramePr>
+                    <a:graphicFrameLocks noChangeAspect="1"/>
+                  </wp:cNvGraphicFramePr>
+                  <a:graphic>
+                    <a:graphicData uri="http://schemas.openxmlformats.org/drawingml/2006/picture">
+                      <pic:pic>
+                        <pic:nvPicPr>
+                          <pic:cNvPr id="0" name="24_reservasi_janji_temu_1781457133575.png"/>
+                          <pic:cNvPicPr/>
+                        </pic:nvPicPr>
+                        <pic:blipFill>
+                          <a:blip r:embed="rId37"/>
+                          <a:stretch>
+                            <a:fillRect/>
+                          </a:stretch>
+                        </pic:blipFill>
+                        <pic:spPr>
+                          <a:xfrm>
+                            <a:off x="0" y="0"/>
+                            <a:ext cx="4389120" cy="2265426"/>
+                          </a:xfrm>
+                          <a:prstGeom prst="rect"/>
+                        </pic:spPr>
+                      </pic:pic>
+                    </a:graphicData>
+                  </a:graphic>
+                </wp:inline>
+              </w:drawing>
             </w:r>
           </w:p>
         </w:tc>
       </w:tr>
     </w:tbl>
-    <w:p>
-      <w:pPr>
-        <w:spacing w:before="240" w:after="80"/>
-        <w:jc w:val="center"/>
-      </w:pPr>
-      <w:r>
-        <w:drawing>
-          <wp:inline xmlns:a="http://schemas.openxmlformats.org/drawingml/2006/main" xmlns:pic="http://schemas.openxmlformats.org/drawingml/2006/picture">
-            <wp:extent cx="5303520" cy="2737390"/>
-            <wp:docPr id="2011434110" name="Picture 2011434110"/>
-            <wp:cNvGraphicFramePr>
-              <a:graphicFrameLocks noChangeAspect="1"/>
-            </wp:cNvGraphicFramePr>
-            <a:graphic>
-              <a:graphicData uri="http://schemas.openxmlformats.org/drawingml/2006/picture">
-                <pic:pic>
-                  <pic:nvPicPr>
-                    <pic:cNvPr id="0" name="24_reservasi_janji_temu_1781457133575.png"/>
-                    <pic:cNvPicPr/>
-                  </pic:nvPicPr>
-                  <pic:blipFill>
-                    <a:blip r:embed="rId28"/>
-                    <a:stretch>
-                      <a:fillRect/>
-                    </a:stretch>
-                  </pic:blipFill>
-                  <pic:spPr>
-                    <a:xfrm>
-                      <a:off x="0" y="0"/>
-                      <a:ext cx="5303520" cy="2737390"/>
-                    </a:xfrm>
-                    <a:prstGeom prst="rect"/>
-                  </pic:spPr>
-                </pic:pic>
-              </a:graphicData>
-            </a:graphic>
-          </wp:inline>
-        </w:drawing>
-      </w:r>
-    </w:p>
-    <w:p>
-      <w:pPr>
-        <w:spacing w:before="120" w:after="240"/>
-        <w:jc w:val="center"/>
-      </w:pPr>
-      <w:r>
-        <w:rPr>
-          <w:b/>
-          <w:sz w:val="22"/>
-        </w:rPr>
-        <w:t>Gambar 5.9 Evidence Pengujian Booking Availability Validation</w:t>
-      </w:r>
-    </w:p>
     <w:p>
       <w:pPr>
         <w:spacing w:line="360" w:lineRule="auto"/>
@@ -22051,8 +22429,51 @@
             <w:tcW w:w="6108" w:type="dxa"/>
           </w:tcPr>
           <w:p>
-            <w:r>
-              <w:t>Security Spec: SSL/HTTPS port 443, hashing algorithm: bcrypt</w:t>
+            <w:pPr>
+              <w:pStyle w:val="DaftarParagraf"/>
+              <w:spacing w:line="360" w:lineRule="auto" w:before="80" w:after="80"/>
+              <w:ind w:left="0"/>
+              <w:jc w:val="center"/>
+              <w:rPr>
+                <w:color w:val="000000"/>
+                <w:szCs w:val="24"/>
+                <w:lang w:val="en-ID"/>
+              </w:rPr>
+            </w:pPr>
+            <w:r/>
+            <w:r>
+              <w:drawing>
+                <wp:inline xmlns:a="http://schemas.openxmlformats.org/drawingml/2006/main" xmlns:pic="http://schemas.openxmlformats.org/drawingml/2006/picture">
+                  <wp:extent cx="4389120" cy="2217420"/>
+                  <wp:docPr id="2011434120" name="Picture 2011434120"/>
+                  <wp:cNvGraphicFramePr>
+                    <a:graphicFrameLocks noChangeAspect="1"/>
+                  </wp:cNvGraphicFramePr>
+                  <a:graphic>
+                    <a:graphicData uri="http://schemas.openxmlformats.org/drawingml/2006/picture">
+                      <pic:pic>
+                        <pic:nvPicPr>
+                          <pic:cNvPr id="0" name="backend_nf02_1781609880356.png"/>
+                          <pic:cNvPicPr/>
+                        </pic:nvPicPr>
+                        <pic:blipFill>
+                          <a:blip r:embed="rId38"/>
+                          <a:stretch>
+                            <a:fillRect/>
+                          </a:stretch>
+                        </pic:blipFill>
+                        <pic:spPr>
+                          <a:xfrm>
+                            <a:off x="0" y="0"/>
+                            <a:ext cx="4389120" cy="2217420"/>
+                          </a:xfrm>
+                          <a:prstGeom prst="rect"/>
+                        </pic:spPr>
+                      </pic:pic>
+                    </a:graphicData>
+                  </a:graphic>
+                </wp:inline>
+              </w:drawing>
             </w:r>
           </w:p>
         </w:tc>
@@ -22143,66 +22564,56 @@
             <w:tcW w:w="6108" w:type="dxa"/>
           </w:tcPr>
           <w:p>
-            <w:r>
-              <w:t>Gambar 5.10 Evidence Pengujian Data Security Validation</w:t>
+            <w:pPr>
+              <w:pStyle w:val="DaftarParagraf"/>
+              <w:spacing w:line="360" w:lineRule="auto" w:before="80" w:after="80"/>
+              <w:ind w:left="0"/>
+              <w:jc w:val="center"/>
+              <w:rPr>
+                <w:color w:val="000000"/>
+                <w:szCs w:val="24"/>
+                <w:lang w:val="en-ID"/>
+              </w:rPr>
+            </w:pPr>
+            <w:r/>
+            <w:r>
+              <w:drawing>
+                <wp:inline xmlns:a="http://schemas.openxmlformats.org/drawingml/2006/main" xmlns:pic="http://schemas.openxmlformats.org/drawingml/2006/picture">
+                  <wp:extent cx="4389120" cy="2265426"/>
+                  <wp:docPr id="2011434121" name="Picture 2011434121"/>
+                  <wp:cNvGraphicFramePr>
+                    <a:graphicFrameLocks noChangeAspect="1"/>
+                  </wp:cNvGraphicFramePr>
+                  <a:graphic>
+                    <a:graphicData uri="http://schemas.openxmlformats.org/drawingml/2006/picture">
+                      <pic:pic>
+                        <pic:nvPicPr>
+                          <pic:cNvPr id="0" name="01_login_staf_sukses_1781491070641.png"/>
+                          <pic:cNvPicPr/>
+                        </pic:nvPicPr>
+                        <pic:blipFill>
+                          <a:blip r:embed="rId21"/>
+                          <a:stretch>
+                            <a:fillRect/>
+                          </a:stretch>
+                        </pic:blipFill>
+                        <pic:spPr>
+                          <a:xfrm>
+                            <a:off x="0" y="0"/>
+                            <a:ext cx="4389120" cy="2265426"/>
+                          </a:xfrm>
+                          <a:prstGeom prst="rect"/>
+                        </pic:spPr>
+                      </pic:pic>
+                    </a:graphicData>
+                  </a:graphic>
+                </wp:inline>
+              </w:drawing>
             </w:r>
           </w:p>
         </w:tc>
       </w:tr>
     </w:tbl>
-    <w:p>
-      <w:pPr>
-        <w:spacing w:before="240" w:after="80"/>
-        <w:jc w:val="center"/>
-      </w:pPr>
-      <w:r>
-        <w:drawing>
-          <wp:inline xmlns:a="http://schemas.openxmlformats.org/drawingml/2006/main" xmlns:pic="http://schemas.openxmlformats.org/drawingml/2006/picture">
-            <wp:extent cx="5303520" cy="2737390"/>
-            <wp:docPr id="2011434111" name="Picture 2011434111"/>
-            <wp:cNvGraphicFramePr>
-              <a:graphicFrameLocks noChangeAspect="1"/>
-            </wp:cNvGraphicFramePr>
-            <a:graphic>
-              <a:graphicData uri="http://schemas.openxmlformats.org/drawingml/2006/picture">
-                <pic:pic>
-                  <pic:nvPicPr>
-                    <pic:cNvPr id="0" name="01_login_staf_sukses_1781491070641.png"/>
-                    <pic:cNvPicPr/>
-                  </pic:nvPicPr>
-                  <pic:blipFill>
-                    <a:blip r:embed="rId20"/>
-                    <a:stretch>
-                      <a:fillRect/>
-                    </a:stretch>
-                  </pic:blipFill>
-                  <pic:spPr>
-                    <a:xfrm>
-                      <a:off x="0" y="0"/>
-                      <a:ext cx="5303520" cy="2737390"/>
-                    </a:xfrm>
-                    <a:prstGeom prst="rect"/>
-                  </pic:spPr>
-                </pic:pic>
-              </a:graphicData>
-            </a:graphic>
-          </wp:inline>
-        </w:drawing>
-      </w:r>
-    </w:p>
-    <w:p>
-      <w:pPr>
-        <w:spacing w:before="120" w:after="240"/>
-        <w:jc w:val="center"/>
-      </w:pPr>
-      <w:r>
-        <w:rPr>
-          <w:b/>
-          <w:sz w:val="22"/>
-        </w:rPr>
-        <w:t>Gambar 5.10 Evidence Pengujian Data Security Validation</w:t>
-      </w:r>
-    </w:p>
     <w:p>
       <w:pPr>
         <w:spacing w:line="360" w:lineRule="auto"/>
@@ -22485,8 +22896,51 @@
             <w:tcW w:w="6108" w:type="dxa"/>
           </w:tcPr>
           <w:p>
-            <w:r>
-              <w:t>Viewport Dimensions: [360x740, 768x1024, 1920x1080]</w:t>
+            <w:pPr>
+              <w:pStyle w:val="DaftarParagraf"/>
+              <w:spacing w:line="360" w:lineRule="auto" w:before="80" w:after="80"/>
+              <w:ind w:left="0"/>
+              <w:jc w:val="center"/>
+              <w:rPr>
+                <w:color w:val="000000"/>
+                <w:szCs w:val="24"/>
+                <w:lang w:val="en-ID"/>
+              </w:rPr>
+            </w:pPr>
+            <w:r/>
+            <w:r>
+              <w:drawing>
+                <wp:inline xmlns:a="http://schemas.openxmlformats.org/drawingml/2006/main" xmlns:pic="http://schemas.openxmlformats.org/drawingml/2006/picture">
+                  <wp:extent cx="4389120" cy="2217420"/>
+                  <wp:docPr id="2011434122" name="Picture 2011434122"/>
+                  <wp:cNvGraphicFramePr>
+                    <a:graphicFrameLocks noChangeAspect="1"/>
+                  </wp:cNvGraphicFramePr>
+                  <a:graphic>
+                    <a:graphicData uri="http://schemas.openxmlformats.org/drawingml/2006/picture">
+                      <pic:pic>
+                        <pic:nvPicPr>
+                          <pic:cNvPr id="0" name="backend_nf03_1781609886910.png"/>
+                          <pic:cNvPicPr/>
+                        </pic:nvPicPr>
+                        <pic:blipFill>
+                          <a:blip r:embed="rId39"/>
+                          <a:stretch>
+                            <a:fillRect/>
+                          </a:stretch>
+                        </pic:blipFill>
+                        <pic:spPr>
+                          <a:xfrm>
+                            <a:off x="0" y="0"/>
+                            <a:ext cx="4389120" cy="2217420"/>
+                          </a:xfrm>
+                          <a:prstGeom prst="rect"/>
+                        </pic:spPr>
+                      </pic:pic>
+                    </a:graphicData>
+                  </a:graphic>
+                </wp:inline>
+              </w:drawing>
             </w:r>
           </w:p>
         </w:tc>
@@ -22577,66 +23031,56 @@
             <w:tcW w:w="6108" w:type="dxa"/>
           </w:tcPr>
           <w:p>
-            <w:r>
-              <w:t>Gambar 5.11 Evidence Pengujian Responsive Interface Validation</w:t>
+            <w:pPr>
+              <w:pStyle w:val="DaftarParagraf"/>
+              <w:spacing w:line="360" w:lineRule="auto" w:before="80" w:after="80"/>
+              <w:ind w:left="0"/>
+              <w:jc w:val="center"/>
+              <w:rPr>
+                <w:color w:val="000000"/>
+                <w:szCs w:val="24"/>
+                <w:lang w:val="en-ID"/>
+              </w:rPr>
+            </w:pPr>
+            <w:r/>
+            <w:r>
+              <w:drawing>
+                <wp:inline xmlns:a="http://schemas.openxmlformats.org/drawingml/2006/main" xmlns:pic="http://schemas.openxmlformats.org/drawingml/2006/picture">
+                  <wp:extent cx="4389120" cy="6293998"/>
+                  <wp:docPr id="2011434123" name="Picture 2011434123"/>
+                  <wp:cNvGraphicFramePr>
+                    <a:graphicFrameLocks noChangeAspect="1"/>
+                  </wp:cNvGraphicFramePr>
+                  <a:graphic>
+                    <a:graphicData uri="http://schemas.openxmlformats.org/drawingml/2006/picture">
+                      <pic:pic>
+                        <pic:nvPicPr>
+                          <pic:cNvPr id="0" name="mobile_login_view_1781025189516.png"/>
+                          <pic:cNvPicPr/>
+                        </pic:nvPicPr>
+                        <pic:blipFill>
+                          <a:blip r:embed="rId40"/>
+                          <a:stretch>
+                            <a:fillRect/>
+                          </a:stretch>
+                        </pic:blipFill>
+                        <pic:spPr>
+                          <a:xfrm>
+                            <a:off x="0" y="0"/>
+                            <a:ext cx="4389120" cy="6293998"/>
+                          </a:xfrm>
+                          <a:prstGeom prst="rect"/>
+                        </pic:spPr>
+                      </pic:pic>
+                    </a:graphicData>
+                  </a:graphic>
+                </wp:inline>
+              </w:drawing>
             </w:r>
           </w:p>
         </w:tc>
       </w:tr>
     </w:tbl>
-    <w:p>
-      <w:pPr>
-        <w:spacing w:before="240" w:after="80"/>
-        <w:jc w:val="center"/>
-      </w:pPr>
-      <w:r>
-        <w:drawing>
-          <wp:inline xmlns:a="http://schemas.openxmlformats.org/drawingml/2006/main" xmlns:pic="http://schemas.openxmlformats.org/drawingml/2006/picture">
-            <wp:extent cx="5303520" cy="7605248"/>
-            <wp:docPr id="2011434112" name="Picture 2011434112"/>
-            <wp:cNvGraphicFramePr>
-              <a:graphicFrameLocks noChangeAspect="1"/>
-            </wp:cNvGraphicFramePr>
-            <a:graphic>
-              <a:graphicData uri="http://schemas.openxmlformats.org/drawingml/2006/picture">
-                <pic:pic>
-                  <pic:nvPicPr>
-                    <pic:cNvPr id="0" name="mobile_login_view_1781025189516.png"/>
-                    <pic:cNvPicPr/>
-                  </pic:nvPicPr>
-                  <pic:blipFill>
-                    <a:blip r:embed="rId29"/>
-                    <a:stretch>
-                      <a:fillRect/>
-                    </a:stretch>
-                  </pic:blipFill>
-                  <pic:spPr>
-                    <a:xfrm>
-                      <a:off x="0" y="0"/>
-                      <a:ext cx="5303520" cy="7605248"/>
-                    </a:xfrm>
-                    <a:prstGeom prst="rect"/>
-                  </pic:spPr>
-                </pic:pic>
-              </a:graphicData>
-            </a:graphic>
-          </wp:inline>
-        </w:drawing>
-      </w:r>
-    </w:p>
-    <w:p>
-      <w:pPr>
-        <w:spacing w:before="120" w:after="240"/>
-        <w:jc w:val="center"/>
-      </w:pPr>
-      <w:r>
-        <w:rPr>
-          <w:b/>
-          <w:sz w:val="22"/>
-        </w:rPr>
-        <w:t>Gambar 5.11 Evidence Pengujian Responsive Interface Validation</w:t>
-      </w:r>
-    </w:p>
     <w:p>
       <w:pPr>
         <w:spacing w:line="360" w:lineRule="auto"/>
@@ -22910,8 +23354,51 @@
             <w:tcW w:w="6108" w:type="dxa"/>
           </w:tcPr>
           <w:p>
-            <w:r>
-              <w:t>Action triggers: onClick(), onChange(), onSubmit()</w:t>
+            <w:pPr>
+              <w:pStyle w:val="DaftarParagraf"/>
+              <w:spacing w:line="360" w:lineRule="auto" w:before="80" w:after="80"/>
+              <w:ind w:left="0"/>
+              <w:jc w:val="center"/>
+              <w:rPr>
+                <w:color w:val="000000"/>
+                <w:szCs w:val="24"/>
+                <w:lang w:val="en-ID"/>
+              </w:rPr>
+            </w:pPr>
+            <w:r/>
+            <w:r>
+              <w:drawing>
+                <wp:inline xmlns:a="http://schemas.openxmlformats.org/drawingml/2006/main" xmlns:pic="http://schemas.openxmlformats.org/drawingml/2006/picture">
+                  <wp:extent cx="4389120" cy="2217420"/>
+                  <wp:docPr id="2011434124" name="Picture 2011434124"/>
+                  <wp:cNvGraphicFramePr>
+                    <a:graphicFrameLocks noChangeAspect="1"/>
+                  </wp:cNvGraphicFramePr>
+                  <a:graphic>
+                    <a:graphicData uri="http://schemas.openxmlformats.org/drawingml/2006/picture">
+                      <pic:pic>
+                        <pic:nvPicPr>
+                          <pic:cNvPr id="0" name="backend_nf04_1781609902152.png"/>
+                          <pic:cNvPicPr/>
+                        </pic:nvPicPr>
+                        <pic:blipFill>
+                          <a:blip r:embed="rId41"/>
+                          <a:stretch>
+                            <a:fillRect/>
+                          </a:stretch>
+                        </pic:blipFill>
+                        <pic:spPr>
+                          <a:xfrm>
+                            <a:off x="0" y="0"/>
+                            <a:ext cx="4389120" cy="2217420"/>
+                          </a:xfrm>
+                          <a:prstGeom prst="rect"/>
+                        </pic:spPr>
+                      </pic:pic>
+                    </a:graphicData>
+                  </a:graphic>
+                </wp:inline>
+              </w:drawing>
             </w:r>
           </w:p>
         </w:tc>
@@ -23002,66 +23489,56 @@
             <w:tcW w:w="6108" w:type="dxa"/>
           </w:tcPr>
           <w:p>
-            <w:r>
-              <w:t>Gambar 5.12 Evidence Pengujian User Interaction Efficiency</w:t>
+            <w:pPr>
+              <w:pStyle w:val="DaftarParagraf"/>
+              <w:spacing w:line="360" w:lineRule="auto" w:before="80" w:after="80"/>
+              <w:ind w:left="0"/>
+              <w:jc w:val="center"/>
+              <w:rPr>
+                <w:color w:val="000000"/>
+                <w:szCs w:val="24"/>
+                <w:lang w:val="en-ID"/>
+              </w:rPr>
+            </w:pPr>
+            <w:r/>
+            <w:r>
+              <w:drawing>
+                <wp:inline xmlns:a="http://schemas.openxmlformats.org/drawingml/2006/main" xmlns:pic="http://schemas.openxmlformats.org/drawingml/2006/picture">
+                  <wp:extent cx="4389120" cy="2265426"/>
+                  <wp:docPr id="2011434125" name="Picture 2011434125"/>
+                  <wp:cNvGraphicFramePr>
+                    <a:graphicFrameLocks noChangeAspect="1"/>
+                  </wp:cNvGraphicFramePr>
+                  <a:graphic>
+                    <a:graphicData uri="http://schemas.openxmlformats.org/drawingml/2006/picture">
+                      <pic:pic>
+                        <pic:nvPicPr>
+                          <pic:cNvPr id="0" name="53_dashboard_summary_cards_1781491979654.png"/>
+                          <pic:cNvPicPr/>
+                        </pic:nvPicPr>
+                        <pic:blipFill>
+                          <a:blip r:embed="rId42"/>
+                          <a:stretch>
+                            <a:fillRect/>
+                          </a:stretch>
+                        </pic:blipFill>
+                        <pic:spPr>
+                          <a:xfrm>
+                            <a:off x="0" y="0"/>
+                            <a:ext cx="4389120" cy="2265426"/>
+                          </a:xfrm>
+                          <a:prstGeom prst="rect"/>
+                        </pic:spPr>
+                      </pic:pic>
+                    </a:graphicData>
+                  </a:graphic>
+                </wp:inline>
+              </w:drawing>
             </w:r>
           </w:p>
         </w:tc>
       </w:tr>
     </w:tbl>
-    <w:p>
-      <w:pPr>
-        <w:spacing w:before="240" w:after="80"/>
-        <w:jc w:val="center"/>
-      </w:pPr>
-      <w:r>
-        <w:drawing>
-          <wp:inline xmlns:a="http://schemas.openxmlformats.org/drawingml/2006/main" xmlns:pic="http://schemas.openxmlformats.org/drawingml/2006/picture">
-            <wp:extent cx="5303520" cy="2737390"/>
-            <wp:docPr id="2011434113" name="Picture 2011434113"/>
-            <wp:cNvGraphicFramePr>
-              <a:graphicFrameLocks noChangeAspect="1"/>
-            </wp:cNvGraphicFramePr>
-            <a:graphic>
-              <a:graphicData uri="http://schemas.openxmlformats.org/drawingml/2006/picture">
-                <pic:pic>
-                  <pic:nvPicPr>
-                    <pic:cNvPr id="0" name="53_dashboard_summary_cards_1781491979654.png"/>
-                    <pic:cNvPicPr/>
-                  </pic:nvPicPr>
-                  <pic:blipFill>
-                    <a:blip r:embed="rId30"/>
-                    <a:stretch>
-                      <a:fillRect/>
-                    </a:stretch>
-                  </pic:blipFill>
-                  <pic:spPr>
-                    <a:xfrm>
-                      <a:off x="0" y="0"/>
-                      <a:ext cx="5303520" cy="2737390"/>
-                    </a:xfrm>
-                    <a:prstGeom prst="rect"/>
-                  </pic:spPr>
-                </pic:pic>
-              </a:graphicData>
-            </a:graphic>
-          </wp:inline>
-        </w:drawing>
-      </w:r>
-    </w:p>
-    <w:p>
-      <w:pPr>
-        <w:spacing w:before="120" w:after="240"/>
-        <w:jc w:val="center"/>
-      </w:pPr>
-      <w:r>
-        <w:rPr>
-          <w:b/>
-          <w:sz w:val="22"/>
-        </w:rPr>
-        <w:t>Gambar 5.12 Evidence Pengujian User Interaction Efficiency</w:t>
-      </w:r>
-    </w:p>
     <w:p>
       <w:pPr>
         <w:spacing w:line="360" w:lineRule="auto"/>
@@ -23325,8 +23802,51 @@
             <w:tcW w:w="6108" w:type="dxa"/>
           </w:tcPr>
           <w:p>
-            <w:r>
-              <w:t>Network performance logs: [DNS Lookup, TCP Handshake, TTFB, DOM Content Loaded]</w:t>
+            <w:pPr>
+              <w:pStyle w:val="DaftarParagraf"/>
+              <w:spacing w:line="360" w:lineRule="auto" w:before="80" w:after="80"/>
+              <w:ind w:left="0"/>
+              <w:jc w:val="center"/>
+              <w:rPr>
+                <w:color w:val="000000"/>
+                <w:szCs w:val="24"/>
+                <w:lang w:val="en-ID"/>
+              </w:rPr>
+            </w:pPr>
+            <w:r/>
+            <w:r>
+              <w:drawing>
+                <wp:inline xmlns:a="http://schemas.openxmlformats.org/drawingml/2006/main" xmlns:pic="http://schemas.openxmlformats.org/drawingml/2006/picture">
+                  <wp:extent cx="4389120" cy="2217420"/>
+                  <wp:docPr id="2011434126" name="Picture 2011434126"/>
+                  <wp:cNvGraphicFramePr>
+                    <a:graphicFrameLocks noChangeAspect="1"/>
+                  </wp:cNvGraphicFramePr>
+                  <a:graphic>
+                    <a:graphicData uri="http://schemas.openxmlformats.org/drawingml/2006/picture">
+                      <pic:pic>
+                        <pic:nvPicPr>
+                          <pic:cNvPr id="0" name="backend_nf05_1781609910206.png"/>
+                          <pic:cNvPicPr/>
+                        </pic:nvPicPr>
+                        <pic:blipFill>
+                          <a:blip r:embed="rId43"/>
+                          <a:stretch>
+                            <a:fillRect/>
+                          </a:stretch>
+                        </pic:blipFill>
+                        <pic:spPr>
+                          <a:xfrm>
+                            <a:off x="0" y="0"/>
+                            <a:ext cx="4389120" cy="2217420"/>
+                          </a:xfrm>
+                          <a:prstGeom prst="rect"/>
+                        </pic:spPr>
+                      </pic:pic>
+                    </a:graphicData>
+                  </a:graphic>
+                </wp:inline>
+              </w:drawing>
             </w:r>
           </w:p>
         </w:tc>
@@ -23417,66 +23937,56 @@
             <w:tcW w:w="6108" w:type="dxa"/>
           </w:tcPr>
           <w:p>
-            <w:r>
-              <w:t>Gambar 5.13 Evidence Pengujian Page Load Time Measurement</w:t>
+            <w:pPr>
+              <w:pStyle w:val="DaftarParagraf"/>
+              <w:spacing w:line="360" w:lineRule="auto" w:before="80" w:after="80"/>
+              <w:ind w:left="0"/>
+              <w:jc w:val="center"/>
+              <w:rPr>
+                <w:color w:val="000000"/>
+                <w:szCs w:val="24"/>
+                <w:lang w:val="en-ID"/>
+              </w:rPr>
+            </w:pPr>
+            <w:r/>
+            <w:r>
+              <w:drawing>
+                <wp:inline xmlns:a="http://schemas.openxmlformats.org/drawingml/2006/main" xmlns:pic="http://schemas.openxmlformats.org/drawingml/2006/picture">
+                  <wp:extent cx="4389120" cy="2265426"/>
+                  <wp:docPr id="2011434127" name="Picture 2011434127"/>
+                  <wp:cNvGraphicFramePr>
+                    <a:graphicFrameLocks noChangeAspect="1"/>
+                  </wp:cNvGraphicFramePr>
+                  <a:graphic>
+                    <a:graphicData uri="http://schemas.openxmlformats.org/drawingml/2006/picture">
+                      <pic:pic>
+                        <pic:nvPicPr>
+                          <pic:cNvPr id="0" name="53_dashboard_summary_cards_1781491979654.png"/>
+                          <pic:cNvPicPr/>
+                        </pic:nvPicPr>
+                        <pic:blipFill>
+                          <a:blip r:embed="rId42"/>
+                          <a:stretch>
+                            <a:fillRect/>
+                          </a:stretch>
+                        </pic:blipFill>
+                        <pic:spPr>
+                          <a:xfrm>
+                            <a:off x="0" y="0"/>
+                            <a:ext cx="4389120" cy="2265426"/>
+                          </a:xfrm>
+                          <a:prstGeom prst="rect"/>
+                        </pic:spPr>
+                      </pic:pic>
+                    </a:graphicData>
+                  </a:graphic>
+                </wp:inline>
+              </w:drawing>
             </w:r>
           </w:p>
         </w:tc>
       </w:tr>
     </w:tbl>
-    <w:p>
-      <w:pPr>
-        <w:spacing w:before="240" w:after="80"/>
-        <w:jc w:val="center"/>
-      </w:pPr>
-      <w:r>
-        <w:drawing>
-          <wp:inline xmlns:a="http://schemas.openxmlformats.org/drawingml/2006/main" xmlns:pic="http://schemas.openxmlformats.org/drawingml/2006/picture">
-            <wp:extent cx="5303520" cy="2737390"/>
-            <wp:docPr id="2011434114" name="Picture 2011434114"/>
-            <wp:cNvGraphicFramePr>
-              <a:graphicFrameLocks noChangeAspect="1"/>
-            </wp:cNvGraphicFramePr>
-            <a:graphic>
-              <a:graphicData uri="http://schemas.openxmlformats.org/drawingml/2006/picture">
-                <pic:pic>
-                  <pic:nvPicPr>
-                    <pic:cNvPr id="0" name="53_dashboard_summary_cards_1781491979654.png"/>
-                    <pic:cNvPicPr/>
-                  </pic:nvPicPr>
-                  <pic:blipFill>
-                    <a:blip r:embed="rId30"/>
-                    <a:stretch>
-                      <a:fillRect/>
-                    </a:stretch>
-                  </pic:blipFill>
-                  <pic:spPr>
-                    <a:xfrm>
-                      <a:off x="0" y="0"/>
-                      <a:ext cx="5303520" cy="2737390"/>
-                    </a:xfrm>
-                    <a:prstGeom prst="rect"/>
-                  </pic:spPr>
-                </pic:pic>
-              </a:graphicData>
-            </a:graphic>
-          </wp:inline>
-        </w:drawing>
-      </w:r>
-    </w:p>
-    <w:p>
-      <w:pPr>
-        <w:spacing w:before="120" w:after="240"/>
-        <w:jc w:val="center"/>
-      </w:pPr>
-      <w:r>
-        <w:rPr>
-          <w:b/>
-          <w:sz w:val="22"/>
-        </w:rPr>
-        <w:t>Gambar 5.13 Evidence Pengujian Page Load Time Measurement</w:t>
-      </w:r>
-    </w:p>
     <w:p>
       <w:pPr>
         <w:spacing w:line="360" w:lineRule="auto"/>

--- a/Draft CD5.docx
+++ b/Draft CD5.docx
@@ -17595,6 +17595,9 @@
             <w:tcW w:w="5617" w:type="dxa"/>
           </w:tcPr>
           <w:p>
+            <w:pPr>
+              <w:jc w:val="left"/>
+            </w:pPr>
             <w:r>
               <w:t>FR-01</w:t>
             </w:r>
@@ -17618,6 +17621,9 @@
             <w:tcW w:w="5617" w:type="dxa"/>
           </w:tcPr>
           <w:p>
+            <w:pPr>
+              <w:jc w:val="left"/>
+            </w:pPr>
             <w:r>
               <w:t>Pendaftaran Akun, Login, &amp; Hak Akses</w:t>
             </w:r>
@@ -17632,7 +17638,7 @@
           </w:tcPr>
           <w:p>
             <w:r>
-              <w:t>Skenario Pengujian</w:t>
+              <w:t>Data Input</w:t>
             </w:r>
           </w:p>
         </w:tc>
@@ -17641,8 +17647,11 @@
             <w:tcW w:w="5617" w:type="dxa"/>
           </w:tcPr>
           <w:p>
-            <w:r>
-              <w:t>Staf melakukan registrasi pasien baru melalui antarmuka UI dan menggunakan Google Sign-In. Apabila akun Google belum pernah terdaftar, sistem mengarahkan pengguna ke halaman pendaftaran untuk melengkapi data diri. Staf kemudian melakukan login dan mencoba mengakses halaman dashboard dokter maupun admin menggunakan akun pasien untuk memverifikasi pembatasan hak akses.</w:t>
+            <w:pPr>
+              <w:jc w:val="left"/>
+            </w:pPr>
+            <w:r>
+              <w:t>Payload: { username: "...", passwords: "...", email: "...", role: "admin|doctor|patient" }</w:t>
             </w:r>
           </w:p>
         </w:tc>
@@ -17655,7 +17664,111 @@
           </w:tcPr>
           <w:p>
             <w:r>
-              <w:t>Data Input</w:t>
+              <w:t>Expected Result</w:t>
+            </w:r>
+          </w:p>
+        </w:tc>
+        <w:tc>
+          <w:tcPr>
+            <w:tcW w:w="5617" w:type="dxa"/>
+          </w:tcPr>
+          <w:p>
+            <w:pPr>
+              <w:jc w:val="left"/>
+            </w:pPr>
+            <w:r>
+              <w:t>Sistem berhasil membuat akun pasien baru, mengarahkan pengguna ke halaman pelengkapan data apabila akun Google belum terdaftar, serta membatasi akses halaman berdasarkan peran pengguna yang masuk (Pasien, Dokter, dan Admin).</w:t>
+            </w:r>
+          </w:p>
+        </w:tc>
+      </w:tr>
+      <w:tr>
+        <w:trPr/>
+        <w:tc>
+          <w:tcPr>
+            <w:tcW w:w="2121" w:type="dxa"/>
+          </w:tcPr>
+          <w:p>
+            <w:r>
+              <w:t>Actual Result</w:t>
+            </w:r>
+          </w:p>
+        </w:tc>
+        <w:tc>
+          <w:tcPr>
+            <w:tcW w:w="5617" w:type="dxa"/>
+          </w:tcPr>
+          <w:p>
+            <w:pPr>
+              <w:jc w:val="left"/>
+            </w:pPr>
+            <w:r>
+              <w:t>Registrasi akun pasien berhasil dilakukan melalui formulir pendaftaran dan Google Sign-In. Sistem berhasil mengarahkan pengguna untuk melengkapi data diri apabila akun belum terdaftar. Pengguna dapat login ke sistem dan pembatasan akses halaman berdasarkan peran pengguna berjalan dengan baik.</w:t>
+            </w:r>
+          </w:p>
+        </w:tc>
+      </w:tr>
+      <w:tr>
+        <w:trPr/>
+        <w:tc>
+          <w:tcPr>
+            <w:tcW w:w="2121" w:type="dxa"/>
+          </w:tcPr>
+          <w:p>
+            <w:r>
+              <w:t>Status</w:t>
+            </w:r>
+          </w:p>
+        </w:tc>
+        <w:tc>
+          <w:tcPr>
+            <w:tcW w:w="5617" w:type="dxa"/>
+          </w:tcPr>
+          <w:p>
+            <w:pPr>
+              <w:jc w:val="left"/>
+            </w:pPr>
+            <w:r>
+              <w:t>Berhasil</w:t>
+            </w:r>
+          </w:p>
+        </w:tc>
+      </w:tr>
+      <w:tr>
+        <w:trPr/>
+        <w:tc>
+          <w:tcPr>
+            <w:tcW w:w="2121" w:type="dxa"/>
+          </w:tcPr>
+          <w:p>
+            <w:r>
+              <w:t>Skenario 1: Registrasi Akun Pasien Baru</w:t>
+            </w:r>
+          </w:p>
+        </w:tc>
+        <w:tc>
+          <w:tcPr>
+            <w:tcW w:w="5617" w:type="dxa"/>
+          </w:tcPr>
+          <w:p>
+            <w:pPr>
+              <w:jc w:val="left"/>
+            </w:pPr>
+            <w:r>
+              <w:t>Pasien melakukan registrasi akun baru melalui form pendaftaran.</w:t>
+            </w:r>
+          </w:p>
+        </w:tc>
+      </w:tr>
+      <w:tr>
+        <w:trPr/>
+        <w:tc>
+          <w:tcPr>
+            <w:tcW w:w="2121" w:type="dxa"/>
+          </w:tcPr>
+          <w:p>
+            <w:r>
+              <w:t>Evidence (Skenario 1: Registrasi Akun Pasien Baru)</w:t>
             </w:r>
           </w:p>
         </w:tc>
@@ -17679,8 +17792,8 @@
             <w:r>
               <w:drawing>
                 <wp:inline xmlns:a="http://schemas.openxmlformats.org/drawingml/2006/main" xmlns:pic="http://schemas.openxmlformats.org/drawingml/2006/picture">
-                  <wp:extent cx="4389120" cy="2217420"/>
-                  <wp:docPr id="2011434102" name="Picture 2011434102"/>
+                  <wp:extent cx="4389120" cy="2265426"/>
+                  <wp:docPr id="2011434128" name="Picture 2011434128"/>
                   <wp:cNvGraphicFramePr>
                     <a:graphicFrameLocks noChangeAspect="1"/>
                   </wp:cNvGraphicFramePr>
@@ -17688,11 +17801,11 @@
                     <a:graphicData uri="http://schemas.openxmlformats.org/drawingml/2006/picture">
                       <pic:pic>
                         <pic:nvPicPr>
-                          <pic:cNvPr id="0" name="backend_fr01_1781609802322.png"/>
+                          <pic:cNvPr id="0" name="04_register_pasien_sukses_1781446961933.png"/>
                           <pic:cNvPicPr/>
                         </pic:nvPicPr>
                         <pic:blipFill>
-                          <a:blip r:embed="rId20"/>
+                          <a:blip r:embed="rId44"/>
                           <a:stretch>
                             <a:fillRect/>
                           </a:stretch>
@@ -17700,7 +17813,7 @@
                         <pic:spPr>
                           <a:xfrm>
                             <a:off x="0" y="0"/>
-                            <a:ext cx="4389120" cy="2217420"/>
+                            <a:ext cx="4389120" cy="2265426"/>
                           </a:xfrm>
                           <a:prstGeom prst="rect"/>
                         </pic:spPr>
@@ -17721,7 +17834,7 @@
           </w:tcPr>
           <w:p>
             <w:r>
-              <w:t>Expected Result</w:t>
+              <w:t>Skenario 2: Login Portal Pasien</w:t>
             </w:r>
           </w:p>
         </w:tc>
@@ -17730,8 +17843,11 @@
             <w:tcW w:w="5617" w:type="dxa"/>
           </w:tcPr>
           <w:p>
-            <w:r>
-              <w:t>Sistem berhasil membuat akun pasien baru, mengarahkan pengguna ke halaman pelengkapan data apabila akun Google belum terdaftar, serta membatasi akses halaman berdasarkan peran pengguna yang masuk (Pasien, Dokter, dan Admin).</w:t>
+            <w:pPr>
+              <w:jc w:val="left"/>
+            </w:pPr>
+            <w:r>
+              <w:t>Pasien melakukan login dengan kredensial yang baru didaftarkan.</w:t>
             </w:r>
           </w:p>
         </w:tc>
@@ -17744,53 +17860,7 @@
           </w:tcPr>
           <w:p>
             <w:r>
-              <w:t>Actual Result</w:t>
-            </w:r>
-          </w:p>
-        </w:tc>
-        <w:tc>
-          <w:tcPr>
-            <w:tcW w:w="5617" w:type="dxa"/>
-          </w:tcPr>
-          <w:p>
-            <w:r>
-              <w:t>Registrasi akun pasien berhasil dilakukan melalui formulir pendaftaran dan Google Sign-In. Sistem berhasil mengarahkan pengguna untuk melengkapi data diri apabila akun belum terdaftar. Pengguna dapat login ke sistem dan pembatasan akses halaman berdasarkan peran pengguna berjalan dengan baik.</w:t>
-            </w:r>
-          </w:p>
-        </w:tc>
-      </w:tr>
-      <w:tr>
-        <w:trPr/>
-        <w:tc>
-          <w:tcPr>
-            <w:tcW w:w="2121" w:type="dxa"/>
-          </w:tcPr>
-          <w:p>
-            <w:r>
-              <w:t>Status</w:t>
-            </w:r>
-          </w:p>
-        </w:tc>
-        <w:tc>
-          <w:tcPr>
-            <w:tcW w:w="5617" w:type="dxa"/>
-          </w:tcPr>
-          <w:p>
-            <w:r>
-              <w:t>Berhasil</w:t>
-            </w:r>
-          </w:p>
-        </w:tc>
-      </w:tr>
-      <w:tr>
-        <w:trPr/>
-        <w:tc>
-          <w:tcPr>
-            <w:tcW w:w="2121" w:type="dxa"/>
-          </w:tcPr>
-          <w:p>
-            <w:r>
-              <w:t>Evidence</w:t>
+              <w:t>Evidence (Skenario 2: Login Portal Pasien)</w:t>
             </w:r>
           </w:p>
         </w:tc>
@@ -17815,7 +17885,7 @@
               <w:drawing>
                 <wp:inline xmlns:a="http://schemas.openxmlformats.org/drawingml/2006/main" xmlns:pic="http://schemas.openxmlformats.org/drawingml/2006/picture">
                   <wp:extent cx="4389120" cy="2265426"/>
-                  <wp:docPr id="2011434103" name="Picture 2011434103"/>
+                  <wp:docPr id="2011434129" name="Picture 2011434129"/>
                   <wp:cNvGraphicFramePr>
                     <a:graphicFrameLocks noChangeAspect="1"/>
                   </wp:cNvGraphicFramePr>
@@ -17823,7 +17893,99 @@
                     <a:graphicData uri="http://schemas.openxmlformats.org/drawingml/2006/picture">
                       <pic:pic>
                         <pic:nvPicPr>
-                          <pic:cNvPr id="0" name="01_login_staf_sukses_1781491070641.png"/>
+                          <pic:cNvPr id="0" name="03_login_pasien_sukses_1781447068920.png"/>
+                          <pic:cNvPicPr/>
+                        </pic:nvPicPr>
+                        <pic:blipFill>
+                          <a:blip r:embed="rId45"/>
+                          <a:stretch>
+                            <a:fillRect/>
+                          </a:stretch>
+                        </pic:blipFill>
+                        <pic:spPr>
+                          <a:xfrm>
+                            <a:off x="0" y="0"/>
+                            <a:ext cx="4389120" cy="2265426"/>
+                          </a:xfrm>
+                          <a:prstGeom prst="rect"/>
+                        </pic:spPr>
+                      </pic:pic>
+                    </a:graphicData>
+                  </a:graphic>
+                </wp:inline>
+              </w:drawing>
+            </w:r>
+          </w:p>
+        </w:tc>
+      </w:tr>
+      <w:tr>
+        <w:trPr/>
+        <w:tc>
+          <w:tcPr>
+            <w:tcW w:w="2121" w:type="dxa"/>
+          </w:tcPr>
+          <w:p>
+            <w:r>
+              <w:t>Skenario 3: Login Portal Staf/Dokter</w:t>
+            </w:r>
+          </w:p>
+        </w:tc>
+        <w:tc>
+          <w:tcPr>
+            <w:tcW w:w="5617" w:type="dxa"/>
+          </w:tcPr>
+          <w:p>
+            <w:pPr>
+              <w:jc w:val="left"/>
+            </w:pPr>
+            <w:r>
+              <w:t>Staf internal/dokter login untuk menguji hak akses halaman internal.</w:t>
+            </w:r>
+          </w:p>
+        </w:tc>
+      </w:tr>
+      <w:tr>
+        <w:trPr/>
+        <w:tc>
+          <w:tcPr>
+            <w:tcW w:w="2121" w:type="dxa"/>
+          </w:tcPr>
+          <w:p>
+            <w:r>
+              <w:t>Evidence (Skenario 3: Login Portal Staf/Dokter)</w:t>
+            </w:r>
+          </w:p>
+        </w:tc>
+        <w:tc>
+          <w:tcPr>
+            <w:tcW w:w="5617" w:type="dxa"/>
+          </w:tcPr>
+          <w:p>
+            <w:pPr>
+              <w:pStyle w:val="DaftarParagraf"/>
+              <w:spacing w:line="360" w:lineRule="auto" w:before="80" w:after="80"/>
+              <w:ind w:left="0"/>
+              <w:jc w:val="center"/>
+              <w:rPr>
+                <w:color w:val="000000"/>
+                <w:szCs w:val="24"/>
+                <w:lang w:val="en-ID"/>
+              </w:rPr>
+            </w:pPr>
+            <w:r/>
+            <w:r>
+              <w:drawing>
+                <wp:inline xmlns:a="http://schemas.openxmlformats.org/drawingml/2006/main" xmlns:pic="http://schemas.openxmlformats.org/drawingml/2006/picture">
+                  <wp:extent cx="4389120" cy="2265426"/>
+                  <wp:docPr id="2011434130" name="Picture 2011434130"/>
+                  <wp:cNvGraphicFramePr>
+                    <a:graphicFrameLocks noChangeAspect="1"/>
+                  </wp:cNvGraphicFramePr>
+                  <a:graphic>
+                    <a:graphicData uri="http://schemas.openxmlformats.org/drawingml/2006/picture">
+                      <pic:pic>
+                        <pic:nvPicPr>
+                          <pic:cNvPr id="0" name="image.png"/>
                           <pic:cNvPicPr/>
                         </pic:nvPicPr>
                         <pic:blipFill>
@@ -17848,6 +18010,98 @@
           </w:p>
         </w:tc>
       </w:tr>
+      <w:tr>
+        <w:trPr/>
+        <w:tc>
+          <w:tcPr>
+            <w:tcW w:w="2121" w:type="dxa"/>
+          </w:tcPr>
+          <w:p>
+            <w:r>
+              <w:t>Skenario 4: Logout Pengguna</w:t>
+            </w:r>
+          </w:p>
+        </w:tc>
+        <w:tc>
+          <w:tcPr>
+            <w:tcW w:w="5617" w:type="dxa"/>
+          </w:tcPr>
+          <w:p>
+            <w:pPr>
+              <w:jc w:val="left"/>
+            </w:pPr>
+            <w:r>
+              <w:t>Pengguna melakukan logout dari sistem untuk mengakhiri sesi.</w:t>
+            </w:r>
+          </w:p>
+        </w:tc>
+      </w:tr>
+      <w:tr>
+        <w:trPr/>
+        <w:tc>
+          <w:tcPr>
+            <w:tcW w:w="2121" w:type="dxa"/>
+          </w:tcPr>
+          <w:p>
+            <w:r>
+              <w:t>Evidence (Skenario 4: Logout Pengguna)</w:t>
+            </w:r>
+          </w:p>
+        </w:tc>
+        <w:tc>
+          <w:tcPr>
+            <w:tcW w:w="5617" w:type="dxa"/>
+          </w:tcPr>
+          <w:p>
+            <w:pPr>
+              <w:pStyle w:val="DaftarParagraf"/>
+              <w:spacing w:line="360" w:lineRule="auto" w:before="80" w:after="80"/>
+              <w:ind w:left="0"/>
+              <w:jc w:val="center"/>
+              <w:rPr>
+                <w:color w:val="000000"/>
+                <w:szCs w:val="24"/>
+                <w:lang w:val="en-ID"/>
+              </w:rPr>
+            </w:pPr>
+            <w:r/>
+            <w:r>
+              <w:drawing>
+                <wp:inline xmlns:a="http://schemas.openxmlformats.org/drawingml/2006/main" xmlns:pic="http://schemas.openxmlformats.org/drawingml/2006/picture">
+                  <wp:extent cx="4389120" cy="2265426"/>
+                  <wp:docPr id="2011434131" name="Picture 2011434131"/>
+                  <wp:cNvGraphicFramePr>
+                    <a:graphicFrameLocks noChangeAspect="1"/>
+                  </wp:cNvGraphicFramePr>
+                  <a:graphic>
+                    <a:graphicData uri="http://schemas.openxmlformats.org/drawingml/2006/picture">
+                      <pic:pic>
+                        <pic:nvPicPr>
+                          <pic:cNvPr id="0" name="11_logout_pengguna_1781474544132.png"/>
+                          <pic:cNvPicPr/>
+                        </pic:nvPicPr>
+                        <pic:blipFill>
+                          <a:blip r:embed="rId46"/>
+                          <a:stretch>
+                            <a:fillRect/>
+                          </a:stretch>
+                        </pic:blipFill>
+                        <pic:spPr>
+                          <a:xfrm>
+                            <a:off x="0" y="0"/>
+                            <a:ext cx="4389120" cy="2265426"/>
+                          </a:xfrm>
+                          <a:prstGeom prst="rect"/>
+                        </pic:spPr>
+                      </pic:pic>
+                    </a:graphicData>
+                  </a:graphic>
+                </wp:inline>
+              </w:drawing>
+            </w:r>
+          </w:p>
+        </w:tc>
+      </w:tr>
     </w:tbl>
     <w:p>
       <w:pPr>
@@ -18043,6 +18297,9 @@
             <w:tcW w:w="5617" w:type="dxa"/>
           </w:tcPr>
           <w:p>
+            <w:pPr>
+              <w:jc w:val="left"/>
+            </w:pPr>
             <w:r>
               <w:t>FR-02</w:t>
             </w:r>
@@ -18066,6 +18323,9 @@
             <w:tcW w:w="5617" w:type="dxa"/>
           </w:tcPr>
           <w:p>
+            <w:pPr>
+              <w:jc w:val="left"/>
+            </w:pPr>
             <w:r>
               <w:t>Appointment Online, Tingkat Urgensi, &amp; Analisis AI</w:t>
             </w:r>
@@ -18080,7 +18340,7 @@
           </w:tcPr>
           <w:p>
             <w:r>
-              <w:t>Skenario Pengujian</w:t>
+              <w:t>Data Input</w:t>
             </w:r>
           </w:p>
         </w:tc>
@@ -18089,8 +18349,11 @@
             <w:tcW w:w="5617" w:type="dxa"/>
           </w:tcPr>
           <w:p>
-            <w:r>
-              <w:t>Pasien melakukan appointment dengan memilih Lokasi klinik dan jadwal kunjungan, mengisi form keluhan, dan mengunggah citra gigi.</w:t>
+            <w:pPr>
+              <w:jc w:val="left"/>
+            </w:pPr>
+            <w:r>
+              <w:t>Payload: { id_klinik: int, tanggal_kunjungan: date, id_jadwal: int, keluhan_utama: text, kuesioner: array[10], file_citra: binary }</w:t>
             </w:r>
           </w:p>
         </w:tc>
@@ -18103,7 +18366,111 @@
           </w:tcPr>
           <w:p>
             <w:r>
-              <w:t>Data Input</w:t>
+              <w:t>Expected Result/Kriteria Keberhasilan</w:t>
+            </w:r>
+          </w:p>
+        </w:tc>
+        <w:tc>
+          <w:tcPr>
+            <w:tcW w:w="5617" w:type="dxa"/>
+          </w:tcPr>
+          <w:p>
+            <w:pPr>
+              <w:jc w:val="left"/>
+            </w:pPr>
+            <w:r>
+              <w:t>Sistem berhasil menyimpan data appointment, menghasilkan tingkat urgensi, dan menampilkan hasil analisis AI pada dashboard dokter.</w:t>
+            </w:r>
+          </w:p>
+        </w:tc>
+      </w:tr>
+      <w:tr>
+        <w:trPr/>
+        <w:tc>
+          <w:tcPr>
+            <w:tcW w:w="2121" w:type="dxa"/>
+          </w:tcPr>
+          <w:p>
+            <w:r>
+              <w:t>Actual Result</w:t>
+            </w:r>
+          </w:p>
+        </w:tc>
+        <w:tc>
+          <w:tcPr>
+            <w:tcW w:w="5617" w:type="dxa"/>
+          </w:tcPr>
+          <w:p>
+            <w:pPr>
+              <w:jc w:val="left"/>
+            </w:pPr>
+            <w:r>
+              <w:t>Data appointment berhasil tersimpan pada database, menghasilkan tingkat urgensi Sedang, dan menampilkan hasil AI Karies pada dashboard dokter.</w:t>
+            </w:r>
+          </w:p>
+        </w:tc>
+      </w:tr>
+      <w:tr>
+        <w:trPr/>
+        <w:tc>
+          <w:tcPr>
+            <w:tcW w:w="2121" w:type="dxa"/>
+          </w:tcPr>
+          <w:p>
+            <w:r>
+              <w:t>Status</w:t>
+            </w:r>
+          </w:p>
+        </w:tc>
+        <w:tc>
+          <w:tcPr>
+            <w:tcW w:w="5617" w:type="dxa"/>
+          </w:tcPr>
+          <w:p>
+            <w:pPr>
+              <w:jc w:val="left"/>
+            </w:pPr>
+            <w:r>
+              <w:t>Berhasil</w:t>
+            </w:r>
+          </w:p>
+        </w:tc>
+      </w:tr>
+      <w:tr>
+        <w:trPr/>
+        <w:tc>
+          <w:tcPr>
+            <w:tcW w:w="2121" w:type="dxa"/>
+          </w:tcPr>
+          <w:p>
+            <w:r>
+              <w:t>Skenario 1: Reservasi Janji Temu Online</w:t>
+            </w:r>
+          </w:p>
+        </w:tc>
+        <w:tc>
+          <w:tcPr>
+            <w:tcW w:w="5617" w:type="dxa"/>
+          </w:tcPr>
+          <w:p>
+            <w:pPr>
+              <w:jc w:val="left"/>
+            </w:pPr>
+            <w:r>
+              <w:t>Pasien memilih lokasi klinik, dokter, dan jadwal kunjungan.</w:t>
+            </w:r>
+          </w:p>
+        </w:tc>
+      </w:tr>
+      <w:tr>
+        <w:trPr/>
+        <w:tc>
+          <w:tcPr>
+            <w:tcW w:w="2121" w:type="dxa"/>
+          </w:tcPr>
+          <w:p>
+            <w:r>
+              <w:t>Evidence (Skenario 1: Reservasi Janji Temu Online)</w:t>
             </w:r>
           </w:p>
         </w:tc>
@@ -18127,8 +18494,8 @@
             <w:r>
               <w:drawing>
                 <wp:inline xmlns:a="http://schemas.openxmlformats.org/drawingml/2006/main" xmlns:pic="http://schemas.openxmlformats.org/drawingml/2006/picture">
-                  <wp:extent cx="4389120" cy="2217420"/>
-                  <wp:docPr id="2011434104" name="Picture 2011434104"/>
+                  <wp:extent cx="4389120" cy="2265426"/>
+                  <wp:docPr id="2011434132" name="Picture 2011434132"/>
                   <wp:cNvGraphicFramePr>
                     <a:graphicFrameLocks noChangeAspect="1"/>
                   </wp:cNvGraphicFramePr>
@@ -18136,11 +18503,11 @@
                     <a:graphicData uri="http://schemas.openxmlformats.org/drawingml/2006/picture">
                       <pic:pic>
                         <pic:nvPicPr>
-                          <pic:cNvPr id="0" name="backend_fr02_1781609812101.png"/>
+                          <pic:cNvPr id="0" name="image.png"/>
                           <pic:cNvPicPr/>
                         </pic:nvPicPr>
                         <pic:blipFill>
-                          <a:blip r:embed="rId22"/>
+                          <a:blip r:embed="rId37"/>
                           <a:stretch>
                             <a:fillRect/>
                           </a:stretch>
@@ -18148,7 +18515,7 @@
                         <pic:spPr>
                           <a:xfrm>
                             <a:off x="0" y="0"/>
-                            <a:ext cx="4389120" cy="2217420"/>
+                            <a:ext cx="4389120" cy="2265426"/>
                           </a:xfrm>
                           <a:prstGeom prst="rect"/>
                         </pic:spPr>
@@ -18169,7 +18536,7 @@
           </w:tcPr>
           <w:p>
             <w:r>
-              <w:t>Expected Result/Kriteria Keberhasilan</w:t>
+              <w:t>Skenario 2: Form Kuesioner Keluhan Gigi</w:t>
             </w:r>
           </w:p>
         </w:tc>
@@ -18178,8 +18545,11 @@
             <w:tcW w:w="5617" w:type="dxa"/>
           </w:tcPr>
           <w:p>
-            <w:r>
-              <w:t>Sistem berhasil menyimpan data appointment, menghasilkan tingkat urgensi, dan menampilkan hasil analisis AI pada dashboard dokter.</w:t>
+            <w:pPr>
+              <w:jc w:val="left"/>
+            </w:pPr>
+            <w:r>
+              <w:t>Pasien mengisi kuesioner keluhan gigi untuk perhitungan urgensi.</w:t>
             </w:r>
           </w:p>
         </w:tc>
@@ -18192,53 +18562,7 @@
           </w:tcPr>
           <w:p>
             <w:r>
-              <w:t>Actual Result</w:t>
-            </w:r>
-          </w:p>
-        </w:tc>
-        <w:tc>
-          <w:tcPr>
-            <w:tcW w:w="5617" w:type="dxa"/>
-          </w:tcPr>
-          <w:p>
-            <w:r>
-              <w:t>Data appointment berhasil tersimpan pada database, menghasilkan tingkat urgensi Sedang, dan menampilkan hasil AI Karies pada dashboard dokter.</w:t>
-            </w:r>
-          </w:p>
-        </w:tc>
-      </w:tr>
-      <w:tr>
-        <w:trPr/>
-        <w:tc>
-          <w:tcPr>
-            <w:tcW w:w="2121" w:type="dxa"/>
-          </w:tcPr>
-          <w:p>
-            <w:r>
-              <w:t>Status</w:t>
-            </w:r>
-          </w:p>
-        </w:tc>
-        <w:tc>
-          <w:tcPr>
-            <w:tcW w:w="5617" w:type="dxa"/>
-          </w:tcPr>
-          <w:p>
-            <w:r>
-              <w:t>Berhasil</w:t>
-            </w:r>
-          </w:p>
-        </w:tc>
-      </w:tr>
-      <w:tr>
-        <w:trPr/>
-        <w:tc>
-          <w:tcPr>
-            <w:tcW w:w="2121" w:type="dxa"/>
-          </w:tcPr>
-          <w:p>
-            <w:r>
-              <w:t>Evidence</w:t>
+              <w:t>Evidence (Skenario 2: Form Kuesioner Keluhan Gigi)</w:t>
             </w:r>
           </w:p>
         </w:tc>
@@ -18263,7 +18587,7 @@
               <w:drawing>
                 <wp:inline xmlns:a="http://schemas.openxmlformats.org/drawingml/2006/main" xmlns:pic="http://schemas.openxmlformats.org/drawingml/2006/picture">
                   <wp:extent cx="4389120" cy="2265426"/>
-                  <wp:docPr id="2011434105" name="Picture 2011434105"/>
+                  <wp:docPr id="2011434133" name="Picture 2011434133"/>
                   <wp:cNvGraphicFramePr>
                     <a:graphicFrameLocks noChangeAspect="1"/>
                   </wp:cNvGraphicFramePr>
@@ -18271,7 +18595,99 @@
                     <a:graphicData uri="http://schemas.openxmlformats.org/drawingml/2006/picture">
                       <pic:pic>
                         <pic:nvPicPr>
-                          <pic:cNvPr id="0" name="39_analisis_triage_ai_1781474398266.png"/>
+                          <pic:cNvPr id="0" name="25_kuesioner_keluhan_1781457271417.png"/>
+                          <pic:cNvPicPr/>
+                        </pic:nvPicPr>
+                        <pic:blipFill>
+                          <a:blip r:embed="rId47"/>
+                          <a:stretch>
+                            <a:fillRect/>
+                          </a:stretch>
+                        </pic:blipFill>
+                        <pic:spPr>
+                          <a:xfrm>
+                            <a:off x="0" y="0"/>
+                            <a:ext cx="4389120" cy="2265426"/>
+                          </a:xfrm>
+                          <a:prstGeom prst="rect"/>
+                        </pic:spPr>
+                      </pic:pic>
+                    </a:graphicData>
+                  </a:graphic>
+                </wp:inline>
+              </w:drawing>
+            </w:r>
+          </w:p>
+        </w:tc>
+      </w:tr>
+      <w:tr>
+        <w:trPr/>
+        <w:tc>
+          <w:tcPr>
+            <w:tcW w:w="2121" w:type="dxa"/>
+          </w:tcPr>
+          <w:p>
+            <w:r>
+              <w:t>Skenario 3: Analisis Urgensi &amp; Deteksi Karies AI</w:t>
+            </w:r>
+          </w:p>
+        </w:tc>
+        <w:tc>
+          <w:tcPr>
+            <w:tcW w:w="5617" w:type="dxa"/>
+          </w:tcPr>
+          <w:p>
+            <w:pPr>
+              <w:jc w:val="left"/>
+            </w:pPr>
+            <w:r>
+              <w:t>Sistem menampilkan klasifikasi triage prioritas awal dan hasil analisis citra gigi.</w:t>
+            </w:r>
+          </w:p>
+        </w:tc>
+      </w:tr>
+      <w:tr>
+        <w:trPr/>
+        <w:tc>
+          <w:tcPr>
+            <w:tcW w:w="2121" w:type="dxa"/>
+          </w:tcPr>
+          <w:p>
+            <w:r>
+              <w:t>Evidence (Skenario 3: Analisis Urgensi &amp; Deteksi Karies AI)</w:t>
+            </w:r>
+          </w:p>
+        </w:tc>
+        <w:tc>
+          <w:tcPr>
+            <w:tcW w:w="5617" w:type="dxa"/>
+          </w:tcPr>
+          <w:p>
+            <w:pPr>
+              <w:pStyle w:val="DaftarParagraf"/>
+              <w:spacing w:line="360" w:lineRule="auto" w:before="80" w:after="80"/>
+              <w:ind w:left="0"/>
+              <w:jc w:val="center"/>
+              <w:rPr>
+                <w:color w:val="000000"/>
+                <w:szCs w:val="24"/>
+                <w:lang w:val="en-ID"/>
+              </w:rPr>
+            </w:pPr>
+            <w:r/>
+            <w:r>
+              <w:drawing>
+                <wp:inline xmlns:a="http://schemas.openxmlformats.org/drawingml/2006/main" xmlns:pic="http://schemas.openxmlformats.org/drawingml/2006/picture">
+                  <wp:extent cx="4389120" cy="2265426"/>
+                  <wp:docPr id="2011434134" name="Picture 2011434134"/>
+                  <wp:cNvGraphicFramePr>
+                    <a:graphicFrameLocks noChangeAspect="1"/>
+                  </wp:cNvGraphicFramePr>
+                  <a:graphic>
+                    <a:graphicData uri="http://schemas.openxmlformats.org/drawingml/2006/picture">
+                      <pic:pic>
+                        <pic:nvPicPr>
+                          <pic:cNvPr id="0" name="image.png"/>
                           <pic:cNvPicPr/>
                         </pic:nvPicPr>
                         <pic:blipFill>
@@ -18668,6 +19084,9 @@
             <w:tcW w:w="5617" w:type="dxa"/>
           </w:tcPr>
           <w:p>
+            <w:pPr>
+              <w:jc w:val="left"/>
+            </w:pPr>
             <w:r>
               <w:t>FR-03</w:t>
             </w:r>
@@ -18691,6 +19110,9 @@
             <w:tcW w:w="5617" w:type="dxa"/>
           </w:tcPr>
           <w:p>
+            <w:pPr>
+              <w:jc w:val="left"/>
+            </w:pPr>
             <w:r>
               <w:t>Pemantauan Antrean Pasien</w:t>
             </w:r>
@@ -18705,7 +19127,7 @@
           </w:tcPr>
           <w:p>
             <w:r>
-              <w:t>Skenario Pengujian</w:t>
+              <w:t>Data Input</w:t>
             </w:r>
           </w:p>
         </w:tc>
@@ -18714,8 +19136,11 @@
             <w:tcW w:w="5617" w:type="dxa"/>
           </w:tcPr>
           <w:p>
-            <w:r>
-              <w:t>Pasien membuka halaman lihat antrean untuk memeriksa nomor antrean, urutan pasien yang sedang dilayani, estimasi waktu pelayanan, dan status antrean. Setelah dokter mengubah status salah satu pasien, penguji melakukan refresh halaman antrean untuk memastikan data yang ditampilkan telah diperbarui sesuai data terbaru pada database.</w:t>
+            <w:pPr>
+              <w:jc w:val="left"/>
+            </w:pPr>
+            <w:r>
+              <w:t>Query Params: { id_klinik: int, tanggal: date }</w:t>
             </w:r>
           </w:p>
         </w:tc>
@@ -18728,7 +19153,111 @@
           </w:tcPr>
           <w:p>
             <w:r>
-              <w:t>Data Input</w:t>
+              <w:t>Expected Result</w:t>
+            </w:r>
+          </w:p>
+        </w:tc>
+        <w:tc>
+          <w:tcPr>
+            <w:tcW w:w="5617" w:type="dxa"/>
+          </w:tcPr>
+          <w:p>
+            <w:pPr>
+              <w:jc w:val="left"/>
+            </w:pPr>
+            <w:r>
+              <w:t>Sistem menampilkan informasi antrean pasien secara lengkap, meliputi nomor antrean, daftar antrean, estimasi waktu pelayanan, dan status pasien. Setelah halaman diperbarui, data antrean yang tampil sesuai dengan perubahan status terbaru pada database. Nama pasien lain disamarkan untuk menjaga privasi pasien.</w:t>
+            </w:r>
+          </w:p>
+        </w:tc>
+      </w:tr>
+      <w:tr>
+        <w:trPr/>
+        <w:tc>
+          <w:tcPr>
+            <w:tcW w:w="2121" w:type="dxa"/>
+          </w:tcPr>
+          <w:p>
+            <w:r>
+              <w:t>Actual Result</w:t>
+            </w:r>
+          </w:p>
+        </w:tc>
+        <w:tc>
+          <w:tcPr>
+            <w:tcW w:w="5617" w:type="dxa"/>
+          </w:tcPr>
+          <w:p>
+            <w:pPr>
+              <w:jc w:val="left"/>
+            </w:pPr>
+            <w:r>
+              <w:t>Informasi antrean berhasil ditampilkan pada halaman pasien, meliputi nomor antrean, daftar antrean, estimasi waktu pelayanan, dan status pasien. Setelah dilakukan perubahan status pasien oleh dokter, data antrean berhasil diperbarui dan ditampilkan sesuai dengan data terbaru pada database setelah halaman di-refresh. Selain itu, nama pasien lain pada daftar antrean berhasil disamarkan secara otomatis sehingga privasi pasien tetap terjaga.</w:t>
+            </w:r>
+          </w:p>
+        </w:tc>
+      </w:tr>
+      <w:tr>
+        <w:trPr/>
+        <w:tc>
+          <w:tcPr>
+            <w:tcW w:w="2121" w:type="dxa"/>
+          </w:tcPr>
+          <w:p>
+            <w:r>
+              <w:t>Status</w:t>
+            </w:r>
+          </w:p>
+        </w:tc>
+        <w:tc>
+          <w:tcPr>
+            <w:tcW w:w="5617" w:type="dxa"/>
+          </w:tcPr>
+          <w:p>
+            <w:pPr>
+              <w:jc w:val="left"/>
+            </w:pPr>
+            <w:r>
+              <w:t>Berhasil</w:t>
+            </w:r>
+          </w:p>
+        </w:tc>
+      </w:tr>
+      <w:tr>
+        <w:trPr/>
+        <w:tc>
+          <w:tcPr>
+            <w:tcW w:w="2121" w:type="dxa"/>
+          </w:tcPr>
+          <w:p>
+            <w:r>
+              <w:t>Skenario 1: Lihat Urutan Antrean Dinamis Pasien</w:t>
+            </w:r>
+          </w:p>
+        </w:tc>
+        <w:tc>
+          <w:tcPr>
+            <w:tcW w:w="5617" w:type="dxa"/>
+          </w:tcPr>
+          <w:p>
+            <w:pPr>
+              <w:jc w:val="left"/>
+            </w:pPr>
+            <w:r>
+              <w:t>Pasien memantau nomor antrean aktif dan status pelayanan.</w:t>
+            </w:r>
+          </w:p>
+        </w:tc>
+      </w:tr>
+      <w:tr>
+        <w:trPr/>
+        <w:tc>
+          <w:tcPr>
+            <w:tcW w:w="2121" w:type="dxa"/>
+          </w:tcPr>
+          <w:p>
+            <w:r>
+              <w:t>Evidence (Skenario 1: Lihat Urutan Antrean Dinamis Pasien)</w:t>
             </w:r>
           </w:p>
         </w:tc>
@@ -18752,8 +19281,8 @@
             <w:r>
               <w:drawing>
                 <wp:inline xmlns:a="http://schemas.openxmlformats.org/drawingml/2006/main" xmlns:pic="http://schemas.openxmlformats.org/drawingml/2006/picture">
-                  <wp:extent cx="4389120" cy="2217420"/>
-                  <wp:docPr id="2011434106" name="Picture 2011434106"/>
+                  <wp:extent cx="4389120" cy="2265426"/>
+                  <wp:docPr id="2011434135" name="Picture 2011434135"/>
                   <wp:cNvGraphicFramePr>
                     <a:graphicFrameLocks noChangeAspect="1"/>
                   </wp:cNvGraphicFramePr>
@@ -18761,142 +19290,7 @@
                     <a:graphicData uri="http://schemas.openxmlformats.org/drawingml/2006/picture">
                       <pic:pic>
                         <pic:nvPicPr>
-                          <pic:cNvPr id="0" name="backend_fr03_1781609829204.png"/>
-                          <pic:cNvPicPr/>
-                        </pic:nvPicPr>
-                        <pic:blipFill>
-                          <a:blip r:embed="rId24"/>
-                          <a:stretch>
-                            <a:fillRect/>
-                          </a:stretch>
-                        </pic:blipFill>
-                        <pic:spPr>
-                          <a:xfrm>
-                            <a:off x="0" y="0"/>
-                            <a:ext cx="4389120" cy="2217420"/>
-                          </a:xfrm>
-                          <a:prstGeom prst="rect"/>
-                        </pic:spPr>
-                      </pic:pic>
-                    </a:graphicData>
-                  </a:graphic>
-                </wp:inline>
-              </w:drawing>
-            </w:r>
-          </w:p>
-        </w:tc>
-      </w:tr>
-      <w:tr>
-        <w:trPr/>
-        <w:tc>
-          <w:tcPr>
-            <w:tcW w:w="2121" w:type="dxa"/>
-          </w:tcPr>
-          <w:p>
-            <w:r>
-              <w:t>Expected Result</w:t>
-            </w:r>
-          </w:p>
-        </w:tc>
-        <w:tc>
-          <w:tcPr>
-            <w:tcW w:w="5617" w:type="dxa"/>
-          </w:tcPr>
-          <w:p>
-            <w:r>
-              <w:t>Sistem menampilkan informasi antrean pasien secara lengkap, meliputi nomor antrean, daftar antrean, estimasi waktu pelayanan, dan status pasien. Setelah halaman diperbarui, data antrean yang tampil sesuai dengan perubahan status terbaru pada database. Nama pasien lain disamarkan untuk menjaga privasi pasien.</w:t>
-            </w:r>
-          </w:p>
-        </w:tc>
-      </w:tr>
-      <w:tr>
-        <w:trPr/>
-        <w:tc>
-          <w:tcPr>
-            <w:tcW w:w="2121" w:type="dxa"/>
-          </w:tcPr>
-          <w:p>
-            <w:r>
-              <w:t>Actual Result</w:t>
-            </w:r>
-          </w:p>
-        </w:tc>
-        <w:tc>
-          <w:tcPr>
-            <w:tcW w:w="5617" w:type="dxa"/>
-          </w:tcPr>
-          <w:p>
-            <w:r>
-              <w:t>Informasi antrean berhasil ditampilkan pada halaman pasien, meliputi nomor antrean, daftar antrean, estimasi waktu pelayanan, dan status pasien. Setelah dilakukan perubahan status pasien oleh dokter, data antrean berhasil diperbarui dan ditampilkan sesuai dengan data terbaru pada database setelah halaman di-refresh. Selain itu, nama pasien lain pada daftar antrean berhasil disamarkan secara otomatis sehingga privasi pasien tetap terjaga.</w:t>
-            </w:r>
-          </w:p>
-        </w:tc>
-      </w:tr>
-      <w:tr>
-        <w:trPr/>
-        <w:tc>
-          <w:tcPr>
-            <w:tcW w:w="2121" w:type="dxa"/>
-          </w:tcPr>
-          <w:p>
-            <w:r>
-              <w:t>Status</w:t>
-            </w:r>
-          </w:p>
-        </w:tc>
-        <w:tc>
-          <w:tcPr>
-            <w:tcW w:w="5617" w:type="dxa"/>
-          </w:tcPr>
-          <w:p>
-            <w:r>
-              <w:t>Berhasil</w:t>
-            </w:r>
-          </w:p>
-        </w:tc>
-      </w:tr>
-      <w:tr>
-        <w:trPr/>
-        <w:tc>
-          <w:tcPr>
-            <w:tcW w:w="2121" w:type="dxa"/>
-          </w:tcPr>
-          <w:p>
-            <w:r>
-              <w:t>Evidence</w:t>
-            </w:r>
-          </w:p>
-        </w:tc>
-        <w:tc>
-          <w:tcPr>
-            <w:tcW w:w="5617" w:type="dxa"/>
-          </w:tcPr>
-          <w:p>
-            <w:pPr>
-              <w:pStyle w:val="DaftarParagraf"/>
-              <w:spacing w:line="360" w:lineRule="auto" w:before="80" w:after="80"/>
-              <w:ind w:left="0"/>
-              <w:jc w:val="center"/>
-              <w:rPr>
-                <w:color w:val="000000"/>
-                <w:szCs w:val="24"/>
-                <w:lang w:val="en-ID"/>
-              </w:rPr>
-            </w:pPr>
-            <w:r/>
-            <w:r>
-              <w:drawing>
-                <wp:inline xmlns:a="http://schemas.openxmlformats.org/drawingml/2006/main" xmlns:pic="http://schemas.openxmlformats.org/drawingml/2006/picture">
-                  <wp:extent cx="4389120" cy="2265426"/>
-                  <wp:docPr id="2011434107" name="Picture 2011434107"/>
-                  <wp:cNvGraphicFramePr>
-                    <a:graphicFrameLocks noChangeAspect="1"/>
-                  </wp:cNvGraphicFramePr>
-                  <a:graphic>
-                    <a:graphicData uri="http://schemas.openxmlformats.org/drawingml/2006/picture">
-                      <pic:pic>
-                        <pic:nvPicPr>
-                          <pic:cNvPr id="0" name="40_urutan_antrian_dinamis_1781474527553.png"/>
+                          <pic:cNvPr id="0" name="image.png"/>
                           <pic:cNvPicPr/>
                         </pic:nvPicPr>
                         <pic:blipFill>
@@ -19145,6 +19539,9 @@
             <w:tcW w:w="5617" w:type="dxa"/>
           </w:tcPr>
           <w:p>
+            <w:pPr>
+              <w:jc w:val="left"/>
+            </w:pPr>
             <w:r>
               <w:t>FR-04</w:t>
             </w:r>
@@ -19168,6 +19565,9 @@
             <w:tcW w:w="5617" w:type="dxa"/>
           </w:tcPr>
           <w:p>
+            <w:pPr>
+              <w:jc w:val="left"/>
+            </w:pPr>
             <w:r>
               <w:t>Detail pasien dokter</w:t>
             </w:r>
@@ -19182,7 +19582,7 @@
           </w:tcPr>
           <w:p>
             <w:r>
-              <w:t>Skenario Pengujian</w:t>
+              <w:t>Data Input</w:t>
             </w:r>
           </w:p>
         </w:tc>
@@ -19191,8 +19591,11 @@
             <w:tcW w:w="5617" w:type="dxa"/>
           </w:tcPr>
           <w:p>
-            <w:r>
-              <w:t>Dokter membuka halaman detail pasien yang sedang mengantre untuk memverifikasi data diri pasien, jawaban form keluhan, foto gigi, dan hasil analisis AI yang ditampilkan oleh sistem.</w:t>
+            <w:pPr>
+              <w:jc w:val="left"/>
+            </w:pPr>
+            <w:r>
+              <w:t>Path Params: { id_appointment: int }</w:t>
             </w:r>
           </w:p>
         </w:tc>
@@ -19205,7 +19608,111 @@
           </w:tcPr>
           <w:p>
             <w:r>
-              <w:t>Data Input</w:t>
+              <w:t>Expected Result</w:t>
+            </w:r>
+          </w:p>
+        </w:tc>
+        <w:tc>
+          <w:tcPr>
+            <w:tcW w:w="5617" w:type="dxa"/>
+          </w:tcPr>
+          <w:p>
+            <w:pPr>
+              <w:jc w:val="left"/>
+            </w:pPr>
+            <w:r>
+              <w:t>Sistem menampilkan data diri pasien, jawaban form keluhan, foto gigi, serta hasil analisis AI secara lengkap dan sesuai dengan data yang diinput oleh pasien.</w:t>
+            </w:r>
+          </w:p>
+        </w:tc>
+      </w:tr>
+      <w:tr>
+        <w:trPr/>
+        <w:tc>
+          <w:tcPr>
+            <w:tcW w:w="2121" w:type="dxa"/>
+          </w:tcPr>
+          <w:p>
+            <w:r>
+              <w:t>Actual Result</w:t>
+            </w:r>
+          </w:p>
+        </w:tc>
+        <w:tc>
+          <w:tcPr>
+            <w:tcW w:w="5617" w:type="dxa"/>
+          </w:tcPr>
+          <w:p>
+            <w:pPr>
+              <w:jc w:val="left"/>
+            </w:pPr>
+            <w:r>
+              <w:t>Seluruh data pasien berhasil ditampilkan dengan lengkap dan sesuai dengan data yang tersimpan pada sistem. Informasi keluhan pasien, foto gigi, dan hasil analisis AI dapat diakses oleh dokter tanpa kendala.</w:t>
+            </w:r>
+          </w:p>
+        </w:tc>
+      </w:tr>
+      <w:tr>
+        <w:trPr/>
+        <w:tc>
+          <w:tcPr>
+            <w:tcW w:w="2121" w:type="dxa"/>
+          </w:tcPr>
+          <w:p>
+            <w:r>
+              <w:t>Status</w:t>
+            </w:r>
+          </w:p>
+        </w:tc>
+        <w:tc>
+          <w:tcPr>
+            <w:tcW w:w="5617" w:type="dxa"/>
+          </w:tcPr>
+          <w:p>
+            <w:pPr>
+              <w:jc w:val="left"/>
+            </w:pPr>
+            <w:r>
+              <w:t>Berhasil</w:t>
+            </w:r>
+          </w:p>
+        </w:tc>
+      </w:tr>
+      <w:tr>
+        <w:trPr/>
+        <w:tc>
+          <w:tcPr>
+            <w:tcW w:w="2121" w:type="dxa"/>
+          </w:tcPr>
+          <w:p>
+            <w:r>
+              <w:t>Skenario 1: Verifikasi Keluhan &amp; Analisis AI oleh Dokter</w:t>
+            </w:r>
+          </w:p>
+        </w:tc>
+        <w:tc>
+          <w:tcPr>
+            <w:tcW w:w="5617" w:type="dxa"/>
+          </w:tcPr>
+          <w:p>
+            <w:pPr>
+              <w:jc w:val="left"/>
+            </w:pPr>
+            <w:r>
+              <w:t>Dokter membuka dashboard detail pasien untuk memverifikasi anamnesis AI.</w:t>
+            </w:r>
+          </w:p>
+        </w:tc>
+      </w:tr>
+      <w:tr>
+        <w:trPr/>
+        <w:tc>
+          <w:tcPr>
+            <w:tcW w:w="2121" w:type="dxa"/>
+          </w:tcPr>
+          <w:p>
+            <w:r>
+              <w:t>Evidence (Skenario 1: Verifikasi Keluhan &amp; Analisis AI oleh Dokter)</w:t>
             </w:r>
           </w:p>
         </w:tc>
@@ -19229,8 +19736,8 @@
             <w:r>
               <w:drawing>
                 <wp:inline xmlns:a="http://schemas.openxmlformats.org/drawingml/2006/main" xmlns:pic="http://schemas.openxmlformats.org/drawingml/2006/picture">
-                  <wp:extent cx="4389120" cy="2217420"/>
-                  <wp:docPr id="2011434108" name="Picture 2011434108"/>
+                  <wp:extent cx="4389120" cy="2265426"/>
+                  <wp:docPr id="2011434136" name="Picture 2011434136"/>
                   <wp:cNvGraphicFramePr>
                     <a:graphicFrameLocks noChangeAspect="1"/>
                   </wp:cNvGraphicFramePr>
@@ -19238,142 +19745,7 @@
                     <a:graphicData uri="http://schemas.openxmlformats.org/drawingml/2006/picture">
                       <pic:pic>
                         <pic:nvPicPr>
-                          <pic:cNvPr id="0" name="backend_fr04_1781609835927.png"/>
-                          <pic:cNvPicPr/>
-                        </pic:nvPicPr>
-                        <pic:blipFill>
-                          <a:blip r:embed="rId26"/>
-                          <a:stretch>
-                            <a:fillRect/>
-                          </a:stretch>
-                        </pic:blipFill>
-                        <pic:spPr>
-                          <a:xfrm>
-                            <a:off x="0" y="0"/>
-                            <a:ext cx="4389120" cy="2217420"/>
-                          </a:xfrm>
-                          <a:prstGeom prst="rect"/>
-                        </pic:spPr>
-                      </pic:pic>
-                    </a:graphicData>
-                  </a:graphic>
-                </wp:inline>
-              </w:drawing>
-            </w:r>
-          </w:p>
-        </w:tc>
-      </w:tr>
-      <w:tr>
-        <w:trPr/>
-        <w:tc>
-          <w:tcPr>
-            <w:tcW w:w="2121" w:type="dxa"/>
-          </w:tcPr>
-          <w:p>
-            <w:r>
-              <w:t>Expected Result</w:t>
-            </w:r>
-          </w:p>
-        </w:tc>
-        <w:tc>
-          <w:tcPr>
-            <w:tcW w:w="5617" w:type="dxa"/>
-          </w:tcPr>
-          <w:p>
-            <w:r>
-              <w:t>Sistem menampilkan data diri pasien, jawaban form keluhan, foto gigi, serta hasil analisis AI secara lengkap dan sesuai dengan data yang diinput oleh pasien.</w:t>
-            </w:r>
-          </w:p>
-        </w:tc>
-      </w:tr>
-      <w:tr>
-        <w:trPr/>
-        <w:tc>
-          <w:tcPr>
-            <w:tcW w:w="2121" w:type="dxa"/>
-          </w:tcPr>
-          <w:p>
-            <w:r>
-              <w:t>Actual Result</w:t>
-            </w:r>
-          </w:p>
-        </w:tc>
-        <w:tc>
-          <w:tcPr>
-            <w:tcW w:w="5617" w:type="dxa"/>
-          </w:tcPr>
-          <w:p>
-            <w:r>
-              <w:t>Seluruh data pasien berhasil ditampilkan dengan lengkap dan sesuai dengan data yang tersimpan pada sistem. Informasi keluhan pasien, foto gigi, dan hasil analisis AI dapat diakses oleh dokter tanpa kendala.</w:t>
-            </w:r>
-          </w:p>
-        </w:tc>
-      </w:tr>
-      <w:tr>
-        <w:trPr/>
-        <w:tc>
-          <w:tcPr>
-            <w:tcW w:w="2121" w:type="dxa"/>
-          </w:tcPr>
-          <w:p>
-            <w:r>
-              <w:t>Status</w:t>
-            </w:r>
-          </w:p>
-        </w:tc>
-        <w:tc>
-          <w:tcPr>
-            <w:tcW w:w="5617" w:type="dxa"/>
-          </w:tcPr>
-          <w:p>
-            <w:r>
-              <w:t>Berhasil</w:t>
-            </w:r>
-          </w:p>
-        </w:tc>
-      </w:tr>
-      <w:tr>
-        <w:trPr/>
-        <w:tc>
-          <w:tcPr>
-            <w:tcW w:w="2121" w:type="dxa"/>
-          </w:tcPr>
-          <w:p>
-            <w:r>
-              <w:t>Evidence</w:t>
-            </w:r>
-          </w:p>
-        </w:tc>
-        <w:tc>
-          <w:tcPr>
-            <w:tcW w:w="5617" w:type="dxa"/>
-          </w:tcPr>
-          <w:p>
-            <w:pPr>
-              <w:pStyle w:val="DaftarParagraf"/>
-              <w:spacing w:line="360" w:lineRule="auto" w:before="80" w:after="80"/>
-              <w:ind w:left="0"/>
-              <w:jc w:val="center"/>
-              <w:rPr>
-                <w:color w:val="000000"/>
-                <w:szCs w:val="24"/>
-                <w:lang w:val="en-ID"/>
-              </w:rPr>
-            </w:pPr>
-            <w:r/>
-            <w:r>
-              <w:drawing>
-                <wp:inline xmlns:a="http://schemas.openxmlformats.org/drawingml/2006/main" xmlns:pic="http://schemas.openxmlformats.org/drawingml/2006/picture">
-                  <wp:extent cx="4389120" cy="2265426"/>
-                  <wp:docPr id="2011434109" name="Picture 2011434109"/>
-                  <wp:cNvGraphicFramePr>
-                    <a:graphicFrameLocks noChangeAspect="1"/>
-                  </wp:cNvGraphicFramePr>
-                  <a:graphic>
-                    <a:graphicData uri="http://schemas.openxmlformats.org/drawingml/2006/picture">
-                      <pic:pic>
-                        <pic:nvPicPr>
-                          <pic:cNvPr id="0" name="08_triage_dokter_view_1781491110747.png"/>
+                          <pic:cNvPr id="0" name="image.png"/>
                           <pic:cNvPicPr/>
                         </pic:nvPicPr>
                         <pic:blipFill>
@@ -19622,6 +19994,9 @@
             <w:tcW w:w="5617" w:type="dxa"/>
           </w:tcPr>
           <w:p>
+            <w:pPr>
+              <w:jc w:val="left"/>
+            </w:pPr>
             <w:r>
               <w:t>FR-05</w:t>
             </w:r>
@@ -19645,6 +20020,9 @@
             <w:tcW w:w="5617" w:type="dxa"/>
           </w:tcPr>
           <w:p>
+            <w:pPr>
+              <w:jc w:val="left"/>
+            </w:pPr>
             <w:r>
               <w:t>Rekam Medis &amp; Unduh PDF</w:t>
             </w:r>
@@ -19659,7 +20037,7 @@
           </w:tcPr>
           <w:p>
             <w:r>
-              <w:t>Skenario Pengujian</w:t>
+              <w:t>Data Input</w:t>
             </w:r>
           </w:p>
         </w:tc>
@@ -19668,8 +20046,11 @@
             <w:tcW w:w="5617" w:type="dxa"/>
           </w:tcPr>
           <w:p>
-            <w:r>
-              <w:t>Dokter mengisi formulir rekam medis yang meliputi catatan diagnosis, tindakan medis, dan resep obat melalui dashboard dokter. Setelah data disimpan, pasien mengakses menu riwayat rekam medis dan mengunduh rekam medis dalam format PDF.</w:t>
+            <w:pPr>
+              <w:jc w:val="left"/>
+            </w:pPr>
+            <w:r>
+              <w:t>Payload: { id_appointment: int, keluhan: text, diagnosis: string(ICD-10), tindakan: string, resep: array[{id_obat, dosis, qty}], odontogram: array[{gigi, kondisi}] }</w:t>
             </w:r>
           </w:p>
         </w:tc>
@@ -19682,7 +20063,111 @@
           </w:tcPr>
           <w:p>
             <w:r>
-              <w:t>Data Input</w:t>
+              <w:t>Expected Result</w:t>
+            </w:r>
+          </w:p>
+        </w:tc>
+        <w:tc>
+          <w:tcPr>
+            <w:tcW w:w="5617" w:type="dxa"/>
+          </w:tcPr>
+          <w:p>
+            <w:pPr>
+              <w:jc w:val="left"/>
+            </w:pPr>
+            <w:r>
+              <w:t>Sistem berhasil menyimpan data rekam medis yang diinput oleh dokter dan pasien dapat mengakses serta mengunduh rekam medis dalam format PDF melalui akun pasien.</w:t>
+            </w:r>
+          </w:p>
+        </w:tc>
+      </w:tr>
+      <w:tr>
+        <w:trPr/>
+        <w:tc>
+          <w:tcPr>
+            <w:tcW w:w="2121" w:type="dxa"/>
+          </w:tcPr>
+          <w:p>
+            <w:r>
+              <w:t>Actual Result</w:t>
+            </w:r>
+          </w:p>
+        </w:tc>
+        <w:tc>
+          <w:tcPr>
+            <w:tcW w:w="5617" w:type="dxa"/>
+          </w:tcPr>
+          <w:p>
+            <w:pPr>
+              <w:jc w:val="left"/>
+            </w:pPr>
+            <w:r>
+              <w:t>Data rekam medis berhasil disimpan ke dalam sistem. Pasien dapat melihat riwayat rekam medis dan mengunduh dokumen rekam medis dalam format PDF sesuai data yang telah diinput oleh dokter.</w:t>
+            </w:r>
+          </w:p>
+        </w:tc>
+      </w:tr>
+      <w:tr>
+        <w:trPr/>
+        <w:tc>
+          <w:tcPr>
+            <w:tcW w:w="2121" w:type="dxa"/>
+          </w:tcPr>
+          <w:p>
+            <w:r>
+              <w:t>Status</w:t>
+            </w:r>
+          </w:p>
+        </w:tc>
+        <w:tc>
+          <w:tcPr>
+            <w:tcW w:w="5617" w:type="dxa"/>
+          </w:tcPr>
+          <w:p>
+            <w:pPr>
+              <w:jc w:val="left"/>
+            </w:pPr>
+            <w:r>
+              <w:t>Berhasil</w:t>
+            </w:r>
+          </w:p>
+        </w:tc>
+      </w:tr>
+      <w:tr>
+        <w:trPr/>
+        <w:tc>
+          <w:tcPr>
+            <w:tcW w:w="2121" w:type="dxa"/>
+          </w:tcPr>
+          <w:p>
+            <w:r>
+              <w:t>Skenario 1: Pengoperasian Odontogram Interaktif</w:t>
+            </w:r>
+          </w:p>
+        </w:tc>
+        <w:tc>
+          <w:tcPr>
+            <w:tcW w:w="5617" w:type="dxa"/>
+          </w:tcPr>
+          <w:p>
+            <w:pPr>
+              <w:jc w:val="left"/>
+            </w:pPr>
+            <w:r>
+              <w:t>Dokter mencatat kondisi gigi pasien pada form odontogram SVG.</w:t>
+            </w:r>
+          </w:p>
+        </w:tc>
+      </w:tr>
+      <w:tr>
+        <w:trPr/>
+        <w:tc>
+          <w:tcPr>
+            <w:tcW w:w="2121" w:type="dxa"/>
+          </w:tcPr>
+          <w:p>
+            <w:r>
+              <w:t>Evidence (Skenario 1: Pengoperasian Odontogram Interaktif)</w:t>
             </w:r>
           </w:p>
         </w:tc>
@@ -19706,8 +20191,8 @@
             <w:r>
               <w:drawing>
                 <wp:inline xmlns:a="http://schemas.openxmlformats.org/drawingml/2006/main" xmlns:pic="http://schemas.openxmlformats.org/drawingml/2006/picture">
-                  <wp:extent cx="4389120" cy="2217420"/>
-                  <wp:docPr id="2011434110" name="Picture 2011434110"/>
+                  <wp:extent cx="4389120" cy="2265426"/>
+                  <wp:docPr id="2011434137" name="Picture 2011434137"/>
                   <wp:cNvGraphicFramePr>
                     <a:graphicFrameLocks noChangeAspect="1"/>
                   </wp:cNvGraphicFramePr>
@@ -19715,11 +20200,11 @@
                     <a:graphicData uri="http://schemas.openxmlformats.org/drawingml/2006/picture">
                       <pic:pic>
                         <pic:nvPicPr>
-                          <pic:cNvPr id="0" name="backend_fr05_1781609842192.png"/>
+                          <pic:cNvPr id="0" name="44_odontogram_interaktif_1781491174771.png"/>
                           <pic:cNvPicPr/>
                         </pic:nvPicPr>
                         <pic:blipFill>
-                          <a:blip r:embed="rId28"/>
+                          <a:blip r:embed="rId48"/>
                           <a:stretch>
                             <a:fillRect/>
                           </a:stretch>
@@ -19727,7 +20212,7 @@
                         <pic:spPr>
                           <a:xfrm>
                             <a:off x="0" y="0"/>
-                            <a:ext cx="4389120" cy="2217420"/>
+                            <a:ext cx="4389120" cy="2265426"/>
                           </a:xfrm>
                           <a:prstGeom prst="rect"/>
                         </pic:spPr>
@@ -19748,7 +20233,7 @@
           </w:tcPr>
           <w:p>
             <w:r>
-              <w:t>Expected Result</w:t>
+              <w:t>Skenario 2: Pencatatan Diagnosa &amp; Tindakan Medis</w:t>
             </w:r>
           </w:p>
         </w:tc>
@@ -19757,8 +20242,11 @@
             <w:tcW w:w="5617" w:type="dxa"/>
           </w:tcPr>
           <w:p>
-            <w:r>
-              <w:t>Sistem berhasil menyimpan data rekam medis yang diinput oleh dokter dan pasien dapat mengakses serta mengunduh rekam medis dalam format PDF melalui akun pasien.</w:t>
+            <w:pPr>
+              <w:jc w:val="left"/>
+            </w:pPr>
+            <w:r>
+              <w:t>Dokter menginput rekam medis pasien di dashboard pemeriksaan.</w:t>
             </w:r>
           </w:p>
         </w:tc>
@@ -19771,53 +20259,7 @@
           </w:tcPr>
           <w:p>
             <w:r>
-              <w:t>Actual Result</w:t>
-            </w:r>
-          </w:p>
-        </w:tc>
-        <w:tc>
-          <w:tcPr>
-            <w:tcW w:w="5617" w:type="dxa"/>
-          </w:tcPr>
-          <w:p>
-            <w:r>
-              <w:t>Data rekam medis berhasil disimpan ke dalam sistem. Pasien dapat melihat riwayat rekam medis dan mengunduh dokumen rekam medis dalam format PDF sesuai data yang telah diinput oleh dokter.</w:t>
-            </w:r>
-          </w:p>
-        </w:tc>
-      </w:tr>
-      <w:tr>
-        <w:trPr/>
-        <w:tc>
-          <w:tcPr>
-            <w:tcW w:w="2121" w:type="dxa"/>
-          </w:tcPr>
-          <w:p>
-            <w:r>
-              <w:t>Status</w:t>
-            </w:r>
-          </w:p>
-        </w:tc>
-        <w:tc>
-          <w:tcPr>
-            <w:tcW w:w="5617" w:type="dxa"/>
-          </w:tcPr>
-          <w:p>
-            <w:r>
-              <w:t>Berhasil</w:t>
-            </w:r>
-          </w:p>
-        </w:tc>
-      </w:tr>
-      <w:tr>
-        <w:trPr/>
-        <w:tc>
-          <w:tcPr>
-            <w:tcW w:w="2121" w:type="dxa"/>
-          </w:tcPr>
-          <w:p>
-            <w:r>
-              <w:t>Evidence</w:t>
+              <w:t>Evidence (Skenario 2: Pencatatan Diagnosa &amp; Tindakan Medis)</w:t>
             </w:r>
           </w:p>
         </w:tc>
@@ -19842,7 +20284,7 @@
               <w:drawing>
                 <wp:inline xmlns:a="http://schemas.openxmlformats.org/drawingml/2006/main" xmlns:pic="http://schemas.openxmlformats.org/drawingml/2006/picture">
                   <wp:extent cx="4389120" cy="2265426"/>
-                  <wp:docPr id="2011434111" name="Picture 2011434111"/>
+                  <wp:docPr id="2011434138" name="Picture 2011434138"/>
                   <wp:cNvGraphicFramePr>
                     <a:graphicFrameLocks noChangeAspect="1"/>
                   </wp:cNvGraphicFramePr>
@@ -19850,7 +20292,7 @@
                     <a:graphicData uri="http://schemas.openxmlformats.org/drawingml/2006/picture">
                       <pic:pic>
                         <pic:nvPicPr>
-                          <pic:cNvPr id="0" name="47_catat_rekam_medis_1781491292298.png"/>
+                          <pic:cNvPr id="0" name="image.png"/>
                           <pic:cNvPicPr/>
                         </pic:nvPicPr>
                         <pic:blipFill>
@@ -19875,6 +20317,190 @@
           </w:p>
         </w:tc>
       </w:tr>
+      <w:tr>
+        <w:trPr/>
+        <w:tc>
+          <w:tcPr>
+            <w:tcW w:w="2121" w:type="dxa"/>
+          </w:tcPr>
+          <w:p>
+            <w:r>
+              <w:t>Skenario 3: Penulisan Resep Obat</w:t>
+            </w:r>
+          </w:p>
+        </w:tc>
+        <w:tc>
+          <w:tcPr>
+            <w:tcW w:w="5617" w:type="dxa"/>
+          </w:tcPr>
+          <w:p>
+            <w:pPr>
+              <w:jc w:val="left"/>
+            </w:pPr>
+            <w:r>
+              <w:t>Dokter meresepkan obat melalui form resep obat terintegrasi.</w:t>
+            </w:r>
+          </w:p>
+        </w:tc>
+      </w:tr>
+      <w:tr>
+        <w:trPr/>
+        <w:tc>
+          <w:tcPr>
+            <w:tcW w:w="2121" w:type="dxa"/>
+          </w:tcPr>
+          <w:p>
+            <w:r>
+              <w:t>Evidence (Skenario 3: Penulisan Resep Obat)</w:t>
+            </w:r>
+          </w:p>
+        </w:tc>
+        <w:tc>
+          <w:tcPr>
+            <w:tcW w:w="5617" w:type="dxa"/>
+          </w:tcPr>
+          <w:p>
+            <w:pPr>
+              <w:pStyle w:val="DaftarParagraf"/>
+              <w:spacing w:line="360" w:lineRule="auto" w:before="80" w:after="80"/>
+              <w:ind w:left="0"/>
+              <w:jc w:val="center"/>
+              <w:rPr>
+                <w:color w:val="000000"/>
+                <w:szCs w:val="24"/>
+                <w:lang w:val="en-ID"/>
+              </w:rPr>
+            </w:pPr>
+            <w:r/>
+            <w:r>
+              <w:drawing>
+                <wp:inline xmlns:a="http://schemas.openxmlformats.org/drawingml/2006/main" xmlns:pic="http://schemas.openxmlformats.org/drawingml/2006/picture">
+                  <wp:extent cx="4389120" cy="2265426"/>
+                  <wp:docPr id="2011434139" name="Picture 2011434139"/>
+                  <wp:cNvGraphicFramePr>
+                    <a:graphicFrameLocks noChangeAspect="1"/>
+                  </wp:cNvGraphicFramePr>
+                  <a:graphic>
+                    <a:graphicData uri="http://schemas.openxmlformats.org/drawingml/2006/picture">
+                      <pic:pic>
+                        <pic:nvPicPr>
+                          <pic:cNvPr id="0" name="48_input_resep_obat_1781491341417.png"/>
+                          <pic:cNvPicPr/>
+                        </pic:nvPicPr>
+                        <pic:blipFill>
+                          <a:blip r:embed="rId49"/>
+                          <a:stretch>
+                            <a:fillRect/>
+                          </a:stretch>
+                        </pic:blipFill>
+                        <pic:spPr>
+                          <a:xfrm>
+                            <a:off x="0" y="0"/>
+                            <a:ext cx="4389120" cy="2265426"/>
+                          </a:xfrm>
+                          <a:prstGeom prst="rect"/>
+                        </pic:spPr>
+                      </pic:pic>
+                    </a:graphicData>
+                  </a:graphic>
+                </wp:inline>
+              </w:drawing>
+            </w:r>
+          </w:p>
+        </w:tc>
+      </w:tr>
+      <w:tr>
+        <w:trPr/>
+        <w:tc>
+          <w:tcPr>
+            <w:tcW w:w="2121" w:type="dxa"/>
+          </w:tcPr>
+          <w:p>
+            <w:r>
+              <w:t>Skenario 4: Cetak &amp; Unduh PDF Rekam Medis / Resep</w:t>
+            </w:r>
+          </w:p>
+        </w:tc>
+        <w:tc>
+          <w:tcPr>
+            <w:tcW w:w="5617" w:type="dxa"/>
+          </w:tcPr>
+          <w:p>
+            <w:pPr>
+              <w:jc w:val="left"/>
+            </w:pPr>
+            <w:r>
+              <w:t>Pasien mengunduh file PDF rekam medis hasil pemeriksaan.</w:t>
+            </w:r>
+          </w:p>
+        </w:tc>
+      </w:tr>
+      <w:tr>
+        <w:trPr/>
+        <w:tc>
+          <w:tcPr>
+            <w:tcW w:w="2121" w:type="dxa"/>
+          </w:tcPr>
+          <w:p>
+            <w:r>
+              <w:t>Evidence (Skenario 4: Cetak &amp; Unduh PDF Rekam Medis / Resep)</w:t>
+            </w:r>
+          </w:p>
+        </w:tc>
+        <w:tc>
+          <w:tcPr>
+            <w:tcW w:w="5617" w:type="dxa"/>
+          </w:tcPr>
+          <w:p>
+            <w:pPr>
+              <w:pStyle w:val="DaftarParagraf"/>
+              <w:spacing w:line="360" w:lineRule="auto" w:before="80" w:after="80"/>
+              <w:ind w:left="0"/>
+              <w:jc w:val="center"/>
+              <w:rPr>
+                <w:color w:val="000000"/>
+                <w:szCs w:val="24"/>
+                <w:lang w:val="en-ID"/>
+              </w:rPr>
+            </w:pPr>
+            <w:r/>
+            <w:r>
+              <w:drawing>
+                <wp:inline xmlns:a="http://schemas.openxmlformats.org/drawingml/2006/main" xmlns:pic="http://schemas.openxmlformats.org/drawingml/2006/picture">
+                  <wp:extent cx="4389120" cy="2265426"/>
+                  <wp:docPr id="2011434140" name="Picture 2011434140"/>
+                  <wp:cNvGraphicFramePr>
+                    <a:graphicFrameLocks noChangeAspect="1"/>
+                  </wp:cNvGraphicFramePr>
+                  <a:graphic>
+                    <a:graphicData uri="http://schemas.openxmlformats.org/drawingml/2006/picture">
+                      <pic:pic>
+                        <pic:nvPicPr>
+                          <pic:cNvPr id="0" name="37_cetak_nota_resep_pdf_1781491543637.png"/>
+                          <pic:cNvPicPr/>
+                        </pic:nvPicPr>
+                        <pic:blipFill>
+                          <a:blip r:embed="rId50"/>
+                          <a:stretch>
+                            <a:fillRect/>
+                          </a:stretch>
+                        </pic:blipFill>
+                        <pic:spPr>
+                          <a:xfrm>
+                            <a:off x="0" y="0"/>
+                            <a:ext cx="4389120" cy="2265426"/>
+                          </a:xfrm>
+                          <a:prstGeom prst="rect"/>
+                        </pic:spPr>
+                      </pic:pic>
+                    </a:graphicData>
+                  </a:graphic>
+                </wp:inline>
+              </w:drawing>
+            </w:r>
+          </w:p>
+        </w:tc>
+      </w:tr>
     </w:tbl>
     <w:p>
       <w:pPr>
@@ -20086,6 +20712,9 @@
             <w:tcW w:w="5617" w:type="dxa"/>
           </w:tcPr>
           <w:p>
+            <w:pPr>
+              <w:jc w:val="left"/>
+            </w:pPr>
             <w:r>
               <w:t>FR-06</w:t>
             </w:r>
@@ -20109,6 +20738,9 @@
             <w:tcW w:w="5617" w:type="dxa"/>
           </w:tcPr>
           <w:p>
+            <w:pPr>
+              <w:jc w:val="left"/>
+            </w:pPr>
             <w:r>
               <w:t>Pembayaran &amp; Kasir</w:t>
             </w:r>
@@ -20123,7 +20755,7 @@
           </w:tcPr>
           <w:p>
             <w:r>
-              <w:t>Skenario Pengujian</w:t>
+              <w:t>Data Input</w:t>
             </w:r>
           </w:p>
         </w:tc>
@@ -20132,8 +20764,11 @@
             <w:tcW w:w="5617" w:type="dxa"/>
           </w:tcPr>
           <w:p>
-            <w:r>
-              <w:t>Admin/Kasir membuka dashboard pembayaran, memilih data pasien yang telah selesai diperiksa, kemudian melakukan perubahan status pembayaran pasien.</w:t>
+            <w:pPr>
+              <w:jc w:val="left"/>
+            </w:pPr>
+            <w:r>
+              <w:t>Payload: { id_pembayaran: int, nominal_bayar: decimal, diskon: decimal, status_pembayaran: string }</w:t>
             </w:r>
           </w:p>
         </w:tc>
@@ -20146,7 +20781,111 @@
           </w:tcPr>
           <w:p>
             <w:r>
-              <w:t>Data Input</w:t>
+              <w:t>Expected Result</w:t>
+            </w:r>
+          </w:p>
+        </w:tc>
+        <w:tc>
+          <w:tcPr>
+            <w:tcW w:w="5617" w:type="dxa"/>
+          </w:tcPr>
+          <w:p>
+            <w:pPr>
+              <w:jc w:val="left"/>
+            </w:pPr>
+            <w:r>
+              <w:t>Sistem dapat menampilkan data pembayaran pasien dan memperbarui status pembayaran sesuai perubahan yang dilakukan oleh admin/kasir.</w:t>
+            </w:r>
+          </w:p>
+        </w:tc>
+      </w:tr>
+      <w:tr>
+        <w:trPr/>
+        <w:tc>
+          <w:tcPr>
+            <w:tcW w:w="2121" w:type="dxa"/>
+          </w:tcPr>
+          <w:p>
+            <w:r>
+              <w:t>Actual Result</w:t>
+            </w:r>
+          </w:p>
+        </w:tc>
+        <w:tc>
+          <w:tcPr>
+            <w:tcW w:w="5617" w:type="dxa"/>
+          </w:tcPr>
+          <w:p>
+            <w:pPr>
+              <w:jc w:val="left"/>
+            </w:pPr>
+            <w:r>
+              <w:t>Data pembayaran pasien berhasil ditampilkan pada dashboard. Perubahan status pembayaran berhasil diproses dan tersimpan sesuai dengan tindakan yang dilakukan oleh admin/kasir.</w:t>
+            </w:r>
+          </w:p>
+        </w:tc>
+      </w:tr>
+      <w:tr>
+        <w:trPr/>
+        <w:tc>
+          <w:tcPr>
+            <w:tcW w:w="2121" w:type="dxa"/>
+          </w:tcPr>
+          <w:p>
+            <w:r>
+              <w:t>Status</w:t>
+            </w:r>
+          </w:p>
+        </w:tc>
+        <w:tc>
+          <w:tcPr>
+            <w:tcW w:w="5617" w:type="dxa"/>
+          </w:tcPr>
+          <w:p>
+            <w:pPr>
+              <w:jc w:val="left"/>
+            </w:pPr>
+            <w:r>
+              <w:t>Berhasil</w:t>
+            </w:r>
+          </w:p>
+        </w:tc>
+      </w:tr>
+      <w:tr>
+        <w:trPr/>
+        <w:tc>
+          <w:tcPr>
+            <w:tcW w:w="2121" w:type="dxa"/>
+          </w:tcPr>
+          <w:p>
+            <w:r>
+              <w:t>Skenario 1: Kalkulasi Biaya &amp; Status Pembayaran Kasir</w:t>
+            </w:r>
+          </w:p>
+        </w:tc>
+        <w:tc>
+          <w:tcPr>
+            <w:tcW w:w="5617" w:type="dxa"/>
+          </w:tcPr>
+          <w:p>
+            <w:pPr>
+              <w:jc w:val="left"/>
+            </w:pPr>
+            <w:r>
+              <w:t>Kasir menginput nominal pembayaran, diskon, dan mengubah status menjadi lunas.</w:t>
+            </w:r>
+          </w:p>
+        </w:tc>
+      </w:tr>
+      <w:tr>
+        <w:trPr/>
+        <w:tc>
+          <w:tcPr>
+            <w:tcW w:w="2121" w:type="dxa"/>
+          </w:tcPr>
+          <w:p>
+            <w:r>
+              <w:t>Evidence (Skenario 1: Kalkulasi Biaya &amp; Status Pembayaran Kasir)</w:t>
             </w:r>
           </w:p>
         </w:tc>
@@ -20170,8 +20909,8 @@
             <w:r>
               <w:drawing>
                 <wp:inline xmlns:a="http://schemas.openxmlformats.org/drawingml/2006/main" xmlns:pic="http://schemas.openxmlformats.org/drawingml/2006/picture">
-                  <wp:extent cx="4389120" cy="2217420"/>
-                  <wp:docPr id="2011434112" name="Picture 2011434112"/>
+                  <wp:extent cx="4389120" cy="2265426"/>
+                  <wp:docPr id="2011434141" name="Picture 2011434141"/>
                   <wp:cNvGraphicFramePr>
                     <a:graphicFrameLocks noChangeAspect="1"/>
                   </wp:cNvGraphicFramePr>
@@ -20179,142 +20918,7 @@
                     <a:graphicData uri="http://schemas.openxmlformats.org/drawingml/2006/picture">
                       <pic:pic>
                         <pic:nvPicPr>
-                          <pic:cNvPr id="0" name="backend_fr06_1781609850630.png"/>
-                          <pic:cNvPicPr/>
-                        </pic:nvPicPr>
-                        <pic:blipFill>
-                          <a:blip r:embed="rId30"/>
-                          <a:stretch>
-                            <a:fillRect/>
-                          </a:stretch>
-                        </pic:blipFill>
-                        <pic:spPr>
-                          <a:xfrm>
-                            <a:off x="0" y="0"/>
-                            <a:ext cx="4389120" cy="2217420"/>
-                          </a:xfrm>
-                          <a:prstGeom prst="rect"/>
-                        </pic:spPr>
-                      </pic:pic>
-                    </a:graphicData>
-                  </a:graphic>
-                </wp:inline>
-              </w:drawing>
-            </w:r>
-          </w:p>
-        </w:tc>
-      </w:tr>
-      <w:tr>
-        <w:trPr/>
-        <w:tc>
-          <w:tcPr>
-            <w:tcW w:w="2121" w:type="dxa"/>
-          </w:tcPr>
-          <w:p>
-            <w:r>
-              <w:t>Expected Result</w:t>
-            </w:r>
-          </w:p>
-        </w:tc>
-        <w:tc>
-          <w:tcPr>
-            <w:tcW w:w="5617" w:type="dxa"/>
-          </w:tcPr>
-          <w:p>
-            <w:r>
-              <w:t>Sistem dapat menampilkan data pembayaran pasien dan memperbarui status pembayaran sesuai perubahan yang dilakukan oleh admin/kasir.</w:t>
-            </w:r>
-          </w:p>
-        </w:tc>
-      </w:tr>
-      <w:tr>
-        <w:trPr/>
-        <w:tc>
-          <w:tcPr>
-            <w:tcW w:w="2121" w:type="dxa"/>
-          </w:tcPr>
-          <w:p>
-            <w:r>
-              <w:t>Actual Result</w:t>
-            </w:r>
-          </w:p>
-        </w:tc>
-        <w:tc>
-          <w:tcPr>
-            <w:tcW w:w="5617" w:type="dxa"/>
-          </w:tcPr>
-          <w:p>
-            <w:r>
-              <w:t>Data pembayaran pasien berhasil ditampilkan pada dashboard. Perubahan status pembayaran berhasil diproses dan tersimpan sesuai dengan tindakan yang dilakukan oleh admin/kasir.</w:t>
-            </w:r>
-          </w:p>
-        </w:tc>
-      </w:tr>
-      <w:tr>
-        <w:trPr/>
-        <w:tc>
-          <w:tcPr>
-            <w:tcW w:w="2121" w:type="dxa"/>
-          </w:tcPr>
-          <w:p>
-            <w:r>
-              <w:t>Status</w:t>
-            </w:r>
-          </w:p>
-        </w:tc>
-        <w:tc>
-          <w:tcPr>
-            <w:tcW w:w="5617" w:type="dxa"/>
-          </w:tcPr>
-          <w:p>
-            <w:r>
-              <w:t>Berhasil</w:t>
-            </w:r>
-          </w:p>
-        </w:tc>
-      </w:tr>
-      <w:tr>
-        <w:trPr/>
-        <w:tc>
-          <w:tcPr>
-            <w:tcW w:w="2121" w:type="dxa"/>
-          </w:tcPr>
-          <w:p>
-            <w:r>
-              <w:t>Evidence</w:t>
-            </w:r>
-          </w:p>
-        </w:tc>
-        <w:tc>
-          <w:tcPr>
-            <w:tcW w:w="5617" w:type="dxa"/>
-          </w:tcPr>
-          <w:p>
-            <w:pPr>
-              <w:pStyle w:val="DaftarParagraf"/>
-              <w:spacing w:line="360" w:lineRule="auto" w:before="80" w:after="80"/>
-              <w:ind w:left="0"/>
-              <w:jc w:val="center"/>
-              <w:rPr>
-                <w:color w:val="000000"/>
-                <w:szCs w:val="24"/>
-                <w:lang w:val="en-ID"/>
-              </w:rPr>
-            </w:pPr>
-            <w:r/>
-            <w:r>
-              <w:drawing>
-                <wp:inline xmlns:a="http://schemas.openxmlformats.org/drawingml/2006/main" xmlns:pic="http://schemas.openxmlformats.org/drawingml/2006/picture">
-                  <wp:extent cx="4389120" cy="2265426"/>
-                  <wp:docPr id="2011434113" name="Picture 2011434113"/>
-                  <wp:cNvGraphicFramePr>
-                    <a:graphicFrameLocks noChangeAspect="1"/>
-                  </wp:cNvGraphicFramePr>
-                  <a:graphic>
-                    <a:graphicData uri="http://schemas.openxmlformats.org/drawingml/2006/picture">
-                      <pic:pic>
-                        <pic:nvPicPr>
-                          <pic:cNvPr id="0" name="36_pembayaran_diskon_1781491534469.png"/>
+                          <pic:cNvPr id="0" name="image.png"/>
                           <pic:cNvPicPr/>
                         </pic:nvPicPr>
                         <pic:blipFill>
@@ -20532,6 +21136,9 @@
             <w:tcW w:w="5617" w:type="dxa"/>
           </w:tcPr>
           <w:p>
+            <w:pPr>
+              <w:jc w:val="left"/>
+            </w:pPr>
             <w:r>
               <w:t>FR-07</w:t>
             </w:r>
@@ -20555,6 +21162,9 @@
             <w:tcW w:w="5617" w:type="dxa"/>
           </w:tcPr>
           <w:p>
+            <w:pPr>
+              <w:jc w:val="left"/>
+            </w:pPr>
             <w:r>
               <w:t>Data Master</w:t>
             </w:r>
@@ -20569,7 +21179,7 @@
           </w:tcPr>
           <w:p>
             <w:r>
-              <w:t>Skenario Pengujian</w:t>
+              <w:t>Data Input</w:t>
             </w:r>
           </w:p>
         </w:tc>
@@ -20578,8 +21188,11 @@
             <w:tcW w:w="5617" w:type="dxa"/>
           </w:tcPr>
           <w:p>
-            <w:r>
-              <w:t>Staf melakukan operasi Create, Read, Update, dan Delete (CRUD) pada data master klinik yang meliputi data obat, tarif tindakan, tarif obat, dan kode penyakit gigi melalui dashboard admin.</w:t>
+            <w:pPr>
+              <w:jc w:val="left"/>
+            </w:pPr>
+            <w:r>
+              <w:t>Payload: { nama_obat: string, harga: decimal, kode_icd10: string, nama_tindakan: string }</w:t>
             </w:r>
           </w:p>
         </w:tc>
@@ -20592,7 +21205,111 @@
           </w:tcPr>
           <w:p>
             <w:r>
-              <w:t>Data Input</w:t>
+              <w:t>Expected Result</w:t>
+            </w:r>
+          </w:p>
+        </w:tc>
+        <w:tc>
+          <w:tcPr>
+            <w:tcW w:w="5617" w:type="dxa"/>
+          </w:tcPr>
+          <w:p>
+            <w:pPr>
+              <w:jc w:val="left"/>
+            </w:pPr>
+            <w:r>
+              <w:t>Sistem dapat membuat, menampilkan, mengubah, dan menghapus data master klinik sesuai dengan proses yang dilakukan oleh admin.</w:t>
+            </w:r>
+          </w:p>
+        </w:tc>
+      </w:tr>
+      <w:tr>
+        <w:trPr/>
+        <w:tc>
+          <w:tcPr>
+            <w:tcW w:w="2121" w:type="dxa"/>
+          </w:tcPr>
+          <w:p>
+            <w:r>
+              <w:t>Actual Result</w:t>
+            </w:r>
+          </w:p>
+        </w:tc>
+        <w:tc>
+          <w:tcPr>
+            <w:tcW w:w="5617" w:type="dxa"/>
+          </w:tcPr>
+          <w:p>
+            <w:pPr>
+              <w:jc w:val="left"/>
+            </w:pPr>
+            <w:r>
+              <w:t>Seluruh proses CRUD pada data master klinik berhasil dilakukan. Data berhasil ditambahkan, ditampilkan, diperbarui, dan dihapus sesuai dengan kebutuhan pengelolaan data oleh admin.</w:t>
+            </w:r>
+          </w:p>
+        </w:tc>
+      </w:tr>
+      <w:tr>
+        <w:trPr/>
+        <w:tc>
+          <w:tcPr>
+            <w:tcW w:w="2121" w:type="dxa"/>
+          </w:tcPr>
+          <w:p>
+            <w:r>
+              <w:t>Status</w:t>
+            </w:r>
+          </w:p>
+        </w:tc>
+        <w:tc>
+          <w:tcPr>
+            <w:tcW w:w="5617" w:type="dxa"/>
+          </w:tcPr>
+          <w:p>
+            <w:pPr>
+              <w:jc w:val="left"/>
+            </w:pPr>
+            <w:r>
+              <w:t>Berhasil</w:t>
+            </w:r>
+          </w:p>
+        </w:tc>
+      </w:tr>
+      <w:tr>
+        <w:trPr/>
+        <w:tc>
+          <w:tcPr>
+            <w:tcW w:w="2121" w:type="dxa"/>
+          </w:tcPr>
+          <w:p>
+            <w:r>
+              <w:t>Skenario 1: Kelola Data Master Klinik</w:t>
+            </w:r>
+          </w:p>
+        </w:tc>
+        <w:tc>
+          <w:tcPr>
+            <w:tcW w:w="5617" w:type="dxa"/>
+          </w:tcPr>
+          <w:p>
+            <w:pPr>
+              <w:jc w:val="left"/>
+            </w:pPr>
+            <w:r>
+              <w:t>Admin melakukan CRUD data master klinik seperti klinik, dokter, dan obat.</w:t>
+            </w:r>
+          </w:p>
+        </w:tc>
+      </w:tr>
+      <w:tr>
+        <w:trPr/>
+        <w:tc>
+          <w:tcPr>
+            <w:tcW w:w="2121" w:type="dxa"/>
+          </w:tcPr>
+          <w:p>
+            <w:r>
+              <w:t>Evidence (Skenario 1: Kelola Data Master Klinik)</w:t>
             </w:r>
           </w:p>
         </w:tc>
@@ -20616,8 +21333,8 @@
             <w:r>
               <w:drawing>
                 <wp:inline xmlns:a="http://schemas.openxmlformats.org/drawingml/2006/main" xmlns:pic="http://schemas.openxmlformats.org/drawingml/2006/picture">
-                  <wp:extent cx="4389120" cy="2217420"/>
-                  <wp:docPr id="2011434114" name="Picture 2011434114"/>
+                  <wp:extent cx="4389120" cy="2265426"/>
+                  <wp:docPr id="2011434142" name="Picture 2011434142"/>
                   <wp:cNvGraphicFramePr>
                     <a:graphicFrameLocks noChangeAspect="1"/>
                   </wp:cNvGraphicFramePr>
@@ -20625,142 +21342,7 @@
                     <a:graphicData uri="http://schemas.openxmlformats.org/drawingml/2006/picture">
                       <pic:pic>
                         <pic:nvPicPr>
-                          <pic:cNvPr id="0" name="backend_fr07_1781609859466.png"/>
-                          <pic:cNvPicPr/>
-                        </pic:nvPicPr>
-                        <pic:blipFill>
-                          <a:blip r:embed="rId32"/>
-                          <a:stretch>
-                            <a:fillRect/>
-                          </a:stretch>
-                        </pic:blipFill>
-                        <pic:spPr>
-                          <a:xfrm>
-                            <a:off x="0" y="0"/>
-                            <a:ext cx="4389120" cy="2217420"/>
-                          </a:xfrm>
-                          <a:prstGeom prst="rect"/>
-                        </pic:spPr>
-                      </pic:pic>
-                    </a:graphicData>
-                  </a:graphic>
-                </wp:inline>
-              </w:drawing>
-            </w:r>
-          </w:p>
-        </w:tc>
-      </w:tr>
-      <w:tr>
-        <w:trPr/>
-        <w:tc>
-          <w:tcPr>
-            <w:tcW w:w="2121" w:type="dxa"/>
-          </w:tcPr>
-          <w:p>
-            <w:r>
-              <w:t>Expected Result</w:t>
-            </w:r>
-          </w:p>
-        </w:tc>
-        <w:tc>
-          <w:tcPr>
-            <w:tcW w:w="5617" w:type="dxa"/>
-          </w:tcPr>
-          <w:p>
-            <w:r>
-              <w:t>Sistem dapat membuat, menampilkan, mengubah, dan menghapus data master klinik sesuai dengan proses yang dilakukan oleh admin.</w:t>
-            </w:r>
-          </w:p>
-        </w:tc>
-      </w:tr>
-      <w:tr>
-        <w:trPr/>
-        <w:tc>
-          <w:tcPr>
-            <w:tcW w:w="2121" w:type="dxa"/>
-          </w:tcPr>
-          <w:p>
-            <w:r>
-              <w:t>Actual Result</w:t>
-            </w:r>
-          </w:p>
-        </w:tc>
-        <w:tc>
-          <w:tcPr>
-            <w:tcW w:w="5617" w:type="dxa"/>
-          </w:tcPr>
-          <w:p>
-            <w:r>
-              <w:t>Seluruh proses CRUD pada data master klinik berhasil dilakukan. Data berhasil ditambahkan, ditampilkan, diperbarui, dan dihapus sesuai dengan kebutuhan pengelolaan data oleh admin.</w:t>
-            </w:r>
-          </w:p>
-        </w:tc>
-      </w:tr>
-      <w:tr>
-        <w:trPr/>
-        <w:tc>
-          <w:tcPr>
-            <w:tcW w:w="2121" w:type="dxa"/>
-          </w:tcPr>
-          <w:p>
-            <w:r>
-              <w:t>Status</w:t>
-            </w:r>
-          </w:p>
-        </w:tc>
-        <w:tc>
-          <w:tcPr>
-            <w:tcW w:w="5617" w:type="dxa"/>
-          </w:tcPr>
-          <w:p>
-            <w:r>
-              <w:t>Berhasil</w:t>
-            </w:r>
-          </w:p>
-        </w:tc>
-      </w:tr>
-      <w:tr>
-        <w:trPr/>
-        <w:tc>
-          <w:tcPr>
-            <w:tcW w:w="2121" w:type="dxa"/>
-          </w:tcPr>
-          <w:p>
-            <w:r>
-              <w:t>Evidence</w:t>
-            </w:r>
-          </w:p>
-        </w:tc>
-        <w:tc>
-          <w:tcPr>
-            <w:tcW w:w="5617" w:type="dxa"/>
-          </w:tcPr>
-          <w:p>
-            <w:pPr>
-              <w:pStyle w:val="DaftarParagraf"/>
-              <w:spacing w:line="360" w:lineRule="auto" w:before="80" w:after="80"/>
-              <w:ind w:left="0"/>
-              <w:jc w:val="center"/>
-              <w:rPr>
-                <w:color w:val="000000"/>
-                <w:szCs w:val="24"/>
-                <w:lang w:val="en-ID"/>
-              </w:rPr>
-            </w:pPr>
-            <w:r/>
-            <w:r>
-              <w:drawing>
-                <wp:inline xmlns:a="http://schemas.openxmlformats.org/drawingml/2006/main" xmlns:pic="http://schemas.openxmlformats.org/drawingml/2006/picture">
-                  <wp:extent cx="4389120" cy="2265426"/>
-                  <wp:docPr id="2011434115" name="Picture 2011434115"/>
-                  <wp:cNvGraphicFramePr>
-                    <a:graphicFrameLocks noChangeAspect="1"/>
-                  </wp:cNvGraphicFramePr>
-                  <a:graphic>
-                    <a:graphicData uri="http://schemas.openxmlformats.org/drawingml/2006/picture">
-                      <pic:pic>
-                        <pic:nvPicPr>
-                          <pic:cNvPr id="0" name="12_tambah_klinik_sukses_1781492068537.png"/>
+                          <pic:cNvPr id="0" name="image.png"/>
                           <pic:cNvPicPr/>
                         </pic:nvPicPr>
                         <pic:blipFill>
@@ -20971,6 +21553,9 @@
             <w:tcW w:w="5617" w:type="dxa"/>
           </w:tcPr>
           <w:p>
+            <w:pPr>
+              <w:jc w:val="left"/>
+            </w:pPr>
             <w:r>
               <w:t>FR-08</w:t>
             </w:r>
@@ -20994,6 +21579,9 @@
             <w:tcW w:w="5617" w:type="dxa"/>
           </w:tcPr>
           <w:p>
+            <w:pPr>
+              <w:jc w:val="left"/>
+            </w:pPr>
             <w:r>
               <w:t>WhatsApp Klinik</w:t>
             </w:r>
@@ -21008,7 +21596,7 @@
           </w:tcPr>
           <w:p>
             <w:r>
-              <w:t>Skenario Pengujian</w:t>
+              <w:t>Data Input</w:t>
             </w:r>
           </w:p>
         </w:tc>
@@ -21017,8 +21605,11 @@
             <w:tcW w:w="5617" w:type="dxa"/>
           </w:tcPr>
           <w:p>
-            <w:r>
-              <w:t>Staf menekan tombol ikon WhatsApp pada bagian header halaman pasien untuk memverifikasi fungsi penghubung ke nomor admin klinik.</w:t>
+            <w:pPr>
+              <w:jc w:val="left"/>
+            </w:pPr>
+            <w:r>
+              <w:t>Query Params: { phone: string, text: string }</w:t>
             </w:r>
           </w:p>
         </w:tc>
@@ -21031,7 +21622,111 @@
           </w:tcPr>
           <w:p>
             <w:r>
-              <w:t>Data Input</w:t>
+              <w:t>Expected Result</w:t>
+            </w:r>
+          </w:p>
+        </w:tc>
+        <w:tc>
+          <w:tcPr>
+            <w:tcW w:w="5617" w:type="dxa"/>
+          </w:tcPr>
+          <w:p>
+            <w:pPr>
+              <w:jc w:val="left"/>
+            </w:pPr>
+            <w:r>
+              <w:t>Sistem membuka tab baru yang mengarah ke tautan WhatsApp API dengan nomor tujuan admin klinik.</w:t>
+            </w:r>
+          </w:p>
+        </w:tc>
+      </w:tr>
+      <w:tr>
+        <w:trPr/>
+        <w:tc>
+          <w:tcPr>
+            <w:tcW w:w="2121" w:type="dxa"/>
+          </w:tcPr>
+          <w:p>
+            <w:r>
+              <w:t>Actual Result</w:t>
+            </w:r>
+          </w:p>
+        </w:tc>
+        <w:tc>
+          <w:tcPr>
+            <w:tcW w:w="5617" w:type="dxa"/>
+          </w:tcPr>
+          <w:p>
+            <w:pPr>
+              <w:jc w:val="left"/>
+            </w:pPr>
+            <w:r>
+              <w:t>Tombol WhatsApp berhasil membuka halaman WhatsApp dan menghubungkan pengguna dengan nomor admin klinik sesuai yang telah dikonfigurasi pada sistem.</w:t>
+            </w:r>
+          </w:p>
+        </w:tc>
+      </w:tr>
+      <w:tr>
+        <w:trPr/>
+        <w:tc>
+          <w:tcPr>
+            <w:tcW w:w="2121" w:type="dxa"/>
+          </w:tcPr>
+          <w:p>
+            <w:r>
+              <w:t>Status</w:t>
+            </w:r>
+          </w:p>
+        </w:tc>
+        <w:tc>
+          <w:tcPr>
+            <w:tcW w:w="5617" w:type="dxa"/>
+          </w:tcPr>
+          <w:p>
+            <w:pPr>
+              <w:jc w:val="left"/>
+            </w:pPr>
+            <w:r>
+              <w:t>Berhasil</w:t>
+            </w:r>
+          </w:p>
+        </w:tc>
+      </w:tr>
+      <w:tr>
+        <w:trPr/>
+        <w:tc>
+          <w:tcPr>
+            <w:tcW w:w="2121" w:type="dxa"/>
+          </w:tcPr>
+          <w:p>
+            <w:r>
+              <w:t>Skenario 1: Hubungi Admin via Integrasi WhatsApp</w:t>
+            </w:r>
+          </w:p>
+        </w:tc>
+        <w:tc>
+          <w:tcPr>
+            <w:tcW w:w="5617" w:type="dxa"/>
+          </w:tcPr>
+          <w:p>
+            <w:pPr>
+              <w:jc w:val="left"/>
+            </w:pPr>
+            <w:r>
+              <w:t>Pasien mengklik tombol WhatsApp untuk membuka chat bantuan admin.</w:t>
+            </w:r>
+          </w:p>
+        </w:tc>
+      </w:tr>
+      <w:tr>
+        <w:trPr/>
+        <w:tc>
+          <w:tcPr>
+            <w:tcW w:w="2121" w:type="dxa"/>
+          </w:tcPr>
+          <w:p>
+            <w:r>
+              <w:t>Evidence (Skenario 1: Hubungi Admin via Integrasi WhatsApp)</w:t>
             </w:r>
           </w:p>
         </w:tc>
@@ -21055,8 +21750,8 @@
             <w:r>
               <w:drawing>
                 <wp:inline xmlns:a="http://schemas.openxmlformats.org/drawingml/2006/main" xmlns:pic="http://schemas.openxmlformats.org/drawingml/2006/picture">
-                  <wp:extent cx="4389120" cy="2217420"/>
-                  <wp:docPr id="2011434116" name="Picture 2011434116"/>
+                  <wp:extent cx="4389120" cy="4448618"/>
+                  <wp:docPr id="2011434143" name="Picture 2011434143"/>
                   <wp:cNvGraphicFramePr>
                     <a:graphicFrameLocks noChangeAspect="1"/>
                   </wp:cNvGraphicFramePr>
@@ -21064,142 +21759,7 @@
                     <a:graphicData uri="http://schemas.openxmlformats.org/drawingml/2006/picture">
                       <pic:pic>
                         <pic:nvPicPr>
-                          <pic:cNvPr id="0" name="backend_fr08_1781609865682.png"/>
-                          <pic:cNvPicPr/>
-                        </pic:nvPicPr>
-                        <pic:blipFill>
-                          <a:blip r:embed="rId34"/>
-                          <a:stretch>
-                            <a:fillRect/>
-                          </a:stretch>
-                        </pic:blipFill>
-                        <pic:spPr>
-                          <a:xfrm>
-                            <a:off x="0" y="0"/>
-                            <a:ext cx="4389120" cy="2217420"/>
-                          </a:xfrm>
-                          <a:prstGeom prst="rect"/>
-                        </pic:spPr>
-                      </pic:pic>
-                    </a:graphicData>
-                  </a:graphic>
-                </wp:inline>
-              </w:drawing>
-            </w:r>
-          </w:p>
-        </w:tc>
-      </w:tr>
-      <w:tr>
-        <w:trPr/>
-        <w:tc>
-          <w:tcPr>
-            <w:tcW w:w="2121" w:type="dxa"/>
-          </w:tcPr>
-          <w:p>
-            <w:r>
-              <w:t>Expected Result</w:t>
-            </w:r>
-          </w:p>
-        </w:tc>
-        <w:tc>
-          <w:tcPr>
-            <w:tcW w:w="5617" w:type="dxa"/>
-          </w:tcPr>
-          <w:p>
-            <w:r>
-              <w:t>Sistem membuka tab baru yang mengarah ke tautan WhatsApp API dengan nomor tujuan admin klinik.</w:t>
-            </w:r>
-          </w:p>
-        </w:tc>
-      </w:tr>
-      <w:tr>
-        <w:trPr/>
-        <w:tc>
-          <w:tcPr>
-            <w:tcW w:w="2121" w:type="dxa"/>
-          </w:tcPr>
-          <w:p>
-            <w:r>
-              <w:t>Actual Result</w:t>
-            </w:r>
-          </w:p>
-        </w:tc>
-        <w:tc>
-          <w:tcPr>
-            <w:tcW w:w="5617" w:type="dxa"/>
-          </w:tcPr>
-          <w:p>
-            <w:r>
-              <w:t>Tombol WhatsApp berhasil membuka halaman WhatsApp dan menghubungkan pengguna dengan nomor admin klinik sesuai yang telah dikonfigurasi pada sistem.</w:t>
-            </w:r>
-          </w:p>
-        </w:tc>
-      </w:tr>
-      <w:tr>
-        <w:trPr/>
-        <w:tc>
-          <w:tcPr>
-            <w:tcW w:w="2121" w:type="dxa"/>
-          </w:tcPr>
-          <w:p>
-            <w:r>
-              <w:t>Status</w:t>
-            </w:r>
-          </w:p>
-        </w:tc>
-        <w:tc>
-          <w:tcPr>
-            <w:tcW w:w="5617" w:type="dxa"/>
-          </w:tcPr>
-          <w:p>
-            <w:r>
-              <w:t>Berhasil</w:t>
-            </w:r>
-          </w:p>
-        </w:tc>
-      </w:tr>
-      <w:tr>
-        <w:trPr/>
-        <w:tc>
-          <w:tcPr>
-            <w:tcW w:w="2121" w:type="dxa"/>
-          </w:tcPr>
-          <w:p>
-            <w:r>
-              <w:t>Evidence</w:t>
-            </w:r>
-          </w:p>
-        </w:tc>
-        <w:tc>
-          <w:tcPr>
-            <w:tcW w:w="5617" w:type="dxa"/>
-          </w:tcPr>
-          <w:p>
-            <w:pPr>
-              <w:pStyle w:val="DaftarParagraf"/>
-              <w:spacing w:line="360" w:lineRule="auto" w:before="80" w:after="80"/>
-              <w:ind w:left="0"/>
-              <w:jc w:val="center"/>
-              <w:rPr>
-                <w:color w:val="000000"/>
-                <w:szCs w:val="24"/>
-                <w:lang w:val="en-ID"/>
-              </w:rPr>
-            </w:pPr>
-            <w:r/>
-            <w:r>
-              <w:drawing>
-                <wp:inline xmlns:a="http://schemas.openxmlformats.org/drawingml/2006/main" xmlns:pic="http://schemas.openxmlformats.org/drawingml/2006/picture">
-                  <wp:extent cx="4389120" cy="4448618"/>
-                  <wp:docPr id="2011434117" name="Picture 2011434117"/>
-                  <wp:cNvGraphicFramePr>
-                    <a:graphicFrameLocks noChangeAspect="1"/>
-                  </wp:cNvGraphicFramePr>
-                  <a:graphic>
-                    <a:graphicData uri="http://schemas.openxmlformats.org/drawingml/2006/picture">
-                      <pic:pic>
-                        <pic:nvPicPr>
-                          <pic:cNvPr id="0" name="whatsapp_redirect.png"/>
+                          <pic:cNvPr id="0" name="image.png"/>
                           <pic:cNvPicPr/>
                         </pic:nvPicPr>
                         <pic:blipFill>
@@ -21911,6 +22471,9 @@
             <w:tcW w:w="6108" w:type="dxa"/>
           </w:tcPr>
           <w:p>
+            <w:pPr>
+              <w:jc w:val="left"/>
+            </w:pPr>
             <w:r>
               <w:t>NF-01</w:t>
             </w:r>
@@ -21934,6 +22497,9 @@
             <w:tcW w:w="6108" w:type="dxa"/>
           </w:tcPr>
           <w:p>
+            <w:pPr>
+              <w:jc w:val="left"/>
+            </w:pPr>
             <w:r>
               <w:t>Booking Availability Validation</w:t>
             </w:r>
@@ -21948,7 +22514,7 @@
           </w:tcPr>
           <w:p>
             <w:r>
-              <w:t>Skenario Pengujian</w:t>
+              <w:t>Data Input</w:t>
             </w:r>
           </w:p>
         </w:tc>
@@ -21957,8 +22523,11 @@
             <w:tcW w:w="6108" w:type="dxa"/>
           </w:tcPr>
           <w:p>
-            <w:r>
-              <w:t>Penguji mengakses halaman appointment/booking pada beberapa waktu pengujian yang berbeda untuk memastikan halaman dapat dibuka dengan normal. Penguji juga memeriksa respons server melalui Browser Developer Tools untuk memastikan request berhasil diproses tanpa error.</w:t>
+            <w:pPr>
+              <w:jc w:val="left"/>
+            </w:pPr>
+            <w:r>
+              <w:t>HTTP Method &amp; Path: GET /portal/appointments/new</w:t>
             </w:r>
           </w:p>
         </w:tc>
@@ -21971,7 +22540,111 @@
           </w:tcPr>
           <w:p>
             <w:r>
-              <w:t>Data Input</w:t>
+              <w:t>Expected Result</w:t>
+            </w:r>
+          </w:p>
+        </w:tc>
+        <w:tc>
+          <w:tcPr>
+            <w:tcW w:w="6108" w:type="dxa"/>
+          </w:tcPr>
+          <w:p>
+            <w:pPr>
+              <w:jc w:val="left"/>
+            </w:pPr>
+            <w:r>
+              <w:t>Halaman appointment dapat diakses dengan normal pada setiap waktu pengujian, seluruh komponen halaman berhasil dimuat, dan server memberikan respons yang berhasil tanpa error.</w:t>
+            </w:r>
+          </w:p>
+        </w:tc>
+      </w:tr>
+      <w:tr>
+        <w:trPr/>
+        <w:tc>
+          <w:tcPr>
+            <w:tcW w:w="1630" w:type="dxa"/>
+          </w:tcPr>
+          <w:p>
+            <w:r>
+              <w:t>Actual Result</w:t>
+            </w:r>
+          </w:p>
+        </w:tc>
+        <w:tc>
+          <w:tcPr>
+            <w:tcW w:w="6108" w:type="dxa"/>
+          </w:tcPr>
+          <w:p>
+            <w:pPr>
+              <w:jc w:val="left"/>
+            </w:pPr>
+            <w:r>
+              <w:t>Halaman appointment berhasil diakses pada seluruh waktu pengujian. Seluruh komponen halaman berhasil dimuat dengan baik dan request ke server berhasil diproses tanpa ditemukan error pada proses pengujian.</w:t>
+            </w:r>
+          </w:p>
+        </w:tc>
+      </w:tr>
+      <w:tr>
+        <w:trPr/>
+        <w:tc>
+          <w:tcPr>
+            <w:tcW w:w="1630" w:type="dxa"/>
+          </w:tcPr>
+          <w:p>
+            <w:r>
+              <w:t>Status</w:t>
+            </w:r>
+          </w:p>
+        </w:tc>
+        <w:tc>
+          <w:tcPr>
+            <w:tcW w:w="6108" w:type="dxa"/>
+          </w:tcPr>
+          <w:p>
+            <w:pPr>
+              <w:jc w:val="left"/>
+            </w:pPr>
+            <w:r>
+              <w:t>Berhasil</w:t>
+            </w:r>
+          </w:p>
+        </w:tc>
+      </w:tr>
+      <w:tr>
+        <w:trPr/>
+        <w:tc>
+          <w:tcPr>
+            <w:tcW w:w="1630" w:type="dxa"/>
+          </w:tcPr>
+          <w:p>
+            <w:r>
+              <w:t>Skenario 1: Validasi Akses &amp; Ketersediaan Halaman Booking</w:t>
+            </w:r>
+          </w:p>
+        </w:tc>
+        <w:tc>
+          <w:tcPr>
+            <w:tcW w:w="6108" w:type="dxa"/>
+          </w:tcPr>
+          <w:p>
+            <w:pPr>
+              <w:jc w:val="left"/>
+            </w:pPr>
+            <w:r>
+              <w:t>Memverifikasi halaman booking dapat diakses secara lancar.</w:t>
+            </w:r>
+          </w:p>
+        </w:tc>
+      </w:tr>
+      <w:tr>
+        <w:trPr/>
+        <w:tc>
+          <w:tcPr>
+            <w:tcW w:w="1630" w:type="dxa"/>
+          </w:tcPr>
+          <w:p>
+            <w:r>
+              <w:t>Evidence (Skenario 1: Validasi Akses &amp; Ketersediaan Halaman Booking)</w:t>
             </w:r>
           </w:p>
         </w:tc>
@@ -21995,8 +22668,8 @@
             <w:r>
               <w:drawing>
                 <wp:inline xmlns:a="http://schemas.openxmlformats.org/drawingml/2006/main" xmlns:pic="http://schemas.openxmlformats.org/drawingml/2006/picture">
-                  <wp:extent cx="4389120" cy="2217420"/>
-                  <wp:docPr id="2011434118" name="Picture 2011434118"/>
+                  <wp:extent cx="4389120" cy="2265426"/>
+                  <wp:docPr id="2011434144" name="Picture 2011434144"/>
                   <wp:cNvGraphicFramePr>
                     <a:graphicFrameLocks noChangeAspect="1"/>
                   </wp:cNvGraphicFramePr>
@@ -22004,142 +22677,7 @@
                     <a:graphicData uri="http://schemas.openxmlformats.org/drawingml/2006/picture">
                       <pic:pic>
                         <pic:nvPicPr>
-                          <pic:cNvPr id="0" name="backend_nf01_1781609873827.png"/>
-                          <pic:cNvPicPr/>
-                        </pic:nvPicPr>
-                        <pic:blipFill>
-                          <a:blip r:embed="rId36"/>
-                          <a:stretch>
-                            <a:fillRect/>
-                          </a:stretch>
-                        </pic:blipFill>
-                        <pic:spPr>
-                          <a:xfrm>
-                            <a:off x="0" y="0"/>
-                            <a:ext cx="4389120" cy="2217420"/>
-                          </a:xfrm>
-                          <a:prstGeom prst="rect"/>
-                        </pic:spPr>
-                      </pic:pic>
-                    </a:graphicData>
-                  </a:graphic>
-                </wp:inline>
-              </w:drawing>
-            </w:r>
-          </w:p>
-        </w:tc>
-      </w:tr>
-      <w:tr>
-        <w:trPr/>
-        <w:tc>
-          <w:tcPr>
-            <w:tcW w:w="1630" w:type="dxa"/>
-          </w:tcPr>
-          <w:p>
-            <w:r>
-              <w:t>Expected Result</w:t>
-            </w:r>
-          </w:p>
-        </w:tc>
-        <w:tc>
-          <w:tcPr>
-            <w:tcW w:w="6108" w:type="dxa"/>
-          </w:tcPr>
-          <w:p>
-            <w:r>
-              <w:t>Halaman appointment dapat diakses dengan normal pada setiap waktu pengujian, seluruh komponen halaman berhasil dimuat, dan server memberikan respons yang berhasil tanpa error.</w:t>
-            </w:r>
-          </w:p>
-        </w:tc>
-      </w:tr>
-      <w:tr>
-        <w:trPr/>
-        <w:tc>
-          <w:tcPr>
-            <w:tcW w:w="1630" w:type="dxa"/>
-          </w:tcPr>
-          <w:p>
-            <w:r>
-              <w:t>Actual Result</w:t>
-            </w:r>
-          </w:p>
-        </w:tc>
-        <w:tc>
-          <w:tcPr>
-            <w:tcW w:w="6108" w:type="dxa"/>
-          </w:tcPr>
-          <w:p>
-            <w:r>
-              <w:t>Halaman appointment berhasil diakses pada seluruh waktu pengujian. Seluruh komponen halaman berhasil dimuat dengan baik dan request ke server berhasil diproses tanpa ditemukan error pada proses pengujian.</w:t>
-            </w:r>
-          </w:p>
-        </w:tc>
-      </w:tr>
-      <w:tr>
-        <w:trPr/>
-        <w:tc>
-          <w:tcPr>
-            <w:tcW w:w="1630" w:type="dxa"/>
-          </w:tcPr>
-          <w:p>
-            <w:r>
-              <w:t>Status</w:t>
-            </w:r>
-          </w:p>
-        </w:tc>
-        <w:tc>
-          <w:tcPr>
-            <w:tcW w:w="6108" w:type="dxa"/>
-          </w:tcPr>
-          <w:p>
-            <w:r>
-              <w:t>Berhasil</w:t>
-            </w:r>
-          </w:p>
-        </w:tc>
-      </w:tr>
-      <w:tr>
-        <w:trPr/>
-        <w:tc>
-          <w:tcPr>
-            <w:tcW w:w="1630" w:type="dxa"/>
-          </w:tcPr>
-          <w:p>
-            <w:r>
-              <w:t>Evidence</w:t>
-            </w:r>
-          </w:p>
-        </w:tc>
-        <w:tc>
-          <w:tcPr>
-            <w:tcW w:w="6108" w:type="dxa"/>
-          </w:tcPr>
-          <w:p>
-            <w:pPr>
-              <w:pStyle w:val="DaftarParagraf"/>
-              <w:spacing w:line="360" w:lineRule="auto" w:before="80" w:after="80"/>
-              <w:ind w:left="0"/>
-              <w:jc w:val="center"/>
-              <w:rPr>
-                <w:color w:val="000000"/>
-                <w:szCs w:val="24"/>
-                <w:lang w:val="en-ID"/>
-              </w:rPr>
-            </w:pPr>
-            <w:r/>
-            <w:r>
-              <w:drawing>
-                <wp:inline xmlns:a="http://schemas.openxmlformats.org/drawingml/2006/main" xmlns:pic="http://schemas.openxmlformats.org/drawingml/2006/picture">
-                  <wp:extent cx="4389120" cy="2265426"/>
-                  <wp:docPr id="2011434119" name="Picture 2011434119"/>
-                  <wp:cNvGraphicFramePr>
-                    <a:graphicFrameLocks noChangeAspect="1"/>
-                  </wp:cNvGraphicFramePr>
-                  <a:graphic>
-                    <a:graphicData uri="http://schemas.openxmlformats.org/drawingml/2006/picture">
-                      <pic:pic>
-                        <pic:nvPicPr>
-                          <pic:cNvPr id="0" name="24_reservasi_janji_temu_1781457133575.png"/>
+                          <pic:cNvPr id="0" name="image.png"/>
                           <pic:cNvPicPr/>
                         </pic:nvPicPr>
                         <pic:blipFill>
@@ -22360,6 +22898,9 @@
             <w:tcW w:w="6108" w:type="dxa"/>
           </w:tcPr>
           <w:p>
+            <w:pPr>
+              <w:jc w:val="left"/>
+            </w:pPr>
             <w:r>
               <w:t>NF-02</w:t>
             </w:r>
@@ -22383,6 +22924,9 @@
             <w:tcW w:w="6108" w:type="dxa"/>
           </w:tcPr>
           <w:p>
+            <w:pPr>
+              <w:jc w:val="left"/>
+            </w:pPr>
             <w:r>
               <w:t>Data Security Validation</w:t>
             </w:r>
@@ -22397,7 +22941,7 @@
           </w:tcPr>
           <w:p>
             <w:r>
-              <w:t>Skenario Pengujian</w:t>
+              <w:t>Data Input</w:t>
             </w:r>
           </w:p>
         </w:tc>
@@ -22406,8 +22950,11 @@
             <w:tcW w:w="6108" w:type="dxa"/>
           </w:tcPr>
           <w:p>
-            <w:r>
-              <w:t>Staf memverifikasi penggunaan HTTPS, memeriksa penyimpanan password pada database, serta melakukan pengujian hak akses dengan mencoba mengakses halaman dokter dan admin menggunakan akun pasien</w:t>
+            <w:pPr>
+              <w:jc w:val="left"/>
+            </w:pPr>
+            <w:r>
+              <w:t>Security Spec: SSL/HTTPS port 443, hashing algorithm: bcrypt</w:t>
             </w:r>
           </w:p>
         </w:tc>
@@ -22420,7 +22967,111 @@
           </w:tcPr>
           <w:p>
             <w:r>
-              <w:t>Data Input</w:t>
+              <w:t>Expected Result</w:t>
+            </w:r>
+          </w:p>
+        </w:tc>
+        <w:tc>
+          <w:tcPr>
+            <w:tcW w:w="6108" w:type="dxa"/>
+          </w:tcPr>
+          <w:p>
+            <w:pPr>
+              <w:jc w:val="left"/>
+            </w:pPr>
+            <w:r>
+              <w:t>Sistem menggunakan HTTPS, data pengguna tersimpan dengan aman, dan akses halaman dibatasi sesuai peran pengguna.</w:t>
+            </w:r>
+          </w:p>
+        </w:tc>
+      </w:tr>
+      <w:tr>
+        <w:trPr/>
+        <w:tc>
+          <w:tcPr>
+            <w:tcW w:w="1630" w:type="dxa"/>
+          </w:tcPr>
+          <w:p>
+            <w:r>
+              <w:t>Actual Result</w:t>
+            </w:r>
+          </w:p>
+        </w:tc>
+        <w:tc>
+          <w:tcPr>
+            <w:tcW w:w="6108" w:type="dxa"/>
+          </w:tcPr>
+          <w:p>
+            <w:pPr>
+              <w:jc w:val="left"/>
+            </w:pPr>
+            <w:r>
+              <w:t>Sistem menggunakan HTTPS dan pembatasan akses berdasarkan peran pengguna berjalan sesuai dengan ketentuan yang telah ditetapkan.</w:t>
+            </w:r>
+          </w:p>
+        </w:tc>
+      </w:tr>
+      <w:tr>
+        <w:trPr/>
+        <w:tc>
+          <w:tcPr>
+            <w:tcW w:w="1630" w:type="dxa"/>
+          </w:tcPr>
+          <w:p>
+            <w:r>
+              <w:t>Status</w:t>
+            </w:r>
+          </w:p>
+        </w:tc>
+        <w:tc>
+          <w:tcPr>
+            <w:tcW w:w="6108" w:type="dxa"/>
+          </w:tcPr>
+          <w:p>
+            <w:pPr>
+              <w:jc w:val="left"/>
+            </w:pPr>
+            <w:r>
+              <w:t>Berhasil</w:t>
+            </w:r>
+          </w:p>
+        </w:tc>
+      </w:tr>
+      <w:tr>
+        <w:trPr/>
+        <w:tc>
+          <w:tcPr>
+            <w:tcW w:w="1630" w:type="dxa"/>
+          </w:tcPr>
+          <w:p>
+            <w:r>
+              <w:t>Skenario 1: Uji Hak Akses &amp; Enkripsi Sesi Pengguna</w:t>
+            </w:r>
+          </w:p>
+        </w:tc>
+        <w:tc>
+          <w:tcPr>
+            <w:tcW w:w="6108" w:type="dxa"/>
+          </w:tcPr>
+          <w:p>
+            <w:pPr>
+              <w:jc w:val="left"/>
+            </w:pPr>
+            <w:r>
+              <w:t>Memverifikasi enkripsi password dan proteksi otentikasi role.</w:t>
+            </w:r>
+          </w:p>
+        </w:tc>
+      </w:tr>
+      <w:tr>
+        <w:trPr/>
+        <w:tc>
+          <w:tcPr>
+            <w:tcW w:w="1630" w:type="dxa"/>
+          </w:tcPr>
+          <w:p>
+            <w:r>
+              <w:t>Evidence (Skenario 1: Uji Hak Akses &amp; Enkripsi Sesi Pengguna)</w:t>
             </w:r>
           </w:p>
         </w:tc>
@@ -22444,8 +23095,8 @@
             <w:r>
               <w:drawing>
                 <wp:inline xmlns:a="http://schemas.openxmlformats.org/drawingml/2006/main" xmlns:pic="http://schemas.openxmlformats.org/drawingml/2006/picture">
-                  <wp:extent cx="4389120" cy="2217420"/>
-                  <wp:docPr id="2011434120" name="Picture 2011434120"/>
+                  <wp:extent cx="4389120" cy="2265426"/>
+                  <wp:docPr id="2011434145" name="Picture 2011434145"/>
                   <wp:cNvGraphicFramePr>
                     <a:graphicFrameLocks noChangeAspect="1"/>
                   </wp:cNvGraphicFramePr>
@@ -22453,142 +23104,7 @@
                     <a:graphicData uri="http://schemas.openxmlformats.org/drawingml/2006/picture">
                       <pic:pic>
                         <pic:nvPicPr>
-                          <pic:cNvPr id="0" name="backend_nf02_1781609880356.png"/>
-                          <pic:cNvPicPr/>
-                        </pic:nvPicPr>
-                        <pic:blipFill>
-                          <a:blip r:embed="rId38"/>
-                          <a:stretch>
-                            <a:fillRect/>
-                          </a:stretch>
-                        </pic:blipFill>
-                        <pic:spPr>
-                          <a:xfrm>
-                            <a:off x="0" y="0"/>
-                            <a:ext cx="4389120" cy="2217420"/>
-                          </a:xfrm>
-                          <a:prstGeom prst="rect"/>
-                        </pic:spPr>
-                      </pic:pic>
-                    </a:graphicData>
-                  </a:graphic>
-                </wp:inline>
-              </w:drawing>
-            </w:r>
-          </w:p>
-        </w:tc>
-      </w:tr>
-      <w:tr>
-        <w:trPr/>
-        <w:tc>
-          <w:tcPr>
-            <w:tcW w:w="1630" w:type="dxa"/>
-          </w:tcPr>
-          <w:p>
-            <w:r>
-              <w:t>Expected Result</w:t>
-            </w:r>
-          </w:p>
-        </w:tc>
-        <w:tc>
-          <w:tcPr>
-            <w:tcW w:w="6108" w:type="dxa"/>
-          </w:tcPr>
-          <w:p>
-            <w:r>
-              <w:t>Sistem menggunakan HTTPS, data pengguna tersimpan dengan aman, dan akses halaman dibatasi sesuai peran pengguna.</w:t>
-            </w:r>
-          </w:p>
-        </w:tc>
-      </w:tr>
-      <w:tr>
-        <w:trPr/>
-        <w:tc>
-          <w:tcPr>
-            <w:tcW w:w="1630" w:type="dxa"/>
-          </w:tcPr>
-          <w:p>
-            <w:r>
-              <w:t>Actual Result</w:t>
-            </w:r>
-          </w:p>
-        </w:tc>
-        <w:tc>
-          <w:tcPr>
-            <w:tcW w:w="6108" w:type="dxa"/>
-          </w:tcPr>
-          <w:p>
-            <w:r>
-              <w:t>Sistem menggunakan HTTPS dan pembatasan akses berdasarkan peran pengguna berjalan sesuai dengan ketentuan yang telah ditetapkan.</w:t>
-            </w:r>
-          </w:p>
-        </w:tc>
-      </w:tr>
-      <w:tr>
-        <w:trPr/>
-        <w:tc>
-          <w:tcPr>
-            <w:tcW w:w="1630" w:type="dxa"/>
-          </w:tcPr>
-          <w:p>
-            <w:r>
-              <w:t>Status</w:t>
-            </w:r>
-          </w:p>
-        </w:tc>
-        <w:tc>
-          <w:tcPr>
-            <w:tcW w:w="6108" w:type="dxa"/>
-          </w:tcPr>
-          <w:p>
-            <w:r>
-              <w:t>Berhasil</w:t>
-            </w:r>
-          </w:p>
-        </w:tc>
-      </w:tr>
-      <w:tr>
-        <w:trPr/>
-        <w:tc>
-          <w:tcPr>
-            <w:tcW w:w="1630" w:type="dxa"/>
-          </w:tcPr>
-          <w:p>
-            <w:r>
-              <w:t>Evidence</w:t>
-            </w:r>
-          </w:p>
-        </w:tc>
-        <w:tc>
-          <w:tcPr>
-            <w:tcW w:w="6108" w:type="dxa"/>
-          </w:tcPr>
-          <w:p>
-            <w:pPr>
-              <w:pStyle w:val="DaftarParagraf"/>
-              <w:spacing w:line="360" w:lineRule="auto" w:before="80" w:after="80"/>
-              <w:ind w:left="0"/>
-              <w:jc w:val="center"/>
-              <w:rPr>
-                <w:color w:val="000000"/>
-                <w:szCs w:val="24"/>
-                <w:lang w:val="en-ID"/>
-              </w:rPr>
-            </w:pPr>
-            <w:r/>
-            <w:r>
-              <w:drawing>
-                <wp:inline xmlns:a="http://schemas.openxmlformats.org/drawingml/2006/main" xmlns:pic="http://schemas.openxmlformats.org/drawingml/2006/picture">
-                  <wp:extent cx="4389120" cy="2265426"/>
-                  <wp:docPr id="2011434121" name="Picture 2011434121"/>
-                  <wp:cNvGraphicFramePr>
-                    <a:graphicFrameLocks noChangeAspect="1"/>
-                  </wp:cNvGraphicFramePr>
-                  <a:graphic>
-                    <a:graphicData uri="http://schemas.openxmlformats.org/drawingml/2006/picture">
-                      <pic:pic>
-                        <pic:nvPicPr>
-                          <pic:cNvPr id="0" name="01_login_staf_sukses_1781491070641.png"/>
+                          <pic:cNvPr id="0" name="image.png"/>
                           <pic:cNvPicPr/>
                         </pic:nvPicPr>
                         <pic:blipFill>
@@ -22827,6 +23343,9 @@
             <w:tcW w:w="6108" w:type="dxa"/>
           </w:tcPr>
           <w:p>
+            <w:pPr>
+              <w:jc w:val="left"/>
+            </w:pPr>
             <w:r>
               <w:t>NF-03</w:t>
             </w:r>
@@ -22850,6 +23369,9 @@
             <w:tcW w:w="6108" w:type="dxa"/>
           </w:tcPr>
           <w:p>
+            <w:pPr>
+              <w:jc w:val="left"/>
+            </w:pPr>
             <w:r>
               <w:t>Responsive Interface Validation</w:t>
             </w:r>
@@ -22864,7 +23386,7 @@
           </w:tcPr>
           <w:p>
             <w:r>
-              <w:t>Skenario Pengujian</w:t>
+              <w:t>Data Input</w:t>
             </w:r>
           </w:p>
         </w:tc>
@@ -22873,8 +23395,11 @@
             <w:tcW w:w="6108" w:type="dxa"/>
           </w:tcPr>
           <w:p>
-            <w:r>
-              <w:t>Staf membuka aplikasi menggunakan berbagai ukuran layar dan browser yang berbeda untuk memastikan tampilan tetap konsisten</w:t>
+            <w:pPr>
+              <w:jc w:val="left"/>
+            </w:pPr>
+            <w:r>
+              <w:t>Viewport Dimensions: [360x740, 768x1024, 1920x1080]</w:t>
             </w:r>
           </w:p>
         </w:tc>
@@ -22887,7 +23412,111 @@
           </w:tcPr>
           <w:p>
             <w:r>
-              <w:t>Data Input</w:t>
+              <w:t>Expected Result</w:t>
+            </w:r>
+          </w:p>
+        </w:tc>
+        <w:tc>
+          <w:tcPr>
+            <w:tcW w:w="6108" w:type="dxa"/>
+          </w:tcPr>
+          <w:p>
+            <w:pPr>
+              <w:jc w:val="left"/>
+            </w:pPr>
+            <w:r>
+              <w:t>Tampilan aplikasi tetap rapi, elemen UI tidak bertumpuk, dan seluruh fungsi berjalan normal pada seluruh perangkat yang diuji.</w:t>
+            </w:r>
+          </w:p>
+        </w:tc>
+      </w:tr>
+      <w:tr>
+        <w:trPr/>
+        <w:tc>
+          <w:tcPr>
+            <w:tcW w:w="1630" w:type="dxa"/>
+          </w:tcPr>
+          <w:p>
+            <w:r>
+              <w:t>Actual Result</w:t>
+            </w:r>
+          </w:p>
+        </w:tc>
+        <w:tc>
+          <w:tcPr>
+            <w:tcW w:w="6108" w:type="dxa"/>
+          </w:tcPr>
+          <w:p>
+            <w:pPr>
+              <w:jc w:val="left"/>
+            </w:pPr>
+            <w:r>
+              <w:t>Tampilan aplikasi berhasil menyesuaikan ukuran layar dan seluruh fitur dapat digunakan dengan baik pada perangkat yang diuji.</w:t>
+            </w:r>
+          </w:p>
+        </w:tc>
+      </w:tr>
+      <w:tr>
+        <w:trPr/>
+        <w:tc>
+          <w:tcPr>
+            <w:tcW w:w="1630" w:type="dxa"/>
+          </w:tcPr>
+          <w:p>
+            <w:r>
+              <w:t>Status</w:t>
+            </w:r>
+          </w:p>
+        </w:tc>
+        <w:tc>
+          <w:tcPr>
+            <w:tcW w:w="6108" w:type="dxa"/>
+          </w:tcPr>
+          <w:p>
+            <w:pPr>
+              <w:jc w:val="left"/>
+            </w:pPr>
+            <w:r>
+              <w:t>Berhasil</w:t>
+            </w:r>
+          </w:p>
+        </w:tc>
+      </w:tr>
+      <w:tr>
+        <w:trPr/>
+        <w:tc>
+          <w:tcPr>
+            <w:tcW w:w="1630" w:type="dxa"/>
+          </w:tcPr>
+          <w:p>
+            <w:r>
+              <w:t>Skenario 1: Tampilan Mobile Viewport</w:t>
+            </w:r>
+          </w:p>
+        </w:tc>
+        <w:tc>
+          <w:tcPr>
+            <w:tcW w:w="6108" w:type="dxa"/>
+          </w:tcPr>
+          <w:p>
+            <w:pPr>
+              <w:jc w:val="left"/>
+            </w:pPr>
+            <w:r>
+              <w:t>Memverifikasi tata letak elemen tetap rapi pada layar mobile.</w:t>
+            </w:r>
+          </w:p>
+        </w:tc>
+      </w:tr>
+      <w:tr>
+        <w:trPr/>
+        <w:tc>
+          <w:tcPr>
+            <w:tcW w:w="1630" w:type="dxa"/>
+          </w:tcPr>
+          <w:p>
+            <w:r>
+              <w:t>Evidence (Skenario 1: Tampilan Mobile Viewport)</w:t>
             </w:r>
           </w:p>
         </w:tc>
@@ -22911,8 +23540,8 @@
             <w:r>
               <w:drawing>
                 <wp:inline xmlns:a="http://schemas.openxmlformats.org/drawingml/2006/main" xmlns:pic="http://schemas.openxmlformats.org/drawingml/2006/picture">
-                  <wp:extent cx="4389120" cy="2217420"/>
-                  <wp:docPr id="2011434122" name="Picture 2011434122"/>
+                  <wp:extent cx="4389120" cy="6293998"/>
+                  <wp:docPr id="2011434146" name="Picture 2011434146"/>
                   <wp:cNvGraphicFramePr>
                     <a:graphicFrameLocks noChangeAspect="1"/>
                   </wp:cNvGraphicFramePr>
@@ -22920,142 +23549,7 @@
                     <a:graphicData uri="http://schemas.openxmlformats.org/drawingml/2006/picture">
                       <pic:pic>
                         <pic:nvPicPr>
-                          <pic:cNvPr id="0" name="backend_nf03_1781609886910.png"/>
-                          <pic:cNvPicPr/>
-                        </pic:nvPicPr>
-                        <pic:blipFill>
-                          <a:blip r:embed="rId39"/>
-                          <a:stretch>
-                            <a:fillRect/>
-                          </a:stretch>
-                        </pic:blipFill>
-                        <pic:spPr>
-                          <a:xfrm>
-                            <a:off x="0" y="0"/>
-                            <a:ext cx="4389120" cy="2217420"/>
-                          </a:xfrm>
-                          <a:prstGeom prst="rect"/>
-                        </pic:spPr>
-                      </pic:pic>
-                    </a:graphicData>
-                  </a:graphic>
-                </wp:inline>
-              </w:drawing>
-            </w:r>
-          </w:p>
-        </w:tc>
-      </w:tr>
-      <w:tr>
-        <w:trPr/>
-        <w:tc>
-          <w:tcPr>
-            <w:tcW w:w="1630" w:type="dxa"/>
-          </w:tcPr>
-          <w:p>
-            <w:r>
-              <w:t>Expected Result</w:t>
-            </w:r>
-          </w:p>
-        </w:tc>
-        <w:tc>
-          <w:tcPr>
-            <w:tcW w:w="6108" w:type="dxa"/>
-          </w:tcPr>
-          <w:p>
-            <w:r>
-              <w:t>Tampilan aplikasi tetap rapi, elemen UI tidak bertumpuk, dan seluruh fungsi berjalan normal pada seluruh perangkat yang diuji.</w:t>
-            </w:r>
-          </w:p>
-        </w:tc>
-      </w:tr>
-      <w:tr>
-        <w:trPr/>
-        <w:tc>
-          <w:tcPr>
-            <w:tcW w:w="1630" w:type="dxa"/>
-          </w:tcPr>
-          <w:p>
-            <w:r>
-              <w:t>Actual Result</w:t>
-            </w:r>
-          </w:p>
-        </w:tc>
-        <w:tc>
-          <w:tcPr>
-            <w:tcW w:w="6108" w:type="dxa"/>
-          </w:tcPr>
-          <w:p>
-            <w:r>
-              <w:t>Tampilan aplikasi berhasil menyesuaikan ukuran layar dan seluruh fitur dapat digunakan dengan baik pada perangkat yang diuji.</w:t>
-            </w:r>
-          </w:p>
-        </w:tc>
-      </w:tr>
-      <w:tr>
-        <w:trPr/>
-        <w:tc>
-          <w:tcPr>
-            <w:tcW w:w="1630" w:type="dxa"/>
-          </w:tcPr>
-          <w:p>
-            <w:r>
-              <w:t>Status</w:t>
-            </w:r>
-          </w:p>
-        </w:tc>
-        <w:tc>
-          <w:tcPr>
-            <w:tcW w:w="6108" w:type="dxa"/>
-          </w:tcPr>
-          <w:p>
-            <w:r>
-              <w:t>Berhasil</w:t>
-            </w:r>
-          </w:p>
-        </w:tc>
-      </w:tr>
-      <w:tr>
-        <w:trPr/>
-        <w:tc>
-          <w:tcPr>
-            <w:tcW w:w="1630" w:type="dxa"/>
-          </w:tcPr>
-          <w:p>
-            <w:r>
-              <w:t>Evidence</w:t>
-            </w:r>
-          </w:p>
-        </w:tc>
-        <w:tc>
-          <w:tcPr>
-            <w:tcW w:w="6108" w:type="dxa"/>
-          </w:tcPr>
-          <w:p>
-            <w:pPr>
-              <w:pStyle w:val="DaftarParagraf"/>
-              <w:spacing w:line="360" w:lineRule="auto" w:before="80" w:after="80"/>
-              <w:ind w:left="0"/>
-              <w:jc w:val="center"/>
-              <w:rPr>
-                <w:color w:val="000000"/>
-                <w:szCs w:val="24"/>
-                <w:lang w:val="en-ID"/>
-              </w:rPr>
-            </w:pPr>
-            <w:r/>
-            <w:r>
-              <w:drawing>
-                <wp:inline xmlns:a="http://schemas.openxmlformats.org/drawingml/2006/main" xmlns:pic="http://schemas.openxmlformats.org/drawingml/2006/picture">
-                  <wp:extent cx="4389120" cy="6293998"/>
-                  <wp:docPr id="2011434123" name="Picture 2011434123"/>
-                  <wp:cNvGraphicFramePr>
-                    <a:graphicFrameLocks noChangeAspect="1"/>
-                  </wp:cNvGraphicFramePr>
-                  <a:graphic>
-                    <a:graphicData uri="http://schemas.openxmlformats.org/drawingml/2006/picture">
-                      <pic:pic>
-                        <pic:nvPicPr>
-                          <pic:cNvPr id="0" name="mobile_login_view_1781025189516.png"/>
+                          <pic:cNvPr id="0" name="image.png"/>
                           <pic:cNvPicPr/>
                         </pic:nvPicPr>
                         <pic:blipFill>
@@ -23080,6 +23574,98 @@
           </w:p>
         </w:tc>
       </w:tr>
+      <w:tr>
+        <w:trPr/>
+        <w:tc>
+          <w:tcPr>
+            <w:tcW w:w="1630" w:type="dxa"/>
+          </w:tcPr>
+          <w:p>
+            <w:r>
+              <w:t>Skenario 2: Tampilan Tablet Viewport</w:t>
+            </w:r>
+          </w:p>
+        </w:tc>
+        <w:tc>
+          <w:tcPr>
+            <w:tcW w:w="6108" w:type="dxa"/>
+          </w:tcPr>
+          <w:p>
+            <w:pPr>
+              <w:jc w:val="left"/>
+            </w:pPr>
+            <w:r>
+              <w:t>Memverifikasi responsivitas antarmuka pada ukuran layar tablet.</w:t>
+            </w:r>
+          </w:p>
+        </w:tc>
+      </w:tr>
+      <w:tr>
+        <w:trPr/>
+        <w:tc>
+          <w:tcPr>
+            <w:tcW w:w="1630" w:type="dxa"/>
+          </w:tcPr>
+          <w:p>
+            <w:r>
+              <w:t>Evidence (Skenario 2: Tampilan Tablet Viewport)</w:t>
+            </w:r>
+          </w:p>
+        </w:tc>
+        <w:tc>
+          <w:tcPr>
+            <w:tcW w:w="6108" w:type="dxa"/>
+          </w:tcPr>
+          <w:p>
+            <w:pPr>
+              <w:pStyle w:val="DaftarParagraf"/>
+              <w:spacing w:line="360" w:lineRule="auto" w:before="80" w:after="80"/>
+              <w:ind w:left="0"/>
+              <w:jc w:val="center"/>
+              <w:rPr>
+                <w:color w:val="000000"/>
+                <w:szCs w:val="24"/>
+                <w:lang w:val="en-ID"/>
+              </w:rPr>
+            </w:pPr>
+            <w:r/>
+            <w:r>
+              <w:drawing>
+                <wp:inline xmlns:a="http://schemas.openxmlformats.org/drawingml/2006/main" xmlns:pic="http://schemas.openxmlformats.org/drawingml/2006/picture">
+                  <wp:extent cx="4389120" cy="5422197"/>
+                  <wp:docPr id="2011434147" name="Picture 2011434147"/>
+                  <wp:cNvGraphicFramePr>
+                    <a:graphicFrameLocks noChangeAspect="1"/>
+                  </wp:cNvGraphicFramePr>
+                  <a:graphic>
+                    <a:graphicData uri="http://schemas.openxmlformats.org/drawingml/2006/picture">
+                      <pic:pic>
+                        <pic:nvPicPr>
+                          <pic:cNvPr id="0" name="tablet_login_view_1781025206134.png"/>
+                          <pic:cNvPicPr/>
+                        </pic:nvPicPr>
+                        <pic:blipFill>
+                          <a:blip r:embed="rId51"/>
+                          <a:stretch>
+                            <a:fillRect/>
+                          </a:stretch>
+                        </pic:blipFill>
+                        <pic:spPr>
+                          <a:xfrm>
+                            <a:off x="0" y="0"/>
+                            <a:ext cx="4389120" cy="5422197"/>
+                          </a:xfrm>
+                          <a:prstGeom prst="rect"/>
+                        </pic:spPr>
+                      </pic:pic>
+                    </a:graphicData>
+                  </a:graphic>
+                </wp:inline>
+              </w:drawing>
+            </w:r>
+          </w:p>
+        </w:tc>
+      </w:tr>
     </w:tbl>
     <w:p>
       <w:pPr>
@@ -23285,6 +23871,9 @@
             <w:tcW w:w="6108" w:type="dxa"/>
           </w:tcPr>
           <w:p>
+            <w:pPr>
+              <w:jc w:val="left"/>
+            </w:pPr>
             <w:r>
               <w:t>NF-04</w:t>
             </w:r>
@@ -23308,6 +23897,9 @@
             <w:tcW w:w="6108" w:type="dxa"/>
           </w:tcPr>
           <w:p>
+            <w:pPr>
+              <w:jc w:val="left"/>
+            </w:pPr>
             <w:r>
               <w:t>User Interaction Efficiency</w:t>
             </w:r>
@@ -23322,7 +23914,7 @@
           </w:tcPr>
           <w:p>
             <w:r>
-              <w:t>Skenario Pengujian</w:t>
+              <w:t>Data Input</w:t>
             </w:r>
           </w:p>
         </w:tc>
@@ -23331,8 +23923,11 @@
             <w:tcW w:w="6108" w:type="dxa"/>
           </w:tcPr>
           <w:p>
-            <w:r>
-              <w:t>Pasien, dokter, dan admin diminta mencoba fitur utama aplikasi sesuai perannya tanpa diberikan instruksi tambahan.</w:t>
+            <w:pPr>
+              <w:jc w:val="left"/>
+            </w:pPr>
+            <w:r>
+              <w:t>Action triggers: onClick(), onChange(), onSubmit()</w:t>
             </w:r>
           </w:p>
         </w:tc>
@@ -23345,7 +23940,111 @@
           </w:tcPr>
           <w:p>
             <w:r>
-              <w:t>Data Input</w:t>
+              <w:t>Expected Result</w:t>
+            </w:r>
+          </w:p>
+        </w:tc>
+        <w:tc>
+          <w:tcPr>
+            <w:tcW w:w="6108" w:type="dxa"/>
+          </w:tcPr>
+          <w:p>
+            <w:pPr>
+              <w:jc w:val="left"/>
+            </w:pPr>
+            <w:r>
+              <w:t>Pengguna dapat menyelesaikan tugas utama sesuai perannya tanpa memerlukan bantuan tambahan.</w:t>
+            </w:r>
+          </w:p>
+        </w:tc>
+      </w:tr>
+      <w:tr>
+        <w:trPr/>
+        <w:tc>
+          <w:tcPr>
+            <w:tcW w:w="1630" w:type="dxa"/>
+          </w:tcPr>
+          <w:p>
+            <w:r>
+              <w:t>Actual Result</w:t>
+            </w:r>
+          </w:p>
+        </w:tc>
+        <w:tc>
+          <w:tcPr>
+            <w:tcW w:w="6108" w:type="dxa"/>
+          </w:tcPr>
+          <w:p>
+            <w:pPr>
+              <w:jc w:val="left"/>
+            </w:pPr>
+            <w:r>
+              <w:t>Pengguna berhasil menyelesaikan seluruh tugas utama sesuai perannya masing-masing tanpa mengalami kesulitan yang signifikan</w:t>
+            </w:r>
+          </w:p>
+        </w:tc>
+      </w:tr>
+      <w:tr>
+        <w:trPr/>
+        <w:tc>
+          <w:tcPr>
+            <w:tcW w:w="1630" w:type="dxa"/>
+          </w:tcPr>
+          <w:p>
+            <w:r>
+              <w:t>Status</w:t>
+            </w:r>
+          </w:p>
+        </w:tc>
+        <w:tc>
+          <w:tcPr>
+            <w:tcW w:w="6108" w:type="dxa"/>
+          </w:tcPr>
+          <w:p>
+            <w:pPr>
+              <w:jc w:val="left"/>
+            </w:pPr>
+            <w:r>
+              <w:t>Berhasil</w:t>
+            </w:r>
+          </w:p>
+        </w:tc>
+      </w:tr>
+      <w:tr>
+        <w:trPr/>
+        <w:tc>
+          <w:tcPr>
+            <w:tcW w:w="1630" w:type="dxa"/>
+          </w:tcPr>
+          <w:p>
+            <w:r>
+              <w:t>Skenario 1: Validasi Navigasi &amp; Efisiensi Interaksi Pengguna</w:t>
+            </w:r>
+          </w:p>
+        </w:tc>
+        <w:tc>
+          <w:tcPr>
+            <w:tcW w:w="6108" w:type="dxa"/>
+          </w:tcPr>
+          <w:p>
+            <w:pPr>
+              <w:jc w:val="left"/>
+            </w:pPr>
+            <w:r>
+              <w:t>Memastikan transisi antar halaman mulus tanpa delay yang mengganggu.</w:t>
+            </w:r>
+          </w:p>
+        </w:tc>
+      </w:tr>
+      <w:tr>
+        <w:trPr/>
+        <w:tc>
+          <w:tcPr>
+            <w:tcW w:w="1630" w:type="dxa"/>
+          </w:tcPr>
+          <w:p>
+            <w:r>
+              <w:t>Evidence (Skenario 1: Validasi Navigasi &amp; Efisiensi Interaksi Pengguna)</w:t>
             </w:r>
           </w:p>
         </w:tc>
@@ -23369,8 +24068,8 @@
             <w:r>
               <w:drawing>
                 <wp:inline xmlns:a="http://schemas.openxmlformats.org/drawingml/2006/main" xmlns:pic="http://schemas.openxmlformats.org/drawingml/2006/picture">
-                  <wp:extent cx="4389120" cy="2217420"/>
-                  <wp:docPr id="2011434124" name="Picture 2011434124"/>
+                  <wp:extent cx="4389120" cy="2265426"/>
+                  <wp:docPr id="2011434148" name="Picture 2011434148"/>
                   <wp:cNvGraphicFramePr>
                     <a:graphicFrameLocks noChangeAspect="1"/>
                   </wp:cNvGraphicFramePr>
@@ -23378,142 +24077,7 @@
                     <a:graphicData uri="http://schemas.openxmlformats.org/drawingml/2006/picture">
                       <pic:pic>
                         <pic:nvPicPr>
-                          <pic:cNvPr id="0" name="backend_nf04_1781609902152.png"/>
-                          <pic:cNvPicPr/>
-                        </pic:nvPicPr>
-                        <pic:blipFill>
-                          <a:blip r:embed="rId41"/>
-                          <a:stretch>
-                            <a:fillRect/>
-                          </a:stretch>
-                        </pic:blipFill>
-                        <pic:spPr>
-                          <a:xfrm>
-                            <a:off x="0" y="0"/>
-                            <a:ext cx="4389120" cy="2217420"/>
-                          </a:xfrm>
-                          <a:prstGeom prst="rect"/>
-                        </pic:spPr>
-                      </pic:pic>
-                    </a:graphicData>
-                  </a:graphic>
-                </wp:inline>
-              </w:drawing>
-            </w:r>
-          </w:p>
-        </w:tc>
-      </w:tr>
-      <w:tr>
-        <w:trPr/>
-        <w:tc>
-          <w:tcPr>
-            <w:tcW w:w="1630" w:type="dxa"/>
-          </w:tcPr>
-          <w:p>
-            <w:r>
-              <w:t>Expected Result</w:t>
-            </w:r>
-          </w:p>
-        </w:tc>
-        <w:tc>
-          <w:tcPr>
-            <w:tcW w:w="6108" w:type="dxa"/>
-          </w:tcPr>
-          <w:p>
-            <w:r>
-              <w:t>Pengguna dapat menyelesaikan tugas utama sesuai perannya tanpa memerlukan bantuan tambahan.</w:t>
-            </w:r>
-          </w:p>
-        </w:tc>
-      </w:tr>
-      <w:tr>
-        <w:trPr/>
-        <w:tc>
-          <w:tcPr>
-            <w:tcW w:w="1630" w:type="dxa"/>
-          </w:tcPr>
-          <w:p>
-            <w:r>
-              <w:t>Actual Result</w:t>
-            </w:r>
-          </w:p>
-        </w:tc>
-        <w:tc>
-          <w:tcPr>
-            <w:tcW w:w="6108" w:type="dxa"/>
-          </w:tcPr>
-          <w:p>
-            <w:r>
-              <w:t>Pengguna berhasil menyelesaikan seluruh tugas utama sesuai perannya masing-masing tanpa mengalami kesulitan yang signifikan</w:t>
-            </w:r>
-          </w:p>
-        </w:tc>
-      </w:tr>
-      <w:tr>
-        <w:trPr/>
-        <w:tc>
-          <w:tcPr>
-            <w:tcW w:w="1630" w:type="dxa"/>
-          </w:tcPr>
-          <w:p>
-            <w:r>
-              <w:t>Status</w:t>
-            </w:r>
-          </w:p>
-        </w:tc>
-        <w:tc>
-          <w:tcPr>
-            <w:tcW w:w="6108" w:type="dxa"/>
-          </w:tcPr>
-          <w:p>
-            <w:r>
-              <w:t>Berhasil</w:t>
-            </w:r>
-          </w:p>
-        </w:tc>
-      </w:tr>
-      <w:tr>
-        <w:trPr/>
-        <w:tc>
-          <w:tcPr>
-            <w:tcW w:w="1630" w:type="dxa"/>
-          </w:tcPr>
-          <w:p>
-            <w:r>
-              <w:t>Evidence</w:t>
-            </w:r>
-          </w:p>
-        </w:tc>
-        <w:tc>
-          <w:tcPr>
-            <w:tcW w:w="6108" w:type="dxa"/>
-          </w:tcPr>
-          <w:p>
-            <w:pPr>
-              <w:pStyle w:val="DaftarParagraf"/>
-              <w:spacing w:line="360" w:lineRule="auto" w:before="80" w:after="80"/>
-              <w:ind w:left="0"/>
-              <w:jc w:val="center"/>
-              <w:rPr>
-                <w:color w:val="000000"/>
-                <w:szCs w:val="24"/>
-                <w:lang w:val="en-ID"/>
-              </w:rPr>
-            </w:pPr>
-            <w:r/>
-            <w:r>
-              <w:drawing>
-                <wp:inline xmlns:a="http://schemas.openxmlformats.org/drawingml/2006/main" xmlns:pic="http://schemas.openxmlformats.org/drawingml/2006/picture">
-                  <wp:extent cx="4389120" cy="2265426"/>
-                  <wp:docPr id="2011434125" name="Picture 2011434125"/>
-                  <wp:cNvGraphicFramePr>
-                    <a:graphicFrameLocks noChangeAspect="1"/>
-                  </wp:cNvGraphicFramePr>
-                  <a:graphic>
-                    <a:graphicData uri="http://schemas.openxmlformats.org/drawingml/2006/picture">
-                      <pic:pic>
-                        <pic:nvPicPr>
-                          <pic:cNvPr id="0" name="53_dashboard_summary_cards_1781491979654.png"/>
+                          <pic:cNvPr id="0" name="image.png"/>
                           <pic:cNvPicPr/>
                         </pic:nvPicPr>
                         <pic:blipFill>
@@ -23733,6 +24297,9 @@
             <w:tcW w:w="6108" w:type="dxa"/>
           </w:tcPr>
           <w:p>
+            <w:pPr>
+              <w:jc w:val="left"/>
+            </w:pPr>
             <w:r>
               <w:t>NF-05</w:t>
             </w:r>
@@ -23756,6 +24323,9 @@
             <w:tcW w:w="6108" w:type="dxa"/>
           </w:tcPr>
           <w:p>
+            <w:pPr>
+              <w:jc w:val="left"/>
+            </w:pPr>
             <w:r>
               <w:t>Page Load Time Measurement</w:t>
             </w:r>
@@ -23770,7 +24340,7 @@
           </w:tcPr>
           <w:p>
             <w:r>
-              <w:t>Skenario Pengujian</w:t>
+              <w:t>Data Input</w:t>
             </w:r>
           </w:p>
         </w:tc>
@@ -23779,8 +24349,11 @@
             <w:tcW w:w="6108" w:type="dxa"/>
           </w:tcPr>
           <w:p>
-            <w:r>
-              <w:t>Staf membuka halaman utama, halaman booking, dan dashboard kemudian memantau waktu muat halaman menggunakan Browser Developer Tools.</w:t>
+            <w:pPr>
+              <w:jc w:val="left"/>
+            </w:pPr>
+            <w:r>
+              <w:t>Network performance logs: [DNS Lookup, TCP Handshake, TTFB, DOM Content Loaded]</w:t>
             </w:r>
           </w:p>
         </w:tc>
@@ -23793,7 +24366,137 @@
           </w:tcPr>
           <w:p>
             <w:r>
-              <w:t>Data Input</w:t>
+              <w:t>Response Time</w:t>
+            </w:r>
+          </w:p>
+        </w:tc>
+        <w:tc>
+          <w:tcPr>
+            <w:tcW w:w="6108" w:type="dxa"/>
+          </w:tcPr>
+          <w:p>
+            <w:pPr>
+              <w:jc w:val="left"/>
+            </w:pPr>
+            <w:r>
+              <w:t>85 ms (API appointments) / 415 ms (Page Load)</w:t>
+            </w:r>
+          </w:p>
+        </w:tc>
+      </w:tr>
+      <w:tr>
+        <w:trPr/>
+        <w:tc>
+          <w:tcPr>
+            <w:tcW w:w="1630" w:type="dxa"/>
+          </w:tcPr>
+          <w:p>
+            <w:r>
+              <w:t>Expected Result</w:t>
+            </w:r>
+          </w:p>
+        </w:tc>
+        <w:tc>
+          <w:tcPr>
+            <w:tcW w:w="6108" w:type="dxa"/>
+          </w:tcPr>
+          <w:p>
+            <w:pPr>
+              <w:jc w:val="left"/>
+            </w:pPr>
+            <w:r>
+              <w:t>Waktu muat setiap halaman berada di bawah 5 detik.</w:t>
+            </w:r>
+          </w:p>
+        </w:tc>
+      </w:tr>
+      <w:tr>
+        <w:trPr/>
+        <w:tc>
+          <w:tcPr>
+            <w:tcW w:w="1630" w:type="dxa"/>
+          </w:tcPr>
+          <w:p>
+            <w:r>
+              <w:t>Actual Result</w:t>
+            </w:r>
+          </w:p>
+        </w:tc>
+        <w:tc>
+          <w:tcPr>
+            <w:tcW w:w="6108" w:type="dxa"/>
+          </w:tcPr>
+          <w:p>
+            <w:pPr>
+              <w:jc w:val="left"/>
+            </w:pPr>
+            <w:r>
+              <w:t>Seluruh halaman yang diuji berhasil dimuat sesuai dengan spesifikasi waktu yang telah ditentukan.</w:t>
+            </w:r>
+          </w:p>
+        </w:tc>
+      </w:tr>
+      <w:tr>
+        <w:trPr/>
+        <w:tc>
+          <w:tcPr>
+            <w:tcW w:w="1630" w:type="dxa"/>
+          </w:tcPr>
+          <w:p>
+            <w:r>
+              <w:t>Status</w:t>
+            </w:r>
+          </w:p>
+        </w:tc>
+        <w:tc>
+          <w:tcPr>
+            <w:tcW w:w="6108" w:type="dxa"/>
+          </w:tcPr>
+          <w:p>
+            <w:pPr>
+              <w:jc w:val="left"/>
+            </w:pPr>
+            <w:r>
+              <w:t>Berhasil</w:t>
+            </w:r>
+          </w:p>
+        </w:tc>
+      </w:tr>
+      <w:tr>
+        <w:trPr/>
+        <w:tc>
+          <w:tcPr>
+            <w:tcW w:w="1630" w:type="dxa"/>
+          </w:tcPr>
+          <w:p>
+            <w:r>
+              <w:t>Skenario 1: Pengukuran Waktu Respons API &amp; Page Load (Chrome DevTools)</w:t>
+            </w:r>
+          </w:p>
+        </w:tc>
+        <w:tc>
+          <w:tcPr>
+            <w:tcW w:w="6108" w:type="dxa"/>
+          </w:tcPr>
+          <w:p>
+            <w:pPr>
+              <w:jc w:val="left"/>
+            </w:pPr>
+            <w:r>
+              <w:t>Memverifikasi waktu muat API berada di bawah batas toleransi.</w:t>
+            </w:r>
+          </w:p>
+        </w:tc>
+      </w:tr>
+      <w:tr>
+        <w:trPr/>
+        <w:tc>
+          <w:tcPr>
+            <w:tcW w:w="1630" w:type="dxa"/>
+          </w:tcPr>
+          <w:p>
+            <w:r>
+              <w:t>Evidence (Skenario 1: Pengukuran Waktu Respons API &amp; Page Load (Chrome DevTools))</w:t>
             </w:r>
           </w:p>
         </w:tc>
@@ -23818,7 +24521,7 @@
               <w:drawing>
                 <wp:inline xmlns:a="http://schemas.openxmlformats.org/drawingml/2006/main" xmlns:pic="http://schemas.openxmlformats.org/drawingml/2006/picture">
                   <wp:extent cx="4389120" cy="2217420"/>
-                  <wp:docPr id="2011434126" name="Picture 2011434126"/>
+                  <wp:docPr id="2011434149" name="Picture 2011434149"/>
                   <wp:cNvGraphicFramePr>
                     <a:graphicFrameLocks noChangeAspect="1"/>
                   </wp:cNvGraphicFramePr>
@@ -23826,11 +24529,11 @@
                     <a:graphicData uri="http://schemas.openxmlformats.org/drawingml/2006/picture">
                       <pic:pic>
                         <pic:nvPicPr>
-                          <pic:cNvPr id="0" name="backend_nf05_1781609910206.png"/>
+                          <pic:cNvPr id="0" name="devtools_nf05.png"/>
                           <pic:cNvPicPr/>
                         </pic:nvPicPr>
                         <pic:blipFill>
-                          <a:blip r:embed="rId43"/>
+                          <a:blip r:embed="rId52"/>
                           <a:stretch>
                             <a:fillRect/>
                           </a:stretch>
@@ -23839,141 +24542,6 @@
                           <a:xfrm>
                             <a:off x="0" y="0"/>
                             <a:ext cx="4389120" cy="2217420"/>
-                          </a:xfrm>
-                          <a:prstGeom prst="rect"/>
-                        </pic:spPr>
-                      </pic:pic>
-                    </a:graphicData>
-                  </a:graphic>
-                </wp:inline>
-              </w:drawing>
-            </w:r>
-          </w:p>
-        </w:tc>
-      </w:tr>
-      <w:tr>
-        <w:trPr/>
-        <w:tc>
-          <w:tcPr>
-            <w:tcW w:w="1630" w:type="dxa"/>
-          </w:tcPr>
-          <w:p>
-            <w:r>
-              <w:t>Expected Result</w:t>
-            </w:r>
-          </w:p>
-        </w:tc>
-        <w:tc>
-          <w:tcPr>
-            <w:tcW w:w="6108" w:type="dxa"/>
-          </w:tcPr>
-          <w:p>
-            <w:r>
-              <w:t>Waktu muat setiap halaman berada di bawah 5 detik.</w:t>
-            </w:r>
-          </w:p>
-        </w:tc>
-      </w:tr>
-      <w:tr>
-        <w:trPr/>
-        <w:tc>
-          <w:tcPr>
-            <w:tcW w:w="1630" w:type="dxa"/>
-          </w:tcPr>
-          <w:p>
-            <w:r>
-              <w:t>Actual Result</w:t>
-            </w:r>
-          </w:p>
-        </w:tc>
-        <w:tc>
-          <w:tcPr>
-            <w:tcW w:w="6108" w:type="dxa"/>
-          </w:tcPr>
-          <w:p>
-            <w:r>
-              <w:t>Seluruh halaman yang diuji berhasil dimuat sesuai dengan spesifikasi waktu yang telah ditentukan.</w:t>
-            </w:r>
-          </w:p>
-        </w:tc>
-      </w:tr>
-      <w:tr>
-        <w:trPr/>
-        <w:tc>
-          <w:tcPr>
-            <w:tcW w:w="1630" w:type="dxa"/>
-          </w:tcPr>
-          <w:p>
-            <w:r>
-              <w:t>Status</w:t>
-            </w:r>
-          </w:p>
-        </w:tc>
-        <w:tc>
-          <w:tcPr>
-            <w:tcW w:w="6108" w:type="dxa"/>
-          </w:tcPr>
-          <w:p>
-            <w:r>
-              <w:t>Berhasil</w:t>
-            </w:r>
-          </w:p>
-        </w:tc>
-      </w:tr>
-      <w:tr>
-        <w:trPr/>
-        <w:tc>
-          <w:tcPr>
-            <w:tcW w:w="1630" w:type="dxa"/>
-          </w:tcPr>
-          <w:p>
-            <w:r>
-              <w:t>Evidence</w:t>
-            </w:r>
-          </w:p>
-        </w:tc>
-        <w:tc>
-          <w:tcPr>
-            <w:tcW w:w="6108" w:type="dxa"/>
-          </w:tcPr>
-          <w:p>
-            <w:pPr>
-              <w:pStyle w:val="DaftarParagraf"/>
-              <w:spacing w:line="360" w:lineRule="auto" w:before="80" w:after="80"/>
-              <w:ind w:left="0"/>
-              <w:jc w:val="center"/>
-              <w:rPr>
-                <w:color w:val="000000"/>
-                <w:szCs w:val="24"/>
-                <w:lang w:val="en-ID"/>
-              </w:rPr>
-            </w:pPr>
-            <w:r/>
-            <w:r>
-              <w:drawing>
-                <wp:inline xmlns:a="http://schemas.openxmlformats.org/drawingml/2006/main" xmlns:pic="http://schemas.openxmlformats.org/drawingml/2006/picture">
-                  <wp:extent cx="4389120" cy="2265426"/>
-                  <wp:docPr id="2011434127" name="Picture 2011434127"/>
-                  <wp:cNvGraphicFramePr>
-                    <a:graphicFrameLocks noChangeAspect="1"/>
-                  </wp:cNvGraphicFramePr>
-                  <a:graphic>
-                    <a:graphicData uri="http://schemas.openxmlformats.org/drawingml/2006/picture">
-                      <pic:pic>
-                        <pic:nvPicPr>
-                          <pic:cNvPr id="0" name="53_dashboard_summary_cards_1781491979654.png"/>
-                          <pic:cNvPicPr/>
-                        </pic:nvPicPr>
-                        <pic:blipFill>
-                          <a:blip r:embed="rId42"/>
-                          <a:stretch>
-                            <a:fillRect/>
-                          </a:stretch>
-                        </pic:blipFill>
-                        <pic:spPr>
-                          <a:xfrm>
-                            <a:off x="0" y="0"/>
-                            <a:ext cx="4389120" cy="2265426"/>
                           </a:xfrm>
                           <a:prstGeom prst="rect"/>
                         </pic:spPr>

--- a/Draft CD5.docx
+++ b/Draft CD5.docx
@@ -17793,7 +17793,7 @@
               <w:drawing>
                 <wp:inline xmlns:a="http://schemas.openxmlformats.org/drawingml/2006/main" xmlns:pic="http://schemas.openxmlformats.org/drawingml/2006/picture">
                   <wp:extent cx="4389120" cy="2265426"/>
-                  <wp:docPr id="2011434128" name="Picture 2011434128"/>
+                  <wp:docPr id="2011434102" name="Picture 2011434102"/>
                   <wp:cNvGraphicFramePr>
                     <a:graphicFrameLocks noChangeAspect="1"/>
                   </wp:cNvGraphicFramePr>
@@ -17805,7 +17805,7 @@
                           <pic:cNvPicPr/>
                         </pic:nvPicPr>
                         <pic:blipFill>
-                          <a:blip r:embed="rId44"/>
+                          <a:blip r:embed="rId20"/>
                           <a:stretch>
                             <a:fillRect/>
                           </a:stretch>
@@ -17885,7 +17885,7 @@
               <w:drawing>
                 <wp:inline xmlns:a="http://schemas.openxmlformats.org/drawingml/2006/main" xmlns:pic="http://schemas.openxmlformats.org/drawingml/2006/picture">
                   <wp:extent cx="4389120" cy="2265426"/>
-                  <wp:docPr id="2011434129" name="Picture 2011434129"/>
+                  <wp:docPr id="2011434103" name="Picture 2011434103"/>
                   <wp:cNvGraphicFramePr>
                     <a:graphicFrameLocks noChangeAspect="1"/>
                   </wp:cNvGraphicFramePr>
@@ -17894,98 +17894,6 @@
                       <pic:pic>
                         <pic:nvPicPr>
                           <pic:cNvPr id="0" name="03_login_pasien_sukses_1781447068920.png"/>
-                          <pic:cNvPicPr/>
-                        </pic:nvPicPr>
-                        <pic:blipFill>
-                          <a:blip r:embed="rId45"/>
-                          <a:stretch>
-                            <a:fillRect/>
-                          </a:stretch>
-                        </pic:blipFill>
-                        <pic:spPr>
-                          <a:xfrm>
-                            <a:off x="0" y="0"/>
-                            <a:ext cx="4389120" cy="2265426"/>
-                          </a:xfrm>
-                          <a:prstGeom prst="rect"/>
-                        </pic:spPr>
-                      </pic:pic>
-                    </a:graphicData>
-                  </a:graphic>
-                </wp:inline>
-              </w:drawing>
-            </w:r>
-          </w:p>
-        </w:tc>
-      </w:tr>
-      <w:tr>
-        <w:trPr/>
-        <w:tc>
-          <w:tcPr>
-            <w:tcW w:w="2121" w:type="dxa"/>
-          </w:tcPr>
-          <w:p>
-            <w:r>
-              <w:t>Skenario 3: Login Portal Staf/Dokter</w:t>
-            </w:r>
-          </w:p>
-        </w:tc>
-        <w:tc>
-          <w:tcPr>
-            <w:tcW w:w="5617" w:type="dxa"/>
-          </w:tcPr>
-          <w:p>
-            <w:pPr>
-              <w:jc w:val="left"/>
-            </w:pPr>
-            <w:r>
-              <w:t>Staf internal/dokter login untuk menguji hak akses halaman internal.</w:t>
-            </w:r>
-          </w:p>
-        </w:tc>
-      </w:tr>
-      <w:tr>
-        <w:trPr/>
-        <w:tc>
-          <w:tcPr>
-            <w:tcW w:w="2121" w:type="dxa"/>
-          </w:tcPr>
-          <w:p>
-            <w:r>
-              <w:t>Evidence (Skenario 3: Login Portal Staf/Dokter)</w:t>
-            </w:r>
-          </w:p>
-        </w:tc>
-        <w:tc>
-          <w:tcPr>
-            <w:tcW w:w="5617" w:type="dxa"/>
-          </w:tcPr>
-          <w:p>
-            <w:pPr>
-              <w:pStyle w:val="DaftarParagraf"/>
-              <w:spacing w:line="360" w:lineRule="auto" w:before="80" w:after="80"/>
-              <w:ind w:left="0"/>
-              <w:jc w:val="center"/>
-              <w:rPr>
-                <w:color w:val="000000"/>
-                <w:szCs w:val="24"/>
-                <w:lang w:val="en-ID"/>
-              </w:rPr>
-            </w:pPr>
-            <w:r/>
-            <w:r>
-              <w:drawing>
-                <wp:inline xmlns:a="http://schemas.openxmlformats.org/drawingml/2006/main" xmlns:pic="http://schemas.openxmlformats.org/drawingml/2006/picture">
-                  <wp:extent cx="4389120" cy="2265426"/>
-                  <wp:docPr id="2011434130" name="Picture 2011434130"/>
-                  <wp:cNvGraphicFramePr>
-                    <a:graphicFrameLocks noChangeAspect="1"/>
-                  </wp:cNvGraphicFramePr>
-                  <a:graphic>
-                    <a:graphicData uri="http://schemas.openxmlformats.org/drawingml/2006/picture">
-                      <pic:pic>
-                        <pic:nvPicPr>
-                          <pic:cNvPr id="0" name="image.png"/>
                           <pic:cNvPicPr/>
                         </pic:nvPicPr>
                         <pic:blipFill>
@@ -18018,7 +17926,7 @@
           </w:tcPr>
           <w:p>
             <w:r>
-              <w:t>Skenario 4: Logout Pengguna</w:t>
+              <w:t>Skenario 3: Login Portal Staf/Dokter</w:t>
             </w:r>
           </w:p>
         </w:tc>
@@ -18031,7 +17939,7 @@
               <w:jc w:val="left"/>
             </w:pPr>
             <w:r>
-              <w:t>Pengguna melakukan logout dari sistem untuk mengakhiri sesi.</w:t>
+              <w:t>Staf internal/dokter login untuk menguji hak akses halaman internal.</w:t>
             </w:r>
           </w:p>
         </w:tc>
@@ -18044,7 +17952,7 @@
           </w:tcPr>
           <w:p>
             <w:r>
-              <w:t>Evidence (Skenario 4: Logout Pengguna)</w:t>
+              <w:t>Evidence (Skenario 3: Login Portal Staf/Dokter)</w:t>
             </w:r>
           </w:p>
         </w:tc>
@@ -18069,7 +17977,7 @@
               <w:drawing>
                 <wp:inline xmlns:a="http://schemas.openxmlformats.org/drawingml/2006/main" xmlns:pic="http://schemas.openxmlformats.org/drawingml/2006/picture">
                   <wp:extent cx="4389120" cy="2265426"/>
-                  <wp:docPr id="2011434131" name="Picture 2011434131"/>
+                  <wp:docPr id="2011434104" name="Picture 2011434104"/>
                   <wp:cNvGraphicFramePr>
                     <a:graphicFrameLocks noChangeAspect="1"/>
                   </wp:cNvGraphicFramePr>
@@ -18077,11 +17985,11 @@
                     <a:graphicData uri="http://schemas.openxmlformats.org/drawingml/2006/picture">
                       <pic:pic>
                         <pic:nvPicPr>
-                          <pic:cNvPr id="0" name="11_logout_pengguna_1781474544132.png"/>
+                          <pic:cNvPr id="0" name="01_login_staf_sukses_1781491070641.png"/>
                           <pic:cNvPicPr/>
                         </pic:nvPicPr>
                         <pic:blipFill>
-                          <a:blip r:embed="rId46"/>
+                          <a:blip r:embed="rId22"/>
                           <a:stretch>
                             <a:fillRect/>
                           </a:stretch>
@@ -18102,161 +18010,6 @@
           </w:p>
         </w:tc>
       </w:tr>
-    </w:tbl>
-    <w:p>
-      <w:pPr>
-        <w:pStyle w:val="DaftarParagraf"/>
-        <w:spacing w:line="360" w:lineRule="auto"/>
-        <w:ind w:left="993" w:firstLine="447"/>
-        <w:rPr>
-          <w:color w:val="000000"/>
-          <w:szCs w:val="24"/>
-        </w:rPr>
-      </w:pPr>
-    </w:p>
-    <w:p>
-      <w:pPr>
-        <w:pStyle w:val="DaftarParagraf"/>
-        <w:spacing w:line="360" w:lineRule="auto"/>
-        <w:ind w:left="993" w:firstLine="447"/>
-        <w:rPr>
-          <w:color w:val="000000"/>
-          <w:szCs w:val="24"/>
-        </w:rPr>
-      </w:pPr>
-    </w:p>
-    <w:p>
-      <w:pPr>
-        <w:pStyle w:val="DaftarParagraf"/>
-        <w:spacing w:line="360" w:lineRule="auto"/>
-        <w:ind w:left="993" w:firstLine="447"/>
-        <w:jc w:val="center"/>
-        <w:rPr>
-          <w:i/>
-          <w:iCs/>
-          <w:color w:val="000000"/>
-          <w:sz w:val="20"/>
-          <w:lang w:val="en-ID"/>
-        </w:rPr>
-      </w:pPr>
-      <w:r>
-        <w:rPr>
-          <w:i/>
-          <w:iCs/>
-          <w:color w:val="000000"/>
-          <w:sz w:val="20"/>
-          <w:lang w:val="en-ID"/>
-        </w:rPr>
-        <w:t>Tabel 5.</w:t>
-      </w:r>
-      <w:r>
-        <w:rPr>
-          <w:i/>
-          <w:iCs/>
-          <w:color w:val="000000"/>
-          <w:sz w:val="20"/>
-          <w:lang w:val="en-ID"/>
-        </w:rPr>
-        <w:t>5</w:t>
-      </w:r>
-      <w:r>
-        <w:rPr>
-          <w:i/>
-          <w:iCs/>
-          <w:color w:val="000000"/>
-          <w:sz w:val="20"/>
-          <w:lang w:val="en-ID"/>
-        </w:rPr>
-        <w:t xml:space="preserve"> </w:t>
-      </w:r>
-      <w:r>
-        <w:rPr>
-          <w:i/>
-          <w:iCs/>
-          <w:color w:val="000000"/>
-          <w:sz w:val="20"/>
-          <w:lang w:val="en-ID"/>
-        </w:rPr>
-        <w:t xml:space="preserve">Detail Hasil </w:t>
-      </w:r>
-      <w:proofErr w:type="spellStart"/>
-      <w:r>
-        <w:rPr>
-          <w:i/>
-          <w:iCs/>
-          <w:color w:val="000000"/>
-          <w:sz w:val="20"/>
-          <w:lang w:val="en-ID"/>
-        </w:rPr>
-        <w:t>Pengujian</w:t>
-      </w:r>
-      <w:proofErr w:type="spellEnd"/>
-      <w:r>
-        <w:rPr>
-          <w:i/>
-          <w:iCs/>
-          <w:color w:val="000000"/>
-          <w:sz w:val="20"/>
-          <w:lang w:val="en-ID"/>
-        </w:rPr>
-        <w:t xml:space="preserve"> FR-02 Appointment Online, Tingkat </w:t>
-      </w:r>
-      <w:proofErr w:type="spellStart"/>
-      <w:r>
-        <w:rPr>
-          <w:i/>
-          <w:iCs/>
-          <w:color w:val="000000"/>
-          <w:sz w:val="20"/>
-          <w:lang w:val="en-ID"/>
-        </w:rPr>
-        <w:t>Urgensi</w:t>
-      </w:r>
-      <w:proofErr w:type="spellEnd"/>
-      <w:r>
-        <w:rPr>
-          <w:i/>
-          <w:iCs/>
-          <w:color w:val="000000"/>
-          <w:sz w:val="20"/>
-          <w:lang w:val="en-ID"/>
-        </w:rPr>
-        <w:t xml:space="preserve">, dan </w:t>
-      </w:r>
-      <w:proofErr w:type="spellStart"/>
-      <w:r>
-        <w:rPr>
-          <w:i/>
-          <w:iCs/>
-          <w:color w:val="000000"/>
-          <w:sz w:val="20"/>
-          <w:lang w:val="en-ID"/>
-        </w:rPr>
-        <w:t>Analisis</w:t>
-      </w:r>
-      <w:proofErr w:type="spellEnd"/>
-      <w:r>
-        <w:rPr>
-          <w:i/>
-          <w:iCs/>
-          <w:color w:val="000000"/>
-          <w:sz w:val="20"/>
-          <w:lang w:val="en-ID"/>
-        </w:rPr>
-        <w:t xml:space="preserve"> AI</w:t>
-      </w:r>
-    </w:p>
-    <w:tbl>
-      <w:tblPr>
-        <w:tblStyle w:val="KisiTabel"/>
-        <w:tblW w:w="7738" w:type="dxa"/>
-        <w:tblInd w:w="993" w:type="dxa"/>
-        <w:tblLook w:val="04A0" w:firstRow="1" w:lastRow="0" w:firstColumn="1" w:lastColumn="0" w:noHBand="0" w:noVBand="1"/>
-      </w:tblPr>
-      <w:tblGrid>
-        <w:gridCol w:w="2121"/>
-        <w:gridCol w:w="5617"/>
-      </w:tblGrid>
       <w:tr>
         <w:trPr/>
         <w:tc>
@@ -18265,7 +18018,7 @@
           </w:tcPr>
           <w:p>
             <w:r>
-              <w:t>Komponen</w:t>
+              <w:t>Skenario 4: Logout Pengguna</w:t>
             </w:r>
           </w:p>
         </w:tc>
@@ -18274,8 +18027,11 @@
             <w:tcW w:w="5617" w:type="dxa"/>
           </w:tcPr>
           <w:p>
-            <w:r>
-              <w:t>Keterangan</w:t>
+            <w:pPr>
+              <w:jc w:val="left"/>
+            </w:pPr>
+            <w:r>
+              <w:t>Pengguna melakukan logout dari sistem untuk mengakhiri sesi.</w:t>
             </w:r>
           </w:p>
         </w:tc>
@@ -18288,189 +18044,7 @@
           </w:tcPr>
           <w:p>
             <w:r>
-              <w:t>Kode</w:t>
-            </w:r>
-          </w:p>
-        </w:tc>
-        <w:tc>
-          <w:tcPr>
-            <w:tcW w:w="5617" w:type="dxa"/>
-          </w:tcPr>
-          <w:p>
-            <w:pPr>
-              <w:jc w:val="left"/>
-            </w:pPr>
-            <w:r>
-              <w:t>FR-02</w:t>
-            </w:r>
-          </w:p>
-        </w:tc>
-      </w:tr>
-      <w:tr>
-        <w:trPr/>
-        <w:tc>
-          <w:tcPr>
-            <w:tcW w:w="2121" w:type="dxa"/>
-          </w:tcPr>
-          <w:p>
-            <w:r>
-              <w:t>Nama Spesifikasi</w:t>
-            </w:r>
-          </w:p>
-        </w:tc>
-        <w:tc>
-          <w:tcPr>
-            <w:tcW w:w="5617" w:type="dxa"/>
-          </w:tcPr>
-          <w:p>
-            <w:pPr>
-              <w:jc w:val="left"/>
-            </w:pPr>
-            <w:r>
-              <w:t>Appointment Online, Tingkat Urgensi, &amp; Analisis AI</w:t>
-            </w:r>
-          </w:p>
-        </w:tc>
-      </w:tr>
-      <w:tr>
-        <w:trPr/>
-        <w:tc>
-          <w:tcPr>
-            <w:tcW w:w="2121" w:type="dxa"/>
-          </w:tcPr>
-          <w:p>
-            <w:r>
-              <w:t>Data Input</w:t>
-            </w:r>
-          </w:p>
-        </w:tc>
-        <w:tc>
-          <w:tcPr>
-            <w:tcW w:w="5617" w:type="dxa"/>
-          </w:tcPr>
-          <w:p>
-            <w:pPr>
-              <w:jc w:val="left"/>
-            </w:pPr>
-            <w:r>
-              <w:t>Payload: { id_klinik: int, tanggal_kunjungan: date, id_jadwal: int, keluhan_utama: text, kuesioner: array[10], file_citra: binary }</w:t>
-            </w:r>
-          </w:p>
-        </w:tc>
-      </w:tr>
-      <w:tr>
-        <w:trPr/>
-        <w:tc>
-          <w:tcPr>
-            <w:tcW w:w="2121" w:type="dxa"/>
-          </w:tcPr>
-          <w:p>
-            <w:r>
-              <w:t>Expected Result/Kriteria Keberhasilan</w:t>
-            </w:r>
-          </w:p>
-        </w:tc>
-        <w:tc>
-          <w:tcPr>
-            <w:tcW w:w="5617" w:type="dxa"/>
-          </w:tcPr>
-          <w:p>
-            <w:pPr>
-              <w:jc w:val="left"/>
-            </w:pPr>
-            <w:r>
-              <w:t>Sistem berhasil menyimpan data appointment, menghasilkan tingkat urgensi, dan menampilkan hasil analisis AI pada dashboard dokter.</w:t>
-            </w:r>
-          </w:p>
-        </w:tc>
-      </w:tr>
-      <w:tr>
-        <w:trPr/>
-        <w:tc>
-          <w:tcPr>
-            <w:tcW w:w="2121" w:type="dxa"/>
-          </w:tcPr>
-          <w:p>
-            <w:r>
-              <w:t>Actual Result</w:t>
-            </w:r>
-          </w:p>
-        </w:tc>
-        <w:tc>
-          <w:tcPr>
-            <w:tcW w:w="5617" w:type="dxa"/>
-          </w:tcPr>
-          <w:p>
-            <w:pPr>
-              <w:jc w:val="left"/>
-            </w:pPr>
-            <w:r>
-              <w:t>Data appointment berhasil tersimpan pada database, menghasilkan tingkat urgensi Sedang, dan menampilkan hasil AI Karies pada dashboard dokter.</w:t>
-            </w:r>
-          </w:p>
-        </w:tc>
-      </w:tr>
-      <w:tr>
-        <w:trPr/>
-        <w:tc>
-          <w:tcPr>
-            <w:tcW w:w="2121" w:type="dxa"/>
-          </w:tcPr>
-          <w:p>
-            <w:r>
-              <w:t>Status</w:t>
-            </w:r>
-          </w:p>
-        </w:tc>
-        <w:tc>
-          <w:tcPr>
-            <w:tcW w:w="5617" w:type="dxa"/>
-          </w:tcPr>
-          <w:p>
-            <w:pPr>
-              <w:jc w:val="left"/>
-            </w:pPr>
-            <w:r>
-              <w:t>Berhasil</w:t>
-            </w:r>
-          </w:p>
-        </w:tc>
-      </w:tr>
-      <w:tr>
-        <w:trPr/>
-        <w:tc>
-          <w:tcPr>
-            <w:tcW w:w="2121" w:type="dxa"/>
-          </w:tcPr>
-          <w:p>
-            <w:r>
-              <w:t>Skenario 1: Reservasi Janji Temu Online</w:t>
-            </w:r>
-          </w:p>
-        </w:tc>
-        <w:tc>
-          <w:tcPr>
-            <w:tcW w:w="5617" w:type="dxa"/>
-          </w:tcPr>
-          <w:p>
-            <w:pPr>
-              <w:jc w:val="left"/>
-            </w:pPr>
-            <w:r>
-              <w:t>Pasien memilih lokasi klinik, dokter, dan jadwal kunjungan.</w:t>
-            </w:r>
-          </w:p>
-        </w:tc>
-      </w:tr>
-      <w:tr>
-        <w:trPr/>
-        <w:tc>
-          <w:tcPr>
-            <w:tcW w:w="2121" w:type="dxa"/>
-          </w:tcPr>
-          <w:p>
-            <w:r>
-              <w:t>Evidence (Skenario 1: Reservasi Janji Temu Online)</w:t>
+              <w:t>Evidence (Skenario 4: Logout Pengguna)</w:t>
             </w:r>
           </w:p>
         </w:tc>
@@ -18495,7 +18069,7 @@
               <w:drawing>
                 <wp:inline xmlns:a="http://schemas.openxmlformats.org/drawingml/2006/main" xmlns:pic="http://schemas.openxmlformats.org/drawingml/2006/picture">
                   <wp:extent cx="4389120" cy="2265426"/>
-                  <wp:docPr id="2011434132" name="Picture 2011434132"/>
+                  <wp:docPr id="2011434105" name="Picture 2011434105"/>
                   <wp:cNvGraphicFramePr>
                     <a:graphicFrameLocks noChangeAspect="1"/>
                   </wp:cNvGraphicFramePr>
@@ -18503,11 +18077,11 @@
                     <a:graphicData uri="http://schemas.openxmlformats.org/drawingml/2006/picture">
                       <pic:pic>
                         <pic:nvPicPr>
-                          <pic:cNvPr id="0" name="image.png"/>
+                          <pic:cNvPr id="0" name="11_logout_pengguna_1781474544132.png"/>
                           <pic:cNvPicPr/>
                         </pic:nvPicPr>
                         <pic:blipFill>
-                          <a:blip r:embed="rId37"/>
+                          <a:blip r:embed="rId23"/>
                           <a:stretch>
                             <a:fillRect/>
                           </a:stretch>
@@ -18528,6 +18102,161 @@
           </w:p>
         </w:tc>
       </w:tr>
+    </w:tbl>
+    <w:p>
+      <w:pPr>
+        <w:pStyle w:val="DaftarParagraf"/>
+        <w:spacing w:line="360" w:lineRule="auto"/>
+        <w:ind w:left="993" w:firstLine="447"/>
+        <w:rPr>
+          <w:color w:val="000000"/>
+          <w:szCs w:val="24"/>
+        </w:rPr>
+      </w:pPr>
+    </w:p>
+    <w:p>
+      <w:pPr>
+        <w:pStyle w:val="DaftarParagraf"/>
+        <w:spacing w:line="360" w:lineRule="auto"/>
+        <w:ind w:left="993" w:firstLine="447"/>
+        <w:rPr>
+          <w:color w:val="000000"/>
+          <w:szCs w:val="24"/>
+        </w:rPr>
+      </w:pPr>
+    </w:p>
+    <w:p>
+      <w:pPr>
+        <w:pStyle w:val="DaftarParagraf"/>
+        <w:spacing w:line="360" w:lineRule="auto"/>
+        <w:ind w:left="993" w:firstLine="447"/>
+        <w:jc w:val="center"/>
+        <w:rPr>
+          <w:i/>
+          <w:iCs/>
+          <w:color w:val="000000"/>
+          <w:sz w:val="20"/>
+          <w:lang w:val="en-ID"/>
+        </w:rPr>
+      </w:pPr>
+      <w:r>
+        <w:rPr>
+          <w:i/>
+          <w:iCs/>
+          <w:color w:val="000000"/>
+          <w:sz w:val="20"/>
+          <w:lang w:val="en-ID"/>
+        </w:rPr>
+        <w:t>Tabel 5.</w:t>
+      </w:r>
+      <w:r>
+        <w:rPr>
+          <w:i/>
+          <w:iCs/>
+          <w:color w:val="000000"/>
+          <w:sz w:val="20"/>
+          <w:lang w:val="en-ID"/>
+        </w:rPr>
+        <w:t>5</w:t>
+      </w:r>
+      <w:r>
+        <w:rPr>
+          <w:i/>
+          <w:iCs/>
+          <w:color w:val="000000"/>
+          <w:sz w:val="20"/>
+          <w:lang w:val="en-ID"/>
+        </w:rPr>
+        <w:t xml:space="preserve"> </w:t>
+      </w:r>
+      <w:r>
+        <w:rPr>
+          <w:i/>
+          <w:iCs/>
+          <w:color w:val="000000"/>
+          <w:sz w:val="20"/>
+          <w:lang w:val="en-ID"/>
+        </w:rPr>
+        <w:t xml:space="preserve">Detail Hasil </w:t>
+      </w:r>
+      <w:proofErr w:type="spellStart"/>
+      <w:r>
+        <w:rPr>
+          <w:i/>
+          <w:iCs/>
+          <w:color w:val="000000"/>
+          <w:sz w:val="20"/>
+          <w:lang w:val="en-ID"/>
+        </w:rPr>
+        <w:t>Pengujian</w:t>
+      </w:r>
+      <w:proofErr w:type="spellEnd"/>
+      <w:r>
+        <w:rPr>
+          <w:i/>
+          <w:iCs/>
+          <w:color w:val="000000"/>
+          <w:sz w:val="20"/>
+          <w:lang w:val="en-ID"/>
+        </w:rPr>
+        <w:t xml:space="preserve"> FR-02 Appointment Online, Tingkat </w:t>
+      </w:r>
+      <w:proofErr w:type="spellStart"/>
+      <w:r>
+        <w:rPr>
+          <w:i/>
+          <w:iCs/>
+          <w:color w:val="000000"/>
+          <w:sz w:val="20"/>
+          <w:lang w:val="en-ID"/>
+        </w:rPr>
+        <w:t>Urgensi</w:t>
+      </w:r>
+      <w:proofErr w:type="spellEnd"/>
+      <w:r>
+        <w:rPr>
+          <w:i/>
+          <w:iCs/>
+          <w:color w:val="000000"/>
+          <w:sz w:val="20"/>
+          <w:lang w:val="en-ID"/>
+        </w:rPr>
+        <w:t xml:space="preserve">, dan </w:t>
+      </w:r>
+      <w:proofErr w:type="spellStart"/>
+      <w:r>
+        <w:rPr>
+          <w:i/>
+          <w:iCs/>
+          <w:color w:val="000000"/>
+          <w:sz w:val="20"/>
+          <w:lang w:val="en-ID"/>
+        </w:rPr>
+        <w:t>Analisis</w:t>
+      </w:r>
+      <w:proofErr w:type="spellEnd"/>
+      <w:r>
+        <w:rPr>
+          <w:i/>
+          <w:iCs/>
+          <w:color w:val="000000"/>
+          <w:sz w:val="20"/>
+          <w:lang w:val="en-ID"/>
+        </w:rPr>
+        <w:t xml:space="preserve"> AI</w:t>
+      </w:r>
+    </w:p>
+    <w:tbl>
+      <w:tblPr>
+        <w:tblStyle w:val="KisiTabel"/>
+        <w:tblW w:w="7738" w:type="dxa"/>
+        <w:tblInd w:w="993" w:type="dxa"/>
+        <w:tblLook w:val="04A0" w:firstRow="1" w:lastRow="0" w:firstColumn="1" w:lastColumn="0" w:noHBand="0" w:noVBand="1"/>
+      </w:tblPr>
+      <w:tblGrid>
+        <w:gridCol w:w="2121"/>
+        <w:gridCol w:w="5617"/>
+      </w:tblGrid>
       <w:tr>
         <w:trPr/>
         <w:tc>
@@ -18536,7 +18265,30 @@
           </w:tcPr>
           <w:p>
             <w:r>
-              <w:t>Skenario 2: Form Kuesioner Keluhan Gigi</w:t>
+              <w:t>Komponen</w:t>
+            </w:r>
+          </w:p>
+        </w:tc>
+        <w:tc>
+          <w:tcPr>
+            <w:tcW w:w="5617" w:type="dxa"/>
+          </w:tcPr>
+          <w:p>
+            <w:r>
+              <w:t>Keterangan</w:t>
+            </w:r>
+          </w:p>
+        </w:tc>
+      </w:tr>
+      <w:tr>
+        <w:trPr/>
+        <w:tc>
+          <w:tcPr>
+            <w:tcW w:w="2121" w:type="dxa"/>
+          </w:tcPr>
+          <w:p>
+            <w:r>
+              <w:t>Kode</w:t>
             </w:r>
           </w:p>
         </w:tc>
@@ -18549,7 +18301,7 @@
               <w:jc w:val="left"/>
             </w:pPr>
             <w:r>
-              <w:t>Pasien mengisi kuesioner keluhan gigi untuk perhitungan urgensi.</w:t>
+              <w:t>FR-02</w:t>
             </w:r>
           </w:p>
         </w:tc>
@@ -18562,7 +18314,163 @@
           </w:tcPr>
           <w:p>
             <w:r>
-              <w:t>Evidence (Skenario 2: Form Kuesioner Keluhan Gigi)</w:t>
+              <w:t>Nama Spesifikasi</w:t>
+            </w:r>
+          </w:p>
+        </w:tc>
+        <w:tc>
+          <w:tcPr>
+            <w:tcW w:w="5617" w:type="dxa"/>
+          </w:tcPr>
+          <w:p>
+            <w:pPr>
+              <w:jc w:val="left"/>
+            </w:pPr>
+            <w:r>
+              <w:t>Appointment Online, Tingkat Urgensi, &amp; Analisis AI</w:t>
+            </w:r>
+          </w:p>
+        </w:tc>
+      </w:tr>
+      <w:tr>
+        <w:trPr/>
+        <w:tc>
+          <w:tcPr>
+            <w:tcW w:w="2121" w:type="dxa"/>
+          </w:tcPr>
+          <w:p>
+            <w:r>
+              <w:t>Data Input</w:t>
+            </w:r>
+          </w:p>
+        </w:tc>
+        <w:tc>
+          <w:tcPr>
+            <w:tcW w:w="5617" w:type="dxa"/>
+          </w:tcPr>
+          <w:p>
+            <w:pPr>
+              <w:jc w:val="left"/>
+            </w:pPr>
+            <w:r>
+              <w:t>Payload: { id_klinik: int, tanggal_kunjungan: date, id_jadwal: int, keluhan_utama: text, kuesioner: array[10], file_citra: binary }</w:t>
+            </w:r>
+          </w:p>
+        </w:tc>
+      </w:tr>
+      <w:tr>
+        <w:trPr/>
+        <w:tc>
+          <w:tcPr>
+            <w:tcW w:w="2121" w:type="dxa"/>
+          </w:tcPr>
+          <w:p>
+            <w:r>
+              <w:t>Expected Result/Kriteria Keberhasilan</w:t>
+            </w:r>
+          </w:p>
+        </w:tc>
+        <w:tc>
+          <w:tcPr>
+            <w:tcW w:w="5617" w:type="dxa"/>
+          </w:tcPr>
+          <w:p>
+            <w:pPr>
+              <w:jc w:val="left"/>
+            </w:pPr>
+            <w:r>
+              <w:t>Sistem berhasil menyimpan data appointment, menghasilkan tingkat urgensi, dan menampilkan hasil analisis AI pada dashboard dokter.</w:t>
+            </w:r>
+          </w:p>
+        </w:tc>
+      </w:tr>
+      <w:tr>
+        <w:trPr/>
+        <w:tc>
+          <w:tcPr>
+            <w:tcW w:w="2121" w:type="dxa"/>
+          </w:tcPr>
+          <w:p>
+            <w:r>
+              <w:t>Actual Result</w:t>
+            </w:r>
+          </w:p>
+        </w:tc>
+        <w:tc>
+          <w:tcPr>
+            <w:tcW w:w="5617" w:type="dxa"/>
+          </w:tcPr>
+          <w:p>
+            <w:pPr>
+              <w:jc w:val="left"/>
+            </w:pPr>
+            <w:r>
+              <w:t>Data appointment berhasil tersimpan pada database, menghasilkan tingkat urgensi Sedang, dan menampilkan hasil AI Karies pada dashboard dokter.</w:t>
+            </w:r>
+          </w:p>
+        </w:tc>
+      </w:tr>
+      <w:tr>
+        <w:trPr/>
+        <w:tc>
+          <w:tcPr>
+            <w:tcW w:w="2121" w:type="dxa"/>
+          </w:tcPr>
+          <w:p>
+            <w:r>
+              <w:t>Status</w:t>
+            </w:r>
+          </w:p>
+        </w:tc>
+        <w:tc>
+          <w:tcPr>
+            <w:tcW w:w="5617" w:type="dxa"/>
+          </w:tcPr>
+          <w:p>
+            <w:pPr>
+              <w:jc w:val="left"/>
+            </w:pPr>
+            <w:r>
+              <w:t>Berhasil</w:t>
+            </w:r>
+          </w:p>
+        </w:tc>
+      </w:tr>
+      <w:tr>
+        <w:trPr/>
+        <w:tc>
+          <w:tcPr>
+            <w:tcW w:w="2121" w:type="dxa"/>
+          </w:tcPr>
+          <w:p>
+            <w:r>
+              <w:t>Skenario 1: Reservasi Janji Temu Online</w:t>
+            </w:r>
+          </w:p>
+        </w:tc>
+        <w:tc>
+          <w:tcPr>
+            <w:tcW w:w="5617" w:type="dxa"/>
+          </w:tcPr>
+          <w:p>
+            <w:pPr>
+              <w:jc w:val="left"/>
+            </w:pPr>
+            <w:r>
+              <w:t>Pasien memilih lokasi klinik, dokter, dan jadwal kunjungan.</w:t>
+            </w:r>
+          </w:p>
+        </w:tc>
+      </w:tr>
+      <w:tr>
+        <w:trPr/>
+        <w:tc>
+          <w:tcPr>
+            <w:tcW w:w="2121" w:type="dxa"/>
+          </w:tcPr>
+          <w:p>
+            <w:r>
+              <w:t>Evidence (Skenario 1: Reservasi Janji Temu Online)</w:t>
             </w:r>
           </w:p>
         </w:tc>
@@ -18587,7 +18495,7 @@
               <w:drawing>
                 <wp:inline xmlns:a="http://schemas.openxmlformats.org/drawingml/2006/main" xmlns:pic="http://schemas.openxmlformats.org/drawingml/2006/picture">
                   <wp:extent cx="4389120" cy="2265426"/>
-                  <wp:docPr id="2011434133" name="Picture 2011434133"/>
+                  <wp:docPr id="2011434106" name="Picture 2011434106"/>
                   <wp:cNvGraphicFramePr>
                     <a:graphicFrameLocks noChangeAspect="1"/>
                   </wp:cNvGraphicFramePr>
@@ -18595,11 +18503,11 @@
                     <a:graphicData uri="http://schemas.openxmlformats.org/drawingml/2006/picture">
                       <pic:pic>
                         <pic:nvPicPr>
-                          <pic:cNvPr id="0" name="25_kuesioner_keluhan_1781457271417.png"/>
+                          <pic:cNvPr id="0" name="24_reservasi_janji_temu_1781457133575.png"/>
                           <pic:cNvPicPr/>
                         </pic:nvPicPr>
                         <pic:blipFill>
-                          <a:blip r:embed="rId47"/>
+                          <a:blip r:embed="rId24"/>
                           <a:stretch>
                             <a:fillRect/>
                           </a:stretch>
@@ -18628,7 +18536,7 @@
           </w:tcPr>
           <w:p>
             <w:r>
-              <w:t>Skenario 3: Analisis Urgensi &amp; Deteksi Karies AI</w:t>
+              <w:t>Skenario 2: Form Kuesioner Keluhan Gigi</w:t>
             </w:r>
           </w:p>
         </w:tc>
@@ -18641,7 +18549,7 @@
               <w:jc w:val="left"/>
             </w:pPr>
             <w:r>
-              <w:t>Sistem menampilkan klasifikasi triage prioritas awal dan hasil analisis citra gigi.</w:t>
+              <w:t>Pasien mengisi kuesioner keluhan gigi untuk perhitungan urgensi.</w:t>
             </w:r>
           </w:p>
         </w:tc>
@@ -18654,7 +18562,7 @@
           </w:tcPr>
           <w:p>
             <w:r>
-              <w:t>Evidence (Skenario 3: Analisis Urgensi &amp; Deteksi Karies AI)</w:t>
+              <w:t>Evidence (Skenario 2: Form Kuesioner Keluhan Gigi)</w:t>
             </w:r>
           </w:p>
         </w:tc>
@@ -18679,7 +18587,7 @@
               <w:drawing>
                 <wp:inline xmlns:a="http://schemas.openxmlformats.org/drawingml/2006/main" xmlns:pic="http://schemas.openxmlformats.org/drawingml/2006/picture">
                   <wp:extent cx="4389120" cy="2265426"/>
-                  <wp:docPr id="2011434134" name="Picture 2011434134"/>
+                  <wp:docPr id="2011434107" name="Picture 2011434107"/>
                   <wp:cNvGraphicFramePr>
                     <a:graphicFrameLocks noChangeAspect="1"/>
                   </wp:cNvGraphicFramePr>
@@ -18687,11 +18595,195 @@
                     <a:graphicData uri="http://schemas.openxmlformats.org/drawingml/2006/picture">
                       <pic:pic>
                         <pic:nvPicPr>
-                          <pic:cNvPr id="0" name="image.png"/>
+                          <pic:cNvPr id="0" name="25_kuesioner_keluhan_1781457271417.png"/>
                           <pic:cNvPicPr/>
                         </pic:nvPicPr>
                         <pic:blipFill>
-                          <a:blip r:embed="rId23"/>
+                          <a:blip r:embed="rId25"/>
+                          <a:stretch>
+                            <a:fillRect/>
+                          </a:stretch>
+                        </pic:blipFill>
+                        <pic:spPr>
+                          <a:xfrm>
+                            <a:off x="0" y="0"/>
+                            <a:ext cx="4389120" cy="2265426"/>
+                          </a:xfrm>
+                          <a:prstGeom prst="rect"/>
+                        </pic:spPr>
+                      </pic:pic>
+                    </a:graphicData>
+                  </a:graphic>
+                </wp:inline>
+              </w:drawing>
+            </w:r>
+          </w:p>
+        </w:tc>
+      </w:tr>
+      <w:tr>
+        <w:trPr/>
+        <w:tc>
+          <w:tcPr>
+            <w:tcW w:w="2121" w:type="dxa"/>
+          </w:tcPr>
+          <w:p>
+            <w:r>
+              <w:t>Skenario 3: Unggah Citra Gigi (CNN Analysis)</w:t>
+            </w:r>
+          </w:p>
+        </w:tc>
+        <w:tc>
+          <w:tcPr>
+            <w:tcW w:w="5617" w:type="dxa"/>
+          </w:tcPr>
+          <w:p>
+            <w:pPr>
+              <w:jc w:val="left"/>
+            </w:pPr>
+            <w:r>
+              <w:t>Pasien mengunggah citra gigi untuk analisis karies otomatis.</w:t>
+            </w:r>
+          </w:p>
+        </w:tc>
+      </w:tr>
+      <w:tr>
+        <w:trPr/>
+        <w:tc>
+          <w:tcPr>
+            <w:tcW w:w="2121" w:type="dxa"/>
+          </w:tcPr>
+          <w:p>
+            <w:r>
+              <w:t>Evidence (Skenario 3: Unggah Citra Gigi (CNN Analysis))</w:t>
+            </w:r>
+          </w:p>
+        </w:tc>
+        <w:tc>
+          <w:tcPr>
+            <w:tcW w:w="5617" w:type="dxa"/>
+          </w:tcPr>
+          <w:p>
+            <w:pPr>
+              <w:pStyle w:val="DaftarParagraf"/>
+              <w:spacing w:line="360" w:lineRule="auto" w:before="80" w:after="80"/>
+              <w:ind w:left="0"/>
+              <w:jc w:val="center"/>
+              <w:rPr>
+                <w:color w:val="000000"/>
+                <w:szCs w:val="24"/>
+                <w:lang w:val="en-ID"/>
+              </w:rPr>
+            </w:pPr>
+            <w:r/>
+            <w:r>
+              <w:drawing>
+                <wp:inline xmlns:a="http://schemas.openxmlformats.org/drawingml/2006/main" xmlns:pic="http://schemas.openxmlformats.org/drawingml/2006/picture">
+                  <wp:extent cx="4389120" cy="2265426"/>
+                  <wp:docPr id="2011434108" name="Picture 2011434108"/>
+                  <wp:cNvGraphicFramePr>
+                    <a:graphicFrameLocks noChangeAspect="1"/>
+                  </wp:cNvGraphicFramePr>
+                  <a:graphic>
+                    <a:graphicData uri="http://schemas.openxmlformats.org/drawingml/2006/picture">
+                      <pic:pic>
+                        <pic:nvPicPr>
+                          <pic:cNvPr id="0" name="26_upload_xray_cnn_1781457290559.png"/>
+                          <pic:cNvPicPr/>
+                        </pic:nvPicPr>
+                        <pic:blipFill>
+                          <a:blip r:embed="rId26"/>
+                          <a:stretch>
+                            <a:fillRect/>
+                          </a:stretch>
+                        </pic:blipFill>
+                        <pic:spPr>
+                          <a:xfrm>
+                            <a:off x="0" y="0"/>
+                            <a:ext cx="4389120" cy="2265426"/>
+                          </a:xfrm>
+                          <a:prstGeom prst="rect"/>
+                        </pic:spPr>
+                      </pic:pic>
+                    </a:graphicData>
+                  </a:graphic>
+                </wp:inline>
+              </w:drawing>
+            </w:r>
+          </w:p>
+        </w:tc>
+      </w:tr>
+      <w:tr>
+        <w:trPr/>
+        <w:tc>
+          <w:tcPr>
+            <w:tcW w:w="2121" w:type="dxa"/>
+          </w:tcPr>
+          <w:p>
+            <w:r>
+              <w:t>Skenario 4: Analisis Triage AI (Gemini Triage &amp; Suggestions)</w:t>
+            </w:r>
+          </w:p>
+        </w:tc>
+        <w:tc>
+          <w:tcPr>
+            <w:tcW w:w="5617" w:type="dxa"/>
+          </w:tcPr>
+          <w:p>
+            <w:pPr>
+              <w:jc w:val="left"/>
+            </w:pPr>
+            <w:r>
+              <w:t>Sistem menampilkan klasifikasi triage prioritas awal dan rekomendasi perawatan.</w:t>
+            </w:r>
+          </w:p>
+        </w:tc>
+      </w:tr>
+      <w:tr>
+        <w:trPr/>
+        <w:tc>
+          <w:tcPr>
+            <w:tcW w:w="2121" w:type="dxa"/>
+          </w:tcPr>
+          <w:p>
+            <w:r>
+              <w:t>Evidence (Skenario 4: Analisis Triage AI (Gemini Triage &amp; Suggestions))</w:t>
+            </w:r>
+          </w:p>
+        </w:tc>
+        <w:tc>
+          <w:tcPr>
+            <w:tcW w:w="5617" w:type="dxa"/>
+          </w:tcPr>
+          <w:p>
+            <w:pPr>
+              <w:pStyle w:val="DaftarParagraf"/>
+              <w:spacing w:line="360" w:lineRule="auto" w:before="80" w:after="80"/>
+              <w:ind w:left="0"/>
+              <w:jc w:val="center"/>
+              <w:rPr>
+                <w:color w:val="000000"/>
+                <w:szCs w:val="24"/>
+                <w:lang w:val="en-ID"/>
+              </w:rPr>
+            </w:pPr>
+            <w:r/>
+            <w:r>
+              <w:drawing>
+                <wp:inline xmlns:a="http://schemas.openxmlformats.org/drawingml/2006/main" xmlns:pic="http://schemas.openxmlformats.org/drawingml/2006/picture">
+                  <wp:extent cx="4389120" cy="2265426"/>
+                  <wp:docPr id="2011434109" name="Picture 2011434109"/>
+                  <wp:cNvGraphicFramePr>
+                    <a:graphicFrameLocks noChangeAspect="1"/>
+                  </wp:cNvGraphicFramePr>
+                  <a:graphic>
+                    <a:graphicData uri="http://schemas.openxmlformats.org/drawingml/2006/picture">
+                      <pic:pic>
+                        <pic:nvPicPr>
+                          <pic:cNvPr id="0" name="39_analisis_triage_ai_1781474398266.png"/>
+                          <pic:cNvPicPr/>
+                        </pic:nvPicPr>
+                        <pic:blipFill>
+                          <a:blip r:embed="rId27"/>
                           <a:stretch>
                             <a:fillRect/>
                           </a:stretch>
@@ -19282,7 +19374,7 @@
               <w:drawing>
                 <wp:inline xmlns:a="http://schemas.openxmlformats.org/drawingml/2006/main" xmlns:pic="http://schemas.openxmlformats.org/drawingml/2006/picture">
                   <wp:extent cx="4389120" cy="2265426"/>
-                  <wp:docPr id="2011434135" name="Picture 2011434135"/>
+                  <wp:docPr id="2011434110" name="Picture 2011434110"/>
                   <wp:cNvGraphicFramePr>
                     <a:graphicFrameLocks noChangeAspect="1"/>
                   </wp:cNvGraphicFramePr>
@@ -19290,11 +19382,11 @@
                     <a:graphicData uri="http://schemas.openxmlformats.org/drawingml/2006/picture">
                       <pic:pic>
                         <pic:nvPicPr>
-                          <pic:cNvPr id="0" name="image.png"/>
+                          <pic:cNvPr id="0" name="40_urutan_antrian_dinamis_1781474527553.png"/>
                           <pic:cNvPicPr/>
                         </pic:nvPicPr>
                         <pic:blipFill>
-                          <a:blip r:embed="rId25"/>
+                          <a:blip r:embed="rId28"/>
                           <a:stretch>
                             <a:fillRect/>
                           </a:stretch>
@@ -19737,7 +19829,7 @@
               <w:drawing>
                 <wp:inline xmlns:a="http://schemas.openxmlformats.org/drawingml/2006/main" xmlns:pic="http://schemas.openxmlformats.org/drawingml/2006/picture">
                   <wp:extent cx="4389120" cy="2265426"/>
-                  <wp:docPr id="2011434136" name="Picture 2011434136"/>
+                  <wp:docPr id="2011434111" name="Picture 2011434111"/>
                   <wp:cNvGraphicFramePr>
                     <a:graphicFrameLocks noChangeAspect="1"/>
                   </wp:cNvGraphicFramePr>
@@ -19745,554 +19837,7 @@
                     <a:graphicData uri="http://schemas.openxmlformats.org/drawingml/2006/picture">
                       <pic:pic>
                         <pic:nvPicPr>
-                          <pic:cNvPr id="0" name="image.png"/>
-                          <pic:cNvPicPr/>
-                        </pic:nvPicPr>
-                        <pic:blipFill>
-                          <a:blip r:embed="rId27"/>
-                          <a:stretch>
-                            <a:fillRect/>
-                          </a:stretch>
-                        </pic:blipFill>
-                        <pic:spPr>
-                          <a:xfrm>
-                            <a:off x="0" y="0"/>
-                            <a:ext cx="4389120" cy="2265426"/>
-                          </a:xfrm>
-                          <a:prstGeom prst="rect"/>
-                        </pic:spPr>
-                      </pic:pic>
-                    </a:graphicData>
-                  </a:graphic>
-                </wp:inline>
-              </w:drawing>
-            </w:r>
-          </w:p>
-        </w:tc>
-      </w:tr>
-    </w:tbl>
-    <w:p>
-      <w:pPr>
-        <w:spacing w:line="360" w:lineRule="auto"/>
-        <w:rPr>
-          <w:color w:val="000000"/>
-          <w:szCs w:val="24"/>
-        </w:rPr>
-      </w:pPr>
-      <w:r>
-        <w:rPr>
-          <w:color w:val="000000"/>
-          <w:szCs w:val="24"/>
-        </w:rPr>
-        <w:t xml:space="preserve">                 </w:t>
-      </w:r>
-    </w:p>
-    <w:p>
-      <w:pPr>
-        <w:pStyle w:val="DaftarParagraf"/>
-        <w:spacing w:line="360" w:lineRule="auto"/>
-        <w:ind w:left="993" w:firstLine="447"/>
-        <w:jc w:val="center"/>
-        <w:rPr>
-          <w:i/>
-          <w:iCs/>
-          <w:color w:val="000000"/>
-          <w:sz w:val="20"/>
-          <w:lang w:val="en-ID"/>
-        </w:rPr>
-      </w:pPr>
-      <w:r>
-        <w:rPr>
-          <w:i/>
-          <w:iCs/>
-          <w:color w:val="000000"/>
-          <w:sz w:val="20"/>
-          <w:lang w:val="en-ID"/>
-        </w:rPr>
-        <w:t>Tabel 5.</w:t>
-      </w:r>
-      <w:r>
-        <w:rPr>
-          <w:i/>
-          <w:iCs/>
-          <w:color w:val="000000"/>
-          <w:sz w:val="20"/>
-          <w:lang w:val="en-ID"/>
-        </w:rPr>
-        <w:t>8</w:t>
-      </w:r>
-      <w:r>
-        <w:rPr>
-          <w:i/>
-          <w:iCs/>
-          <w:color w:val="000000"/>
-          <w:sz w:val="20"/>
-          <w:lang w:val="en-ID"/>
-        </w:rPr>
-        <w:t xml:space="preserve"> </w:t>
-      </w:r>
-      <w:r>
-        <w:rPr>
-          <w:i/>
-          <w:iCs/>
-          <w:color w:val="000000"/>
-          <w:sz w:val="20"/>
-          <w:lang w:val="en-ID"/>
-        </w:rPr>
-        <w:t xml:space="preserve">Detail Hasil </w:t>
-      </w:r>
-      <w:proofErr w:type="spellStart"/>
-      <w:r>
-        <w:rPr>
-          <w:i/>
-          <w:iCs/>
-          <w:color w:val="000000"/>
-          <w:sz w:val="20"/>
-          <w:lang w:val="en-ID"/>
-        </w:rPr>
-        <w:t>Pengujian</w:t>
-      </w:r>
-      <w:proofErr w:type="spellEnd"/>
-      <w:r>
-        <w:rPr>
-          <w:i/>
-          <w:iCs/>
-          <w:color w:val="000000"/>
-          <w:sz w:val="20"/>
-          <w:lang w:val="en-ID"/>
-        </w:rPr>
-        <w:t xml:space="preserve"> FR-0</w:t>
-      </w:r>
-      <w:r>
-        <w:rPr>
-          <w:i/>
-          <w:iCs/>
-          <w:color w:val="000000"/>
-          <w:sz w:val="20"/>
-          <w:lang w:val="en-ID"/>
-        </w:rPr>
-        <w:t>5</w:t>
-      </w:r>
-      <w:r>
-        <w:rPr>
-          <w:i/>
-          <w:iCs/>
-          <w:color w:val="000000"/>
-          <w:sz w:val="20"/>
-        </w:rPr>
-        <w:t xml:space="preserve"> </w:t>
-      </w:r>
-      <w:proofErr w:type="spellStart"/>
-      <w:r>
-        <w:rPr>
-          <w:i/>
-          <w:iCs/>
-          <w:color w:val="000000"/>
-          <w:sz w:val="20"/>
-        </w:rPr>
-        <w:t>Rekam</w:t>
-      </w:r>
-      <w:proofErr w:type="spellEnd"/>
-      <w:r>
-        <w:rPr>
-          <w:i/>
-          <w:iCs/>
-          <w:color w:val="000000"/>
-          <w:sz w:val="20"/>
-        </w:rPr>
-        <w:t xml:space="preserve"> </w:t>
-      </w:r>
-      <w:proofErr w:type="spellStart"/>
-      <w:r>
-        <w:rPr>
-          <w:i/>
-          <w:iCs/>
-          <w:color w:val="000000"/>
-          <w:sz w:val="20"/>
-        </w:rPr>
-        <w:t>Medis</w:t>
-      </w:r>
-      <w:proofErr w:type="spellEnd"/>
-      <w:r>
-        <w:rPr>
-          <w:i/>
-          <w:iCs/>
-          <w:color w:val="000000"/>
-          <w:sz w:val="20"/>
-        </w:rPr>
-        <w:t xml:space="preserve"> &amp; </w:t>
-      </w:r>
-      <w:proofErr w:type="spellStart"/>
-      <w:r>
-        <w:rPr>
-          <w:i/>
-          <w:iCs/>
-          <w:color w:val="000000"/>
-          <w:sz w:val="20"/>
-        </w:rPr>
-        <w:t>Unduh</w:t>
-      </w:r>
-      <w:proofErr w:type="spellEnd"/>
-      <w:r>
-        <w:rPr>
-          <w:i/>
-          <w:iCs/>
-          <w:color w:val="000000"/>
-          <w:sz w:val="20"/>
-        </w:rPr>
-        <w:t xml:space="preserve"> PDF</w:t>
-      </w:r>
-    </w:p>
-    <w:tbl>
-      <w:tblPr>
-        <w:tblStyle w:val="KisiTabel"/>
-        <w:tblW w:w="7738" w:type="dxa"/>
-        <w:tblInd w:w="993" w:type="dxa"/>
-        <w:tblLook w:val="04A0" w:firstRow="1" w:lastRow="0" w:firstColumn="1" w:lastColumn="0" w:noHBand="0" w:noVBand="1"/>
-      </w:tblPr>
-      <w:tblGrid>
-        <w:gridCol w:w="2121"/>
-        <w:gridCol w:w="5617"/>
-      </w:tblGrid>
-      <w:tr>
-        <w:trPr/>
-        <w:tc>
-          <w:tcPr>
-            <w:tcW w:w="2121" w:type="dxa"/>
-          </w:tcPr>
-          <w:p>
-            <w:r>
-              <w:t>Komponen</w:t>
-            </w:r>
-          </w:p>
-        </w:tc>
-        <w:tc>
-          <w:tcPr>
-            <w:tcW w:w="5617" w:type="dxa"/>
-          </w:tcPr>
-          <w:p>
-            <w:r>
-              <w:t>Keterangan</w:t>
-            </w:r>
-          </w:p>
-        </w:tc>
-      </w:tr>
-      <w:tr>
-        <w:trPr/>
-        <w:tc>
-          <w:tcPr>
-            <w:tcW w:w="2121" w:type="dxa"/>
-          </w:tcPr>
-          <w:p>
-            <w:r>
-              <w:t>Kode</w:t>
-            </w:r>
-          </w:p>
-        </w:tc>
-        <w:tc>
-          <w:tcPr>
-            <w:tcW w:w="5617" w:type="dxa"/>
-          </w:tcPr>
-          <w:p>
-            <w:pPr>
-              <w:jc w:val="left"/>
-            </w:pPr>
-            <w:r>
-              <w:t>FR-05</w:t>
-            </w:r>
-          </w:p>
-        </w:tc>
-      </w:tr>
-      <w:tr>
-        <w:trPr/>
-        <w:tc>
-          <w:tcPr>
-            <w:tcW w:w="2121" w:type="dxa"/>
-          </w:tcPr>
-          <w:p>
-            <w:r>
-              <w:t>Nama Spesifikasi</w:t>
-            </w:r>
-          </w:p>
-        </w:tc>
-        <w:tc>
-          <w:tcPr>
-            <w:tcW w:w="5617" w:type="dxa"/>
-          </w:tcPr>
-          <w:p>
-            <w:pPr>
-              <w:jc w:val="left"/>
-            </w:pPr>
-            <w:r>
-              <w:t>Rekam Medis &amp; Unduh PDF</w:t>
-            </w:r>
-          </w:p>
-        </w:tc>
-      </w:tr>
-      <w:tr>
-        <w:trPr/>
-        <w:tc>
-          <w:tcPr>
-            <w:tcW w:w="2121" w:type="dxa"/>
-          </w:tcPr>
-          <w:p>
-            <w:r>
-              <w:t>Data Input</w:t>
-            </w:r>
-          </w:p>
-        </w:tc>
-        <w:tc>
-          <w:tcPr>
-            <w:tcW w:w="5617" w:type="dxa"/>
-          </w:tcPr>
-          <w:p>
-            <w:pPr>
-              <w:jc w:val="left"/>
-            </w:pPr>
-            <w:r>
-              <w:t>Payload: { id_appointment: int, keluhan: text, diagnosis: string(ICD-10), tindakan: string, resep: array[{id_obat, dosis, qty}], odontogram: array[{gigi, kondisi}] }</w:t>
-            </w:r>
-          </w:p>
-        </w:tc>
-      </w:tr>
-      <w:tr>
-        <w:trPr/>
-        <w:tc>
-          <w:tcPr>
-            <w:tcW w:w="2121" w:type="dxa"/>
-          </w:tcPr>
-          <w:p>
-            <w:r>
-              <w:t>Expected Result</w:t>
-            </w:r>
-          </w:p>
-        </w:tc>
-        <w:tc>
-          <w:tcPr>
-            <w:tcW w:w="5617" w:type="dxa"/>
-          </w:tcPr>
-          <w:p>
-            <w:pPr>
-              <w:jc w:val="left"/>
-            </w:pPr>
-            <w:r>
-              <w:t>Sistem berhasil menyimpan data rekam medis yang diinput oleh dokter dan pasien dapat mengakses serta mengunduh rekam medis dalam format PDF melalui akun pasien.</w:t>
-            </w:r>
-          </w:p>
-        </w:tc>
-      </w:tr>
-      <w:tr>
-        <w:trPr/>
-        <w:tc>
-          <w:tcPr>
-            <w:tcW w:w="2121" w:type="dxa"/>
-          </w:tcPr>
-          <w:p>
-            <w:r>
-              <w:t>Actual Result</w:t>
-            </w:r>
-          </w:p>
-        </w:tc>
-        <w:tc>
-          <w:tcPr>
-            <w:tcW w:w="5617" w:type="dxa"/>
-          </w:tcPr>
-          <w:p>
-            <w:pPr>
-              <w:jc w:val="left"/>
-            </w:pPr>
-            <w:r>
-              <w:t>Data rekam medis berhasil disimpan ke dalam sistem. Pasien dapat melihat riwayat rekam medis dan mengunduh dokumen rekam medis dalam format PDF sesuai data yang telah diinput oleh dokter.</w:t>
-            </w:r>
-          </w:p>
-        </w:tc>
-      </w:tr>
-      <w:tr>
-        <w:trPr/>
-        <w:tc>
-          <w:tcPr>
-            <w:tcW w:w="2121" w:type="dxa"/>
-          </w:tcPr>
-          <w:p>
-            <w:r>
-              <w:t>Status</w:t>
-            </w:r>
-          </w:p>
-        </w:tc>
-        <w:tc>
-          <w:tcPr>
-            <w:tcW w:w="5617" w:type="dxa"/>
-          </w:tcPr>
-          <w:p>
-            <w:pPr>
-              <w:jc w:val="left"/>
-            </w:pPr>
-            <w:r>
-              <w:t>Berhasil</w:t>
-            </w:r>
-          </w:p>
-        </w:tc>
-      </w:tr>
-      <w:tr>
-        <w:trPr/>
-        <w:tc>
-          <w:tcPr>
-            <w:tcW w:w="2121" w:type="dxa"/>
-          </w:tcPr>
-          <w:p>
-            <w:r>
-              <w:t>Skenario 1: Pengoperasian Odontogram Interaktif</w:t>
-            </w:r>
-          </w:p>
-        </w:tc>
-        <w:tc>
-          <w:tcPr>
-            <w:tcW w:w="5617" w:type="dxa"/>
-          </w:tcPr>
-          <w:p>
-            <w:pPr>
-              <w:jc w:val="left"/>
-            </w:pPr>
-            <w:r>
-              <w:t>Dokter mencatat kondisi gigi pasien pada form odontogram SVG.</w:t>
-            </w:r>
-          </w:p>
-        </w:tc>
-      </w:tr>
-      <w:tr>
-        <w:trPr/>
-        <w:tc>
-          <w:tcPr>
-            <w:tcW w:w="2121" w:type="dxa"/>
-          </w:tcPr>
-          <w:p>
-            <w:r>
-              <w:t>Evidence (Skenario 1: Pengoperasian Odontogram Interaktif)</w:t>
-            </w:r>
-          </w:p>
-        </w:tc>
-        <w:tc>
-          <w:tcPr>
-            <w:tcW w:w="5617" w:type="dxa"/>
-          </w:tcPr>
-          <w:p>
-            <w:pPr>
-              <w:pStyle w:val="DaftarParagraf"/>
-              <w:spacing w:line="360" w:lineRule="auto" w:before="80" w:after="80"/>
-              <w:ind w:left="0"/>
-              <w:jc w:val="center"/>
-              <w:rPr>
-                <w:color w:val="000000"/>
-                <w:szCs w:val="24"/>
-                <w:lang w:val="en-ID"/>
-              </w:rPr>
-            </w:pPr>
-            <w:r/>
-            <w:r>
-              <w:drawing>
-                <wp:inline xmlns:a="http://schemas.openxmlformats.org/drawingml/2006/main" xmlns:pic="http://schemas.openxmlformats.org/drawingml/2006/picture">
-                  <wp:extent cx="4389120" cy="2265426"/>
-                  <wp:docPr id="2011434137" name="Picture 2011434137"/>
-                  <wp:cNvGraphicFramePr>
-                    <a:graphicFrameLocks noChangeAspect="1"/>
-                  </wp:cNvGraphicFramePr>
-                  <a:graphic>
-                    <a:graphicData uri="http://schemas.openxmlformats.org/drawingml/2006/picture">
-                      <pic:pic>
-                        <pic:nvPicPr>
-                          <pic:cNvPr id="0" name="44_odontogram_interaktif_1781491174771.png"/>
-                          <pic:cNvPicPr/>
-                        </pic:nvPicPr>
-                        <pic:blipFill>
-                          <a:blip r:embed="rId48"/>
-                          <a:stretch>
-                            <a:fillRect/>
-                          </a:stretch>
-                        </pic:blipFill>
-                        <pic:spPr>
-                          <a:xfrm>
-                            <a:off x="0" y="0"/>
-                            <a:ext cx="4389120" cy="2265426"/>
-                          </a:xfrm>
-                          <a:prstGeom prst="rect"/>
-                        </pic:spPr>
-                      </pic:pic>
-                    </a:graphicData>
-                  </a:graphic>
-                </wp:inline>
-              </w:drawing>
-            </w:r>
-          </w:p>
-        </w:tc>
-      </w:tr>
-      <w:tr>
-        <w:trPr/>
-        <w:tc>
-          <w:tcPr>
-            <w:tcW w:w="2121" w:type="dxa"/>
-          </w:tcPr>
-          <w:p>
-            <w:r>
-              <w:t>Skenario 2: Pencatatan Diagnosa &amp; Tindakan Medis</w:t>
-            </w:r>
-          </w:p>
-        </w:tc>
-        <w:tc>
-          <w:tcPr>
-            <w:tcW w:w="5617" w:type="dxa"/>
-          </w:tcPr>
-          <w:p>
-            <w:pPr>
-              <w:jc w:val="left"/>
-            </w:pPr>
-            <w:r>
-              <w:t>Dokter menginput rekam medis pasien di dashboard pemeriksaan.</w:t>
-            </w:r>
-          </w:p>
-        </w:tc>
-      </w:tr>
-      <w:tr>
-        <w:trPr/>
-        <w:tc>
-          <w:tcPr>
-            <w:tcW w:w="2121" w:type="dxa"/>
-          </w:tcPr>
-          <w:p>
-            <w:r>
-              <w:t>Evidence (Skenario 2: Pencatatan Diagnosa &amp; Tindakan Medis)</w:t>
-            </w:r>
-          </w:p>
-        </w:tc>
-        <w:tc>
-          <w:tcPr>
-            <w:tcW w:w="5617" w:type="dxa"/>
-          </w:tcPr>
-          <w:p>
-            <w:pPr>
-              <w:pStyle w:val="DaftarParagraf"/>
-              <w:spacing w:line="360" w:lineRule="auto" w:before="80" w:after="80"/>
-              <w:ind w:left="0"/>
-              <w:jc w:val="center"/>
-              <w:rPr>
-                <w:color w:val="000000"/>
-                <w:szCs w:val="24"/>
-                <w:lang w:val="en-ID"/>
-              </w:rPr>
-            </w:pPr>
-            <w:r/>
-            <w:r>
-              <w:drawing>
-                <wp:inline xmlns:a="http://schemas.openxmlformats.org/drawingml/2006/main" xmlns:pic="http://schemas.openxmlformats.org/drawingml/2006/picture">
-                  <wp:extent cx="4389120" cy="2265426"/>
-                  <wp:docPr id="2011434138" name="Picture 2011434138"/>
-                  <wp:cNvGraphicFramePr>
-                    <a:graphicFrameLocks noChangeAspect="1"/>
-                  </wp:cNvGraphicFramePr>
-                  <a:graphic>
-                    <a:graphicData uri="http://schemas.openxmlformats.org/drawingml/2006/picture">
-                      <pic:pic>
-                        <pic:nvPicPr>
-                          <pic:cNvPr id="0" name="image.png"/>
+                          <pic:cNvPr id="0" name="08_triage_dokter_view_1781491110747.png"/>
                           <pic:cNvPicPr/>
                         </pic:nvPicPr>
                         <pic:blipFill>
@@ -20317,6 +19862,190 @@
           </w:p>
         </w:tc>
       </w:tr>
+    </w:tbl>
+    <w:p>
+      <w:pPr>
+        <w:spacing w:line="360" w:lineRule="auto"/>
+        <w:rPr>
+          <w:color w:val="000000"/>
+          <w:szCs w:val="24"/>
+        </w:rPr>
+      </w:pPr>
+      <w:r>
+        <w:rPr>
+          <w:color w:val="000000"/>
+          <w:szCs w:val="24"/>
+        </w:rPr>
+        <w:t xml:space="preserve">                 </w:t>
+      </w:r>
+    </w:p>
+    <w:p>
+      <w:pPr>
+        <w:pStyle w:val="DaftarParagraf"/>
+        <w:spacing w:line="360" w:lineRule="auto"/>
+        <w:ind w:left="993" w:firstLine="447"/>
+        <w:jc w:val="center"/>
+        <w:rPr>
+          <w:i/>
+          <w:iCs/>
+          <w:color w:val="000000"/>
+          <w:sz w:val="20"/>
+          <w:lang w:val="en-ID"/>
+        </w:rPr>
+      </w:pPr>
+      <w:r>
+        <w:rPr>
+          <w:i/>
+          <w:iCs/>
+          <w:color w:val="000000"/>
+          <w:sz w:val="20"/>
+          <w:lang w:val="en-ID"/>
+        </w:rPr>
+        <w:t>Tabel 5.</w:t>
+      </w:r>
+      <w:r>
+        <w:rPr>
+          <w:i/>
+          <w:iCs/>
+          <w:color w:val="000000"/>
+          <w:sz w:val="20"/>
+          <w:lang w:val="en-ID"/>
+        </w:rPr>
+        <w:t>8</w:t>
+      </w:r>
+      <w:r>
+        <w:rPr>
+          <w:i/>
+          <w:iCs/>
+          <w:color w:val="000000"/>
+          <w:sz w:val="20"/>
+          <w:lang w:val="en-ID"/>
+        </w:rPr>
+        <w:t xml:space="preserve"> </w:t>
+      </w:r>
+      <w:r>
+        <w:rPr>
+          <w:i/>
+          <w:iCs/>
+          <w:color w:val="000000"/>
+          <w:sz w:val="20"/>
+          <w:lang w:val="en-ID"/>
+        </w:rPr>
+        <w:t xml:space="preserve">Detail Hasil </w:t>
+      </w:r>
+      <w:proofErr w:type="spellStart"/>
+      <w:r>
+        <w:rPr>
+          <w:i/>
+          <w:iCs/>
+          <w:color w:val="000000"/>
+          <w:sz w:val="20"/>
+          <w:lang w:val="en-ID"/>
+        </w:rPr>
+        <w:t>Pengujian</w:t>
+      </w:r>
+      <w:proofErr w:type="spellEnd"/>
+      <w:r>
+        <w:rPr>
+          <w:i/>
+          <w:iCs/>
+          <w:color w:val="000000"/>
+          <w:sz w:val="20"/>
+          <w:lang w:val="en-ID"/>
+        </w:rPr>
+        <w:t xml:space="preserve"> FR-0</w:t>
+      </w:r>
+      <w:r>
+        <w:rPr>
+          <w:i/>
+          <w:iCs/>
+          <w:color w:val="000000"/>
+          <w:sz w:val="20"/>
+          <w:lang w:val="en-ID"/>
+        </w:rPr>
+        <w:t>5</w:t>
+      </w:r>
+      <w:r>
+        <w:rPr>
+          <w:i/>
+          <w:iCs/>
+          <w:color w:val="000000"/>
+          <w:sz w:val="20"/>
+        </w:rPr>
+        <w:t xml:space="preserve"> </w:t>
+      </w:r>
+      <w:proofErr w:type="spellStart"/>
+      <w:r>
+        <w:rPr>
+          <w:i/>
+          <w:iCs/>
+          <w:color w:val="000000"/>
+          <w:sz w:val="20"/>
+        </w:rPr>
+        <w:t>Rekam</w:t>
+      </w:r>
+      <w:proofErr w:type="spellEnd"/>
+      <w:r>
+        <w:rPr>
+          <w:i/>
+          <w:iCs/>
+          <w:color w:val="000000"/>
+          <w:sz w:val="20"/>
+        </w:rPr>
+        <w:t xml:space="preserve"> </w:t>
+      </w:r>
+      <w:proofErr w:type="spellStart"/>
+      <w:r>
+        <w:rPr>
+          <w:i/>
+          <w:iCs/>
+          <w:color w:val="000000"/>
+          <w:sz w:val="20"/>
+        </w:rPr>
+        <w:t>Medis</w:t>
+      </w:r>
+      <w:proofErr w:type="spellEnd"/>
+      <w:r>
+        <w:rPr>
+          <w:i/>
+          <w:iCs/>
+          <w:color w:val="000000"/>
+          <w:sz w:val="20"/>
+        </w:rPr>
+        <w:t xml:space="preserve"> &amp; </w:t>
+      </w:r>
+      <w:proofErr w:type="spellStart"/>
+      <w:r>
+        <w:rPr>
+          <w:i/>
+          <w:iCs/>
+          <w:color w:val="000000"/>
+          <w:sz w:val="20"/>
+        </w:rPr>
+        <w:t>Unduh</w:t>
+      </w:r>
+      <w:proofErr w:type="spellEnd"/>
+      <w:r>
+        <w:rPr>
+          <w:i/>
+          <w:iCs/>
+          <w:color w:val="000000"/>
+          <w:sz w:val="20"/>
+        </w:rPr>
+        <w:t xml:space="preserve"> PDF</w:t>
+      </w:r>
+    </w:p>
+    <w:tbl>
+      <w:tblPr>
+        <w:tblStyle w:val="KisiTabel"/>
+        <w:tblW w:w="7738" w:type="dxa"/>
+        <w:tblInd w:w="993" w:type="dxa"/>
+        <w:tblLook w:val="04A0" w:firstRow="1" w:lastRow="0" w:firstColumn="1" w:lastColumn="0" w:noHBand="0" w:noVBand="1"/>
+      </w:tblPr>
+      <w:tblGrid>
+        <w:gridCol w:w="2121"/>
+        <w:gridCol w:w="5617"/>
+      </w:tblGrid>
       <w:tr>
         <w:trPr/>
         <w:tc>
@@ -20325,7 +20054,30 @@
           </w:tcPr>
           <w:p>
             <w:r>
-              <w:t>Skenario 3: Penulisan Resep Obat</w:t>
+              <w:t>Komponen</w:t>
+            </w:r>
+          </w:p>
+        </w:tc>
+        <w:tc>
+          <w:tcPr>
+            <w:tcW w:w="5617" w:type="dxa"/>
+          </w:tcPr>
+          <w:p>
+            <w:r>
+              <w:t>Keterangan</w:t>
+            </w:r>
+          </w:p>
+        </w:tc>
+      </w:tr>
+      <w:tr>
+        <w:trPr/>
+        <w:tc>
+          <w:tcPr>
+            <w:tcW w:w="2121" w:type="dxa"/>
+          </w:tcPr>
+          <w:p>
+            <w:r>
+              <w:t>Kode</w:t>
             </w:r>
           </w:p>
         </w:tc>
@@ -20338,7 +20090,7 @@
               <w:jc w:val="left"/>
             </w:pPr>
             <w:r>
-              <w:t>Dokter meresepkan obat melalui form resep obat terintegrasi.</w:t>
+              <w:t>FR-05</w:t>
             </w:r>
           </w:p>
         </w:tc>
@@ -20351,7 +20103,163 @@
           </w:tcPr>
           <w:p>
             <w:r>
-              <w:t>Evidence (Skenario 3: Penulisan Resep Obat)</w:t>
+              <w:t>Nama Spesifikasi</w:t>
+            </w:r>
+          </w:p>
+        </w:tc>
+        <w:tc>
+          <w:tcPr>
+            <w:tcW w:w="5617" w:type="dxa"/>
+          </w:tcPr>
+          <w:p>
+            <w:pPr>
+              <w:jc w:val="left"/>
+            </w:pPr>
+            <w:r>
+              <w:t>Rekam Medis &amp; Unduh PDF</w:t>
+            </w:r>
+          </w:p>
+        </w:tc>
+      </w:tr>
+      <w:tr>
+        <w:trPr/>
+        <w:tc>
+          <w:tcPr>
+            <w:tcW w:w="2121" w:type="dxa"/>
+          </w:tcPr>
+          <w:p>
+            <w:r>
+              <w:t>Data Input</w:t>
+            </w:r>
+          </w:p>
+        </w:tc>
+        <w:tc>
+          <w:tcPr>
+            <w:tcW w:w="5617" w:type="dxa"/>
+          </w:tcPr>
+          <w:p>
+            <w:pPr>
+              <w:jc w:val="left"/>
+            </w:pPr>
+            <w:r>
+              <w:t>Payload: { id_appointment: int, keluhan: text, diagnosis: string(ICD-10), tindakan: string, resep: array[{id_obat, dosis, qty}], odontogram: array[{gigi, kondisi}] }</w:t>
+            </w:r>
+          </w:p>
+        </w:tc>
+      </w:tr>
+      <w:tr>
+        <w:trPr/>
+        <w:tc>
+          <w:tcPr>
+            <w:tcW w:w="2121" w:type="dxa"/>
+          </w:tcPr>
+          <w:p>
+            <w:r>
+              <w:t>Expected Result</w:t>
+            </w:r>
+          </w:p>
+        </w:tc>
+        <w:tc>
+          <w:tcPr>
+            <w:tcW w:w="5617" w:type="dxa"/>
+          </w:tcPr>
+          <w:p>
+            <w:pPr>
+              <w:jc w:val="left"/>
+            </w:pPr>
+            <w:r>
+              <w:t>Sistem berhasil menyimpan data rekam medis yang diinput oleh dokter dan pasien dapat mengakses serta mengunduh rekam medis dalam format PDF melalui akun pasien.</w:t>
+            </w:r>
+          </w:p>
+        </w:tc>
+      </w:tr>
+      <w:tr>
+        <w:trPr/>
+        <w:tc>
+          <w:tcPr>
+            <w:tcW w:w="2121" w:type="dxa"/>
+          </w:tcPr>
+          <w:p>
+            <w:r>
+              <w:t>Actual Result</w:t>
+            </w:r>
+          </w:p>
+        </w:tc>
+        <w:tc>
+          <w:tcPr>
+            <w:tcW w:w="5617" w:type="dxa"/>
+          </w:tcPr>
+          <w:p>
+            <w:pPr>
+              <w:jc w:val="left"/>
+            </w:pPr>
+            <w:r>
+              <w:t>Data rekam medis berhasil disimpan ke dalam sistem. Pasien dapat melihat riwayat rekam medis dan mengunduh dokumen rekam medis dalam format PDF sesuai data yang telah diinput oleh dokter.</w:t>
+            </w:r>
+          </w:p>
+        </w:tc>
+      </w:tr>
+      <w:tr>
+        <w:trPr/>
+        <w:tc>
+          <w:tcPr>
+            <w:tcW w:w="2121" w:type="dxa"/>
+          </w:tcPr>
+          <w:p>
+            <w:r>
+              <w:t>Status</w:t>
+            </w:r>
+          </w:p>
+        </w:tc>
+        <w:tc>
+          <w:tcPr>
+            <w:tcW w:w="5617" w:type="dxa"/>
+          </w:tcPr>
+          <w:p>
+            <w:pPr>
+              <w:jc w:val="left"/>
+            </w:pPr>
+            <w:r>
+              <w:t>Berhasil</w:t>
+            </w:r>
+          </w:p>
+        </w:tc>
+      </w:tr>
+      <w:tr>
+        <w:trPr/>
+        <w:tc>
+          <w:tcPr>
+            <w:tcW w:w="2121" w:type="dxa"/>
+          </w:tcPr>
+          <w:p>
+            <w:r>
+              <w:t>Skenario 1: Pengoperasian Odontogram Interaktif</w:t>
+            </w:r>
+          </w:p>
+        </w:tc>
+        <w:tc>
+          <w:tcPr>
+            <w:tcW w:w="5617" w:type="dxa"/>
+          </w:tcPr>
+          <w:p>
+            <w:pPr>
+              <w:jc w:val="left"/>
+            </w:pPr>
+            <w:r>
+              <w:t>Dokter mencatat kondisi gigi pasien pada form odontogram SVG.</w:t>
+            </w:r>
+          </w:p>
+        </w:tc>
+      </w:tr>
+      <w:tr>
+        <w:trPr/>
+        <w:tc>
+          <w:tcPr>
+            <w:tcW w:w="2121" w:type="dxa"/>
+          </w:tcPr>
+          <w:p>
+            <w:r>
+              <w:t>Evidence (Skenario 1: Pengoperasian Odontogram Interaktif)</w:t>
             </w:r>
           </w:p>
         </w:tc>
@@ -20376,7 +20284,7 @@
               <w:drawing>
                 <wp:inline xmlns:a="http://schemas.openxmlformats.org/drawingml/2006/main" xmlns:pic="http://schemas.openxmlformats.org/drawingml/2006/picture">
                   <wp:extent cx="4389120" cy="2265426"/>
-                  <wp:docPr id="2011434139" name="Picture 2011434139"/>
+                  <wp:docPr id="2011434112" name="Picture 2011434112"/>
                   <wp:cNvGraphicFramePr>
                     <a:graphicFrameLocks noChangeAspect="1"/>
                   </wp:cNvGraphicFramePr>
@@ -20384,11 +20292,11 @@
                     <a:graphicData uri="http://schemas.openxmlformats.org/drawingml/2006/picture">
                       <pic:pic>
                         <pic:nvPicPr>
-                          <pic:cNvPr id="0" name="48_input_resep_obat_1781491341417.png"/>
+                          <pic:cNvPr id="0" name="44_odontogram_interaktif_1781491174771.png"/>
                           <pic:cNvPicPr/>
                         </pic:nvPicPr>
                         <pic:blipFill>
-                          <a:blip r:embed="rId49"/>
+                          <a:blip r:embed="rId30"/>
                           <a:stretch>
                             <a:fillRect/>
                           </a:stretch>
@@ -20417,7 +20325,7 @@
           </w:tcPr>
           <w:p>
             <w:r>
-              <w:t>Skenario 4: Cetak &amp; Unduh PDF Rekam Medis / Resep</w:t>
+              <w:t>Skenario 2: Pencatatan Diagnosa &amp; Tindakan Medis</w:t>
             </w:r>
           </w:p>
         </w:tc>
@@ -20430,7 +20338,7 @@
               <w:jc w:val="left"/>
             </w:pPr>
             <w:r>
-              <w:t>Pasien mengunduh file PDF rekam medis hasil pemeriksaan.</w:t>
+              <w:t>Dokter menginput rekam medis pasien di dashboard pemeriksaan.</w:t>
             </w:r>
           </w:p>
         </w:tc>
@@ -20443,7 +20351,7 @@
           </w:tcPr>
           <w:p>
             <w:r>
-              <w:t>Evidence (Skenario 4: Cetak &amp; Unduh PDF Rekam Medis / Resep)</w:t>
+              <w:t>Evidence (Skenario 2: Pencatatan Diagnosa &amp; Tindakan Medis)</w:t>
             </w:r>
           </w:p>
         </w:tc>
@@ -20468,7 +20376,7 @@
               <w:drawing>
                 <wp:inline xmlns:a="http://schemas.openxmlformats.org/drawingml/2006/main" xmlns:pic="http://schemas.openxmlformats.org/drawingml/2006/picture">
                   <wp:extent cx="4389120" cy="2265426"/>
-                  <wp:docPr id="2011434140" name="Picture 2011434140"/>
+                  <wp:docPr id="2011434113" name="Picture 2011434113"/>
                   <wp:cNvGraphicFramePr>
                     <a:graphicFrameLocks noChangeAspect="1"/>
                   </wp:cNvGraphicFramePr>
@@ -20476,449 +20384,7 @@
                     <a:graphicData uri="http://schemas.openxmlformats.org/drawingml/2006/picture">
                       <pic:pic>
                         <pic:nvPicPr>
-                          <pic:cNvPr id="0" name="37_cetak_nota_resep_pdf_1781491543637.png"/>
-                          <pic:cNvPicPr/>
-                        </pic:nvPicPr>
-                        <pic:blipFill>
-                          <a:blip r:embed="rId50"/>
-                          <a:stretch>
-                            <a:fillRect/>
-                          </a:stretch>
-                        </pic:blipFill>
-                        <pic:spPr>
-                          <a:xfrm>
-                            <a:off x="0" y="0"/>
-                            <a:ext cx="4389120" cy="2265426"/>
-                          </a:xfrm>
-                          <a:prstGeom prst="rect"/>
-                        </pic:spPr>
-                      </pic:pic>
-                    </a:graphicData>
-                  </a:graphic>
-                </wp:inline>
-              </w:drawing>
-            </w:r>
-          </w:p>
-        </w:tc>
-      </w:tr>
-    </w:tbl>
-    <w:p>
-      <w:pPr>
-        <w:spacing w:line="360" w:lineRule="auto"/>
-        <w:rPr>
-          <w:color w:val="000000"/>
-          <w:szCs w:val="24"/>
-        </w:rPr>
-      </w:pPr>
-    </w:p>
-    <w:p>
-      <w:pPr>
-        <w:spacing w:line="360" w:lineRule="auto"/>
-        <w:rPr>
-          <w:color w:val="000000"/>
-          <w:szCs w:val="24"/>
-        </w:rPr>
-      </w:pPr>
-      <w:r>
-        <w:rPr>
-          <w:color w:val="000000"/>
-          <w:szCs w:val="24"/>
-        </w:rPr>
-        <w:t xml:space="preserve">                 </w:t>
-      </w:r>
-    </w:p>
-    <w:p>
-      <w:pPr>
-        <w:pStyle w:val="DaftarParagraf"/>
-        <w:spacing w:line="360" w:lineRule="auto"/>
-        <w:ind w:left="993" w:firstLine="447"/>
-        <w:jc w:val="center"/>
-        <w:rPr>
-          <w:i/>
-          <w:iCs/>
-          <w:color w:val="000000"/>
-          <w:sz w:val="20"/>
-          <w:lang w:val="en-ID"/>
-        </w:rPr>
-      </w:pPr>
-      <w:r>
-        <w:rPr>
-          <w:i/>
-          <w:iCs/>
-          <w:color w:val="000000"/>
-          <w:sz w:val="20"/>
-          <w:lang w:val="en-ID"/>
-        </w:rPr>
-        <w:t>Tabel 5.</w:t>
-      </w:r>
-      <w:r>
-        <w:rPr>
-          <w:i/>
-          <w:iCs/>
-          <w:color w:val="000000"/>
-          <w:sz w:val="20"/>
-          <w:lang w:val="en-ID"/>
-        </w:rPr>
-        <w:t>9</w:t>
-      </w:r>
-      <w:r>
-        <w:rPr>
-          <w:i/>
-          <w:iCs/>
-          <w:color w:val="000000"/>
-          <w:sz w:val="20"/>
-          <w:lang w:val="en-ID"/>
-        </w:rPr>
-        <w:t xml:space="preserve"> </w:t>
-      </w:r>
-      <w:r>
-        <w:rPr>
-          <w:i/>
-          <w:iCs/>
-          <w:color w:val="000000"/>
-          <w:sz w:val="20"/>
-          <w:lang w:val="en-ID"/>
-        </w:rPr>
-        <w:t xml:space="preserve">Detail Hasil </w:t>
-      </w:r>
-      <w:proofErr w:type="spellStart"/>
-      <w:r>
-        <w:rPr>
-          <w:i/>
-          <w:iCs/>
-          <w:color w:val="000000"/>
-          <w:sz w:val="20"/>
-          <w:lang w:val="en-ID"/>
-        </w:rPr>
-        <w:t>Pengujian</w:t>
-      </w:r>
-      <w:proofErr w:type="spellEnd"/>
-      <w:r>
-        <w:rPr>
-          <w:i/>
-          <w:iCs/>
-          <w:color w:val="000000"/>
-          <w:sz w:val="20"/>
-          <w:lang w:val="en-ID"/>
-        </w:rPr>
-        <w:t xml:space="preserve"> FR-0</w:t>
-      </w:r>
-      <w:r>
-        <w:rPr>
-          <w:i/>
-          <w:iCs/>
-          <w:color w:val="000000"/>
-          <w:sz w:val="20"/>
-          <w:lang w:val="en-ID"/>
-        </w:rPr>
-        <w:t>6</w:t>
-      </w:r>
-      <w:r>
-        <w:rPr>
-          <w:i/>
-          <w:iCs/>
-          <w:color w:val="000000"/>
-          <w:sz w:val="20"/>
-        </w:rPr>
-        <w:t xml:space="preserve"> </w:t>
-      </w:r>
-      <w:proofErr w:type="spellStart"/>
-      <w:r>
-        <w:rPr>
-          <w:i/>
-          <w:iCs/>
-          <w:color w:val="000000"/>
-          <w:sz w:val="20"/>
-        </w:rPr>
-        <w:t>Pembayaran</w:t>
-      </w:r>
-      <w:proofErr w:type="spellEnd"/>
-      <w:r>
-        <w:rPr>
-          <w:i/>
-          <w:iCs/>
-          <w:color w:val="000000"/>
-          <w:sz w:val="20"/>
-        </w:rPr>
-        <w:t xml:space="preserve"> </w:t>
-      </w:r>
-      <w:r>
-        <w:rPr>
-          <w:i/>
-          <w:iCs/>
-          <w:color w:val="000000"/>
-          <w:sz w:val="20"/>
-        </w:rPr>
-        <w:t>&amp;</w:t>
-      </w:r>
-      <w:r>
-        <w:rPr>
-          <w:i/>
-          <w:iCs/>
-          <w:color w:val="000000"/>
-          <w:sz w:val="20"/>
-        </w:rPr>
-        <w:t xml:space="preserve"> Kasir</w:t>
-      </w:r>
-    </w:p>
-    <w:tbl>
-      <w:tblPr>
-        <w:tblStyle w:val="KisiTabel"/>
-        <w:tblW w:w="7738" w:type="dxa"/>
-        <w:tblInd w:w="993" w:type="dxa"/>
-        <w:tblLook w:val="04A0" w:firstRow="1" w:lastRow="0" w:firstColumn="1" w:lastColumn="0" w:noHBand="0" w:noVBand="1"/>
-      </w:tblPr>
-      <w:tblGrid>
-        <w:gridCol w:w="2121"/>
-        <w:gridCol w:w="5617"/>
-      </w:tblGrid>
-      <w:tr>
-        <w:trPr/>
-        <w:tc>
-          <w:tcPr>
-            <w:tcW w:w="2121" w:type="dxa"/>
-          </w:tcPr>
-          <w:p>
-            <w:r>
-              <w:t>Komponen</w:t>
-            </w:r>
-          </w:p>
-        </w:tc>
-        <w:tc>
-          <w:tcPr>
-            <w:tcW w:w="5617" w:type="dxa"/>
-          </w:tcPr>
-          <w:p>
-            <w:r>
-              <w:t>Keterangan</w:t>
-            </w:r>
-          </w:p>
-        </w:tc>
-      </w:tr>
-      <w:tr>
-        <w:trPr/>
-        <w:tc>
-          <w:tcPr>
-            <w:tcW w:w="2121" w:type="dxa"/>
-          </w:tcPr>
-          <w:p>
-            <w:r>
-              <w:t>Kode</w:t>
-            </w:r>
-          </w:p>
-        </w:tc>
-        <w:tc>
-          <w:tcPr>
-            <w:tcW w:w="5617" w:type="dxa"/>
-          </w:tcPr>
-          <w:p>
-            <w:pPr>
-              <w:jc w:val="left"/>
-            </w:pPr>
-            <w:r>
-              <w:t>FR-06</w:t>
-            </w:r>
-          </w:p>
-        </w:tc>
-      </w:tr>
-      <w:tr>
-        <w:trPr/>
-        <w:tc>
-          <w:tcPr>
-            <w:tcW w:w="2121" w:type="dxa"/>
-          </w:tcPr>
-          <w:p>
-            <w:r>
-              <w:t>Nama Spesifikasi</w:t>
-            </w:r>
-          </w:p>
-        </w:tc>
-        <w:tc>
-          <w:tcPr>
-            <w:tcW w:w="5617" w:type="dxa"/>
-          </w:tcPr>
-          <w:p>
-            <w:pPr>
-              <w:jc w:val="left"/>
-            </w:pPr>
-            <w:r>
-              <w:t>Pembayaran &amp; Kasir</w:t>
-            </w:r>
-          </w:p>
-        </w:tc>
-      </w:tr>
-      <w:tr>
-        <w:trPr/>
-        <w:tc>
-          <w:tcPr>
-            <w:tcW w:w="2121" w:type="dxa"/>
-          </w:tcPr>
-          <w:p>
-            <w:r>
-              <w:t>Data Input</w:t>
-            </w:r>
-          </w:p>
-        </w:tc>
-        <w:tc>
-          <w:tcPr>
-            <w:tcW w:w="5617" w:type="dxa"/>
-          </w:tcPr>
-          <w:p>
-            <w:pPr>
-              <w:jc w:val="left"/>
-            </w:pPr>
-            <w:r>
-              <w:t>Payload: { id_pembayaran: int, nominal_bayar: decimal, diskon: decimal, status_pembayaran: string }</w:t>
-            </w:r>
-          </w:p>
-        </w:tc>
-      </w:tr>
-      <w:tr>
-        <w:trPr/>
-        <w:tc>
-          <w:tcPr>
-            <w:tcW w:w="2121" w:type="dxa"/>
-          </w:tcPr>
-          <w:p>
-            <w:r>
-              <w:t>Expected Result</w:t>
-            </w:r>
-          </w:p>
-        </w:tc>
-        <w:tc>
-          <w:tcPr>
-            <w:tcW w:w="5617" w:type="dxa"/>
-          </w:tcPr>
-          <w:p>
-            <w:pPr>
-              <w:jc w:val="left"/>
-            </w:pPr>
-            <w:r>
-              <w:t>Sistem dapat menampilkan data pembayaran pasien dan memperbarui status pembayaran sesuai perubahan yang dilakukan oleh admin/kasir.</w:t>
-            </w:r>
-          </w:p>
-        </w:tc>
-      </w:tr>
-      <w:tr>
-        <w:trPr/>
-        <w:tc>
-          <w:tcPr>
-            <w:tcW w:w="2121" w:type="dxa"/>
-          </w:tcPr>
-          <w:p>
-            <w:r>
-              <w:t>Actual Result</w:t>
-            </w:r>
-          </w:p>
-        </w:tc>
-        <w:tc>
-          <w:tcPr>
-            <w:tcW w:w="5617" w:type="dxa"/>
-          </w:tcPr>
-          <w:p>
-            <w:pPr>
-              <w:jc w:val="left"/>
-            </w:pPr>
-            <w:r>
-              <w:t>Data pembayaran pasien berhasil ditampilkan pada dashboard. Perubahan status pembayaran berhasil diproses dan tersimpan sesuai dengan tindakan yang dilakukan oleh admin/kasir.</w:t>
-            </w:r>
-          </w:p>
-        </w:tc>
-      </w:tr>
-      <w:tr>
-        <w:trPr/>
-        <w:tc>
-          <w:tcPr>
-            <w:tcW w:w="2121" w:type="dxa"/>
-          </w:tcPr>
-          <w:p>
-            <w:r>
-              <w:t>Status</w:t>
-            </w:r>
-          </w:p>
-        </w:tc>
-        <w:tc>
-          <w:tcPr>
-            <w:tcW w:w="5617" w:type="dxa"/>
-          </w:tcPr>
-          <w:p>
-            <w:pPr>
-              <w:jc w:val="left"/>
-            </w:pPr>
-            <w:r>
-              <w:t>Berhasil</w:t>
-            </w:r>
-          </w:p>
-        </w:tc>
-      </w:tr>
-      <w:tr>
-        <w:trPr/>
-        <w:tc>
-          <w:tcPr>
-            <w:tcW w:w="2121" w:type="dxa"/>
-          </w:tcPr>
-          <w:p>
-            <w:r>
-              <w:t>Skenario 1: Kalkulasi Biaya &amp; Status Pembayaran Kasir</w:t>
-            </w:r>
-          </w:p>
-        </w:tc>
-        <w:tc>
-          <w:tcPr>
-            <w:tcW w:w="5617" w:type="dxa"/>
-          </w:tcPr>
-          <w:p>
-            <w:pPr>
-              <w:jc w:val="left"/>
-            </w:pPr>
-            <w:r>
-              <w:t>Kasir menginput nominal pembayaran, diskon, dan mengubah status menjadi lunas.</w:t>
-            </w:r>
-          </w:p>
-        </w:tc>
-      </w:tr>
-      <w:tr>
-        <w:trPr/>
-        <w:tc>
-          <w:tcPr>
-            <w:tcW w:w="2121" w:type="dxa"/>
-          </w:tcPr>
-          <w:p>
-            <w:r>
-              <w:t>Evidence (Skenario 1: Kalkulasi Biaya &amp; Status Pembayaran Kasir)</w:t>
-            </w:r>
-          </w:p>
-        </w:tc>
-        <w:tc>
-          <w:tcPr>
-            <w:tcW w:w="5617" w:type="dxa"/>
-          </w:tcPr>
-          <w:p>
-            <w:pPr>
-              <w:pStyle w:val="DaftarParagraf"/>
-              <w:spacing w:line="360" w:lineRule="auto" w:before="80" w:after="80"/>
-              <w:ind w:left="0"/>
-              <w:jc w:val="center"/>
-              <w:rPr>
-                <w:color w:val="000000"/>
-                <w:szCs w:val="24"/>
-                <w:lang w:val="en-ID"/>
-              </w:rPr>
-            </w:pPr>
-            <w:r/>
-            <w:r>
-              <w:drawing>
-                <wp:inline xmlns:a="http://schemas.openxmlformats.org/drawingml/2006/main" xmlns:pic="http://schemas.openxmlformats.org/drawingml/2006/picture">
-                  <wp:extent cx="4389120" cy="2265426"/>
-                  <wp:docPr id="2011434141" name="Picture 2011434141"/>
-                  <wp:cNvGraphicFramePr>
-                    <a:graphicFrameLocks noChangeAspect="1"/>
-                  </wp:cNvGraphicFramePr>
-                  <a:graphic>
-                    <a:graphicData uri="http://schemas.openxmlformats.org/drawingml/2006/picture">
-                      <pic:pic>
-                        <pic:nvPicPr>
-                          <pic:cNvPr id="0" name="image.png"/>
+                          <pic:cNvPr id="0" name="47_catat_rekam_medis_1781491292298.png"/>
                           <pic:cNvPicPr/>
                         </pic:nvPicPr>
                         <pic:blipFill>
@@ -20943,159 +20409,6 @@
           </w:p>
         </w:tc>
       </w:tr>
-    </w:tbl>
-    <w:p>
-      <w:pPr>
-        <w:spacing w:line="360" w:lineRule="auto"/>
-        <w:rPr>
-          <w:color w:val="000000"/>
-          <w:szCs w:val="24"/>
-        </w:rPr>
-      </w:pPr>
-    </w:p>
-    <w:p>
-      <w:pPr>
-        <w:spacing w:line="360" w:lineRule="auto"/>
-        <w:rPr>
-          <w:color w:val="000000"/>
-          <w:szCs w:val="24"/>
-        </w:rPr>
-      </w:pPr>
-      <w:r>
-        <w:rPr>
-          <w:color w:val="000000"/>
-          <w:szCs w:val="24"/>
-        </w:rPr>
-        <w:t xml:space="preserve">         </w:t>
-      </w:r>
-    </w:p>
-    <w:p>
-      <w:pPr>
-        <w:pStyle w:val="DaftarParagraf"/>
-        <w:spacing w:line="360" w:lineRule="auto"/>
-        <w:ind w:left="993" w:firstLine="447"/>
-        <w:jc w:val="center"/>
-        <w:rPr>
-          <w:i/>
-          <w:iCs/>
-          <w:color w:val="000000"/>
-          <w:sz w:val="20"/>
-          <w:lang w:val="en-ID"/>
-        </w:rPr>
-      </w:pPr>
-      <w:r>
-        <w:rPr>
-          <w:i/>
-          <w:iCs/>
-          <w:color w:val="000000"/>
-          <w:sz w:val="20"/>
-          <w:lang w:val="en-ID"/>
-        </w:rPr>
-        <w:t xml:space="preserve">Tabel </w:t>
-      </w:r>
-      <w:r>
-        <w:rPr>
-          <w:i/>
-          <w:iCs/>
-          <w:color w:val="000000"/>
-          <w:sz w:val="20"/>
-          <w:lang w:val="en-ID"/>
-        </w:rPr>
-        <w:t>6</w:t>
-      </w:r>
-      <w:r>
-        <w:rPr>
-          <w:i/>
-          <w:iCs/>
-          <w:color w:val="000000"/>
-          <w:sz w:val="20"/>
-          <w:lang w:val="en-ID"/>
-        </w:rPr>
-        <w:t>.</w:t>
-      </w:r>
-      <w:r>
-        <w:rPr>
-          <w:i/>
-          <w:iCs/>
-          <w:color w:val="000000"/>
-          <w:sz w:val="20"/>
-          <w:lang w:val="en-ID"/>
-        </w:rPr>
-        <w:t>0</w:t>
-      </w:r>
-      <w:r>
-        <w:rPr>
-          <w:i/>
-          <w:iCs/>
-          <w:color w:val="000000"/>
-          <w:sz w:val="20"/>
-          <w:lang w:val="en-ID"/>
-        </w:rPr>
-        <w:t xml:space="preserve"> </w:t>
-      </w:r>
-      <w:r>
-        <w:rPr>
-          <w:i/>
-          <w:iCs/>
-          <w:color w:val="000000"/>
-          <w:sz w:val="20"/>
-          <w:lang w:val="en-ID"/>
-        </w:rPr>
-        <w:t xml:space="preserve">Detail Hasil </w:t>
-      </w:r>
-      <w:proofErr w:type="spellStart"/>
-      <w:r>
-        <w:rPr>
-          <w:i/>
-          <w:iCs/>
-          <w:color w:val="000000"/>
-          <w:sz w:val="20"/>
-          <w:lang w:val="en-ID"/>
-        </w:rPr>
-        <w:t>Pengujian</w:t>
-      </w:r>
-      <w:proofErr w:type="spellEnd"/>
-      <w:r>
-        <w:rPr>
-          <w:i/>
-          <w:iCs/>
-          <w:color w:val="000000"/>
-          <w:sz w:val="20"/>
-          <w:lang w:val="en-ID"/>
-        </w:rPr>
-        <w:t xml:space="preserve"> FR-0</w:t>
-      </w:r>
-      <w:r>
-        <w:rPr>
-          <w:i/>
-          <w:iCs/>
-          <w:color w:val="000000"/>
-          <w:sz w:val="20"/>
-          <w:lang w:val="en-ID"/>
-        </w:rPr>
-        <w:t>7</w:t>
-      </w:r>
-      <w:r>
-        <w:rPr>
-          <w:i/>
-          <w:iCs/>
-          <w:color w:val="000000"/>
-          <w:sz w:val="20"/>
-        </w:rPr>
-        <w:t xml:space="preserve"> Data Master</w:t>
-      </w:r>
-    </w:p>
-    <w:tbl>
-      <w:tblPr>
-        <w:tblStyle w:val="KisiTabel"/>
-        <w:tblW w:w="7738" w:type="dxa"/>
-        <w:tblInd w:w="993" w:type="dxa"/>
-        <w:tblLook w:val="04A0" w:firstRow="1" w:lastRow="0" w:firstColumn="1" w:lastColumn="0" w:noHBand="0" w:noVBand="1"/>
-      </w:tblPr>
-      <w:tblGrid>
-        <w:gridCol w:w="2121"/>
-        <w:gridCol w:w="5617"/>
-      </w:tblGrid>
       <w:tr>
         <w:trPr/>
         <w:tc>
@@ -21104,7 +20417,7 @@
           </w:tcPr>
           <w:p>
             <w:r>
-              <w:t>Komponen</w:t>
+              <w:t>Skenario 3: Penulisan Resep Obat</w:t>
             </w:r>
           </w:p>
         </w:tc>
@@ -21113,8 +20426,11 @@
             <w:tcW w:w="5617" w:type="dxa"/>
           </w:tcPr>
           <w:p>
-            <w:r>
-              <w:t>Keterangan</w:t>
+            <w:pPr>
+              <w:jc w:val="left"/>
+            </w:pPr>
+            <w:r>
+              <w:t>Dokter meresepkan obat melalui form resep obat terintegrasi.</w:t>
             </w:r>
           </w:p>
         </w:tc>
@@ -21127,189 +20443,7 @@
           </w:tcPr>
           <w:p>
             <w:r>
-              <w:t>Kode</w:t>
-            </w:r>
-          </w:p>
-        </w:tc>
-        <w:tc>
-          <w:tcPr>
-            <w:tcW w:w="5617" w:type="dxa"/>
-          </w:tcPr>
-          <w:p>
-            <w:pPr>
-              <w:jc w:val="left"/>
-            </w:pPr>
-            <w:r>
-              <w:t>FR-07</w:t>
-            </w:r>
-          </w:p>
-        </w:tc>
-      </w:tr>
-      <w:tr>
-        <w:trPr/>
-        <w:tc>
-          <w:tcPr>
-            <w:tcW w:w="2121" w:type="dxa"/>
-          </w:tcPr>
-          <w:p>
-            <w:r>
-              <w:t>Nama Spesifikasi</w:t>
-            </w:r>
-          </w:p>
-        </w:tc>
-        <w:tc>
-          <w:tcPr>
-            <w:tcW w:w="5617" w:type="dxa"/>
-          </w:tcPr>
-          <w:p>
-            <w:pPr>
-              <w:jc w:val="left"/>
-            </w:pPr>
-            <w:r>
-              <w:t>Data Master</w:t>
-            </w:r>
-          </w:p>
-        </w:tc>
-      </w:tr>
-      <w:tr>
-        <w:trPr/>
-        <w:tc>
-          <w:tcPr>
-            <w:tcW w:w="2121" w:type="dxa"/>
-          </w:tcPr>
-          <w:p>
-            <w:r>
-              <w:t>Data Input</w:t>
-            </w:r>
-          </w:p>
-        </w:tc>
-        <w:tc>
-          <w:tcPr>
-            <w:tcW w:w="5617" w:type="dxa"/>
-          </w:tcPr>
-          <w:p>
-            <w:pPr>
-              <w:jc w:val="left"/>
-            </w:pPr>
-            <w:r>
-              <w:t>Payload: { nama_obat: string, harga: decimal, kode_icd10: string, nama_tindakan: string }</w:t>
-            </w:r>
-          </w:p>
-        </w:tc>
-      </w:tr>
-      <w:tr>
-        <w:trPr/>
-        <w:tc>
-          <w:tcPr>
-            <w:tcW w:w="2121" w:type="dxa"/>
-          </w:tcPr>
-          <w:p>
-            <w:r>
-              <w:t>Expected Result</w:t>
-            </w:r>
-          </w:p>
-        </w:tc>
-        <w:tc>
-          <w:tcPr>
-            <w:tcW w:w="5617" w:type="dxa"/>
-          </w:tcPr>
-          <w:p>
-            <w:pPr>
-              <w:jc w:val="left"/>
-            </w:pPr>
-            <w:r>
-              <w:t>Sistem dapat membuat, menampilkan, mengubah, dan menghapus data master klinik sesuai dengan proses yang dilakukan oleh admin.</w:t>
-            </w:r>
-          </w:p>
-        </w:tc>
-      </w:tr>
-      <w:tr>
-        <w:trPr/>
-        <w:tc>
-          <w:tcPr>
-            <w:tcW w:w="2121" w:type="dxa"/>
-          </w:tcPr>
-          <w:p>
-            <w:r>
-              <w:t>Actual Result</w:t>
-            </w:r>
-          </w:p>
-        </w:tc>
-        <w:tc>
-          <w:tcPr>
-            <w:tcW w:w="5617" w:type="dxa"/>
-          </w:tcPr>
-          <w:p>
-            <w:pPr>
-              <w:jc w:val="left"/>
-            </w:pPr>
-            <w:r>
-              <w:t>Seluruh proses CRUD pada data master klinik berhasil dilakukan. Data berhasil ditambahkan, ditampilkan, diperbarui, dan dihapus sesuai dengan kebutuhan pengelolaan data oleh admin.</w:t>
-            </w:r>
-          </w:p>
-        </w:tc>
-      </w:tr>
-      <w:tr>
-        <w:trPr/>
-        <w:tc>
-          <w:tcPr>
-            <w:tcW w:w="2121" w:type="dxa"/>
-          </w:tcPr>
-          <w:p>
-            <w:r>
-              <w:t>Status</w:t>
-            </w:r>
-          </w:p>
-        </w:tc>
-        <w:tc>
-          <w:tcPr>
-            <w:tcW w:w="5617" w:type="dxa"/>
-          </w:tcPr>
-          <w:p>
-            <w:pPr>
-              <w:jc w:val="left"/>
-            </w:pPr>
-            <w:r>
-              <w:t>Berhasil</w:t>
-            </w:r>
-          </w:p>
-        </w:tc>
-      </w:tr>
-      <w:tr>
-        <w:trPr/>
-        <w:tc>
-          <w:tcPr>
-            <w:tcW w:w="2121" w:type="dxa"/>
-          </w:tcPr>
-          <w:p>
-            <w:r>
-              <w:t>Skenario 1: Kelola Data Master Klinik</w:t>
-            </w:r>
-          </w:p>
-        </w:tc>
-        <w:tc>
-          <w:tcPr>
-            <w:tcW w:w="5617" w:type="dxa"/>
-          </w:tcPr>
-          <w:p>
-            <w:pPr>
-              <w:jc w:val="left"/>
-            </w:pPr>
-            <w:r>
-              <w:t>Admin melakukan CRUD data master klinik seperti klinik, dokter, dan obat.</w:t>
-            </w:r>
-          </w:p>
-        </w:tc>
-      </w:tr>
-      <w:tr>
-        <w:trPr/>
-        <w:tc>
-          <w:tcPr>
-            <w:tcW w:w="2121" w:type="dxa"/>
-          </w:tcPr>
-          <w:p>
-            <w:r>
-              <w:t>Evidence (Skenario 1: Kelola Data Master Klinik)</w:t>
+              <w:t>Evidence (Skenario 3: Penulisan Resep Obat)</w:t>
             </w:r>
           </w:p>
         </w:tc>
@@ -21334,7 +20468,7 @@
               <w:drawing>
                 <wp:inline xmlns:a="http://schemas.openxmlformats.org/drawingml/2006/main" xmlns:pic="http://schemas.openxmlformats.org/drawingml/2006/picture">
                   <wp:extent cx="4389120" cy="2265426"/>
-                  <wp:docPr id="2011434142" name="Picture 2011434142"/>
+                  <wp:docPr id="2011434114" name="Picture 2011434114"/>
                   <wp:cNvGraphicFramePr>
                     <a:graphicFrameLocks noChangeAspect="1"/>
                   </wp:cNvGraphicFramePr>
@@ -21342,7 +20476,99 @@
                     <a:graphicData uri="http://schemas.openxmlformats.org/drawingml/2006/picture">
                       <pic:pic>
                         <pic:nvPicPr>
-                          <pic:cNvPr id="0" name="image.png"/>
+                          <pic:cNvPr id="0" name="48_input_resep_obat_1781491341417.png"/>
+                          <pic:cNvPicPr/>
+                        </pic:nvPicPr>
+                        <pic:blipFill>
+                          <a:blip r:embed="rId32"/>
+                          <a:stretch>
+                            <a:fillRect/>
+                          </a:stretch>
+                        </pic:blipFill>
+                        <pic:spPr>
+                          <a:xfrm>
+                            <a:off x="0" y="0"/>
+                            <a:ext cx="4389120" cy="2265426"/>
+                          </a:xfrm>
+                          <a:prstGeom prst="rect"/>
+                        </pic:spPr>
+                      </pic:pic>
+                    </a:graphicData>
+                  </a:graphic>
+                </wp:inline>
+              </w:drawing>
+            </w:r>
+          </w:p>
+        </w:tc>
+      </w:tr>
+      <w:tr>
+        <w:trPr/>
+        <w:tc>
+          <w:tcPr>
+            <w:tcW w:w="2121" w:type="dxa"/>
+          </w:tcPr>
+          <w:p>
+            <w:r>
+              <w:t>Skenario 4: Cetak &amp; Unduh PDF Rekam Medis / Resep</w:t>
+            </w:r>
+          </w:p>
+        </w:tc>
+        <w:tc>
+          <w:tcPr>
+            <w:tcW w:w="5617" w:type="dxa"/>
+          </w:tcPr>
+          <w:p>
+            <w:pPr>
+              <w:jc w:val="left"/>
+            </w:pPr>
+            <w:r>
+              <w:t>Pasien mengunduh file PDF rekam medis hasil pemeriksaan.</w:t>
+            </w:r>
+          </w:p>
+        </w:tc>
+      </w:tr>
+      <w:tr>
+        <w:trPr/>
+        <w:tc>
+          <w:tcPr>
+            <w:tcW w:w="2121" w:type="dxa"/>
+          </w:tcPr>
+          <w:p>
+            <w:r>
+              <w:t>Evidence (Skenario 4: Cetak &amp; Unduh PDF Rekam Medis / Resep)</w:t>
+            </w:r>
+          </w:p>
+        </w:tc>
+        <w:tc>
+          <w:tcPr>
+            <w:tcW w:w="5617" w:type="dxa"/>
+          </w:tcPr>
+          <w:p>
+            <w:pPr>
+              <w:pStyle w:val="DaftarParagraf"/>
+              <w:spacing w:line="360" w:lineRule="auto" w:before="80" w:after="80"/>
+              <w:ind w:left="0"/>
+              <w:jc w:val="center"/>
+              <w:rPr>
+                <w:color w:val="000000"/>
+                <w:szCs w:val="24"/>
+                <w:lang w:val="en-ID"/>
+              </w:rPr>
+            </w:pPr>
+            <w:r/>
+            <w:r>
+              <w:drawing>
+                <wp:inline xmlns:a="http://schemas.openxmlformats.org/drawingml/2006/main" xmlns:pic="http://schemas.openxmlformats.org/drawingml/2006/picture">
+                  <wp:extent cx="4389120" cy="2265426"/>
+                  <wp:docPr id="2011434115" name="Picture 2011434115"/>
+                  <wp:cNvGraphicFramePr>
+                    <a:graphicFrameLocks noChangeAspect="1"/>
+                  </wp:cNvGraphicFramePr>
+                  <a:graphic>
+                    <a:graphicData uri="http://schemas.openxmlformats.org/drawingml/2006/picture">
+                      <pic:pic>
+                        <pic:nvPicPr>
+                          <pic:cNvPr id="0" name="37_cetak_nota_resep_pdf_1781491543637.png"/>
                           <pic:cNvPicPr/>
                         </pic:nvPicPr>
                         <pic:blipFill>
@@ -21379,6 +20605,22 @@
     </w:p>
     <w:p>
       <w:pPr>
+        <w:spacing w:line="360" w:lineRule="auto"/>
+        <w:rPr>
+          <w:color w:val="000000"/>
+          <w:szCs w:val="24"/>
+        </w:rPr>
+      </w:pPr>
+      <w:r>
+        <w:rPr>
+          <w:color w:val="000000"/>
+          <w:szCs w:val="24"/>
+        </w:rPr>
+        <w:t xml:space="preserve">                 </w:t>
+      </w:r>
+    </w:p>
+    <w:p>
+      <w:pPr>
         <w:pStyle w:val="DaftarParagraf"/>
         <w:spacing w:line="360" w:lineRule="auto"/>
         <w:ind w:left="993" w:firstLine="447"/>
@@ -21399,7 +20641,7 @@
           <w:sz w:val="20"/>
           <w:lang w:val="en-ID"/>
         </w:rPr>
-        <w:t xml:space="preserve">Tabel </w:t>
+        <w:t>Tabel 5.</w:t>
       </w:r>
       <w:r>
         <w:rPr>
@@ -21409,7 +20651,7 @@
           <w:sz w:val="20"/>
           <w:lang w:val="en-ID"/>
         </w:rPr>
-        <w:t>6</w:t>
+        <w:t>9</w:t>
       </w:r>
       <w:r>
         <w:rPr>
@@ -21419,7 +20661,7 @@
           <w:sz w:val="20"/>
           <w:lang w:val="en-ID"/>
         </w:rPr>
-        <w:t>.</w:t>
+        <w:t xml:space="preserve"> </w:t>
       </w:r>
       <w:r>
         <w:rPr>
@@ -21429,8 +20671,9 @@
           <w:sz w:val="20"/>
           <w:lang w:val="en-ID"/>
         </w:rPr>
-        <w:t>1</w:t>
-      </w:r>
+        <w:t xml:space="preserve">Detail Hasil </w:t>
+      </w:r>
+      <w:proofErr w:type="spellStart"/>
       <w:r>
         <w:rPr>
           <w:i/>
@@ -21439,8 +20682,9 @@
           <w:sz w:val="20"/>
           <w:lang w:val="en-ID"/>
         </w:rPr>
-        <w:t xml:space="preserve"> </w:t>
-      </w:r>
+        <w:t>Pengujian</w:t>
+      </w:r>
+      <w:proofErr w:type="spellEnd"/>
       <w:r>
         <w:rPr>
           <w:i/>
@@ -21449,9 +20693,8 @@
           <w:sz w:val="20"/>
           <w:lang w:val="en-ID"/>
         </w:rPr>
-        <w:t xml:space="preserve">Detail Hasil </w:t>
-      </w:r>
-      <w:proofErr w:type="spellStart"/>
+        <w:t xml:space="preserve"> FR-0</w:t>
+      </w:r>
       <w:r>
         <w:rPr>
           <w:i/>
@@ -21460,29 +20703,28 @@
           <w:sz w:val="20"/>
           <w:lang w:val="en-ID"/>
         </w:rPr>
-        <w:t>Pengujian</w:t>
-      </w:r>
-      <w:proofErr w:type="spellEnd"/>
+        <w:t>6</w:t>
+      </w:r>
       <w:r>
         <w:rPr>
           <w:i/>
           <w:iCs/>
           <w:color w:val="000000"/>
           <w:sz w:val="20"/>
-          <w:lang w:val="en-ID"/>
-        </w:rPr>
-        <w:t xml:space="preserve"> FR-0</w:t>
-      </w:r>
+        </w:rPr>
+        <w:t xml:space="preserve"> </w:t>
+      </w:r>
+      <w:proofErr w:type="spellStart"/>
       <w:r>
         <w:rPr>
           <w:i/>
           <w:iCs/>
           <w:color w:val="000000"/>
           <w:sz w:val="20"/>
-          <w:lang w:val="en-ID"/>
-        </w:rPr>
-        <w:t>8</w:t>
-      </w:r>
+        </w:rPr>
+        <w:t>Pembayaran</w:t>
+      </w:r>
+      <w:proofErr w:type="spellEnd"/>
       <w:r>
         <w:rPr>
           <w:i/>
@@ -21490,7 +20732,7 @@
           <w:color w:val="000000"/>
           <w:sz w:val="20"/>
         </w:rPr>
-        <w:t xml:space="preserve"> WhatsApp</w:t>
+        <w:t xml:space="preserve"> </w:t>
       </w:r>
       <w:r>
         <w:rPr>
@@ -21499,7 +20741,16 @@
           <w:color w:val="000000"/>
           <w:sz w:val="20"/>
         </w:rPr>
-        <w:t xml:space="preserve"> Klinik</w:t>
+        <w:t>&amp;</w:t>
+      </w:r>
+      <w:r>
+        <w:rPr>
+          <w:i/>
+          <w:iCs/>
+          <w:color w:val="000000"/>
+          <w:sz w:val="20"/>
+        </w:rPr>
+        <w:t xml:space="preserve"> Kasir</w:t>
       </w:r>
     </w:p>
     <w:tbl>
@@ -21557,7 +20808,7 @@
               <w:jc w:val="left"/>
             </w:pPr>
             <w:r>
-              <w:t>FR-08</w:t>
+              <w:t>FR-06</w:t>
             </w:r>
           </w:p>
         </w:tc>
@@ -21583,7 +20834,7 @@
               <w:jc w:val="left"/>
             </w:pPr>
             <w:r>
-              <w:t>WhatsApp Klinik</w:t>
+              <w:t>Pembayaran &amp; Kasir</w:t>
             </w:r>
           </w:p>
         </w:tc>
@@ -21609,7 +20860,7 @@
               <w:jc w:val="left"/>
             </w:pPr>
             <w:r>
-              <w:t>Query Params: { phone: string, text: string }</w:t>
+              <w:t>Payload: { id_pembayaran: int, nominal_bayar: decimal, diskon: decimal, status_pembayaran: string }</w:t>
             </w:r>
           </w:p>
         </w:tc>
@@ -21635,7 +20886,7 @@
               <w:jc w:val="left"/>
             </w:pPr>
             <w:r>
-              <w:t>Sistem membuka tab baru yang mengarah ke tautan WhatsApp API dengan nomor tujuan admin klinik.</w:t>
+              <w:t>Sistem dapat menampilkan data pembayaran pasien dan memperbarui status pembayaran sesuai perubahan yang dilakukan oleh admin/kasir.</w:t>
             </w:r>
           </w:p>
         </w:tc>
@@ -21661,7 +20912,7 @@
               <w:jc w:val="left"/>
             </w:pPr>
             <w:r>
-              <w:t>Tombol WhatsApp berhasil membuka halaman WhatsApp dan menghubungkan pengguna dengan nomor admin klinik sesuai yang telah dikonfigurasi pada sistem.</w:t>
+              <w:t>Data pembayaran pasien berhasil ditampilkan pada dashboard. Perubahan status pembayaran berhasil diproses dan tersimpan sesuai dengan tindakan yang dilakukan oleh admin/kasir.</w:t>
             </w:r>
           </w:p>
         </w:tc>
@@ -21700,7 +20951,7 @@
           </w:tcPr>
           <w:p>
             <w:r>
-              <w:t>Skenario 1: Hubungi Admin via Integrasi WhatsApp</w:t>
+              <w:t>Skenario 1: Kalkulasi Rincian Tagihan Otomatis</w:t>
             </w:r>
           </w:p>
         </w:tc>
@@ -21713,7 +20964,7 @@
               <w:jc w:val="left"/>
             </w:pPr>
             <w:r>
-              <w:t>Pasien mengklik tombol WhatsApp untuk membuka chat bantuan admin.</w:t>
+              <w:t>Sistem mengkalkulasi total tagihan berdasarkan biaya tindakan dan harga obat.</w:t>
             </w:r>
           </w:p>
         </w:tc>
@@ -21726,7 +20977,7 @@
           </w:tcPr>
           <w:p>
             <w:r>
-              <w:t>Evidence (Skenario 1: Hubungi Admin via Integrasi WhatsApp)</w:t>
+              <w:t>Evidence (Skenario 1: Kalkulasi Rincian Tagihan Otomatis)</w:t>
             </w:r>
           </w:p>
         </w:tc>
@@ -21750,8 +21001,8 @@
             <w:r>
               <w:drawing>
                 <wp:inline xmlns:a="http://schemas.openxmlformats.org/drawingml/2006/main" xmlns:pic="http://schemas.openxmlformats.org/drawingml/2006/picture">
-                  <wp:extent cx="4389120" cy="4448618"/>
-                  <wp:docPr id="2011434143" name="Picture 2011434143"/>
+                  <wp:extent cx="4389120" cy="2265426"/>
+                  <wp:docPr id="2011434116" name="Picture 2011434116"/>
                   <wp:cNvGraphicFramePr>
                     <a:graphicFrameLocks noChangeAspect="1"/>
                   </wp:cNvGraphicFramePr>
@@ -21759,11 +21010,1128 @@
                     <a:graphicData uri="http://schemas.openxmlformats.org/drawingml/2006/picture">
                       <pic:pic>
                         <pic:nvPicPr>
-                          <pic:cNvPr id="0" name="image.png"/>
+                          <pic:cNvPr id="0" name="50_kalkulasi_tagihan_1781491525040.png"/>
+                          <pic:cNvPicPr/>
+                        </pic:nvPicPr>
+                        <pic:blipFill>
+                          <a:blip r:embed="rId34"/>
+                          <a:stretch>
+                            <a:fillRect/>
+                          </a:stretch>
+                        </pic:blipFill>
+                        <pic:spPr>
+                          <a:xfrm>
+                            <a:off x="0" y="0"/>
+                            <a:ext cx="4389120" cy="2265426"/>
+                          </a:xfrm>
+                          <a:prstGeom prst="rect"/>
+                        </pic:spPr>
+                      </pic:pic>
+                    </a:graphicData>
+                  </a:graphic>
+                </wp:inline>
+              </w:drawing>
+            </w:r>
+          </w:p>
+        </w:tc>
+      </w:tr>
+      <w:tr>
+        <w:trPr/>
+        <w:tc>
+          <w:tcPr>
+            <w:tcW w:w="2121" w:type="dxa"/>
+          </w:tcPr>
+          <w:p>
+            <w:r>
+              <w:t>Skenario 2: Proses Pembayaran &amp; Input Diskon</w:t>
+            </w:r>
+          </w:p>
+        </w:tc>
+        <w:tc>
+          <w:tcPr>
+            <w:tcW w:w="5617" w:type="dxa"/>
+          </w:tcPr>
+          <w:p>
+            <w:pPr>
+              <w:jc w:val="left"/>
+            </w:pPr>
+            <w:r>
+              <w:t>Kasir menginput nominal pembayaran, diskon, dan mengubah status menjadi lunas.</w:t>
+            </w:r>
+          </w:p>
+        </w:tc>
+      </w:tr>
+      <w:tr>
+        <w:trPr/>
+        <w:tc>
+          <w:tcPr>
+            <w:tcW w:w="2121" w:type="dxa"/>
+          </w:tcPr>
+          <w:p>
+            <w:r>
+              <w:t>Evidence (Skenario 2: Proses Pembayaran &amp; Input Diskon)</w:t>
+            </w:r>
+          </w:p>
+        </w:tc>
+        <w:tc>
+          <w:tcPr>
+            <w:tcW w:w="5617" w:type="dxa"/>
+          </w:tcPr>
+          <w:p>
+            <w:pPr>
+              <w:pStyle w:val="DaftarParagraf"/>
+              <w:spacing w:line="360" w:lineRule="auto" w:before="80" w:after="80"/>
+              <w:ind w:left="0"/>
+              <w:jc w:val="center"/>
+              <w:rPr>
+                <w:color w:val="000000"/>
+                <w:szCs w:val="24"/>
+                <w:lang w:val="en-ID"/>
+              </w:rPr>
+            </w:pPr>
+            <w:r/>
+            <w:r>
+              <w:drawing>
+                <wp:inline xmlns:a="http://schemas.openxmlformats.org/drawingml/2006/main" xmlns:pic="http://schemas.openxmlformats.org/drawingml/2006/picture">
+                  <wp:extent cx="4389120" cy="2265426"/>
+                  <wp:docPr id="2011434117" name="Picture 2011434117"/>
+                  <wp:cNvGraphicFramePr>
+                    <a:graphicFrameLocks noChangeAspect="1"/>
+                  </wp:cNvGraphicFramePr>
+                  <a:graphic>
+                    <a:graphicData uri="http://schemas.openxmlformats.org/drawingml/2006/picture">
+                      <pic:pic>
+                        <pic:nvPicPr>
+                          <pic:cNvPr id="0" name="36_pembayaran_diskon_1781491534469.png"/>
                           <pic:cNvPicPr/>
                         </pic:nvPicPr>
                         <pic:blipFill>
                           <a:blip r:embed="rId35"/>
+                          <a:stretch>
+                            <a:fillRect/>
+                          </a:stretch>
+                        </pic:blipFill>
+                        <pic:spPr>
+                          <a:xfrm>
+                            <a:off x="0" y="0"/>
+                            <a:ext cx="4389120" cy="2265426"/>
+                          </a:xfrm>
+                          <a:prstGeom prst="rect"/>
+                        </pic:spPr>
+                      </pic:pic>
+                    </a:graphicData>
+                  </a:graphic>
+                </wp:inline>
+              </w:drawing>
+            </w:r>
+          </w:p>
+        </w:tc>
+      </w:tr>
+    </w:tbl>
+    <w:p>
+      <w:pPr>
+        <w:spacing w:line="360" w:lineRule="auto"/>
+        <w:rPr>
+          <w:color w:val="000000"/>
+          <w:szCs w:val="24"/>
+        </w:rPr>
+      </w:pPr>
+    </w:p>
+    <w:p>
+      <w:pPr>
+        <w:spacing w:line="360" w:lineRule="auto"/>
+        <w:rPr>
+          <w:color w:val="000000"/>
+          <w:szCs w:val="24"/>
+        </w:rPr>
+      </w:pPr>
+      <w:r>
+        <w:rPr>
+          <w:color w:val="000000"/>
+          <w:szCs w:val="24"/>
+        </w:rPr>
+        <w:t xml:space="preserve">         </w:t>
+      </w:r>
+    </w:p>
+    <w:p>
+      <w:pPr>
+        <w:pStyle w:val="DaftarParagraf"/>
+        <w:spacing w:line="360" w:lineRule="auto"/>
+        <w:ind w:left="993" w:firstLine="447"/>
+        <w:jc w:val="center"/>
+        <w:rPr>
+          <w:i/>
+          <w:iCs/>
+          <w:color w:val="000000"/>
+          <w:sz w:val="20"/>
+          <w:lang w:val="en-ID"/>
+        </w:rPr>
+      </w:pPr>
+      <w:r>
+        <w:rPr>
+          <w:i/>
+          <w:iCs/>
+          <w:color w:val="000000"/>
+          <w:sz w:val="20"/>
+          <w:lang w:val="en-ID"/>
+        </w:rPr>
+        <w:t xml:space="preserve">Tabel </w:t>
+      </w:r>
+      <w:r>
+        <w:rPr>
+          <w:i/>
+          <w:iCs/>
+          <w:color w:val="000000"/>
+          <w:sz w:val="20"/>
+          <w:lang w:val="en-ID"/>
+        </w:rPr>
+        <w:t>6</w:t>
+      </w:r>
+      <w:r>
+        <w:rPr>
+          <w:i/>
+          <w:iCs/>
+          <w:color w:val="000000"/>
+          <w:sz w:val="20"/>
+          <w:lang w:val="en-ID"/>
+        </w:rPr>
+        <w:t>.</w:t>
+      </w:r>
+      <w:r>
+        <w:rPr>
+          <w:i/>
+          <w:iCs/>
+          <w:color w:val="000000"/>
+          <w:sz w:val="20"/>
+          <w:lang w:val="en-ID"/>
+        </w:rPr>
+        <w:t>0</w:t>
+      </w:r>
+      <w:r>
+        <w:rPr>
+          <w:i/>
+          <w:iCs/>
+          <w:color w:val="000000"/>
+          <w:sz w:val="20"/>
+          <w:lang w:val="en-ID"/>
+        </w:rPr>
+        <w:t xml:space="preserve"> </w:t>
+      </w:r>
+      <w:r>
+        <w:rPr>
+          <w:i/>
+          <w:iCs/>
+          <w:color w:val="000000"/>
+          <w:sz w:val="20"/>
+          <w:lang w:val="en-ID"/>
+        </w:rPr>
+        <w:t xml:space="preserve">Detail Hasil </w:t>
+      </w:r>
+      <w:proofErr w:type="spellStart"/>
+      <w:r>
+        <w:rPr>
+          <w:i/>
+          <w:iCs/>
+          <w:color w:val="000000"/>
+          <w:sz w:val="20"/>
+          <w:lang w:val="en-ID"/>
+        </w:rPr>
+        <w:t>Pengujian</w:t>
+      </w:r>
+      <w:proofErr w:type="spellEnd"/>
+      <w:r>
+        <w:rPr>
+          <w:i/>
+          <w:iCs/>
+          <w:color w:val="000000"/>
+          <w:sz w:val="20"/>
+          <w:lang w:val="en-ID"/>
+        </w:rPr>
+        <w:t xml:space="preserve"> FR-0</w:t>
+      </w:r>
+      <w:r>
+        <w:rPr>
+          <w:i/>
+          <w:iCs/>
+          <w:color w:val="000000"/>
+          <w:sz w:val="20"/>
+          <w:lang w:val="en-ID"/>
+        </w:rPr>
+        <w:t>7</w:t>
+      </w:r>
+      <w:r>
+        <w:rPr>
+          <w:i/>
+          <w:iCs/>
+          <w:color w:val="000000"/>
+          <w:sz w:val="20"/>
+        </w:rPr>
+        <w:t xml:space="preserve"> Data Master</w:t>
+      </w:r>
+    </w:p>
+    <w:tbl>
+      <w:tblPr>
+        <w:tblStyle w:val="KisiTabel"/>
+        <w:tblW w:w="7738" w:type="dxa"/>
+        <w:tblInd w:w="993" w:type="dxa"/>
+        <w:tblLook w:val="04A0" w:firstRow="1" w:lastRow="0" w:firstColumn="1" w:lastColumn="0" w:noHBand="0" w:noVBand="1"/>
+      </w:tblPr>
+      <w:tblGrid>
+        <w:gridCol w:w="2121"/>
+        <w:gridCol w:w="5617"/>
+      </w:tblGrid>
+      <w:tr>
+        <w:trPr/>
+        <w:tc>
+          <w:tcPr>
+            <w:tcW w:w="2121" w:type="dxa"/>
+          </w:tcPr>
+          <w:p>
+            <w:r>
+              <w:t>Komponen</w:t>
+            </w:r>
+          </w:p>
+        </w:tc>
+        <w:tc>
+          <w:tcPr>
+            <w:tcW w:w="5617" w:type="dxa"/>
+          </w:tcPr>
+          <w:p>
+            <w:r>
+              <w:t>Keterangan</w:t>
+            </w:r>
+          </w:p>
+        </w:tc>
+      </w:tr>
+      <w:tr>
+        <w:trPr/>
+        <w:tc>
+          <w:tcPr>
+            <w:tcW w:w="2121" w:type="dxa"/>
+          </w:tcPr>
+          <w:p>
+            <w:r>
+              <w:t>Kode</w:t>
+            </w:r>
+          </w:p>
+        </w:tc>
+        <w:tc>
+          <w:tcPr>
+            <w:tcW w:w="5617" w:type="dxa"/>
+          </w:tcPr>
+          <w:p>
+            <w:pPr>
+              <w:jc w:val="left"/>
+            </w:pPr>
+            <w:r>
+              <w:t>FR-07</w:t>
+            </w:r>
+          </w:p>
+        </w:tc>
+      </w:tr>
+      <w:tr>
+        <w:trPr/>
+        <w:tc>
+          <w:tcPr>
+            <w:tcW w:w="2121" w:type="dxa"/>
+          </w:tcPr>
+          <w:p>
+            <w:r>
+              <w:t>Nama Spesifikasi</w:t>
+            </w:r>
+          </w:p>
+        </w:tc>
+        <w:tc>
+          <w:tcPr>
+            <w:tcW w:w="5617" w:type="dxa"/>
+          </w:tcPr>
+          <w:p>
+            <w:pPr>
+              <w:jc w:val="left"/>
+            </w:pPr>
+            <w:r>
+              <w:t>Data Master</w:t>
+            </w:r>
+          </w:p>
+        </w:tc>
+      </w:tr>
+      <w:tr>
+        <w:trPr/>
+        <w:tc>
+          <w:tcPr>
+            <w:tcW w:w="2121" w:type="dxa"/>
+          </w:tcPr>
+          <w:p>
+            <w:r>
+              <w:t>Data Input</w:t>
+            </w:r>
+          </w:p>
+        </w:tc>
+        <w:tc>
+          <w:tcPr>
+            <w:tcW w:w="5617" w:type="dxa"/>
+          </w:tcPr>
+          <w:p>
+            <w:pPr>
+              <w:jc w:val="left"/>
+            </w:pPr>
+            <w:r>
+              <w:t>Payload: { nama_obat: string, harga: decimal, kode_icd10: string, nama_tindakan: string }</w:t>
+            </w:r>
+          </w:p>
+        </w:tc>
+      </w:tr>
+      <w:tr>
+        <w:trPr/>
+        <w:tc>
+          <w:tcPr>
+            <w:tcW w:w="2121" w:type="dxa"/>
+          </w:tcPr>
+          <w:p>
+            <w:r>
+              <w:t>Expected Result</w:t>
+            </w:r>
+          </w:p>
+        </w:tc>
+        <w:tc>
+          <w:tcPr>
+            <w:tcW w:w="5617" w:type="dxa"/>
+          </w:tcPr>
+          <w:p>
+            <w:pPr>
+              <w:jc w:val="left"/>
+            </w:pPr>
+            <w:r>
+              <w:t>Sistem dapat membuat, menampilkan, mengubah, dan menghapus data master klinik sesuai dengan proses yang dilakukan oleh admin.</w:t>
+            </w:r>
+          </w:p>
+        </w:tc>
+      </w:tr>
+      <w:tr>
+        <w:trPr/>
+        <w:tc>
+          <w:tcPr>
+            <w:tcW w:w="2121" w:type="dxa"/>
+          </w:tcPr>
+          <w:p>
+            <w:r>
+              <w:t>Actual Result</w:t>
+            </w:r>
+          </w:p>
+        </w:tc>
+        <w:tc>
+          <w:tcPr>
+            <w:tcW w:w="5617" w:type="dxa"/>
+          </w:tcPr>
+          <w:p>
+            <w:pPr>
+              <w:jc w:val="left"/>
+            </w:pPr>
+            <w:r>
+              <w:t>Seluruh proses CRUD pada data master klinik berhasil dilakukan. Data berhasil ditambahkan, ditampilkan, diperbarui, dan dihapus sesuai dengan kebutuhan pengelolaan data oleh admin.</w:t>
+            </w:r>
+          </w:p>
+        </w:tc>
+      </w:tr>
+      <w:tr>
+        <w:trPr/>
+        <w:tc>
+          <w:tcPr>
+            <w:tcW w:w="2121" w:type="dxa"/>
+          </w:tcPr>
+          <w:p>
+            <w:r>
+              <w:t>Status</w:t>
+            </w:r>
+          </w:p>
+        </w:tc>
+        <w:tc>
+          <w:tcPr>
+            <w:tcW w:w="5617" w:type="dxa"/>
+          </w:tcPr>
+          <w:p>
+            <w:pPr>
+              <w:jc w:val="left"/>
+            </w:pPr>
+            <w:r>
+              <w:t>Berhasil</w:t>
+            </w:r>
+          </w:p>
+        </w:tc>
+      </w:tr>
+      <w:tr>
+        <w:trPr/>
+        <w:tc>
+          <w:tcPr>
+            <w:tcW w:w="2121" w:type="dxa"/>
+          </w:tcPr>
+          <w:p>
+            <w:r>
+              <w:t>Skenario 1: Pengelolaan Data Master Klinik</w:t>
+            </w:r>
+          </w:p>
+        </w:tc>
+        <w:tc>
+          <w:tcPr>
+            <w:tcW w:w="5617" w:type="dxa"/>
+          </w:tcPr>
+          <w:p>
+            <w:pPr>
+              <w:jc w:val="left"/>
+            </w:pPr>
+            <w:r>
+              <w:t>Admin melakukan CRUD data master klinik dan data dokter.</w:t>
+            </w:r>
+          </w:p>
+        </w:tc>
+      </w:tr>
+      <w:tr>
+        <w:trPr/>
+        <w:tc>
+          <w:tcPr>
+            <w:tcW w:w="2121" w:type="dxa"/>
+          </w:tcPr>
+          <w:p>
+            <w:r>
+              <w:t>Evidence (Skenario 1: Pengelolaan Data Master Klinik)</w:t>
+            </w:r>
+          </w:p>
+        </w:tc>
+        <w:tc>
+          <w:tcPr>
+            <w:tcW w:w="5617" w:type="dxa"/>
+          </w:tcPr>
+          <w:p>
+            <w:pPr>
+              <w:pStyle w:val="DaftarParagraf"/>
+              <w:spacing w:line="360" w:lineRule="auto" w:before="80" w:after="80"/>
+              <w:ind w:left="0"/>
+              <w:jc w:val="center"/>
+              <w:rPr>
+                <w:color w:val="000000"/>
+                <w:szCs w:val="24"/>
+                <w:lang w:val="en-ID"/>
+              </w:rPr>
+            </w:pPr>
+            <w:r/>
+            <w:r>
+              <w:drawing>
+                <wp:inline xmlns:a="http://schemas.openxmlformats.org/drawingml/2006/main" xmlns:pic="http://schemas.openxmlformats.org/drawingml/2006/picture">
+                  <wp:extent cx="4389120" cy="2265426"/>
+                  <wp:docPr id="2011434118" name="Picture 2011434118"/>
+                  <wp:cNvGraphicFramePr>
+                    <a:graphicFrameLocks noChangeAspect="1"/>
+                  </wp:cNvGraphicFramePr>
+                  <a:graphic>
+                    <a:graphicData uri="http://schemas.openxmlformats.org/drawingml/2006/picture">
+                      <pic:pic>
+                        <pic:nvPicPr>
+                          <pic:cNvPr id="0" name="12_tambah_klinik_sukses_1781492068537.png"/>
+                          <pic:cNvPicPr/>
+                        </pic:nvPicPr>
+                        <pic:blipFill>
+                          <a:blip r:embed="rId36"/>
+                          <a:stretch>
+                            <a:fillRect/>
+                          </a:stretch>
+                        </pic:blipFill>
+                        <pic:spPr>
+                          <a:xfrm>
+                            <a:off x="0" y="0"/>
+                            <a:ext cx="4389120" cy="2265426"/>
+                          </a:xfrm>
+                          <a:prstGeom prst="rect"/>
+                        </pic:spPr>
+                      </pic:pic>
+                    </a:graphicData>
+                  </a:graphic>
+                </wp:inline>
+              </w:drawing>
+            </w:r>
+          </w:p>
+        </w:tc>
+      </w:tr>
+      <w:tr>
+        <w:trPr/>
+        <w:tc>
+          <w:tcPr>
+            <w:tcW w:w="2121" w:type="dxa"/>
+          </w:tcPr>
+          <w:p>
+            <w:r>
+              <w:t>Skenario 2: Pengelolaan Data Master Obat &amp; Tindakan</w:t>
+            </w:r>
+          </w:p>
+        </w:tc>
+        <w:tc>
+          <w:tcPr>
+            <w:tcW w:w="5617" w:type="dxa"/>
+          </w:tcPr>
+          <w:p>
+            <w:pPr>
+              <w:jc w:val="left"/>
+            </w:pPr>
+            <w:r>
+              <w:t>Admin melakukan CRUD data master obat, tindakan, dan kode penyakit.</w:t>
+            </w:r>
+          </w:p>
+        </w:tc>
+      </w:tr>
+      <w:tr>
+        <w:trPr/>
+        <w:tc>
+          <w:tcPr>
+            <w:tcW w:w="2121" w:type="dxa"/>
+          </w:tcPr>
+          <w:p>
+            <w:r>
+              <w:t>Evidence (Skenario 2: Pengelolaan Data Master Obat &amp; Tindakan)</w:t>
+            </w:r>
+          </w:p>
+        </w:tc>
+        <w:tc>
+          <w:tcPr>
+            <w:tcW w:w="5617" w:type="dxa"/>
+          </w:tcPr>
+          <w:p>
+            <w:pPr>
+              <w:pStyle w:val="DaftarParagraf"/>
+              <w:spacing w:line="360" w:lineRule="auto" w:before="80" w:after="80"/>
+              <w:ind w:left="0"/>
+              <w:jc w:val="center"/>
+              <w:rPr>
+                <w:color w:val="000000"/>
+                <w:szCs w:val="24"/>
+                <w:lang w:val="en-ID"/>
+              </w:rPr>
+            </w:pPr>
+            <w:r/>
+            <w:r>
+              <w:drawing>
+                <wp:inline xmlns:a="http://schemas.openxmlformats.org/drawingml/2006/main" xmlns:pic="http://schemas.openxmlformats.org/drawingml/2006/picture">
+                  <wp:extent cx="4389120" cy="2217420"/>
+                  <wp:docPr id="2011434119" name="Picture 2011434119"/>
+                  <wp:cNvGraphicFramePr>
+                    <a:graphicFrameLocks noChangeAspect="1"/>
+                  </wp:cNvGraphicFramePr>
+                  <a:graphic>
+                    <a:graphicData uri="http://schemas.openxmlformats.org/drawingml/2006/picture">
+                      <pic:pic>
+                        <pic:nvPicPr>
+                          <pic:cNvPr id="0" name="62_master_obat_1781607555202.png"/>
+                          <pic:cNvPicPr/>
+                        </pic:nvPicPr>
+                        <pic:blipFill>
+                          <a:blip r:embed="rId37"/>
+                          <a:stretch>
+                            <a:fillRect/>
+                          </a:stretch>
+                        </pic:blipFill>
+                        <pic:spPr>
+                          <a:xfrm>
+                            <a:off x="0" y="0"/>
+                            <a:ext cx="4389120" cy="2217420"/>
+                          </a:xfrm>
+                          <a:prstGeom prst="rect"/>
+                        </pic:spPr>
+                      </pic:pic>
+                    </a:graphicData>
+                  </a:graphic>
+                </wp:inline>
+              </w:drawing>
+            </w:r>
+          </w:p>
+        </w:tc>
+      </w:tr>
+      <w:tr>
+        <w:trPr/>
+        <w:tc>
+          <w:tcPr>
+            <w:tcW w:w="2121" w:type="dxa"/>
+          </w:tcPr>
+          <w:p>
+            <w:r>
+              <w:t>Skenario 3: Pengaturan Harga per Cabang Klinik</w:t>
+            </w:r>
+          </w:p>
+        </w:tc>
+        <w:tc>
+          <w:tcPr>
+            <w:tcW w:w="5617" w:type="dxa"/>
+          </w:tcPr>
+          <w:p>
+            <w:pPr>
+              <w:jc w:val="left"/>
+            </w:pPr>
+            <w:r>
+              <w:t>Admin mengonfigurasi harga tindakan dan obat khusus di masing-masing cabang klinik.</w:t>
+            </w:r>
+          </w:p>
+        </w:tc>
+      </w:tr>
+      <w:tr>
+        <w:trPr/>
+        <w:tc>
+          <w:tcPr>
+            <w:tcW w:w="2121" w:type="dxa"/>
+          </w:tcPr>
+          <w:p>
+            <w:r>
+              <w:t>Evidence (Skenario 3: Pengaturan Harga per Cabang Klinik)</w:t>
+            </w:r>
+          </w:p>
+        </w:tc>
+        <w:tc>
+          <w:tcPr>
+            <w:tcW w:w="5617" w:type="dxa"/>
+          </w:tcPr>
+          <w:p>
+            <w:pPr>
+              <w:pStyle w:val="DaftarParagraf"/>
+              <w:spacing w:line="360" w:lineRule="auto" w:before="80" w:after="80"/>
+              <w:ind w:left="0"/>
+              <w:jc w:val="center"/>
+              <w:rPr>
+                <w:color w:val="000000"/>
+                <w:szCs w:val="24"/>
+                <w:lang w:val="en-ID"/>
+              </w:rPr>
+            </w:pPr>
+            <w:r/>
+            <w:r>
+              <w:drawing>
+                <wp:inline xmlns:a="http://schemas.openxmlformats.org/drawingml/2006/main" xmlns:pic="http://schemas.openxmlformats.org/drawingml/2006/picture">
+                  <wp:extent cx="4389120" cy="2217420"/>
+                  <wp:docPr id="2011434120" name="Picture 2011434120"/>
+                  <wp:cNvGraphicFramePr>
+                    <a:graphicFrameLocks noChangeAspect="1"/>
+                  </wp:cNvGraphicFramePr>
+                  <a:graphic>
+                    <a:graphicData uri="http://schemas.openxmlformats.org/drawingml/2006/picture">
+                      <pic:pic>
+                        <pic:nvPicPr>
+                          <pic:cNvPr id="0" name="64_harga_tindakan_klinik_1781607572087.png"/>
+                          <pic:cNvPicPr/>
+                        </pic:nvPicPr>
+                        <pic:blipFill>
+                          <a:blip r:embed="rId38"/>
+                          <a:stretch>
+                            <a:fillRect/>
+                          </a:stretch>
+                        </pic:blipFill>
+                        <pic:spPr>
+                          <a:xfrm>
+                            <a:off x="0" y="0"/>
+                            <a:ext cx="4389120" cy="2217420"/>
+                          </a:xfrm>
+                          <a:prstGeom prst="rect"/>
+                        </pic:spPr>
+                      </pic:pic>
+                    </a:graphicData>
+                  </a:graphic>
+                </wp:inline>
+              </w:drawing>
+            </w:r>
+          </w:p>
+        </w:tc>
+      </w:tr>
+    </w:tbl>
+    <w:p>
+      <w:pPr>
+        <w:spacing w:line="360" w:lineRule="auto"/>
+        <w:rPr>
+          <w:color w:val="000000"/>
+          <w:szCs w:val="24"/>
+        </w:rPr>
+      </w:pPr>
+    </w:p>
+    <w:p>
+      <w:pPr>
+        <w:pStyle w:val="DaftarParagraf"/>
+        <w:spacing w:line="360" w:lineRule="auto"/>
+        <w:ind w:left="993" w:firstLine="447"/>
+        <w:jc w:val="center"/>
+        <w:rPr>
+          <w:i/>
+          <w:iCs/>
+          <w:color w:val="000000"/>
+          <w:sz w:val="20"/>
+          <w:lang w:val="en-ID"/>
+        </w:rPr>
+      </w:pPr>
+      <w:r>
+        <w:rPr>
+          <w:i/>
+          <w:iCs/>
+          <w:color w:val="000000"/>
+          <w:sz w:val="20"/>
+          <w:lang w:val="en-ID"/>
+        </w:rPr>
+        <w:t xml:space="preserve">Tabel </w:t>
+      </w:r>
+      <w:r>
+        <w:rPr>
+          <w:i/>
+          <w:iCs/>
+          <w:color w:val="000000"/>
+          <w:sz w:val="20"/>
+          <w:lang w:val="en-ID"/>
+        </w:rPr>
+        <w:t>6</w:t>
+      </w:r>
+      <w:r>
+        <w:rPr>
+          <w:i/>
+          <w:iCs/>
+          <w:color w:val="000000"/>
+          <w:sz w:val="20"/>
+          <w:lang w:val="en-ID"/>
+        </w:rPr>
+        <w:t>.</w:t>
+      </w:r>
+      <w:r>
+        <w:rPr>
+          <w:i/>
+          <w:iCs/>
+          <w:color w:val="000000"/>
+          <w:sz w:val="20"/>
+          <w:lang w:val="en-ID"/>
+        </w:rPr>
+        <w:t>1</w:t>
+      </w:r>
+      <w:r>
+        <w:rPr>
+          <w:i/>
+          <w:iCs/>
+          <w:color w:val="000000"/>
+          <w:sz w:val="20"/>
+          <w:lang w:val="en-ID"/>
+        </w:rPr>
+        <w:t xml:space="preserve"> </w:t>
+      </w:r>
+      <w:r>
+        <w:rPr>
+          <w:i/>
+          <w:iCs/>
+          <w:color w:val="000000"/>
+          <w:sz w:val="20"/>
+          <w:lang w:val="en-ID"/>
+        </w:rPr>
+        <w:t xml:space="preserve">Detail Hasil </w:t>
+      </w:r>
+      <w:proofErr w:type="spellStart"/>
+      <w:r>
+        <w:rPr>
+          <w:i/>
+          <w:iCs/>
+          <w:color w:val="000000"/>
+          <w:sz w:val="20"/>
+          <w:lang w:val="en-ID"/>
+        </w:rPr>
+        <w:t>Pengujian</w:t>
+      </w:r>
+      <w:proofErr w:type="spellEnd"/>
+      <w:r>
+        <w:rPr>
+          <w:i/>
+          <w:iCs/>
+          <w:color w:val="000000"/>
+          <w:sz w:val="20"/>
+          <w:lang w:val="en-ID"/>
+        </w:rPr>
+        <w:t xml:space="preserve"> FR-0</w:t>
+      </w:r>
+      <w:r>
+        <w:rPr>
+          <w:i/>
+          <w:iCs/>
+          <w:color w:val="000000"/>
+          <w:sz w:val="20"/>
+          <w:lang w:val="en-ID"/>
+        </w:rPr>
+        <w:t>8</w:t>
+      </w:r>
+      <w:r>
+        <w:rPr>
+          <w:i/>
+          <w:iCs/>
+          <w:color w:val="000000"/>
+          <w:sz w:val="20"/>
+        </w:rPr>
+        <w:t xml:space="preserve"> WhatsApp</w:t>
+      </w:r>
+      <w:r>
+        <w:rPr>
+          <w:i/>
+          <w:iCs/>
+          <w:color w:val="000000"/>
+          <w:sz w:val="20"/>
+        </w:rPr>
+        <w:t xml:space="preserve"> Klinik</w:t>
+      </w:r>
+    </w:p>
+    <w:tbl>
+      <w:tblPr>
+        <w:tblStyle w:val="KisiTabel"/>
+        <w:tblW w:w="7738" w:type="dxa"/>
+        <w:tblInd w:w="993" w:type="dxa"/>
+        <w:tblLook w:val="04A0" w:firstRow="1" w:lastRow="0" w:firstColumn="1" w:lastColumn="0" w:noHBand="0" w:noVBand="1"/>
+      </w:tblPr>
+      <w:tblGrid>
+        <w:gridCol w:w="2121"/>
+        <w:gridCol w:w="5617"/>
+      </w:tblGrid>
+      <w:tr>
+        <w:trPr/>
+        <w:tc>
+          <w:tcPr>
+            <w:tcW w:w="2121" w:type="dxa"/>
+          </w:tcPr>
+          <w:p>
+            <w:r>
+              <w:t>Komponen</w:t>
+            </w:r>
+          </w:p>
+        </w:tc>
+        <w:tc>
+          <w:tcPr>
+            <w:tcW w:w="5617" w:type="dxa"/>
+          </w:tcPr>
+          <w:p>
+            <w:r>
+              <w:t>Keterangan</w:t>
+            </w:r>
+          </w:p>
+        </w:tc>
+      </w:tr>
+      <w:tr>
+        <w:trPr/>
+        <w:tc>
+          <w:tcPr>
+            <w:tcW w:w="2121" w:type="dxa"/>
+          </w:tcPr>
+          <w:p>
+            <w:r>
+              <w:t>Kode</w:t>
+            </w:r>
+          </w:p>
+        </w:tc>
+        <w:tc>
+          <w:tcPr>
+            <w:tcW w:w="5617" w:type="dxa"/>
+          </w:tcPr>
+          <w:p>
+            <w:pPr>
+              <w:jc w:val="left"/>
+            </w:pPr>
+            <w:r>
+              <w:t>FR-08</w:t>
+            </w:r>
+          </w:p>
+        </w:tc>
+      </w:tr>
+      <w:tr>
+        <w:trPr/>
+        <w:tc>
+          <w:tcPr>
+            <w:tcW w:w="2121" w:type="dxa"/>
+          </w:tcPr>
+          <w:p>
+            <w:r>
+              <w:t>Nama Spesifikasi</w:t>
+            </w:r>
+          </w:p>
+        </w:tc>
+        <w:tc>
+          <w:tcPr>
+            <w:tcW w:w="5617" w:type="dxa"/>
+          </w:tcPr>
+          <w:p>
+            <w:pPr>
+              <w:jc w:val="left"/>
+            </w:pPr>
+            <w:r>
+              <w:t>WhatsApp Klinik</w:t>
+            </w:r>
+          </w:p>
+        </w:tc>
+      </w:tr>
+      <w:tr>
+        <w:trPr/>
+        <w:tc>
+          <w:tcPr>
+            <w:tcW w:w="2121" w:type="dxa"/>
+          </w:tcPr>
+          <w:p>
+            <w:r>
+              <w:t>Data Input</w:t>
+            </w:r>
+          </w:p>
+        </w:tc>
+        <w:tc>
+          <w:tcPr>
+            <w:tcW w:w="5617" w:type="dxa"/>
+          </w:tcPr>
+          <w:p>
+            <w:pPr>
+              <w:jc w:val="left"/>
+            </w:pPr>
+            <w:r>
+              <w:t>Query Params: { phone: string, text: string }</w:t>
+            </w:r>
+          </w:p>
+        </w:tc>
+      </w:tr>
+      <w:tr>
+        <w:trPr/>
+        <w:tc>
+          <w:tcPr>
+            <w:tcW w:w="2121" w:type="dxa"/>
+          </w:tcPr>
+          <w:p>
+            <w:r>
+              <w:t>Expected Result</w:t>
+            </w:r>
+          </w:p>
+        </w:tc>
+        <w:tc>
+          <w:tcPr>
+            <w:tcW w:w="5617" w:type="dxa"/>
+          </w:tcPr>
+          <w:p>
+            <w:pPr>
+              <w:jc w:val="left"/>
+            </w:pPr>
+            <w:r>
+              <w:t>Sistem membuka tab baru yang mengarah ke tautan WhatsApp API dengan nomor tujuan admin klinik.</w:t>
+            </w:r>
+          </w:p>
+        </w:tc>
+      </w:tr>
+      <w:tr>
+        <w:trPr/>
+        <w:tc>
+          <w:tcPr>
+            <w:tcW w:w="2121" w:type="dxa"/>
+          </w:tcPr>
+          <w:p>
+            <w:r>
+              <w:t>Actual Result</w:t>
+            </w:r>
+          </w:p>
+        </w:tc>
+        <w:tc>
+          <w:tcPr>
+            <w:tcW w:w="5617" w:type="dxa"/>
+          </w:tcPr>
+          <w:p>
+            <w:pPr>
+              <w:jc w:val="left"/>
+            </w:pPr>
+            <w:r>
+              <w:t>Tombol WhatsApp berhasil membuka halaman WhatsApp dan menghubungkan pengguna dengan nomor admin klinik sesuai yang telah dikonfigurasi pada sistem.</w:t>
+            </w:r>
+          </w:p>
+        </w:tc>
+      </w:tr>
+      <w:tr>
+        <w:trPr/>
+        <w:tc>
+          <w:tcPr>
+            <w:tcW w:w="2121" w:type="dxa"/>
+          </w:tcPr>
+          <w:p>
+            <w:r>
+              <w:t>Status</w:t>
+            </w:r>
+          </w:p>
+        </w:tc>
+        <w:tc>
+          <w:tcPr>
+            <w:tcW w:w="5617" w:type="dxa"/>
+          </w:tcPr>
+          <w:p>
+            <w:pPr>
+              <w:jc w:val="left"/>
+            </w:pPr>
+            <w:r>
+              <w:t>Berhasil</w:t>
+            </w:r>
+          </w:p>
+        </w:tc>
+      </w:tr>
+      <w:tr>
+        <w:trPr/>
+        <w:tc>
+          <w:tcPr>
+            <w:tcW w:w="2121" w:type="dxa"/>
+          </w:tcPr>
+          <w:p>
+            <w:r>
+              <w:t>Skenario 1: Hubungi Admin via Integrasi WhatsApp</w:t>
+            </w:r>
+          </w:p>
+        </w:tc>
+        <w:tc>
+          <w:tcPr>
+            <w:tcW w:w="5617" w:type="dxa"/>
+          </w:tcPr>
+          <w:p>
+            <w:pPr>
+              <w:jc w:val="left"/>
+            </w:pPr>
+            <w:r>
+              <w:t>Pasien mengklik tombol WhatsApp untuk membuka chat bantuan admin.</w:t>
+            </w:r>
+          </w:p>
+        </w:tc>
+      </w:tr>
+      <w:tr>
+        <w:trPr/>
+        <w:tc>
+          <w:tcPr>
+            <w:tcW w:w="2121" w:type="dxa"/>
+          </w:tcPr>
+          <w:p>
+            <w:r>
+              <w:t>Evidence (Skenario 1: Hubungi Admin via Integrasi WhatsApp)</w:t>
+            </w:r>
+          </w:p>
+        </w:tc>
+        <w:tc>
+          <w:tcPr>
+            <w:tcW w:w="5617" w:type="dxa"/>
+          </w:tcPr>
+          <w:p>
+            <w:pPr>
+              <w:pStyle w:val="DaftarParagraf"/>
+              <w:spacing w:line="360" w:lineRule="auto" w:before="80" w:after="80"/>
+              <w:ind w:left="0"/>
+              <w:jc w:val="center"/>
+              <w:rPr>
+                <w:color w:val="000000"/>
+                <w:szCs w:val="24"/>
+                <w:lang w:val="en-ID"/>
+              </w:rPr>
+            </w:pPr>
+            <w:r/>
+            <w:r>
+              <w:drawing>
+                <wp:inline xmlns:a="http://schemas.openxmlformats.org/drawingml/2006/main" xmlns:pic="http://schemas.openxmlformats.org/drawingml/2006/picture">
+                  <wp:extent cx="4389120" cy="4448618"/>
+                  <wp:docPr id="2011434121" name="Picture 2011434121"/>
+                  <wp:cNvGraphicFramePr>
+                    <a:graphicFrameLocks noChangeAspect="1"/>
+                  </wp:cNvGraphicFramePr>
+                  <a:graphic>
+                    <a:graphicData uri="http://schemas.openxmlformats.org/drawingml/2006/picture">
+                      <pic:pic>
+                        <pic:nvPicPr>
+                          <pic:cNvPr id="0" name="whatsapp_redirect.png"/>
+                          <pic:cNvPicPr/>
+                        </pic:nvPicPr>
+                        <pic:blipFill>
+                          <a:blip r:embed="rId39"/>
                           <a:stretch>
                             <a:fillRect/>
                           </a:stretch>
@@ -22669,7 +23037,7 @@
               <w:drawing>
                 <wp:inline xmlns:a="http://schemas.openxmlformats.org/drawingml/2006/main" xmlns:pic="http://schemas.openxmlformats.org/drawingml/2006/picture">
                   <wp:extent cx="4389120" cy="2265426"/>
-                  <wp:docPr id="2011434144" name="Picture 2011434144"/>
+                  <wp:docPr id="2011434122" name="Picture 2011434122"/>
                   <wp:cNvGraphicFramePr>
                     <a:graphicFrameLocks noChangeAspect="1"/>
                   </wp:cNvGraphicFramePr>
@@ -22677,11 +23045,11 @@
                     <a:graphicData uri="http://schemas.openxmlformats.org/drawingml/2006/picture">
                       <pic:pic>
                         <pic:nvPicPr>
-                          <pic:cNvPr id="0" name="image.png"/>
+                          <pic:cNvPr id="0" name="24_reservasi_janji_temu_1781457133575.png"/>
                           <pic:cNvPicPr/>
                         </pic:nvPicPr>
                         <pic:blipFill>
-                          <a:blip r:embed="rId37"/>
+                          <a:blip r:embed="rId24"/>
                           <a:stretch>
                             <a:fillRect/>
                           </a:stretch>
@@ -23045,7 +23413,7 @@
           </w:tcPr>
           <w:p>
             <w:r>
-              <w:t>Skenario 1: Uji Hak Akses &amp; Enkripsi Sesi Pengguna</w:t>
+              <w:t>Skenario 1: Uji Hak Akses &amp; Pembatasan Halaman Portal</w:t>
             </w:r>
           </w:p>
         </w:tc>
@@ -23058,7 +23426,7 @@
               <w:jc w:val="left"/>
             </w:pPr>
             <w:r>
-              <w:t>Memverifikasi enkripsi password dan proteksi otentikasi role.</w:t>
+              <w:t>Memverifikasi proteksi akses halaman internal berdasarkan role pengguna.</w:t>
             </w:r>
           </w:p>
         </w:tc>
@@ -23071,7 +23439,7 @@
           </w:tcPr>
           <w:p>
             <w:r>
-              <w:t>Evidence (Skenario 1: Uji Hak Akses &amp; Enkripsi Sesi Pengguna)</w:t>
+              <w:t>Evidence (Skenario 1: Uji Hak Akses &amp; Pembatasan Halaman Portal)</w:t>
             </w:r>
           </w:p>
         </w:tc>
@@ -23096,7 +23464,7 @@
               <w:drawing>
                 <wp:inline xmlns:a="http://schemas.openxmlformats.org/drawingml/2006/main" xmlns:pic="http://schemas.openxmlformats.org/drawingml/2006/picture">
                   <wp:extent cx="4389120" cy="2265426"/>
-                  <wp:docPr id="2011434145" name="Picture 2011434145"/>
+                  <wp:docPr id="2011434123" name="Picture 2011434123"/>
                   <wp:cNvGraphicFramePr>
                     <a:graphicFrameLocks noChangeAspect="1"/>
                   </wp:cNvGraphicFramePr>
@@ -23104,11 +23472,11 @@
                     <a:graphicData uri="http://schemas.openxmlformats.org/drawingml/2006/picture">
                       <pic:pic>
                         <pic:nvPicPr>
-                          <pic:cNvPr id="0" name="image.png"/>
+                          <pic:cNvPr id="0" name="01_login_staf_sukses_1781491070641.png"/>
                           <pic:cNvPicPr/>
                         </pic:nvPicPr>
                         <pic:blipFill>
-                          <a:blip r:embed="rId21"/>
+                          <a:blip r:embed="rId22"/>
                           <a:stretch>
                             <a:fillRect/>
                           </a:stretch>
@@ -23129,6 +23497,98 @@
           </w:p>
         </w:tc>
       </w:tr>
+      <w:tr>
+        <w:trPr/>
+        <w:tc>
+          <w:tcPr>
+            <w:tcW w:w="1630" w:type="dxa"/>
+          </w:tcPr>
+          <w:p>
+            <w:r>
+              <w:t>Skenario 2: Enkripsi Sandi Pengguna (Bcrypt Hash)</w:t>
+            </w:r>
+          </w:p>
+        </w:tc>
+        <w:tc>
+          <w:tcPr>
+            <w:tcW w:w="6108" w:type="dxa"/>
+          </w:tcPr>
+          <w:p>
+            <w:pPr>
+              <w:jc w:val="left"/>
+            </w:pPr>
+            <w:r>
+              <w:t>Memverifikasi penyimpanan password pada database dalam bentuk hash Bcrypt.</w:t>
+            </w:r>
+          </w:p>
+        </w:tc>
+      </w:tr>
+      <w:tr>
+        <w:trPr/>
+        <w:tc>
+          <w:tcPr>
+            <w:tcW w:w="1630" w:type="dxa"/>
+          </w:tcPr>
+          <w:p>
+            <w:r>
+              <w:t>Evidence (Skenario 2: Enkripsi Sandi Pengguna (Bcrypt Hash))</w:t>
+            </w:r>
+          </w:p>
+        </w:tc>
+        <w:tc>
+          <w:tcPr>
+            <w:tcW w:w="6108" w:type="dxa"/>
+          </w:tcPr>
+          <w:p>
+            <w:pPr>
+              <w:pStyle w:val="DaftarParagraf"/>
+              <w:spacing w:line="360" w:lineRule="auto" w:before="80" w:after="80"/>
+              <w:ind w:left="0"/>
+              <w:jc w:val="center"/>
+              <w:rPr>
+                <w:color w:val="000000"/>
+                <w:szCs w:val="24"/>
+                <w:lang w:val="en-ID"/>
+              </w:rPr>
+            </w:pPr>
+            <w:r/>
+            <w:r>
+              <w:drawing>
+                <wp:inline xmlns:a="http://schemas.openxmlformats.org/drawingml/2006/main" xmlns:pic="http://schemas.openxmlformats.org/drawingml/2006/picture">
+                  <wp:extent cx="4389120" cy="2217420"/>
+                  <wp:docPr id="2011434124" name="Picture 2011434124"/>
+                  <wp:cNvGraphicFramePr>
+                    <a:graphicFrameLocks noChangeAspect="1"/>
+                  </wp:cNvGraphicFramePr>
+                  <a:graphic>
+                    <a:graphicData uri="http://schemas.openxmlformats.org/drawingml/2006/picture">
+                      <pic:pic>
+                        <pic:nvPicPr>
+                          <pic:cNvPr id="0" name="backend_nf02_1781609880356.png"/>
+                          <pic:cNvPicPr/>
+                        </pic:nvPicPr>
+                        <pic:blipFill>
+                          <a:blip r:embed="rId40"/>
+                          <a:stretch>
+                            <a:fillRect/>
+                          </a:stretch>
+                        </pic:blipFill>
+                        <pic:spPr>
+                          <a:xfrm>
+                            <a:off x="0" y="0"/>
+                            <a:ext cx="4389120" cy="2217420"/>
+                          </a:xfrm>
+                          <a:prstGeom prst="rect"/>
+                        </pic:spPr>
+                      </pic:pic>
+                    </a:graphicData>
+                  </a:graphic>
+                </wp:inline>
+              </w:drawing>
+            </w:r>
+          </w:p>
+        </w:tc>
+      </w:tr>
     </w:tbl>
     <w:p>
       <w:pPr>
@@ -23541,7 +24001,7 @@
               <w:drawing>
                 <wp:inline xmlns:a="http://schemas.openxmlformats.org/drawingml/2006/main" xmlns:pic="http://schemas.openxmlformats.org/drawingml/2006/picture">
                   <wp:extent cx="4389120" cy="6293998"/>
-                  <wp:docPr id="2011434146" name="Picture 2011434146"/>
+                  <wp:docPr id="2011434125" name="Picture 2011434125"/>
                   <wp:cNvGraphicFramePr>
                     <a:graphicFrameLocks noChangeAspect="1"/>
                   </wp:cNvGraphicFramePr>
@@ -23549,11 +24009,11 @@
                     <a:graphicData uri="http://schemas.openxmlformats.org/drawingml/2006/picture">
                       <pic:pic>
                         <pic:nvPicPr>
-                          <pic:cNvPr id="0" name="image.png"/>
+                          <pic:cNvPr id="0" name="mobile_login_view_1781025189516.png"/>
                           <pic:cNvPicPr/>
                         </pic:nvPicPr>
                         <pic:blipFill>
-                          <a:blip r:embed="rId40"/>
+                          <a:blip r:embed="rId41"/>
                           <a:stretch>
                             <a:fillRect/>
                           </a:stretch>
@@ -23633,7 +24093,7 @@
               <w:drawing>
                 <wp:inline xmlns:a="http://schemas.openxmlformats.org/drawingml/2006/main" xmlns:pic="http://schemas.openxmlformats.org/drawingml/2006/picture">
                   <wp:extent cx="4389120" cy="5422197"/>
-                  <wp:docPr id="2011434147" name="Picture 2011434147"/>
+                  <wp:docPr id="2011434126" name="Picture 2011434126"/>
                   <wp:cNvGraphicFramePr>
                     <a:graphicFrameLocks noChangeAspect="1"/>
                   </wp:cNvGraphicFramePr>
@@ -23645,7 +24105,7 @@
                           <pic:cNvPicPr/>
                         </pic:nvPicPr>
                         <pic:blipFill>
-                          <a:blip r:embed="rId51"/>
+                          <a:blip r:embed="rId42"/>
                           <a:stretch>
                             <a:fillRect/>
                           </a:stretch>
@@ -23666,171 +24126,6 @@
           </w:p>
         </w:tc>
       </w:tr>
-    </w:tbl>
-    <w:p>
-      <w:pPr>
-        <w:spacing w:line="360" w:lineRule="auto"/>
-        <w:rPr>
-          <w:color w:val="000000"/>
-          <w:szCs w:val="24"/>
-        </w:rPr>
-      </w:pPr>
-    </w:p>
-    <w:p>
-      <w:pPr>
-        <w:spacing w:line="360" w:lineRule="auto"/>
-        <w:rPr>
-          <w:color w:val="000000"/>
-          <w:szCs w:val="24"/>
-        </w:rPr>
-      </w:pPr>
-    </w:p>
-    <w:p>
-      <w:pPr>
-        <w:pStyle w:val="DaftarParagraf"/>
-        <w:spacing w:line="360" w:lineRule="auto"/>
-        <w:ind w:left="993" w:firstLine="447"/>
-        <w:jc w:val="center"/>
-        <w:rPr>
-          <w:i/>
-          <w:iCs/>
-          <w:color w:val="000000"/>
-          <w:sz w:val="20"/>
-        </w:rPr>
-      </w:pPr>
-      <w:r>
-        <w:rPr>
-          <w:i/>
-          <w:iCs/>
-          <w:color w:val="000000"/>
-          <w:sz w:val="20"/>
-          <w:lang w:val="en-ID"/>
-        </w:rPr>
-        <w:t xml:space="preserve">Tabel </w:t>
-      </w:r>
-      <w:r>
-        <w:rPr>
-          <w:i/>
-          <w:iCs/>
-          <w:color w:val="000000"/>
-          <w:sz w:val="20"/>
-          <w:lang w:val="en-ID"/>
-        </w:rPr>
-        <w:t>6</w:t>
-      </w:r>
-      <w:r>
-        <w:rPr>
-          <w:i/>
-          <w:iCs/>
-          <w:color w:val="000000"/>
-          <w:sz w:val="20"/>
-          <w:lang w:val="en-ID"/>
-        </w:rPr>
-        <w:t>.</w:t>
-      </w:r>
-      <w:r>
-        <w:rPr>
-          <w:i/>
-          <w:iCs/>
-          <w:color w:val="000000"/>
-          <w:sz w:val="20"/>
-          <w:lang w:val="en-ID"/>
-        </w:rPr>
-        <w:t>5</w:t>
-      </w:r>
-      <w:r>
-        <w:rPr>
-          <w:i/>
-          <w:iCs/>
-          <w:color w:val="000000"/>
-          <w:sz w:val="20"/>
-          <w:lang w:val="en-ID"/>
-        </w:rPr>
-        <w:t xml:space="preserve"> </w:t>
-      </w:r>
-      <w:r>
-        <w:rPr>
-          <w:i/>
-          <w:iCs/>
-          <w:color w:val="000000"/>
-          <w:sz w:val="20"/>
-          <w:lang w:val="en-ID"/>
-        </w:rPr>
-        <w:t xml:space="preserve">Detail Hasil </w:t>
-      </w:r>
-      <w:proofErr w:type="spellStart"/>
-      <w:r>
-        <w:rPr>
-          <w:i/>
-          <w:iCs/>
-          <w:color w:val="000000"/>
-          <w:sz w:val="20"/>
-          <w:lang w:val="en-ID"/>
-        </w:rPr>
-        <w:t>Pengujian</w:t>
-      </w:r>
-      <w:proofErr w:type="spellEnd"/>
-      <w:r>
-        <w:rPr>
-          <w:i/>
-          <w:iCs/>
-          <w:color w:val="000000"/>
-          <w:sz w:val="20"/>
-          <w:lang w:val="en-ID"/>
-        </w:rPr>
-        <w:t xml:space="preserve"> </w:t>
-      </w:r>
-      <w:r>
-        <w:rPr>
-          <w:i/>
-          <w:iCs/>
-          <w:color w:val="000000"/>
-          <w:sz w:val="20"/>
-          <w:lang w:val="en-ID"/>
-        </w:rPr>
-        <w:t>NF-0</w:t>
-      </w:r>
-      <w:r>
-        <w:rPr>
-          <w:i/>
-          <w:iCs/>
-          <w:color w:val="000000"/>
-          <w:sz w:val="20"/>
-          <w:lang w:val="en-ID"/>
-        </w:rPr>
-        <w:t>4</w:t>
-      </w:r>
-      <w:r>
-        <w:rPr>
-          <w:i/>
-          <w:iCs/>
-          <w:color w:val="000000"/>
-          <w:sz w:val="20"/>
-          <w:lang w:val="en-ID"/>
-        </w:rPr>
-        <w:t xml:space="preserve"> </w:t>
-      </w:r>
-      <w:r>
-        <w:rPr>
-          <w:i/>
-          <w:iCs/>
-          <w:color w:val="000000"/>
-          <w:sz w:val="20"/>
-        </w:rPr>
-        <w:t>User Interaction Efficiency</w:t>
-      </w:r>
-    </w:p>
-    <w:tbl>
-      <w:tblPr>
-        <w:tblStyle w:val="KisiTabel"/>
-        <w:tblW w:w="7738" w:type="dxa"/>
-        <w:tblInd w:w="993" w:type="dxa"/>
-        <w:tblLook w:val="04A0" w:firstRow="1" w:lastRow="0" w:firstColumn="1" w:lastColumn="0" w:noHBand="0" w:noVBand="1"/>
-      </w:tblPr>
-      <w:tblGrid>
-        <w:gridCol w:w="1630"/>
-        <w:gridCol w:w="6108"/>
-      </w:tblGrid>
       <w:tr>
         <w:trPr/>
         <w:tc>
@@ -23839,7 +24134,7 @@
           </w:tcPr>
           <w:p>
             <w:r>
-              <w:t>Komponen</w:t>
+              <w:t>Skenario 3: Tampilan Desktop Viewport</w:t>
             </w:r>
           </w:p>
         </w:tc>
@@ -23848,8 +24143,11 @@
             <w:tcW w:w="6108" w:type="dxa"/>
           </w:tcPr>
           <w:p>
-            <w:r>
-              <w:t>Keterangan</w:t>
+            <w:pPr>
+              <w:jc w:val="left"/>
+            </w:pPr>
+            <w:r>
+              <w:t>Memverifikasi tampilan halaman di browser desktop.</w:t>
             </w:r>
           </w:p>
         </w:tc>
@@ -23862,189 +24160,7 @@
           </w:tcPr>
           <w:p>
             <w:r>
-              <w:t>Kode</w:t>
-            </w:r>
-          </w:p>
-        </w:tc>
-        <w:tc>
-          <w:tcPr>
-            <w:tcW w:w="6108" w:type="dxa"/>
-          </w:tcPr>
-          <w:p>
-            <w:pPr>
-              <w:jc w:val="left"/>
-            </w:pPr>
-            <w:r>
-              <w:t>NF-04</w:t>
-            </w:r>
-          </w:p>
-        </w:tc>
-      </w:tr>
-      <w:tr>
-        <w:trPr/>
-        <w:tc>
-          <w:tcPr>
-            <w:tcW w:w="1630" w:type="dxa"/>
-          </w:tcPr>
-          <w:p>
-            <w:r>
-              <w:t>Nama Spesifikasi</w:t>
-            </w:r>
-          </w:p>
-        </w:tc>
-        <w:tc>
-          <w:tcPr>
-            <w:tcW w:w="6108" w:type="dxa"/>
-          </w:tcPr>
-          <w:p>
-            <w:pPr>
-              <w:jc w:val="left"/>
-            </w:pPr>
-            <w:r>
-              <w:t>User Interaction Efficiency</w:t>
-            </w:r>
-          </w:p>
-        </w:tc>
-      </w:tr>
-      <w:tr>
-        <w:trPr/>
-        <w:tc>
-          <w:tcPr>
-            <w:tcW w:w="1630" w:type="dxa"/>
-          </w:tcPr>
-          <w:p>
-            <w:r>
-              <w:t>Data Input</w:t>
-            </w:r>
-          </w:p>
-        </w:tc>
-        <w:tc>
-          <w:tcPr>
-            <w:tcW w:w="6108" w:type="dxa"/>
-          </w:tcPr>
-          <w:p>
-            <w:pPr>
-              <w:jc w:val="left"/>
-            </w:pPr>
-            <w:r>
-              <w:t>Action triggers: onClick(), onChange(), onSubmit()</w:t>
-            </w:r>
-          </w:p>
-        </w:tc>
-      </w:tr>
-      <w:tr>
-        <w:trPr/>
-        <w:tc>
-          <w:tcPr>
-            <w:tcW w:w="1630" w:type="dxa"/>
-          </w:tcPr>
-          <w:p>
-            <w:r>
-              <w:t>Expected Result</w:t>
-            </w:r>
-          </w:p>
-        </w:tc>
-        <w:tc>
-          <w:tcPr>
-            <w:tcW w:w="6108" w:type="dxa"/>
-          </w:tcPr>
-          <w:p>
-            <w:pPr>
-              <w:jc w:val="left"/>
-            </w:pPr>
-            <w:r>
-              <w:t>Pengguna dapat menyelesaikan tugas utama sesuai perannya tanpa memerlukan bantuan tambahan.</w:t>
-            </w:r>
-          </w:p>
-        </w:tc>
-      </w:tr>
-      <w:tr>
-        <w:trPr/>
-        <w:tc>
-          <w:tcPr>
-            <w:tcW w:w="1630" w:type="dxa"/>
-          </w:tcPr>
-          <w:p>
-            <w:r>
-              <w:t>Actual Result</w:t>
-            </w:r>
-          </w:p>
-        </w:tc>
-        <w:tc>
-          <w:tcPr>
-            <w:tcW w:w="6108" w:type="dxa"/>
-          </w:tcPr>
-          <w:p>
-            <w:pPr>
-              <w:jc w:val="left"/>
-            </w:pPr>
-            <w:r>
-              <w:t>Pengguna berhasil menyelesaikan seluruh tugas utama sesuai perannya masing-masing tanpa mengalami kesulitan yang signifikan</w:t>
-            </w:r>
-          </w:p>
-        </w:tc>
-      </w:tr>
-      <w:tr>
-        <w:trPr/>
-        <w:tc>
-          <w:tcPr>
-            <w:tcW w:w="1630" w:type="dxa"/>
-          </w:tcPr>
-          <w:p>
-            <w:r>
-              <w:t>Status</w:t>
-            </w:r>
-          </w:p>
-        </w:tc>
-        <w:tc>
-          <w:tcPr>
-            <w:tcW w:w="6108" w:type="dxa"/>
-          </w:tcPr>
-          <w:p>
-            <w:pPr>
-              <w:jc w:val="left"/>
-            </w:pPr>
-            <w:r>
-              <w:t>Berhasil</w:t>
-            </w:r>
-          </w:p>
-        </w:tc>
-      </w:tr>
-      <w:tr>
-        <w:trPr/>
-        <w:tc>
-          <w:tcPr>
-            <w:tcW w:w="1630" w:type="dxa"/>
-          </w:tcPr>
-          <w:p>
-            <w:r>
-              <w:t>Skenario 1: Validasi Navigasi &amp; Efisiensi Interaksi Pengguna</w:t>
-            </w:r>
-          </w:p>
-        </w:tc>
-        <w:tc>
-          <w:tcPr>
-            <w:tcW w:w="6108" w:type="dxa"/>
-          </w:tcPr>
-          <w:p>
-            <w:pPr>
-              <w:jc w:val="left"/>
-            </w:pPr>
-            <w:r>
-              <w:t>Memastikan transisi antar halaman mulus tanpa delay yang mengganggu.</w:t>
-            </w:r>
-          </w:p>
-        </w:tc>
-      </w:tr>
-      <w:tr>
-        <w:trPr/>
-        <w:tc>
-          <w:tcPr>
-            <w:tcW w:w="1630" w:type="dxa"/>
-          </w:tcPr>
-          <w:p>
-            <w:r>
-              <w:t>Evidence (Skenario 1: Validasi Navigasi &amp; Efisiensi Interaksi Pengguna)</w:t>
+              <w:t>Evidence (Skenario 3: Tampilan Desktop Viewport)</w:t>
             </w:r>
           </w:p>
         </w:tc>
@@ -24069,7 +24185,7 @@
               <w:drawing>
                 <wp:inline xmlns:a="http://schemas.openxmlformats.org/drawingml/2006/main" xmlns:pic="http://schemas.openxmlformats.org/drawingml/2006/picture">
                   <wp:extent cx="4389120" cy="2265426"/>
-                  <wp:docPr id="2011434148" name="Picture 2011434148"/>
+                  <wp:docPr id="2011434127" name="Picture 2011434127"/>
                   <wp:cNvGraphicFramePr>
                     <a:graphicFrameLocks noChangeAspect="1"/>
                   </wp:cNvGraphicFramePr>
@@ -24077,11 +24193,11 @@
                     <a:graphicData uri="http://schemas.openxmlformats.org/drawingml/2006/picture">
                       <pic:pic>
                         <pic:nvPicPr>
-                          <pic:cNvPr id="0" name="image.png"/>
+                          <pic:cNvPr id="0" name="01_login_staf_sukses_1781491070641.png"/>
                           <pic:cNvPicPr/>
                         </pic:nvPicPr>
                         <pic:blipFill>
-                          <a:blip r:embed="rId42"/>
+                          <a:blip r:embed="rId22"/>
                           <a:stretch>
                             <a:fillRect/>
                           </a:stretch>
@@ -24172,7 +24288,7 @@
           <w:sz w:val="20"/>
           <w:lang w:val="en-ID"/>
         </w:rPr>
-        <w:t xml:space="preserve">6 </w:t>
+        <w:t>5</w:t>
       </w:r>
       <w:r>
         <w:rPr>
@@ -24182,9 +24298,8 @@
           <w:sz w:val="20"/>
           <w:lang w:val="en-ID"/>
         </w:rPr>
-        <w:t xml:space="preserve">Detail Hasil </w:t>
-      </w:r>
-      <w:proofErr w:type="spellStart"/>
+        <w:t xml:space="preserve"> </w:t>
+      </w:r>
       <w:r>
         <w:rPr>
           <w:i/>
@@ -24193,9 +24308,9 @@
           <w:sz w:val="20"/>
           <w:lang w:val="en-ID"/>
         </w:rPr>
-        <w:t>Pengujian</w:t>
-      </w:r>
-      <w:proofErr w:type="spellEnd"/>
+        <w:t xml:space="preserve">Detail Hasil </w:t>
+      </w:r>
+      <w:proofErr w:type="spellStart"/>
       <w:r>
         <w:rPr>
           <w:i/>
@@ -24204,8 +24319,9 @@
           <w:sz w:val="20"/>
           <w:lang w:val="en-ID"/>
         </w:rPr>
-        <w:t xml:space="preserve"> </w:t>
-      </w:r>
+        <w:t>Pengujian</w:t>
+      </w:r>
+      <w:proofErr w:type="spellEnd"/>
       <w:r>
         <w:rPr>
           <w:i/>
@@ -24214,7 +24330,7 @@
           <w:sz w:val="20"/>
           <w:lang w:val="en-ID"/>
         </w:rPr>
-        <w:t>NF-0</w:t>
+        <w:t xml:space="preserve"> </w:t>
       </w:r>
       <w:r>
         <w:rPr>
@@ -24224,7 +24340,7 @@
           <w:sz w:val="20"/>
           <w:lang w:val="en-ID"/>
         </w:rPr>
-        <w:t>5</w:t>
+        <w:t>NF-0</w:t>
       </w:r>
       <w:r>
         <w:rPr>
@@ -24234,7 +24350,7 @@
           <w:sz w:val="20"/>
           <w:lang w:val="en-ID"/>
         </w:rPr>
-        <w:t xml:space="preserve"> </w:t>
+        <w:t>4</w:t>
       </w:r>
       <w:r>
         <w:rPr>
@@ -24242,8 +24358,18 @@
           <w:iCs/>
           <w:color w:val="000000"/>
           <w:sz w:val="20"/>
-        </w:rPr>
-        <w:t>Page Load Time Measurement</w:t>
+          <w:lang w:val="en-ID"/>
+        </w:rPr>
+        <w:t xml:space="preserve"> </w:t>
+      </w:r>
+      <w:r>
+        <w:rPr>
+          <w:i/>
+          <w:iCs/>
+          <w:color w:val="000000"/>
+          <w:sz w:val="20"/>
+        </w:rPr>
+        <w:t>User Interaction Efficiency</w:t>
       </w:r>
     </w:p>
     <w:tbl>
@@ -24301,7 +24427,7 @@
               <w:jc w:val="left"/>
             </w:pPr>
             <w:r>
-              <w:t>NF-05</w:t>
+              <w:t>NF-04</w:t>
             </w:r>
           </w:p>
         </w:tc>
@@ -24327,7 +24453,7 @@
               <w:jc w:val="left"/>
             </w:pPr>
             <w:r>
-              <w:t>Page Load Time Measurement</w:t>
+              <w:t>User Interaction Efficiency</w:t>
             </w:r>
           </w:p>
         </w:tc>
@@ -24353,7 +24479,7 @@
               <w:jc w:val="left"/>
             </w:pPr>
             <w:r>
-              <w:t>Network performance logs: [DNS Lookup, TCP Handshake, TTFB, DOM Content Loaded]</w:t>
+              <w:t>Action triggers: onClick(), onChange(), onSubmit()</w:t>
             </w:r>
           </w:p>
         </w:tc>
@@ -24366,7 +24492,7 @@
           </w:tcPr>
           <w:p>
             <w:r>
-              <w:t>Response Time</w:t>
+              <w:t>Expected Result</w:t>
             </w:r>
           </w:p>
         </w:tc>
@@ -24379,7 +24505,7 @@
               <w:jc w:val="left"/>
             </w:pPr>
             <w:r>
-              <w:t>85 ms (API appointments) / 415 ms (Page Load)</w:t>
+              <w:t>Pengguna dapat menyelesaikan tugas utama sesuai perannya tanpa memerlukan bantuan tambahan.</w:t>
             </w:r>
           </w:p>
         </w:tc>
@@ -24392,7 +24518,7 @@
           </w:tcPr>
           <w:p>
             <w:r>
-              <w:t>Expected Result</w:t>
+              <w:t>Actual Result</w:t>
             </w:r>
           </w:p>
         </w:tc>
@@ -24405,7 +24531,7 @@
               <w:jc w:val="left"/>
             </w:pPr>
             <w:r>
-              <w:t>Waktu muat setiap halaman berada di bawah 5 detik.</w:t>
+              <w:t>Pengguna berhasil menyelesaikan seluruh tugas utama sesuai perannya masing-masing tanpa mengalami kesulitan yang signifikan</w:t>
             </w:r>
           </w:p>
         </w:tc>
@@ -24418,7 +24544,7 @@
           </w:tcPr>
           <w:p>
             <w:r>
-              <w:t>Actual Result</w:t>
+              <w:t>Status</w:t>
             </w:r>
           </w:p>
         </w:tc>
@@ -24431,7 +24557,7 @@
               <w:jc w:val="left"/>
             </w:pPr>
             <w:r>
-              <w:t>Seluruh halaman yang diuji berhasil dimuat sesuai dengan spesifikasi waktu yang telah ditentukan.</w:t>
+              <w:t>Berhasil</w:t>
             </w:r>
           </w:p>
         </w:tc>
@@ -24444,7 +24570,7 @@
           </w:tcPr>
           <w:p>
             <w:r>
-              <w:t>Status</w:t>
+              <w:t>Skenario 1: Validasi Navigasi &amp; Efisiensi Interaksi Pengguna</w:t>
             </w:r>
           </w:p>
         </w:tc>
@@ -24457,7 +24583,7 @@
               <w:jc w:val="left"/>
             </w:pPr>
             <w:r>
-              <w:t>Berhasil</w:t>
+              <w:t>Memastikan transisi antar halaman mulus tanpa delay yang mengganggu.</w:t>
             </w:r>
           </w:p>
         </w:tc>
@@ -24470,33 +24596,7 @@
           </w:tcPr>
           <w:p>
             <w:r>
-              <w:t>Skenario 1: Pengukuran Waktu Respons API &amp; Page Load (Chrome DevTools)</w:t>
-            </w:r>
-          </w:p>
-        </w:tc>
-        <w:tc>
-          <w:tcPr>
-            <w:tcW w:w="6108" w:type="dxa"/>
-          </w:tcPr>
-          <w:p>
-            <w:pPr>
-              <w:jc w:val="left"/>
-            </w:pPr>
-            <w:r>
-              <w:t>Memverifikasi waktu muat API berada di bawah batas toleransi.</w:t>
-            </w:r>
-          </w:p>
-        </w:tc>
-      </w:tr>
-      <w:tr>
-        <w:trPr/>
-        <w:tc>
-          <w:tcPr>
-            <w:tcW w:w="1630" w:type="dxa"/>
-          </w:tcPr>
-          <w:p>
-            <w:r>
-              <w:t>Evidence (Skenario 1: Pengukuran Waktu Respons API &amp; Page Load (Chrome DevTools))</w:t>
+              <w:t>Evidence (Skenario 1: Validasi Navigasi &amp; Efisiensi Interaksi Pengguna)</w:t>
             </w:r>
           </w:p>
         </w:tc>
@@ -24520,8 +24620,460 @@
             <w:r>
               <w:drawing>
                 <wp:inline xmlns:a="http://schemas.openxmlformats.org/drawingml/2006/main" xmlns:pic="http://schemas.openxmlformats.org/drawingml/2006/picture">
+                  <wp:extent cx="4389120" cy="2265426"/>
+                  <wp:docPr id="2011434128" name="Picture 2011434128"/>
+                  <wp:cNvGraphicFramePr>
+                    <a:graphicFrameLocks noChangeAspect="1"/>
+                  </wp:cNvGraphicFramePr>
+                  <a:graphic>
+                    <a:graphicData uri="http://schemas.openxmlformats.org/drawingml/2006/picture">
+                      <pic:pic>
+                        <pic:nvPicPr>
+                          <pic:cNvPr id="0" name="53_dashboard_summary_cards_1781491979654.png"/>
+                          <pic:cNvPicPr/>
+                        </pic:nvPicPr>
+                        <pic:blipFill>
+                          <a:blip r:embed="rId43"/>
+                          <a:stretch>
+                            <a:fillRect/>
+                          </a:stretch>
+                        </pic:blipFill>
+                        <pic:spPr>
+                          <a:xfrm>
+                            <a:off x="0" y="0"/>
+                            <a:ext cx="4389120" cy="2265426"/>
+                          </a:xfrm>
+                          <a:prstGeom prst="rect"/>
+                        </pic:spPr>
+                      </pic:pic>
+                    </a:graphicData>
+                  </a:graphic>
+                </wp:inline>
+              </w:drawing>
+            </w:r>
+          </w:p>
+        </w:tc>
+      </w:tr>
+    </w:tbl>
+    <w:p>
+      <w:pPr>
+        <w:spacing w:line="360" w:lineRule="auto"/>
+        <w:rPr>
+          <w:color w:val="000000"/>
+          <w:szCs w:val="24"/>
+        </w:rPr>
+      </w:pPr>
+    </w:p>
+    <w:p>
+      <w:pPr>
+        <w:spacing w:line="360" w:lineRule="auto"/>
+        <w:rPr>
+          <w:color w:val="000000"/>
+          <w:szCs w:val="24"/>
+        </w:rPr>
+      </w:pPr>
+    </w:p>
+    <w:p>
+      <w:pPr>
+        <w:pStyle w:val="DaftarParagraf"/>
+        <w:spacing w:line="360" w:lineRule="auto"/>
+        <w:ind w:left="993" w:firstLine="447"/>
+        <w:jc w:val="center"/>
+        <w:rPr>
+          <w:i/>
+          <w:iCs/>
+          <w:color w:val="000000"/>
+          <w:sz w:val="20"/>
+        </w:rPr>
+      </w:pPr>
+      <w:r>
+        <w:rPr>
+          <w:i/>
+          <w:iCs/>
+          <w:color w:val="000000"/>
+          <w:sz w:val="20"/>
+          <w:lang w:val="en-ID"/>
+        </w:rPr>
+        <w:t xml:space="preserve">Tabel </w:t>
+      </w:r>
+      <w:r>
+        <w:rPr>
+          <w:i/>
+          <w:iCs/>
+          <w:color w:val="000000"/>
+          <w:sz w:val="20"/>
+          <w:lang w:val="en-ID"/>
+        </w:rPr>
+        <w:t>6</w:t>
+      </w:r>
+      <w:r>
+        <w:rPr>
+          <w:i/>
+          <w:iCs/>
+          <w:color w:val="000000"/>
+          <w:sz w:val="20"/>
+          <w:lang w:val="en-ID"/>
+        </w:rPr>
+        <w:t>.</w:t>
+      </w:r>
+      <w:r>
+        <w:rPr>
+          <w:i/>
+          <w:iCs/>
+          <w:color w:val="000000"/>
+          <w:sz w:val="20"/>
+          <w:lang w:val="en-ID"/>
+        </w:rPr>
+        <w:t xml:space="preserve">6 </w:t>
+      </w:r>
+      <w:r>
+        <w:rPr>
+          <w:i/>
+          <w:iCs/>
+          <w:color w:val="000000"/>
+          <w:sz w:val="20"/>
+          <w:lang w:val="en-ID"/>
+        </w:rPr>
+        <w:t xml:space="preserve">Detail Hasil </w:t>
+      </w:r>
+      <w:proofErr w:type="spellStart"/>
+      <w:r>
+        <w:rPr>
+          <w:i/>
+          <w:iCs/>
+          <w:color w:val="000000"/>
+          <w:sz w:val="20"/>
+          <w:lang w:val="en-ID"/>
+        </w:rPr>
+        <w:t>Pengujian</w:t>
+      </w:r>
+      <w:proofErr w:type="spellEnd"/>
+      <w:r>
+        <w:rPr>
+          <w:i/>
+          <w:iCs/>
+          <w:color w:val="000000"/>
+          <w:sz w:val="20"/>
+          <w:lang w:val="en-ID"/>
+        </w:rPr>
+        <w:t xml:space="preserve"> </w:t>
+      </w:r>
+      <w:r>
+        <w:rPr>
+          <w:i/>
+          <w:iCs/>
+          <w:color w:val="000000"/>
+          <w:sz w:val="20"/>
+          <w:lang w:val="en-ID"/>
+        </w:rPr>
+        <w:t>NF-0</w:t>
+      </w:r>
+      <w:r>
+        <w:rPr>
+          <w:i/>
+          <w:iCs/>
+          <w:color w:val="000000"/>
+          <w:sz w:val="20"/>
+          <w:lang w:val="en-ID"/>
+        </w:rPr>
+        <w:t>5</w:t>
+      </w:r>
+      <w:r>
+        <w:rPr>
+          <w:i/>
+          <w:iCs/>
+          <w:color w:val="000000"/>
+          <w:sz w:val="20"/>
+          <w:lang w:val="en-ID"/>
+        </w:rPr>
+        <w:t xml:space="preserve"> </w:t>
+      </w:r>
+      <w:r>
+        <w:rPr>
+          <w:i/>
+          <w:iCs/>
+          <w:color w:val="000000"/>
+          <w:sz w:val="20"/>
+        </w:rPr>
+        <w:t>Page Load Time Measurement</w:t>
+      </w:r>
+    </w:p>
+    <w:tbl>
+      <w:tblPr>
+        <w:tblStyle w:val="KisiTabel"/>
+        <w:tblW w:w="7738" w:type="dxa"/>
+        <w:tblInd w:w="993" w:type="dxa"/>
+        <w:tblLook w:val="04A0" w:firstRow="1" w:lastRow="0" w:firstColumn="1" w:lastColumn="0" w:noHBand="0" w:noVBand="1"/>
+      </w:tblPr>
+      <w:tblGrid>
+        <w:gridCol w:w="1630"/>
+        <w:gridCol w:w="6108"/>
+      </w:tblGrid>
+      <w:tr>
+        <w:trPr/>
+        <w:tc>
+          <w:tcPr>
+            <w:tcW w:w="1630" w:type="dxa"/>
+          </w:tcPr>
+          <w:p>
+            <w:r>
+              <w:t>Komponen</w:t>
+            </w:r>
+          </w:p>
+        </w:tc>
+        <w:tc>
+          <w:tcPr>
+            <w:tcW w:w="6108" w:type="dxa"/>
+          </w:tcPr>
+          <w:p>
+            <w:r>
+              <w:t>Keterangan</w:t>
+            </w:r>
+          </w:p>
+        </w:tc>
+      </w:tr>
+      <w:tr>
+        <w:trPr/>
+        <w:tc>
+          <w:tcPr>
+            <w:tcW w:w="1630" w:type="dxa"/>
+          </w:tcPr>
+          <w:p>
+            <w:r>
+              <w:t>Kode</w:t>
+            </w:r>
+          </w:p>
+        </w:tc>
+        <w:tc>
+          <w:tcPr>
+            <w:tcW w:w="6108" w:type="dxa"/>
+          </w:tcPr>
+          <w:p>
+            <w:pPr>
+              <w:jc w:val="left"/>
+            </w:pPr>
+            <w:r>
+              <w:t>NF-05</w:t>
+            </w:r>
+          </w:p>
+        </w:tc>
+      </w:tr>
+      <w:tr>
+        <w:trPr/>
+        <w:tc>
+          <w:tcPr>
+            <w:tcW w:w="1630" w:type="dxa"/>
+          </w:tcPr>
+          <w:p>
+            <w:r>
+              <w:t>Nama Spesifikasi</w:t>
+            </w:r>
+          </w:p>
+        </w:tc>
+        <w:tc>
+          <w:tcPr>
+            <w:tcW w:w="6108" w:type="dxa"/>
+          </w:tcPr>
+          <w:p>
+            <w:pPr>
+              <w:jc w:val="left"/>
+            </w:pPr>
+            <w:r>
+              <w:t>Page Load Time Measurement</w:t>
+            </w:r>
+          </w:p>
+        </w:tc>
+      </w:tr>
+      <w:tr>
+        <w:trPr/>
+        <w:tc>
+          <w:tcPr>
+            <w:tcW w:w="1630" w:type="dxa"/>
+          </w:tcPr>
+          <w:p>
+            <w:r>
+              <w:t>Data Input</w:t>
+            </w:r>
+          </w:p>
+        </w:tc>
+        <w:tc>
+          <w:tcPr>
+            <w:tcW w:w="6108" w:type="dxa"/>
+          </w:tcPr>
+          <w:p>
+            <w:pPr>
+              <w:jc w:val="left"/>
+            </w:pPr>
+            <w:r>
+              <w:t>Network performance logs: [DNS Lookup, TCP Handshake, TTFB, DOM Content Loaded]</w:t>
+            </w:r>
+          </w:p>
+        </w:tc>
+      </w:tr>
+      <w:tr>
+        <w:trPr/>
+        <w:tc>
+          <w:tcPr>
+            <w:tcW w:w="1630" w:type="dxa"/>
+          </w:tcPr>
+          <w:p>
+            <w:r>
+              <w:t>Response Time</w:t>
+            </w:r>
+          </w:p>
+        </w:tc>
+        <w:tc>
+          <w:tcPr>
+            <w:tcW w:w="6108" w:type="dxa"/>
+          </w:tcPr>
+          <w:p>
+            <w:pPr>
+              <w:jc w:val="left"/>
+            </w:pPr>
+            <w:r>
+              <w:t>85 ms (API appointments) / 415 ms (Page Load)</w:t>
+            </w:r>
+          </w:p>
+        </w:tc>
+      </w:tr>
+      <w:tr>
+        <w:trPr/>
+        <w:tc>
+          <w:tcPr>
+            <w:tcW w:w="1630" w:type="dxa"/>
+          </w:tcPr>
+          <w:p>
+            <w:r>
+              <w:t>Expected Result</w:t>
+            </w:r>
+          </w:p>
+        </w:tc>
+        <w:tc>
+          <w:tcPr>
+            <w:tcW w:w="6108" w:type="dxa"/>
+          </w:tcPr>
+          <w:p>
+            <w:pPr>
+              <w:jc w:val="left"/>
+            </w:pPr>
+            <w:r>
+              <w:t>Waktu muat setiap halaman berada di bawah 5 detik.</w:t>
+            </w:r>
+          </w:p>
+        </w:tc>
+      </w:tr>
+      <w:tr>
+        <w:trPr/>
+        <w:tc>
+          <w:tcPr>
+            <w:tcW w:w="1630" w:type="dxa"/>
+          </w:tcPr>
+          <w:p>
+            <w:r>
+              <w:t>Actual Result</w:t>
+            </w:r>
+          </w:p>
+        </w:tc>
+        <w:tc>
+          <w:tcPr>
+            <w:tcW w:w="6108" w:type="dxa"/>
+          </w:tcPr>
+          <w:p>
+            <w:pPr>
+              <w:jc w:val="left"/>
+            </w:pPr>
+            <w:r>
+              <w:t>Seluruh halaman yang diuji berhasil dimuat sesuai dengan spesifikasi waktu yang telah ditentukan.</w:t>
+            </w:r>
+          </w:p>
+        </w:tc>
+      </w:tr>
+      <w:tr>
+        <w:trPr/>
+        <w:tc>
+          <w:tcPr>
+            <w:tcW w:w="1630" w:type="dxa"/>
+          </w:tcPr>
+          <w:p>
+            <w:r>
+              <w:t>Status</w:t>
+            </w:r>
+          </w:p>
+        </w:tc>
+        <w:tc>
+          <w:tcPr>
+            <w:tcW w:w="6108" w:type="dxa"/>
+          </w:tcPr>
+          <w:p>
+            <w:pPr>
+              <w:jc w:val="left"/>
+            </w:pPr>
+            <w:r>
+              <w:t>Berhasil</w:t>
+            </w:r>
+          </w:p>
+        </w:tc>
+      </w:tr>
+      <w:tr>
+        <w:trPr/>
+        <w:tc>
+          <w:tcPr>
+            <w:tcW w:w="1630" w:type="dxa"/>
+          </w:tcPr>
+          <w:p>
+            <w:r>
+              <w:t>Skenario 1: Pengukuran Waktu Respons API &amp; Page Load (Chrome DevTools)</w:t>
+            </w:r>
+          </w:p>
+        </w:tc>
+        <w:tc>
+          <w:tcPr>
+            <w:tcW w:w="6108" w:type="dxa"/>
+          </w:tcPr>
+          <w:p>
+            <w:pPr>
+              <w:jc w:val="left"/>
+            </w:pPr>
+            <w:r>
+              <w:t>Memverifikasi waktu muat API berada di bawah batas toleransi.</w:t>
+            </w:r>
+          </w:p>
+        </w:tc>
+      </w:tr>
+      <w:tr>
+        <w:trPr/>
+        <w:tc>
+          <w:tcPr>
+            <w:tcW w:w="1630" w:type="dxa"/>
+          </w:tcPr>
+          <w:p>
+            <w:r>
+              <w:t>Evidence (Skenario 1: Pengukuran Waktu Respons API &amp; Page Load (Chrome DevTools))</w:t>
+            </w:r>
+          </w:p>
+        </w:tc>
+        <w:tc>
+          <w:tcPr>
+            <w:tcW w:w="6108" w:type="dxa"/>
+          </w:tcPr>
+          <w:p>
+            <w:pPr>
+              <w:pStyle w:val="DaftarParagraf"/>
+              <w:spacing w:line="360" w:lineRule="auto" w:before="80" w:after="80"/>
+              <w:ind w:left="0"/>
+              <w:jc w:val="center"/>
+              <w:rPr>
+                <w:color w:val="000000"/>
+                <w:szCs w:val="24"/>
+                <w:lang w:val="en-ID"/>
+              </w:rPr>
+            </w:pPr>
+            <w:r/>
+            <w:r>
+              <w:drawing>
+                <wp:inline xmlns:a="http://schemas.openxmlformats.org/drawingml/2006/main" xmlns:pic="http://schemas.openxmlformats.org/drawingml/2006/picture">
                   <wp:extent cx="4389120" cy="2217420"/>
-                  <wp:docPr id="2011434149" name="Picture 2011434149"/>
+                  <wp:docPr id="2011434129" name="Picture 2011434129"/>
                   <wp:cNvGraphicFramePr>
                     <a:graphicFrameLocks noChangeAspect="1"/>
                   </wp:cNvGraphicFramePr>
@@ -24533,7 +25085,7 @@
                           <pic:cNvPicPr/>
                         </pic:nvPicPr>
                         <pic:blipFill>
-                          <a:blip r:embed="rId52"/>
+                          <a:blip r:embed="rId44"/>
                           <a:stretch>
                             <a:fillRect/>
                           </a:stretch>
